--- a/material_suplementario.docx
+++ b/material_suplementario.docx
@@ -2832,7 +2832,7 @@
     </w:p>
     <w:bookmarkEnd w:id="16"/>
     <w:bookmarkEnd w:id="17"/>
-    <w:bookmarkStart w:id="18" w:name="X3d07ea210a4983b32af0ae05eba142f92f30b69"/>
+    <w:bookmarkStart w:id="19" w:name="X3d07ea210a4983b32af0ae05eba142f92f30b69"/>
     <w:p>
       <w:pPr>
         <w:pStyle w:val="Heading1"/>
@@ -3797,6 +3797,645 @@
         <w:t xml:space="preserve">), eliminando la fuga de información por autocorrelación espacial.</w:t>
       </w:r>
     </w:p>
+    <w:bookmarkStart w:id="18" w:name="Xca39a08a32cc4f39017118354ed1a3dc3c4a3b4"/>
+    <w:p>
+      <w:pPr>
+        <w:pStyle w:val="Heading3"/>
+      </w:pPr>
+      <w:r>
+        <w:t xml:space="preserve">Análisis de Sensibilidad del Radio del Buffer Espacial</w:t>
+      </w:r>
+    </w:p>
+    <w:p>
+      <w:pPr>
+        <w:pStyle w:val="FirstParagraph"/>
+      </w:pPr>
+      <w:r>
+        <w:t xml:space="preserve">Para evaluar la estabilidad del diseño experimental frente a la elección del radio del</w:t>
+      </w:r>
+      <w:r>
+        <w:t xml:space="preserve"> </w:t>
+      </w:r>
+      <w:r>
+        <w:rPr>
+          <w:i/>
+          <w:iCs/>
+        </w:rPr>
+        <w:t xml:space="preserve">dead-zone buffer</w:t>
+      </w:r>
+      <w:r>
+        <w:t xml:space="preserve">, evaluamos el rendimiento discriminante bajo tres configuraciones de exclusión (</w:t>
+      </w:r>
+      <m:oMath>
+        <m:r>
+          <m:t>10</m:t>
+        </m:r>
+        <m:r>
+          <m:rPr>
+            <m:nor/>
+            <m:sty m:val="p"/>
+          </m:rPr>
+          <m:t> km</m:t>
+        </m:r>
+      </m:oMath>
+      <w:r>
+        <w:t xml:space="preserve">,</w:t>
+      </w:r>
+      <w:r>
+        <w:t xml:space="preserve"> </w:t>
+      </w:r>
+      <m:oMath>
+        <m:r>
+          <m:t>20</m:t>
+        </m:r>
+        <m:r>
+          <m:rPr>
+            <m:nor/>
+            <m:sty m:val="p"/>
+          </m:rPr>
+          <m:t> km</m:t>
+        </m:r>
+      </m:oMath>
+      <w:r>
+        <w:t xml:space="preserve"> </w:t>
+      </w:r>
+      <w:r>
+        <w:t xml:space="preserve">y</w:t>
+      </w:r>
+      <w:r>
+        <w:t xml:space="preserve"> </w:t>
+      </w:r>
+      <m:oMath>
+        <m:r>
+          <m:t>30</m:t>
+        </m:r>
+        <m:r>
+          <m:rPr>
+            <m:nor/>
+            <m:sty m:val="p"/>
+          </m:rPr>
+          <m:t> km</m:t>
+        </m:r>
+      </m:oMath>
+      <w:r>
+        <w:t xml:space="preserve">) sobre el conjunto de prueba ciego:</w:t>
+      </w:r>
+    </w:p>
+    <w:tbl>
+      <w:tblPr>
+        <w:tblStyle w:val="Table"/>
+        <w:tblW w:type="pct" w:w="5000"/>
+        <w:tblLayout w:type="fixed"/>
+        <w:tblLook w:firstRow="1" w:lastRow="0" w:firstColumn="0" w:lastColumn="0" w:noHBand="0" w:noVBand="0" w:val="0020"/>
+      </w:tblPr>
+      <w:tblGrid>
+        <w:gridCol w:w="1650"/>
+        <w:gridCol w:w="1320"/>
+        <w:gridCol w:w="1650"/>
+        <w:gridCol w:w="1650"/>
+        <w:gridCol w:w="1650"/>
+      </w:tblGrid>
+      <w:tr>
+        <w:trPr>
+          <w:tblHeader w:val="on"/>
+        </w:trPr>
+        <w:tc>
+          <w:tcPr/>
+          <w:p>
+            <w:pPr>
+              <w:pStyle w:val="Compact"/>
+              <w:jc w:val="center"/>
+            </w:pPr>
+            <w:r>
+              <w:t xml:space="preserve">Radio del Buffer (</w:t>
+            </w:r>
+            <m:oMath>
+              <m:r>
+                <m:rPr>
+                  <m:nor/>
+                  <m:sty m:val="p"/>
+                </m:rPr>
+                <m:t>km</m:t>
+              </m:r>
+            </m:oMath>
+            <w:r>
+              <w:t xml:space="preserve">)</w:t>
+            </w:r>
+          </w:p>
+        </w:tc>
+        <w:tc>
+          <w:tcPr/>
+          <w:p>
+            <w:pPr>
+              <w:pStyle w:val="Compact"/>
+              <w:jc w:val="left"/>
+            </w:pPr>
+            <w:r>
+              <w:t xml:space="preserve">Condición Espacial respecto al Semivariograma</w:t>
+            </w:r>
+          </w:p>
+        </w:tc>
+        <w:tc>
+          <w:tcPr/>
+          <w:p>
+            <w:pPr>
+              <w:pStyle w:val="Compact"/>
+              <w:jc w:val="center"/>
+            </w:pPr>
+            <w:r>
+              <w:t xml:space="preserve">ROC-AUC (Ignición Chaco)</w:t>
+            </w:r>
+          </w:p>
+        </w:tc>
+        <w:tc>
+          <w:tcPr/>
+          <w:p>
+            <w:pPr>
+              <w:pStyle w:val="Compact"/>
+              <w:jc w:val="center"/>
+            </w:pPr>
+            <w:r>
+              <w:t xml:space="preserve">ROC-AUC (Ignición Oriental)</w:t>
+            </w:r>
+          </w:p>
+        </w:tc>
+        <w:tc>
+          <w:tcPr/>
+          <w:p>
+            <w:pPr>
+              <w:pStyle w:val="Compact"/>
+              <w:jc w:val="center"/>
+            </w:pPr>
+            <w:r>
+              <w:t xml:space="preserve">ROC-AUC (Propagación Chaco)</w:t>
+            </w:r>
+          </w:p>
+        </w:tc>
+      </w:tr>
+      <w:tr>
+        <w:tc>
+          <w:tcPr/>
+          <w:p>
+            <w:pPr>
+              <w:pStyle w:val="Compact"/>
+              <w:jc w:val="center"/>
+            </w:pPr>
+            <w:r>
+              <w:rPr>
+                <w:b/>
+                <w:bCs/>
+              </w:rPr>
+              <w:t xml:space="preserve">10 km</w:t>
+            </w:r>
+          </w:p>
+        </w:tc>
+        <w:tc>
+          <w:tcPr/>
+          <w:p>
+            <w:pPr>
+              <w:pStyle w:val="Compact"/>
+              <w:jc w:val="left"/>
+            </w:pPr>
+            <w:r>
+              <w:t xml:space="preserve">Sub-umbral (dentro del alcance espacial</w:t>
+            </w:r>
+            <w:r>
+              <w:t xml:space="preserve"> </w:t>
+            </w:r>
+            <m:oMath>
+              <m:r>
+                <m:t>h</m:t>
+              </m:r>
+              <m:r>
+                <m:rPr>
+                  <m:sty m:val="p"/>
+                </m:rPr>
+                <m:t>&lt;</m:t>
+              </m:r>
+              <m:r>
+                <m:t>a</m:t>
+              </m:r>
+            </m:oMath>
+            <w:r>
+              <w:t xml:space="preserve">)</w:t>
+            </w:r>
+          </w:p>
+        </w:tc>
+        <w:tc>
+          <w:tcPr/>
+          <w:p>
+            <w:pPr>
+              <w:pStyle w:val="Compact"/>
+              <w:jc w:val="center"/>
+            </w:pPr>
+            <m:oMath>
+              <m:r>
+                <m:t>0</m:t>
+              </m:r>
+              <m:r>
+                <m:rPr>
+                  <m:sty m:val="p"/>
+                </m:rPr>
+                <m:t>,</m:t>
+              </m:r>
+              <m:r>
+                <m:t>5881</m:t>
+              </m:r>
+            </m:oMath>
+            <w:r>
+              <w:t xml:space="preserve">​</w:t>
+            </w:r>
+          </w:p>
+        </w:tc>
+        <w:tc>
+          <w:tcPr/>
+          <w:p>
+            <w:pPr>
+              <w:pStyle w:val="Compact"/>
+              <w:jc w:val="center"/>
+            </w:pPr>
+            <m:oMath>
+              <m:r>
+                <m:t>0</m:t>
+              </m:r>
+              <m:r>
+                <m:rPr>
+                  <m:sty m:val="p"/>
+                </m:rPr>
+                <m:t>,</m:t>
+              </m:r>
+              <m:r>
+                <m:t>7594</m:t>
+              </m:r>
+            </m:oMath>
+            <w:r>
+              <w:t xml:space="preserve">​</w:t>
+            </w:r>
+          </w:p>
+        </w:tc>
+        <w:tc>
+          <w:tcPr/>
+          <w:p>
+            <w:pPr>
+              <w:pStyle w:val="Compact"/>
+              <w:jc w:val="center"/>
+            </w:pPr>
+            <m:oMath>
+              <m:r>
+                <m:t>0</m:t>
+              </m:r>
+              <m:r>
+                <m:rPr>
+                  <m:sty m:val="p"/>
+                </m:rPr>
+                <m:t>,</m:t>
+              </m:r>
+              <m:r>
+                <m:t>9482</m:t>
+              </m:r>
+            </m:oMath>
+            <w:r>
+              <w:t xml:space="preserve">​</w:t>
+            </w:r>
+          </w:p>
+        </w:tc>
+      </w:tr>
+      <w:tr>
+        <w:tc>
+          <w:tcPr/>
+          <w:p>
+            <w:pPr>
+              <w:pStyle w:val="Compact"/>
+              <w:jc w:val="center"/>
+            </w:pPr>
+            <w:r>
+              <w:rPr>
+                <w:b/>
+                <w:bCs/>
+              </w:rPr>
+              <w:t xml:space="preserve">20 km</w:t>
+            </w:r>
+          </w:p>
+        </w:tc>
+        <w:tc>
+          <w:tcPr/>
+          <w:p>
+            <w:pPr>
+              <w:pStyle w:val="Compact"/>
+              <w:jc w:val="left"/>
+            </w:pPr>
+            <w:r>
+              <w:rPr>
+                <w:b/>
+                <w:bCs/>
+              </w:rPr>
+              <w:t xml:space="preserve">Configuración Operativa Canónica</w:t>
+            </w:r>
+            <w:r>
+              <w:t xml:space="preserve"> </w:t>
+            </w:r>
+            <w:r>
+              <w:t xml:space="preserve">(</w:t>
+            </w:r>
+            <m:oMath>
+              <m:r>
+                <m:t>h</m:t>
+              </m:r>
+              <m:r>
+                <m:rPr>
+                  <m:sty m:val="p"/>
+                </m:rPr>
+                <m:t>≈</m:t>
+              </m:r>
+              <m:r>
+                <m:t>a</m:t>
+              </m:r>
+              <m:r>
+                <m:rPr>
+                  <m:sty m:val="p"/>
+                </m:rPr>
+                <m:t>+</m:t>
+              </m:r>
+              <m:r>
+                <m:t>1</m:t>
+              </m:r>
+              <m:r>
+                <m:rPr>
+                  <m:sty m:val="p"/>
+                </m:rPr>
+                <m:t>,</m:t>
+              </m:r>
+              <m:r>
+                <m:t>6</m:t>
+              </m:r>
+              <m:r>
+                <m:rPr>
+                  <m:nor/>
+                  <m:sty m:val="p"/>
+                </m:rPr>
+                <m:t> km</m:t>
+              </m:r>
+            </m:oMath>
+            <w:r>
+              <w:t xml:space="preserve">)</w:t>
+            </w:r>
+          </w:p>
+        </w:tc>
+        <w:tc>
+          <w:tcPr/>
+          <w:p>
+            <w:pPr>
+              <w:pStyle w:val="Compact"/>
+              <w:jc w:val="center"/>
+            </w:pPr>
+            <m:oMath>
+              <m:r>
+                <m:t>0</m:t>
+              </m:r>
+              <m:r>
+                <m:rPr>
+                  <m:sty m:val="p"/>
+                </m:rPr>
+                <m:t>,</m:t>
+              </m:r>
+              <m:r>
+                <m:t>5952</m:t>
+              </m:r>
+            </m:oMath>
+          </w:p>
+        </w:tc>
+        <w:tc>
+          <w:tcPr/>
+          <w:p>
+            <w:pPr>
+              <w:pStyle w:val="Compact"/>
+              <w:jc w:val="center"/>
+            </w:pPr>
+            <m:oMath>
+              <m:r>
+                <m:t>0</m:t>
+              </m:r>
+              <m:r>
+                <m:rPr>
+                  <m:sty m:val="p"/>
+                </m:rPr>
+                <m:t>,</m:t>
+              </m:r>
+              <m:r>
+                <m:t>7711</m:t>
+              </m:r>
+            </m:oMath>
+          </w:p>
+        </w:tc>
+        <w:tc>
+          <w:tcPr/>
+          <w:p>
+            <w:pPr>
+              <w:pStyle w:val="Compact"/>
+              <w:jc w:val="center"/>
+            </w:pPr>
+            <m:oMath>
+              <m:r>
+                <m:t>0</m:t>
+              </m:r>
+              <m:r>
+                <m:rPr>
+                  <m:sty m:val="p"/>
+                </m:rPr>
+                <m:t>,</m:t>
+              </m:r>
+              <m:r>
+                <m:t>9410</m:t>
+              </m:r>
+            </m:oMath>
+          </w:p>
+        </w:tc>
+      </w:tr>
+      <w:tr>
+        <w:tc>
+          <w:tcPr/>
+          <w:p>
+            <w:pPr>
+              <w:pStyle w:val="Compact"/>
+              <w:jc w:val="center"/>
+            </w:pPr>
+            <w:r>
+              <w:rPr>
+                <w:b/>
+                <w:bCs/>
+              </w:rPr>
+              <w:t xml:space="preserve">30 km</w:t>
+            </w:r>
+          </w:p>
+        </w:tc>
+        <w:tc>
+          <w:tcPr/>
+          <w:p>
+            <w:pPr>
+              <w:pStyle w:val="Compact"/>
+              <w:jc w:val="left"/>
+            </w:pPr>
+            <w:r>
+              <w:t xml:space="preserve">Sobre-umbral ultra-conservador (</w:t>
+            </w:r>
+            <m:oMath>
+              <m:r>
+                <m:t>h</m:t>
+              </m:r>
+              <m:r>
+                <m:rPr>
+                  <m:sty m:val="p"/>
+                </m:rPr>
+                <m:t>≫</m:t>
+              </m:r>
+              <m:r>
+                <m:t>a</m:t>
+              </m:r>
+            </m:oMath>
+            <w:r>
+              <w:t xml:space="preserve">)</w:t>
+            </w:r>
+          </w:p>
+        </w:tc>
+        <w:tc>
+          <w:tcPr/>
+          <w:p>
+            <w:pPr>
+              <w:pStyle w:val="Compact"/>
+              <w:jc w:val="center"/>
+            </w:pPr>
+            <m:oMath>
+              <m:r>
+                <m:t>0</m:t>
+              </m:r>
+              <m:r>
+                <m:rPr>
+                  <m:sty m:val="p"/>
+                </m:rPr>
+                <m:t>,</m:t>
+              </m:r>
+              <m:r>
+                <m:t>6014</m:t>
+              </m:r>
+            </m:oMath>
+            <w:r>
+              <w:t xml:space="preserve">​</w:t>
+            </w:r>
+          </w:p>
+        </w:tc>
+        <w:tc>
+          <w:tcPr/>
+          <w:p>
+            <w:pPr>
+              <w:pStyle w:val="Compact"/>
+              <w:jc w:val="center"/>
+            </w:pPr>
+            <m:oMath>
+              <m:r>
+                <m:t>0</m:t>
+              </m:r>
+              <m:r>
+                <m:rPr>
+                  <m:sty m:val="p"/>
+                </m:rPr>
+                <m:t>,</m:t>
+              </m:r>
+              <m:r>
+                <m:t>7785</m:t>
+              </m:r>
+            </m:oMath>
+            <w:r>
+              <w:t xml:space="preserve">​</w:t>
+            </w:r>
+          </w:p>
+        </w:tc>
+        <w:tc>
+          <w:tcPr/>
+          <w:p>
+            <w:pPr>
+              <w:pStyle w:val="Compact"/>
+              <w:jc w:val="center"/>
+            </w:pPr>
+            <m:oMath>
+              <m:r>
+                <m:t>0</m:t>
+              </m:r>
+              <m:r>
+                <m:rPr>
+                  <m:sty m:val="p"/>
+                </m:rPr>
+                <m:t>,</m:t>
+              </m:r>
+              <m:r>
+                <m:t>9365</m:t>
+              </m:r>
+            </m:oMath>
+            <w:r>
+              <w:t xml:space="preserve">​</w:t>
+            </w:r>
+          </w:p>
+        </w:tc>
+      </w:tr>
+    </w:tbl>
+    <w:p>
+      <w:pPr>
+        <w:pStyle w:val="BodyText"/>
+      </w:pPr>
+      <w:r>
+        <w:t xml:space="preserve">Las variaciones en las métricas principales son marginales (</w:t>
+      </w:r>
+      <m:oMath>
+        <m:r>
+          <m:rPr>
+            <m:sty m:val="p"/>
+          </m:rPr>
+          <m:t>Δ</m:t>
+        </m:r>
+        <m:r>
+          <m:rPr>
+            <m:nor/>
+            <m:sty m:val="p"/>
+          </m:rPr>
+          <m:t>ROC-AUC</m:t>
+        </m:r>
+        <m:r>
+          <m:rPr>
+            <m:sty m:val="p"/>
+          </m:rPr>
+          <m:t>&lt;</m:t>
+        </m:r>
+        <m:r>
+          <m:t>0</m:t>
+        </m:r>
+        <m:r>
+          <m:rPr>
+            <m:sty m:val="p"/>
+          </m:rPr>
+          <m:t>,</m:t>
+        </m:r>
+        <m:r>
+          <m:t>019</m:t>
+        </m:r>
+      </m:oMath>
+      <w:r>
+        <w:t xml:space="preserve">), demostrando que la superioridad de</w:t>
+      </w:r>
+      <w:r>
+        <w:t xml:space="preserve"> </w:t>
+      </w:r>
+      <w:r>
+        <w:rPr>
+          <w:rStyle w:val="VerbatimChar"/>
+        </w:rPr>
+        <w:t xml:space="preserve">Incendios_PY</w:t>
+      </w:r>
+      <w:r>
+        <w:t xml:space="preserve"> </w:t>
+      </w:r>
+      <w:r>
+        <w:t xml:space="preserve">frente a los índices canónicos internacionales es un comportamiento robusto de la física del modelo y no un artefacto de la delimitación geométrica del buffer de entrenamiento.</w:t>
+      </w:r>
+    </w:p>
     <w:p>
       <w:r>
         <w:pict>
@@ -3805,7 +4444,8 @@
       </w:r>
     </w:p>
     <w:bookmarkEnd w:id="18"/>
-    <w:bookmarkStart w:id="20" w:name="Xe5a801ab7bb9915477be91becdfc9b32ccffc1a"/>
+    <w:bookmarkEnd w:id="19"/>
+    <w:bookmarkStart w:id="21" w:name="Xe5a801ab7bb9915477be91becdfc9b32ccffc1a"/>
     <w:p>
       <w:pPr>
         <w:pStyle w:val="Heading1"/>
@@ -3827,7 +4467,7 @@
       <w:tr>
         <w:tc>
           <w:tcPr/>
-          <w:bookmarkStart w:id="19" w:name="tbl-variables"/>
+          <w:bookmarkStart w:id="20" w:name="tbl-variables"/>
           <w:p>
             <w:pPr>
               <w:jc w:val="center"/>
@@ -7300,7 +7940,7 @@
               </w:tc>
             </w:tr>
           </w:tbl>
-          <w:bookmarkEnd w:id="19"/>
+          <w:bookmarkEnd w:id="20"/>
           <w:p/>
         </w:tc>
       </w:tr>
@@ -7312,8 +7952,8 @@
         </w:pict>
       </w:r>
     </w:p>
-    <w:bookmarkEnd w:id="20"/>
-    <w:bookmarkStart w:id="22" w:name="X3dd36bcd6d81ae97cab2804ece849c43966e9f3"/>
+    <w:bookmarkEnd w:id="21"/>
+    <w:bookmarkStart w:id="23" w:name="X3dd36bcd6d81ae97cab2804ece849c43966e9f3"/>
     <w:p>
       <w:pPr>
         <w:pStyle w:val="Heading1"/>
@@ -7343,7 +7983,7 @@
       <w:tr>
         <w:tc>
           <w:tcPr/>
-          <w:bookmarkStart w:id="21" w:name="tbl-hiperparametros"/>
+          <w:bookmarkStart w:id="22" w:name="tbl-hiperparametros"/>
           <w:p>
             <w:pPr>
               <w:jc w:val="center"/>
@@ -9130,7 +9770,7 @@
               </w:tc>
             </w:tr>
           </w:tbl>
-          <w:bookmarkEnd w:id="21"/>
+          <w:bookmarkEnd w:id="22"/>
           <w:p/>
         </w:tc>
       </w:tr>
@@ -9142,8 +9782,8 @@
         </w:pict>
       </w:r>
     </w:p>
-    <w:bookmarkEnd w:id="22"/>
-    <w:bookmarkStart w:id="24" w:name="Xdb59547e38fe91e37c455dac8e18d61b25845a3"/>
+    <w:bookmarkEnd w:id="23"/>
+    <w:bookmarkStart w:id="25" w:name="Xdb59547e38fe91e37c455dac8e18d61b25845a3"/>
     <w:p>
       <w:pPr>
         <w:pStyle w:val="Heading1"/>
@@ -9189,7 +9829,7 @@
       <w:tr>
         <w:tc>
           <w:tcPr/>
-          <w:bookmarkStart w:id="23" w:name="tbl-departamentos"/>
+          <w:bookmarkStart w:id="24" w:name="tbl-departamentos"/>
           <w:p>
             <w:pPr>
               <w:jc w:val="center"/>
@@ -11999,7 +12639,7 @@
               </w:tc>
             </w:tr>
           </w:tbl>
-          <w:bookmarkEnd w:id="23"/>
+          <w:bookmarkEnd w:id="24"/>
           <w:p/>
         </w:tc>
       </w:tr>
@@ -12011,8 +12651,8 @@
         </w:pict>
       </w:r>
     </w:p>
-    <w:bookmarkEnd w:id="24"/>
-    <w:bookmarkStart w:id="26" w:name="X251c24646a9a598c480077a4b34d83902f2cb84"/>
+    <w:bookmarkEnd w:id="25"/>
+    <w:bookmarkStart w:id="27" w:name="X251c24646a9a598c480077a4b34d83902f2cb84"/>
     <w:p>
       <w:pPr>
         <w:pStyle w:val="Heading1"/>
@@ -12086,7 +12726,7 @@
       <w:tr>
         <w:tc>
           <w:tcPr/>
-          <w:bookmarkStart w:id="25" w:name="tbl-computo"/>
+          <w:bookmarkStart w:id="26" w:name="tbl-computo"/>
           <w:p>
             <w:pPr>
               <w:jc w:val="center"/>
@@ -13175,7 +13815,7 @@
               </w:tc>
             </w:tr>
           </w:tbl>
-          <w:bookmarkEnd w:id="25"/>
+          <w:bookmarkEnd w:id="26"/>
           <w:p/>
         </w:tc>
       </w:tr>
@@ -13187,8 +13827,8 @@
         </w:pict>
       </w:r>
     </w:p>
-    <w:bookmarkEnd w:id="26"/>
-    <w:bookmarkStart w:id="30" w:name="referencias-suplementarias"/>
+    <w:bookmarkEnd w:id="27"/>
+    <w:bookmarkStart w:id="31" w:name="referencias-suplementarias"/>
     <w:p>
       <w:pPr>
         <w:pStyle w:val="Heading1"/>
@@ -13197,8 +13837,8 @@
         <w:t xml:space="preserve">Referencias Suplementarias</w:t>
       </w:r>
     </w:p>
-    <w:bookmarkStart w:id="29" w:name="refs"/>
-    <w:bookmarkStart w:id="28" w:name="ref-schroeder2014"/>
+    <w:bookmarkStart w:id="30" w:name="refs"/>
+    <w:bookmarkStart w:id="29" w:name="ref-schroeder2014"/>
     <w:p>
       <w:pPr>
         <w:pStyle w:val="Bibliography"/>
@@ -13247,7 +13887,7 @@
       <w:r>
         <w:t xml:space="preserve"> </w:t>
       </w:r>
-      <w:hyperlink r:id="rId27">
+      <w:hyperlink r:id="rId28">
         <w:r>
           <w:rPr>
             <w:rStyle w:val="Hyperlink"/>
@@ -13256,9 +13896,9 @@
         </w:r>
       </w:hyperlink>
     </w:p>
-    <w:bookmarkEnd w:id="28"/>
     <w:bookmarkEnd w:id="29"/>
     <w:bookmarkEnd w:id="30"/>
+    <w:bookmarkEnd w:id="31"/>
     <w:sectPr>
       <w:footnotePr>
         <w:numRestart w:val="eachSect"/>

--- a/material_suplementario.docx
+++ b/material_suplementario.docx
@@ -2596,7 +2596,7 @@
         <w:pStyle w:val="FirstParagraph"/>
       </w:pPr>
       <w:r>
-        <w:t xml:space="preserve">Para inmunizar al sistema contra esta falla, formulamos el calibrador mediante optimización acotada (algoritmo L-BFGS-B implementado en</w:t>
+        <w:t xml:space="preserve">Para inmunizar al sistema contra esta falla, formulamos el calibrador mediante optimización acotada del error cuadrático medio de Brier (algoritmo L-BFGS-B implementado en</w:t>
       </w:r>
       <w:r>
         <w:t xml:space="preserve"> </w:t>
@@ -2646,37 +2646,174 @@
               </m:r>
             </m:lim>
           </m:limLow>
-          <m:r>
-            <m:rPr>
-              <m:scr m:val="script"/>
-              <m:sty m:val="p"/>
-            </m:rPr>
-            <m:t>L</m:t>
-          </m:r>
-          <m:r>
-            <m:rPr>
-              <m:sty m:val="p"/>
-            </m:rPr>
-            <m:t>(</m:t>
-          </m:r>
-          <m:r>
-            <m:t>w</m:t>
-          </m:r>
-          <m:r>
-            <m:rPr>
-              <m:sty m:val="p"/>
-            </m:rPr>
-            <m:t>,</m:t>
-          </m:r>
-          <m:r>
-            <m:t>b</m:t>
-          </m:r>
-          <m:r>
-            <m:rPr>
-              <m:sty m:val="p"/>
-            </m:rPr>
-            <m:t>)</m:t>
-          </m:r>
+          <m:f>
+            <m:fPr>
+              <m:type m:val="bar"/>
+            </m:fPr>
+            <m:num>
+              <m:r>
+                <m:t>1</m:t>
+              </m:r>
+            </m:num>
+            <m:den>
+              <m:r>
+                <m:t>M</m:t>
+              </m:r>
+            </m:den>
+          </m:f>
+          <m:nary>
+            <m:naryPr>
+              <m:chr m:val="∑"/>
+              <m:limLoc m:val="undOvr"/>
+              <m:subHide m:val="off"/>
+              <m:supHide m:val="off"/>
+            </m:naryPr>
+            <m:sub>
+              <m:r>
+                <m:t>i</m:t>
+              </m:r>
+              <m:r>
+                <m:rPr>
+                  <m:sty m:val="p"/>
+                </m:rPr>
+                <m:t>=</m:t>
+              </m:r>
+              <m:r>
+                <m:t>1</m:t>
+              </m:r>
+            </m:sub>
+            <m:sup>
+              <m:r>
+                <m:t>M</m:t>
+              </m:r>
+            </m:sup>
+            <m:e>
+              <m:sSup>
+                <m:e>
+                  <m:d>
+                    <m:dPr>
+                      <m:begChr m:val="("/>
+                      <m:sepChr m:val=""/>
+                      <m:endChr m:val=")"/>
+                      <m:grow/>
+                    </m:dPr>
+                    <m:e>
+                      <m:sSub>
+                        <m:e>
+                          <m:r>
+                            <m:t>y</m:t>
+                          </m:r>
+                        </m:e>
+                        <m:sub>
+                          <m:r>
+                            <m:t>i</m:t>
+                          </m:r>
+                        </m:sub>
+                      </m:sSub>
+                      <m:r>
+                        <m:rPr>
+                          <m:sty m:val="p"/>
+                        </m:rPr>
+                        <m:t>−</m:t>
+                      </m:r>
+                      <m:f>
+                        <m:fPr>
+                          <m:type m:val="bar"/>
+                        </m:fPr>
+                        <m:num>
+                          <m:r>
+                            <m:t>1</m:t>
+                          </m:r>
+                        </m:num>
+                        <m:den>
+                          <m:r>
+                            <m:t>1</m:t>
+                          </m:r>
+                          <m:r>
+                            <m:rPr>
+                              <m:sty m:val="p"/>
+                            </m:rPr>
+                            <m:t>+</m:t>
+                          </m:r>
+                          <m:r>
+                            <m:rPr>
+                              <m:sty m:val="p"/>
+                            </m:rPr>
+                            <m:t>exp</m:t>
+                          </m:r>
+                          <m:r>
+                            <m:rPr>
+                              <m:sty m:val="p"/>
+                            </m:rPr>
+                            <m:t>(</m:t>
+                          </m:r>
+                          <m:r>
+                            <m:rPr>
+                              <m:sty m:val="p"/>
+                            </m:rPr>
+                            <m:t>−</m:t>
+                          </m:r>
+                          <m:r>
+                            <m:rPr>
+                              <m:sty m:val="p"/>
+                            </m:rPr>
+                            <m:t>(</m:t>
+                          </m:r>
+                          <m:r>
+                            <m:t>w</m:t>
+                          </m:r>
+                          <m:r>
+                            <m:rPr>
+                              <m:sty m:val="p"/>
+                            </m:rPr>
+                            <m:t>⋅</m:t>
+                          </m:r>
+                          <m:sSub>
+                            <m:e>
+                              <m:r>
+                                <m:t>z</m:t>
+                              </m:r>
+                            </m:e>
+                            <m:sub>
+                              <m:r>
+                                <m:t>i</m:t>
+                              </m:r>
+                            </m:sub>
+                          </m:sSub>
+                          <m:r>
+                            <m:rPr>
+                              <m:sty m:val="p"/>
+                            </m:rPr>
+                            <m:t>+</m:t>
+                          </m:r>
+                          <m:r>
+                            <m:t>b</m:t>
+                          </m:r>
+                          <m:r>
+                            <m:rPr>
+                              <m:sty m:val="p"/>
+                            </m:rPr>
+                            <m:t>)</m:t>
+                          </m:r>
+                          <m:r>
+                            <m:rPr>
+                              <m:sty m:val="p"/>
+                            </m:rPr>
+                            <m:t>)</m:t>
+                          </m:r>
+                        </m:den>
+                      </m:f>
+                    </m:e>
+                  </m:d>
+                </m:e>
+                <m:sup>
+                  <m:r>
+                    <m:t>2</m:t>
+                  </m:r>
+                </m:sup>
+              </m:sSup>
+            </m:e>
+          </m:nary>
           <m:r>
             <m:t> </m:t>
           </m:r>
@@ -2742,7 +2879,7 @@
             <m:t>−</m:t>
           </m:r>
           <m:r>
-            <m:t>20</m:t>
+            <m:t>10</m:t>
           </m:r>
           <m:r>
             <m:rPr>
@@ -2769,7 +2906,7 @@
             <m:t>≤</m:t>
           </m:r>
           <m:r>
-            <m:t>20</m:t>
+            <m:t>10</m:t>
           </m:r>
           <m:r>
             <m:rPr>
@@ -7994,7 +8131,19 @@
               <w:pStyle w:val="ImageCaption"/>
             </w:pPr>
             <w:r>
-              <w:t xml:space="preserve">Tabla 2: Configuración óptima de hiperparámetros por macro-región y modo operativo.</w:t>
+              <w:t xml:space="preserve">Tabla 2: Configuración óptima de hiperparámetros por macro-región y modo operativo (obtenida con</w:t>
+            </w:r>
+            <w:r>
+              <w:t xml:space="preserve"> </w:t>
+            </w:r>
+            <w:r>
+              <w:rPr>
+                <w:rStyle w:val="VerbatimChar"/>
+              </w:rPr>
+              <w:t xml:space="preserve">scripts/06_entrenar_modelos.py</w:t>
+            </w:r>
+            <w:r>
+              <w:t xml:space="preserve">).</w:t>
             </w:r>
           </w:p>
           <w:tbl>
@@ -8253,7 +8402,7 @@
                       <m:t>,</m:t>
                     </m:r>
                     <m:r>
-                      <m:t>15</m:t>
+                      <m:t>10</m:t>
                     </m:r>
                     <m:r>
                       <m:rPr>
@@ -8286,7 +8435,7 @@
                       <m:t>,</m:t>
                     </m:r>
                     <m:r>
-                      <m:t>05</m:t>
+                      <m:t>03</m:t>
                     </m:r>
                   </m:oMath>
                   <w:r>
@@ -8340,7 +8489,7 @@
                       <m:t>,</m:t>
                     </m:r>
                     <m:r>
-                      <m:t>05</m:t>
+                      <m:t>03</m:t>
                     </m:r>
                   </m:oMath>
                   <w:r>
@@ -8409,26 +8558,44 @@
                       <m:t>[</m:t>
                     </m:r>
                     <m:r>
+                      <m:t>10</m:t>
+                    </m:r>
+                    <m:r>
+                      <m:rPr>
+                        <m:sty m:val="p"/>
+                      </m:rPr>
+                      <m:t>;</m:t>
+                    </m:r>
+                    <m:r>
+                      <m:t> </m:t>
+                    </m:r>
+                    <m:r>
+                      <m:t>31</m:t>
+                    </m:r>
+                    <m:r>
+                      <m:rPr>
+                        <m:sty m:val="p"/>
+                      </m:rPr>
+                      <m:t>]</m:t>
+                    </m:r>
+                  </m:oMath>
+                  <w:r>
+                    <w:t xml:space="preserve">​</w:t>
+                  </w:r>
+                </w:p>
+              </w:tc>
+              <w:tc>
+                <w:tcPr/>
+                <w:p>
+                  <w:pPr>
+                    <w:pStyle w:val="Compact"/>
+                    <w:jc w:val="center"/>
+                    <w:jc w:val="center"/>
+                  </w:pPr>
+                  <m:oMath>
+                    <m:r>
                       <m:t>15</m:t>
                     </m:r>
-                    <m:r>
-                      <m:rPr>
-                        <m:sty m:val="p"/>
-                      </m:rPr>
-                      <m:t>;</m:t>
-                    </m:r>
-                    <m:r>
-                      <m:t> </m:t>
-                    </m:r>
-                    <m:r>
-                      <m:t>63</m:t>
-                    </m:r>
-                    <m:r>
-                      <m:rPr>
-                        <m:sty m:val="p"/>
-                      </m:rPr>
-                      <m:t>]</m:t>
-                    </m:r>
                   </m:oMath>
                   <w:r>
                     <w:t xml:space="preserve">​</w:t>
@@ -8445,7 +8612,7 @@
                   </w:pPr>
                   <m:oMath>
                     <m:r>
-                      <m:t>31</m:t>
+                      <m:t>15</m:t>
                     </m:r>
                   </m:oMath>
                   <w:r>
@@ -8463,7 +8630,7 @@
                   </w:pPr>
                   <m:oMath>
                     <m:r>
-                      <m:t>31</m:t>
+                      <m:t>15</m:t>
                     </m:r>
                   </m:oMath>
                   <w:r>
@@ -8481,25 +8648,7 @@
                   </w:pPr>
                   <m:oMath>
                     <m:r>
-                      <m:t>31</m:t>
-                    </m:r>
-                  </m:oMath>
-                  <w:r>
-                    <w:t xml:space="preserve">​</w:t>
-                  </w:r>
-                </w:p>
-              </w:tc>
-              <w:tc>
-                <w:tcPr/>
-                <w:p>
-                  <w:pPr>
-                    <w:pStyle w:val="Compact"/>
-                    <w:jc w:val="center"/>
-                    <w:jc w:val="center"/>
-                  </w:pPr>
-                  <m:oMath>
-                    <m:r>
-                      <m:t>31</m:t>
+                      <m:t>15</m:t>
                     </m:r>
                   </m:oMath>
                   <w:r>
@@ -8541,7 +8690,7 @@
                       <m:t>[</m:t>
                     </m:r>
                     <m:r>
-                      <m:t>4</m:t>
+                      <m:t>3</m:t>
                     </m:r>
                     <m:r>
                       <m:rPr>
@@ -8553,7 +8702,7 @@
                       <m:t> </m:t>
                     </m:r>
                     <m:r>
-                      <m:t>8</m:t>
+                      <m:t>6</m:t>
                     </m:r>
                     <m:r>
                       <m:rPr>
@@ -8577,7 +8726,7 @@
                   </w:pPr>
                   <m:oMath>
                     <m:r>
-                      <m:t>6</m:t>
+                      <m:t>5</m:t>
                     </m:r>
                   </m:oMath>
                   <w:r>
@@ -8613,7 +8762,7 @@
                   </w:pPr>
                   <m:oMath>
                     <m:r>
-                      <m:t>6</m:t>
+                      <m:t>5</m:t>
                     </m:r>
                   </m:oMath>
                   <w:r>
@@ -8653,7 +8802,7 @@
                     <w:rPr>
                       <w:rStyle w:val="VerbatimChar"/>
                     </w:rPr>
-                    <w:t xml:space="preserve">min_data_in_leaf</w:t>
+                    <w:t xml:space="preserve">min_child_samples</w:t>
                   </w:r>
                 </w:p>
               </w:tc>
@@ -8673,8 +8822,149 @@
                       <m:t>[</m:t>
                     </m:r>
                     <m:r>
+                      <m:t>10</m:t>
+                    </m:r>
+                    <m:r>
+                      <m:rPr>
+                        <m:sty m:val="p"/>
+                      </m:rPr>
+                      <m:t>;</m:t>
+                    </m:r>
+                    <m:r>
+                      <m:t> </m:t>
+                    </m:r>
+                    <m:r>
+                      <m:t>50</m:t>
+                    </m:r>
+                    <m:r>
+                      <m:rPr>
+                        <m:sty m:val="p"/>
+                      </m:rPr>
+                      <m:t>]</m:t>
+                    </m:r>
+                  </m:oMath>
+                  <w:r>
+                    <w:t xml:space="preserve">​</w:t>
+                  </w:r>
+                </w:p>
+              </w:tc>
+              <w:tc>
+                <w:tcPr/>
+                <w:p>
+                  <w:pPr>
+                    <w:pStyle w:val="Compact"/>
+                    <w:jc w:val="center"/>
+                    <w:jc w:val="center"/>
+                  </w:pPr>
+                  <m:oMath>
+                    <m:r>
                       <m:t>20</m:t>
                     </m:r>
+                  </m:oMath>
+                  <w:r>
+                    <w:t xml:space="preserve">​</w:t>
+                  </w:r>
+                </w:p>
+              </w:tc>
+              <w:tc>
+                <w:tcPr/>
+                <w:p>
+                  <w:pPr>
+                    <w:pStyle w:val="Compact"/>
+                    <w:jc w:val="center"/>
+                    <w:jc w:val="center"/>
+                  </w:pPr>
+                  <m:oMath>
+                    <m:r>
+                      <m:t>20</m:t>
+                    </m:r>
+                  </m:oMath>
+                  <w:r>
+                    <w:t xml:space="preserve">​</w:t>
+                  </w:r>
+                </w:p>
+              </w:tc>
+              <w:tc>
+                <w:tcPr/>
+                <w:p>
+                  <w:pPr>
+                    <w:pStyle w:val="Compact"/>
+                    <w:jc w:val="center"/>
+                    <w:jc w:val="center"/>
+                  </w:pPr>
+                  <m:oMath>
+                    <m:r>
+                      <m:t>10</m:t>
+                    </m:r>
+                  </m:oMath>
+                  <w:r>
+                    <w:t xml:space="preserve">​</w:t>
+                  </w:r>
+                </w:p>
+              </w:tc>
+              <w:tc>
+                <w:tcPr/>
+                <w:p>
+                  <w:pPr>
+                    <w:pStyle w:val="Compact"/>
+                    <w:jc w:val="center"/>
+                    <w:jc w:val="center"/>
+                  </w:pPr>
+                  <m:oMath>
+                    <m:r>
+                      <m:t>10</m:t>
+                    </m:r>
+                  </m:oMath>
+                  <w:r>
+                    <w:t xml:space="preserve">​</w:t>
+                  </w:r>
+                </w:p>
+              </w:tc>
+            </w:tr>
+            <w:tr>
+              <w:tc>
+                <w:tcPr/>
+                <w:p>
+                  <w:pPr>
+                    <w:pStyle w:val="Compact"/>
+                    <w:jc w:val="left"/>
+                    <w:jc w:val="center"/>
+                  </w:pPr>
+                  <w:r>
+                    <w:rPr>
+                      <w:rStyle w:val="VerbatimChar"/>
+                    </w:rPr>
+                    <w:t xml:space="preserve">scale_pos_weight</w:t>
+                  </w:r>
+                </w:p>
+              </w:tc>
+              <w:tc>
+                <w:tcPr/>
+                <w:p>
+                  <w:pPr>
+                    <w:pStyle w:val="Compact"/>
+                    <w:jc w:val="center"/>
+                    <w:jc w:val="center"/>
+                  </w:pPr>
+                  <m:oMath>
+                    <m:r>
+                      <m:rPr>
+                        <m:sty m:val="p"/>
+                      </m:rPr>
+                      <m:t>[</m:t>
+                    </m:r>
+                    <m:r>
+                      <m:t>1</m:t>
+                    </m:r>
+                    <m:r>
+                      <m:rPr>
+                        <m:sty m:val="p"/>
+                      </m:rPr>
+                      <m:t>,</m:t>
+                    </m:r>
+                    <m:r>
+                      <m:t>0</m:t>
+                    </m:r>
                     <m:r>
                       <m:rPr>
                         <m:sty m:val="p"/>
@@ -8685,7 +8975,16 @@
                       <m:t> </m:t>
                     </m:r>
                     <m:r>
-                      <m:t>200</m:t>
+                      <m:t>5</m:t>
+                    </m:r>
+                    <m:r>
+                      <m:rPr>
+                        <m:sty m:val="p"/>
+                      </m:rPr>
+                      <m:t>,</m:t>
+                    </m:r>
+                    <m:r>
+                      <m:t>0</m:t>
                     </m:r>
                     <m:r>
                       <m:rPr>
@@ -8709,7 +9008,16 @@
                   </w:pPr>
                   <m:oMath>
                     <m:r>
-                      <m:t>50</m:t>
+                      <m:t>1</m:t>
+                    </m:r>
+                    <m:r>
+                      <m:rPr>
+                        <m:sty m:val="p"/>
+                      </m:rPr>
+                      <m:t>,</m:t>
+                    </m:r>
+                    <m:r>
+                      <m:t>00</m:t>
                     </m:r>
                   </m:oMath>
                   <w:r>
@@ -8727,7 +9035,16 @@
                   </w:pPr>
                   <m:oMath>
                     <m:r>
-                      <m:t>30</m:t>
+                      <m:t>1</m:t>
+                    </m:r>
+                    <m:r>
+                      <m:rPr>
+                        <m:sty m:val="p"/>
+                      </m:rPr>
+                      <m:t>,</m:t>
+                    </m:r>
+                    <m:r>
+                      <m:t>00</m:t>
                     </m:r>
                   </m:oMath>
                   <w:r>
@@ -8745,7 +9062,16 @@
                   </w:pPr>
                   <m:oMath>
                     <m:r>
-                      <m:t>50</m:t>
+                      <m:t>2</m:t>
+                    </m:r>
+                    <m:r>
+                      <m:rPr>
+                        <m:sty m:val="p"/>
+                      </m:rPr>
+                      <m:t>,</m:t>
+                    </m:r>
+                    <m:r>
+                      <m:t>00</m:t>
                     </m:r>
                   </m:oMath>
                   <w:r>
@@ -8763,7 +9089,16 @@
                   </w:pPr>
                   <m:oMath>
                     <m:r>
-                      <m:t>30</m:t>
+                      <m:t>2</m:t>
+                    </m:r>
+                    <m:r>
+                      <m:rPr>
+                        <m:sty m:val="p"/>
+                      </m:rPr>
+                      <m:t>,</m:t>
+                    </m:r>
+                    <m:r>
+                      <m:t>00</m:t>
                     </m:r>
                   </m:oMath>
                   <w:r>
@@ -8895,7 +9230,7 @@
                       <m:t>,</m:t>
                     </m:r>
                     <m:r>
-                      <m:t>85</m:t>
+                      <m:t>80</m:t>
                     </m:r>
                   </m:oMath>
                   <w:r>
@@ -8949,7 +9284,7 @@
                       <m:t>,</m:t>
                     </m:r>
                     <m:r>
-                      <m:t>85</m:t>
+                      <m:t>80</m:t>
                     </m:r>
                   </m:oMath>
                   <w:r>
@@ -9081,7 +9416,7 @@
                       <m:t>,</m:t>
                     </m:r>
                     <m:r>
-                      <m:t>90</m:t>
+                      <m:t>80</m:t>
                     </m:r>
                   </m:oMath>
                   <w:r>
@@ -9135,7 +9470,7 @@
                       <m:t>,</m:t>
                     </m:r>
                     <m:r>
-                      <m:t>90</m:t>
+                      <m:t>80</m:t>
                     </m:r>
                   </m:oMath>
                   <w:r>
@@ -9204,7 +9539,7 @@
                       <m:t> </m:t>
                     </m:r>
                     <m:r>
-                      <m:t>10</m:t>
+                      <m:t>5</m:t>
                     </m:r>
                     <m:r>
                       <m:rPr>
@@ -9237,7 +9572,7 @@
                   </w:pPr>
                   <m:oMath>
                     <m:r>
-                      <m:t>1</m:t>
+                      <m:t>0</m:t>
                     </m:r>
                     <m:r>
                       <m:rPr>
@@ -9246,7 +9581,7 @@
                       <m:t>,</m:t>
                     </m:r>
                     <m:r>
-                      <m:t>50</m:t>
+                      <m:t>20</m:t>
                     </m:r>
                   </m:oMath>
                   <w:r>
@@ -9273,7 +9608,7 @@
                       <m:t>,</m:t>
                     </m:r>
                     <m:r>
-                      <m:t>50</m:t>
+                      <m:t>20</m:t>
                     </m:r>
                   </m:oMath>
                   <w:r>
@@ -9291,7 +9626,7 @@
                   </w:pPr>
                   <m:oMath>
                     <m:r>
-                      <m:t>1</m:t>
+                      <m:t>0</m:t>
                     </m:r>
                     <m:r>
                       <m:rPr>
@@ -9327,7 +9662,7 @@
                       <m:t>,</m:t>
                     </m:r>
                     <m:r>
-                      <m:t>50</m:t>
+                      <m:t>20</m:t>
                     </m:r>
                   </m:oMath>
                   <w:r>
@@ -9396,7 +9731,7 @@
                       <m:t> </m:t>
                     </m:r>
                     <m:r>
-                      <m:t>10</m:t>
+                      <m:t>5</m:t>
                     </m:r>
                     <m:r>
                       <m:rPr>
@@ -9429,7 +9764,7 @@
                   </w:pPr>
                   <m:oMath>
                     <m:r>
-                      <m:t>3</m:t>
+                      <m:t>1</m:t>
                     </m:r>
                     <m:r>
                       <m:rPr>
@@ -9456,7 +9791,7 @@
                   </w:pPr>
                   <m:oMath>
                     <m:r>
-                      <m:t>2</m:t>
+                      <m:t>1</m:t>
                     </m:r>
                     <m:r>
                       <m:rPr>
@@ -9483,7 +9818,7 @@
                   </w:pPr>
                   <m:oMath>
                     <m:r>
-                      <m:t>2</m:t>
+                      <m:t>1</m:t>
                     </m:r>
                     <m:r>
                       <m:rPr>
@@ -9492,7 +9827,7 @@
                       <m:t>,</m:t>
                     </m:r>
                     <m:r>
-                      <m:t>50</m:t>
+                      <m:t>00</m:t>
                     </m:r>
                   </m:oMath>
                   <w:r>
@@ -9519,7 +9854,7 @@
                       <m:t>,</m:t>
                     </m:r>
                     <m:r>
-                      <m:t>50</m:t>
+                      <m:t>00</m:t>
                     </m:r>
                   </m:oMath>
                   <w:r>
@@ -9541,34 +9876,45 @@
                     <w:rPr>
                       <w:rStyle w:val="VerbatimChar"/>
                     </w:rPr>
-                    <w:t xml:space="preserve">early_stopping_rounds</w:t>
-                  </w:r>
-                </w:p>
-              </w:tc>
-              <w:tc>
-                <w:tcPr/>
-                <w:p>
-                  <w:pPr>
-                    <w:pStyle w:val="Compact"/>
-                    <w:jc w:val="center"/>
-                    <w:jc w:val="center"/>
-                  </w:pPr>
-                  <w:r>
-                    <w:t xml:space="preserve">—</w:t>
-                  </w:r>
-                </w:p>
-              </w:tc>
-              <w:tc>
-                <w:tcPr/>
-                <w:p>
-                  <w:pPr>
-                    <w:pStyle w:val="Compact"/>
-                    <w:jc w:val="center"/>
-                    <w:jc w:val="center"/>
-                  </w:pPr>
-                  <m:oMath>
-                    <m:r>
-                      <m:t>50</m:t>
+                    <w:t xml:space="preserve">num_boost_round</w:t>
+                  </w:r>
+                </w:p>
+              </w:tc>
+              <w:tc>
+                <w:tcPr/>
+                <w:p>
+                  <w:pPr>
+                    <w:pStyle w:val="Compact"/>
+                    <w:jc w:val="center"/>
+                    <w:jc w:val="center"/>
+                  </w:pPr>
+                  <m:oMath>
+                    <m:r>
+                      <m:rPr>
+                        <m:sty m:val="p"/>
+                      </m:rPr>
+                      <m:t>[</m:t>
+                    </m:r>
+                    <m:r>
+                      <m:t>10</m:t>
+                    </m:r>
+                    <m:r>
+                      <m:rPr>
+                        <m:sty m:val="p"/>
+                      </m:rPr>
+                      <m:t>;</m:t>
+                    </m:r>
+                    <m:r>
+                      <m:t> </m:t>
+                    </m:r>
+                    <m:r>
+                      <m:t>100</m:t>
+                    </m:r>
+                    <m:r>
+                      <m:rPr>
+                        <m:sty m:val="p"/>
+                      </m:rPr>
+                      <m:t>]</m:t>
                     </m:r>
                   </m:oMath>
                   <w:r>
@@ -9586,7 +9932,7 @@
                   </w:pPr>
                   <m:oMath>
                     <m:r>
-                      <m:t>50</m:t>
+                      <m:t>20</m:t>
                     </m:r>
                   </m:oMath>
                   <w:r>
@@ -9604,7 +9950,7 @@
                   </w:pPr>
                   <m:oMath>
                     <m:r>
-                      <m:t>50</m:t>
+                      <m:t>20</m:t>
                     </m:r>
                   </m:oMath>
                   <w:r>
@@ -9622,7 +9968,7 @@
                   </w:pPr>
                   <m:oMath>
                     <m:r>
-                      <m:t>50</m:t>
+                      <m:t>40</m:t>
                     </m:r>
                   </m:oMath>
                   <w:r>
@@ -9630,137 +9976,17 @@
                   </w:r>
                 </w:p>
               </w:tc>
-            </w:tr>
-            <w:tr>
-              <w:tc>
-                <w:tcPr/>
-                <w:p>
-                  <w:pPr>
-                    <w:pStyle w:val="Compact"/>
-                    <w:jc w:val="left"/>
-                    <w:jc w:val="center"/>
-                  </w:pPr>
-                  <w:r>
-                    <w:rPr>
-                      <w:rStyle w:val="VerbatimChar"/>
-                    </w:rPr>
-                    <w:t xml:space="preserve">n_estimators</w:t>
-                  </w:r>
-                  <w:r>
-                    <w:t xml:space="preserve"> </w:t>
-                  </w:r>
-                  <w:r>
-                    <w:t xml:space="preserve">(óptimo)</w:t>
-                  </w:r>
-                </w:p>
-              </w:tc>
-              <w:tc>
-                <w:tcPr/>
-                <w:p>
-                  <w:pPr>
-                    <w:pStyle w:val="Compact"/>
-                    <w:jc w:val="center"/>
-                    <w:jc w:val="center"/>
-                  </w:pPr>
-                  <m:oMath>
-                    <m:r>
-                      <m:rPr>
-                        <m:sty m:val="p"/>
-                      </m:rPr>
-                      <m:t>[</m:t>
-                    </m:r>
-                    <m:r>
-                      <m:t>100</m:t>
-                    </m:r>
-                    <m:r>
-                      <m:rPr>
-                        <m:sty m:val="p"/>
-                      </m:rPr>
-                      <m:t>;</m:t>
-                    </m:r>
-                    <m:r>
-                      <m:t> </m:t>
-                    </m:r>
-                    <m:r>
-                      <m:t>2000</m:t>
-                    </m:r>
-                    <m:r>
-                      <m:rPr>
-                        <m:sty m:val="p"/>
-                      </m:rPr>
-                      <m:t>]</m:t>
-                    </m:r>
-                  </m:oMath>
-                  <w:r>
-                    <w:t xml:space="preserve">​</w:t>
-                  </w:r>
-                </w:p>
-              </w:tc>
-              <w:tc>
-                <w:tcPr/>
-                <w:p>
-                  <w:pPr>
-                    <w:pStyle w:val="Compact"/>
-                    <w:jc w:val="center"/>
-                    <w:jc w:val="center"/>
-                  </w:pPr>
-                  <m:oMath>
-                    <m:r>
-                      <m:t>342</m:t>
-                    </m:r>
-                  </m:oMath>
-                  <w:r>
-                    <w:t xml:space="preserve">​</w:t>
-                  </w:r>
-                </w:p>
-              </w:tc>
-              <w:tc>
-                <w:tcPr/>
-                <w:p>
-                  <w:pPr>
-                    <w:pStyle w:val="Compact"/>
-                    <w:jc w:val="center"/>
-                    <w:jc w:val="center"/>
-                  </w:pPr>
-                  <m:oMath>
-                    <m:r>
-                      <m:t>486</m:t>
-                    </m:r>
-                  </m:oMath>
-                  <w:r>
-                    <w:t xml:space="preserve">​</w:t>
-                  </w:r>
-                </w:p>
-              </w:tc>
-              <w:tc>
-                <w:tcPr/>
-                <w:p>
-                  <w:pPr>
-                    <w:pStyle w:val="Compact"/>
-                    <w:jc w:val="center"/>
-                    <w:jc w:val="center"/>
-                  </w:pPr>
-                  <m:oMath>
-                    <m:r>
-                      <m:t>289</m:t>
-                    </m:r>
-                  </m:oMath>
-                  <w:r>
-                    <w:t xml:space="preserve">​</w:t>
-                  </w:r>
-                </w:p>
-              </w:tc>
-              <w:tc>
-                <w:tcPr/>
-                <w:p>
-                  <w:pPr>
-                    <w:pStyle w:val="Compact"/>
-                    <w:jc w:val="center"/>
-                    <w:jc w:val="center"/>
-                  </w:pPr>
-                  <m:oMath>
-                    <m:r>
-                      <m:t>412</m:t>
+              <w:tc>
+                <w:tcPr/>
+                <w:p>
+                  <w:pPr>
+                    <w:pStyle w:val="Compact"/>
+                    <w:jc w:val="center"/>
+                    <w:jc w:val="center"/>
+                  </w:pPr>
+                  <m:oMath>
+                    <m:r>
+                      <m:t>40</m:t>
                     </m:r>
                   </m:oMath>
                   <w:r>
@@ -12688,7 +12914,7 @@
         <w:t xml:space="preserve"> </w:t>
       </w:r>
       <w:r>
-        <w:t xml:space="preserve">Apple Silicon M5 (10 núcleos CPU, 16 GB memoria unificada, macOS).</w:t>
+        <w:t xml:space="preserve">Apple Silicon ARM64 (Apple M5, 10 núcleos CPU, 16 GB memoria unificada, macOS).</w:t>
       </w:r>
       <w:r>
         <w:t xml:space="preserve"> </w:t>

--- a/material_suplementario.docx
+++ b/material_suplementario.docx
@@ -4176,7 +4176,7 @@
                 <m:t>,</m:t>
               </m:r>
               <m:r>
-                <m:t>5881</m:t>
+                <m:t>8241</m:t>
               </m:r>
             </m:oMath>
             <w:r>
@@ -4202,7 +4202,7 @@
                 <m:t>,</m:t>
               </m:r>
               <m:r>
-                <m:t>7594</m:t>
+                <m:t>7025</m:t>
               </m:r>
             </m:oMath>
             <w:r>
@@ -4228,7 +4228,7 @@
                 <m:t>,</m:t>
               </m:r>
               <m:r>
-                <m:t>9482</m:t>
+                <m:t>8540</m:t>
               </m:r>
             </m:oMath>
             <w:r>
@@ -4336,7 +4336,7 @@
                 <m:t>,</m:t>
               </m:r>
               <m:r>
-                <m:t>5952</m:t>
+                <m:t>8305</m:t>
               </m:r>
             </m:oMath>
           </w:p>
@@ -4359,7 +4359,7 @@
                 <m:t>,</m:t>
               </m:r>
               <m:r>
-                <m:t>7711</m:t>
+                <m:t>7106</m:t>
               </m:r>
             </m:oMath>
           </w:p>
@@ -4382,7 +4382,7 @@
                 <m:t>,</m:t>
               </m:r>
               <m:r>
-                <m:t>9410</m:t>
+                <m:t>8494</m:t>
               </m:r>
             </m:oMath>
           </w:p>
@@ -4452,7 +4452,7 @@
                 <m:t>,</m:t>
               </m:r>
               <m:r>
-                <m:t>6014</m:t>
+                <m:t>8362</m:t>
               </m:r>
             </m:oMath>
             <w:r>
@@ -4478,7 +4478,7 @@
                 <m:t>,</m:t>
               </m:r>
               <m:r>
-                <m:t>7785</m:t>
+                <m:t>7180</m:t>
               </m:r>
             </m:oMath>
             <w:r>
@@ -4504,7 +4504,7 @@
                 <m:t>,</m:t>
               </m:r>
               <m:r>
-                <m:t>9365</m:t>
+                <m:t>8431</m:t>
               </m:r>
             </m:oMath>
             <w:r>
@@ -4551,7 +4551,7 @@
           <m:t>,</m:t>
         </m:r>
         <m:r>
-          <m:t>019</m:t>
+          <m:t>013</m:t>
         </m:r>
       </m:oMath>
       <w:r>
@@ -10066,7 +10066,19 @@
               <w:pStyle w:val="ImageCaption"/>
             </w:pPr>
             <w:r>
-              <w:t xml:space="preserve">Tabla 3: Evaluación estratificada por unidad político-administrativa ADM1 en el conjunto de prueba ciego.</w:t>
+              <w:t xml:space="preserve">Tabla 3: Evaluación estratificada por unidad político-administrativa ADM1 en el conjunto de prueba ciego (generada de forma reproducible por</w:t>
+            </w:r>
+            <w:r>
+              <w:t xml:space="preserve"> </w:t>
+            </w:r>
+            <w:r>
+              <w:rPr>
+                <w:rStyle w:val="VerbatimChar"/>
+              </w:rPr>
+              <w:t xml:space="preserve">scripts/14_auditoria_suplementaria.py</w:t>
+            </w:r>
+            <w:r>
+              <w:t xml:space="preserve">).</w:t>
             </w:r>
           </w:p>
           <w:tbl>
@@ -10077,13 +10089,15 @@
               <w:tblLook w:firstRow="1" w:lastRow="0" w:firstColumn="0" w:lastColumn="0" w:noHBand="0" w:noVBand="0" w:val="0020"/>
             </w:tblPr>
             <w:tblGrid>
-              <w:gridCol w:w="1200"/>
-              <w:gridCol w:w="960"/>
-              <w:gridCol w:w="960"/>
-              <w:gridCol w:w="1200"/>
-              <w:gridCol w:w="1200"/>
-              <w:gridCol w:w="1200"/>
-              <w:gridCol w:w="1200"/>
+              <w:gridCol w:w="920"/>
+              <w:gridCol w:w="736"/>
+              <w:gridCol w:w="736"/>
+              <w:gridCol w:w="920"/>
+              <w:gridCol w:w="920"/>
+              <w:gridCol w:w="920"/>
+              <w:gridCol w:w="920"/>
+              <w:gridCol w:w="920"/>
+              <w:gridCol w:w="920"/>
             </w:tblGrid>
             <w:tr>
               <w:trPr>
@@ -10150,6 +10164,32 @@
                     <w:jc w:val="center"/>
                   </w:pPr>
                   <w:r>
+                    <w:t xml:space="preserve">Muestras Test</w:t>
+                  </w:r>
+                </w:p>
+              </w:tc>
+              <w:tc>
+                <w:tcPr/>
+                <w:p>
+                  <w:pPr>
+                    <w:pStyle w:val="Compact"/>
+                    <w:jc w:val="center"/>
+                    <w:jc w:val="center"/>
+                  </w:pPr>
+                  <w:r>
+                    <w:t xml:space="preserve">Fuegos Test</w:t>
+                  </w:r>
+                </w:p>
+              </w:tc>
+              <w:tc>
+                <w:tcPr/>
+                <w:p>
+                  <w:pPr>
+                    <w:pStyle w:val="Compact"/>
+                    <w:jc w:val="center"/>
+                    <w:jc w:val="center"/>
+                  </w:pPr>
+                  <w:r>
                     <w:t xml:space="preserve">ROC-AUC (Ignición)</w:t>
                   </w:r>
                 </w:p>
@@ -10177,6 +10217,205 @@
                   </w:pPr>
                   <w:r>
                     <w:t xml:space="preserve">Precisión Táctica (%)</w:t>
+                  </w:r>
+                </w:p>
+              </w:tc>
+            </w:tr>
+            <w:tr>
+              <w:tc>
+                <w:tcPr/>
+                <w:p>
+                  <w:pPr>
+                    <w:pStyle w:val="Compact"/>
+                    <w:jc w:val="center"/>
+                    <w:jc w:val="center"/>
+                  </w:pPr>
+                  <w:r>
+                    <w:rPr>
+                      <w:b/>
+                      <w:bCs/>
+                    </w:rPr>
+                    <w:t xml:space="preserve">PY-17</w:t>
+                  </w:r>
+                </w:p>
+              </w:tc>
+              <w:tc>
+                <w:tcPr/>
+                <w:p>
+                  <w:pPr>
+                    <w:pStyle w:val="Compact"/>
+                    <w:jc w:val="left"/>
+                    <w:jc w:val="center"/>
+                  </w:pPr>
+                  <w:r>
+                    <w:t xml:space="preserve">Alto Paraguay</w:t>
+                  </w:r>
+                </w:p>
+              </w:tc>
+              <w:tc>
+                <w:tcPr/>
+                <w:p>
+                  <w:pPr>
+                    <w:pStyle w:val="Compact"/>
+                    <w:jc w:val="left"/>
+                    <w:jc w:val="center"/>
+                  </w:pPr>
+                  <w:r>
+                    <w:t xml:space="preserve">Chaco</w:t>
+                  </w:r>
+                </w:p>
+              </w:tc>
+              <w:tc>
+                <w:tcPr/>
+                <w:p>
+                  <w:pPr>
+                    <w:pStyle w:val="Compact"/>
+                    <w:jc w:val="center"/>
+                    <w:jc w:val="center"/>
+                  </w:pPr>
+                  <m:oMath>
+                    <m:r>
+                      <m:t>78.613</m:t>
+                    </m:r>
+                  </m:oMath>
+                  <w:r>
+                    <w:t xml:space="preserve">​</w:t>
+                  </w:r>
+                </w:p>
+              </w:tc>
+              <w:tc>
+                <w:tcPr/>
+                <w:p>
+                  <w:pPr>
+                    <w:pStyle w:val="Compact"/>
+                    <w:jc w:val="center"/>
+                    <w:jc w:val="center"/>
+                  </w:pPr>
+                  <m:oMath>
+                    <m:r>
+                      <m:t>641</m:t>
+                    </m:r>
+                  </m:oMath>
+                  <w:r>
+                    <w:t xml:space="preserve">​</w:t>
+                  </w:r>
+                </w:p>
+              </w:tc>
+              <w:tc>
+                <w:tcPr/>
+                <w:p>
+                  <w:pPr>
+                    <w:pStyle w:val="Compact"/>
+                    <w:jc w:val="center"/>
+                    <w:jc w:val="center"/>
+                  </w:pPr>
+                  <m:oMath>
+                    <m:r>
+                      <m:t>108</m:t>
+                    </m:r>
+                  </m:oMath>
+                  <w:r>
+                    <w:t xml:space="preserve">​</w:t>
+                  </w:r>
+                </w:p>
+              </w:tc>
+              <w:tc>
+                <w:tcPr/>
+                <w:p>
+                  <w:pPr>
+                    <w:pStyle w:val="Compact"/>
+                    <w:jc w:val="center"/>
+                    <w:jc w:val="center"/>
+                  </w:pPr>
+                  <m:oMath>
+                    <m:r>
+                      <m:rPr>
+                        <m:sty m:val="b"/>
+                      </m:rPr>
+                      <m:t>0</m:t>
+                    </m:r>
+                    <m:r>
+                      <m:rPr>
+                        <m:sty m:val="b"/>
+                      </m:rPr>
+                      <m:t>,</m:t>
+                    </m:r>
+                    <m:r>
+                      <m:rPr>
+                        <m:sty m:val="b"/>
+                      </m:rPr>
+                      <m:t>939</m:t>
+                    </m:r>
+                  </m:oMath>
+                  <w:r>
+                    <w:t xml:space="preserve">​</w:t>
+                  </w:r>
+                </w:p>
+              </w:tc>
+              <w:tc>
+                <w:tcPr/>
+                <w:p>
+                  <w:pPr>
+                    <w:pStyle w:val="Compact"/>
+                    <w:jc w:val="center"/>
+                    <w:jc w:val="center"/>
+                  </w:pPr>
+                  <m:oMath>
+                    <m:r>
+                      <m:rPr>
+                        <m:sty m:val="b"/>
+                      </m:rPr>
+                      <m:t>0</m:t>
+                    </m:r>
+                    <m:r>
+                      <m:rPr>
+                        <m:sty m:val="b"/>
+                      </m:rPr>
+                      <m:t>,</m:t>
+                    </m:r>
+                    <m:r>
+                      <m:rPr>
+                        <m:sty m:val="b"/>
+                      </m:rPr>
+                      <m:t>956</m:t>
+                    </m:r>
+                  </m:oMath>
+                  <w:r>
+                    <w:t xml:space="preserve">​</w:t>
+                  </w:r>
+                </w:p>
+              </w:tc>
+              <w:tc>
+                <w:tcPr/>
+                <w:p>
+                  <w:pPr>
+                    <w:pStyle w:val="Compact"/>
+                    <w:jc w:val="center"/>
+                    <w:jc w:val="center"/>
+                  </w:pPr>
+                  <m:oMath>
+                    <m:r>
+                      <m:t>95</m:t>
+                    </m:r>
+                    <m:r>
+                      <m:rPr>
+                        <m:sty m:val="p"/>
+                      </m:rPr>
+                      <m:t>,</m:t>
+                    </m:r>
+                    <m:r>
+                      <m:t>6</m:t>
+                    </m:r>
+                    <m:r>
+                      <m:rPr>
+                        <m:nor/>
+                        <m:sty m:val="p"/>
+                      </m:rPr>
+                      <m:t> %</m:t>
+                    </m:r>
+                  </m:oMath>
+                  <w:r>
+                    <w:t xml:space="preserve">​</w:t>
                   </w:r>
                 </w:p>
               </w:tc>
@@ -10235,7 +10474,7 @@
                   </w:pPr>
                   <m:oMath>
                     <m:r>
-                      <m:t>91.802</m:t>
+                      <m:t>88.623</m:t>
                     </m:r>
                   </m:oMath>
                   <w:r>
@@ -10253,16 +10492,58 @@
                   </w:pPr>
                   <m:oMath>
                     <m:r>
+                      <m:t>757</m:t>
+                    </m:r>
+                  </m:oMath>
+                  <w:r>
+                    <w:t xml:space="preserve">​</w:t>
+                  </w:r>
+                </w:p>
+              </w:tc>
+              <w:tc>
+                <w:tcPr/>
+                <w:p>
+                  <w:pPr>
+                    <w:pStyle w:val="Compact"/>
+                    <w:jc w:val="center"/>
+                    <w:jc w:val="center"/>
+                  </w:pPr>
+                  <m:oMath>
+                    <m:r>
+                      <m:t>34</m:t>
+                    </m:r>
+                  </m:oMath>
+                  <w:r>
+                    <w:t xml:space="preserve">​</w:t>
+                  </w:r>
+                </w:p>
+              </w:tc>
+              <w:tc>
+                <w:tcPr/>
+                <w:p>
+                  <w:pPr>
+                    <w:pStyle w:val="Compact"/>
+                    <w:jc w:val="center"/>
+                    <w:jc w:val="center"/>
+                  </w:pPr>
+                  <m:oMath>
+                    <m:r>
+                      <m:rPr>
+                        <m:sty m:val="b"/>
+                      </m:rPr>
                       <m:t>0</m:t>
                     </m:r>
                     <m:r>
                       <m:rPr>
-                        <m:sty m:val="p"/>
+                        <m:sty m:val="b"/>
                       </m:rPr>
                       <m:t>,</m:t>
                     </m:r>
                     <m:r>
-                      <m:t>612</m:t>
+                      <m:rPr>
+                        <m:sty m:val="b"/>
+                      </m:rPr>
+                      <m:t>662</m:t>
                     </m:r>
                   </m:oMath>
                   <w:r>
@@ -10280,16 +10561,22 @@
                   </w:pPr>
                   <m:oMath>
                     <m:r>
+                      <m:rPr>
+                        <m:sty m:val="b"/>
+                      </m:rPr>
                       <m:t>0</m:t>
                     </m:r>
                     <m:r>
                       <m:rPr>
-                        <m:sty m:val="p"/>
+                        <m:sty m:val="b"/>
                       </m:rPr>
                       <m:t>,</m:t>
                     </m:r>
                     <m:r>
-                      <m:t>951</m:t>
+                      <m:rPr>
+                        <m:sty m:val="b"/>
+                      </m:rPr>
+                      <m:t>679</m:t>
                     </m:r>
                   </m:oMath>
                   <w:r>
@@ -10307,7 +10594,7 @@
                   </w:pPr>
                   <m:oMath>
                     <m:r>
-                      <m:t>98</m:t>
+                      <m:t>100</m:t>
                     </m:r>
                     <m:r>
                       <m:rPr>
@@ -10316,158 +10603,7 @@
                       <m:t>,</m:t>
                     </m:r>
                     <m:r>
-                      <m:t>1</m:t>
-                    </m:r>
-                    <m:r>
-                      <m:rPr>
-                        <m:nor/>
-                        <m:sty m:val="p"/>
-                      </m:rPr>
-                      <m:t> %</m:t>
-                    </m:r>
-                  </m:oMath>
-                  <w:r>
-                    <w:t xml:space="preserve">​</w:t>
-                  </w:r>
-                </w:p>
-              </w:tc>
-            </w:tr>
-            <w:tr>
-              <w:tc>
-                <w:tcPr/>
-                <w:p>
-                  <w:pPr>
-                    <w:pStyle w:val="Compact"/>
-                    <w:jc w:val="center"/>
-                    <w:jc w:val="center"/>
-                  </w:pPr>
-                  <w:r>
-                    <w:rPr>
-                      <w:b/>
-                      <w:bCs/>
-                    </w:rPr>
-                    <w:t xml:space="preserve">PY-17</w:t>
-                  </w:r>
-                </w:p>
-              </w:tc>
-              <w:tc>
-                <w:tcPr/>
-                <w:p>
-                  <w:pPr>
-                    <w:pStyle w:val="Compact"/>
-                    <w:jc w:val="left"/>
-                    <w:jc w:val="center"/>
-                  </w:pPr>
-                  <w:r>
-                    <w:t xml:space="preserve">Alto Paraguay</w:t>
-                  </w:r>
-                </w:p>
-              </w:tc>
-              <w:tc>
-                <w:tcPr/>
-                <w:p>
-                  <w:pPr>
-                    <w:pStyle w:val="Compact"/>
-                    <w:jc w:val="left"/>
-                    <w:jc w:val="center"/>
-                  </w:pPr>
-                  <w:r>
-                    <w:t xml:space="preserve">Chaco</w:t>
-                  </w:r>
-                </w:p>
-              </w:tc>
-              <w:tc>
-                <w:tcPr/>
-                <w:p>
-                  <w:pPr>
-                    <w:pStyle w:val="Compact"/>
-                    <w:jc w:val="center"/>
-                    <w:jc w:val="center"/>
-                  </w:pPr>
-                  <m:oMath>
-                    <m:r>
-                      <m:t>82.411</m:t>
-                    </m:r>
-                  </m:oMath>
-                  <w:r>
-                    <w:t xml:space="preserve">​</w:t>
-                  </w:r>
-                </w:p>
-              </w:tc>
-              <w:tc>
-                <w:tcPr/>
-                <w:p>
-                  <w:pPr>
-                    <w:pStyle w:val="Compact"/>
-                    <w:jc w:val="center"/>
-                    <w:jc w:val="center"/>
-                  </w:pPr>
-                  <m:oMath>
-                    <m:r>
                       <m:t>0</m:t>
-                    </m:r>
-                    <m:r>
-                      <m:rPr>
-                        <m:sty m:val="p"/>
-                      </m:rPr>
-                      <m:t>,</m:t>
-                    </m:r>
-                    <m:r>
-                      <m:t>589</m:t>
-                    </m:r>
-                  </m:oMath>
-                  <w:r>
-                    <w:t xml:space="preserve">​</w:t>
-                  </w:r>
-                </w:p>
-              </w:tc>
-              <w:tc>
-                <w:tcPr/>
-                <w:p>
-                  <w:pPr>
-                    <w:pStyle w:val="Compact"/>
-                    <w:jc w:val="center"/>
-                    <w:jc w:val="center"/>
-                  </w:pPr>
-                  <m:oMath>
-                    <m:r>
-                      <m:t>0</m:t>
-                    </m:r>
-                    <m:r>
-                      <m:rPr>
-                        <m:sty m:val="p"/>
-                      </m:rPr>
-                      <m:t>,</m:t>
-                    </m:r>
-                    <m:r>
-                      <m:t>938</m:t>
-                    </m:r>
-                  </m:oMath>
-                  <w:r>
-                    <w:t xml:space="preserve">​</w:t>
-                  </w:r>
-                </w:p>
-              </w:tc>
-              <w:tc>
-                <w:tcPr/>
-                <w:p>
-                  <w:pPr>
-                    <w:pStyle w:val="Compact"/>
-                    <w:jc w:val="center"/>
-                    <w:jc w:val="center"/>
-                  </w:pPr>
-                  <m:oMath>
-                    <m:r>
-                      <m:t>97</m:t>
-                    </m:r>
-                    <m:r>
-                      <m:rPr>
-                        <m:sty m:val="p"/>
-                      </m:rPr>
-                      <m:t>,</m:t>
-                    </m:r>
-                    <m:r>
-                      <m:t>4</m:t>
                     </m:r>
                     <m:r>
                       <m:rPr>
@@ -10537,7 +10673,7 @@
                   </w:pPr>
                   <m:oMath>
                     <m:r>
-                      <m:t>73.114</m:t>
+                      <m:t>73.644</m:t>
                     </m:r>
                   </m:oMath>
                   <w:r>
@@ -10555,16 +10691,58 @@
                   </w:pPr>
                   <m:oMath>
                     <m:r>
+                      <m:t>428</m:t>
+                    </m:r>
+                  </m:oMath>
+                  <w:r>
+                    <w:t xml:space="preserve">​</w:t>
+                  </w:r>
+                </w:p>
+              </w:tc>
+              <w:tc>
+                <w:tcPr/>
+                <w:p>
+                  <w:pPr>
+                    <w:pStyle w:val="Compact"/>
+                    <w:jc w:val="center"/>
+                    <w:jc w:val="center"/>
+                  </w:pPr>
+                  <m:oMath>
+                    <m:r>
+                      <m:t>24</m:t>
+                    </m:r>
+                  </m:oMath>
+                  <w:r>
+                    <w:t xml:space="preserve">​</w:t>
+                  </w:r>
+                </w:p>
+              </w:tc>
+              <w:tc>
+                <w:tcPr/>
+                <w:p>
+                  <w:pPr>
+                    <w:pStyle w:val="Compact"/>
+                    <w:jc w:val="center"/>
+                    <w:jc w:val="center"/>
+                  </w:pPr>
+                  <m:oMath>
+                    <m:r>
+                      <m:rPr>
+                        <m:sty m:val="b"/>
+                      </m:rPr>
                       <m:t>0</m:t>
                     </m:r>
                     <m:r>
                       <m:rPr>
-                        <m:sty m:val="p"/>
+                        <m:sty m:val="b"/>
                       </m:rPr>
                       <m:t>,</m:t>
                     </m:r>
                     <m:r>
-                      <m:t>594</m:t>
+                      <m:rPr>
+                        <m:sty m:val="b"/>
+                      </m:rPr>
+                      <m:t>581</m:t>
                     </m:r>
                   </m:oMath>
                   <w:r>
@@ -10582,16 +10760,22 @@
                   </w:pPr>
                   <m:oMath>
                     <m:r>
+                      <m:rPr>
+                        <m:sty m:val="b"/>
+                      </m:rPr>
                       <m:t>0</m:t>
                     </m:r>
                     <m:r>
                       <m:rPr>
-                        <m:sty m:val="p"/>
+                        <m:sty m:val="b"/>
                       </m:rPr>
                       <m:t>,</m:t>
                     </m:r>
                     <m:r>
-                      <m:t>942</m:t>
+                      <m:rPr>
+                        <m:sty m:val="b"/>
+                      </m:rPr>
+                      <m:t>599</m:t>
                     </m:r>
                   </m:oMath>
                   <w:r>
@@ -10609,7 +10793,7 @@
                   </w:pPr>
                   <m:oMath>
                     <m:r>
-                      <m:t>97</m:t>
+                      <m:t>100</m:t>
                     </m:r>
                     <m:r>
                       <m:rPr>
@@ -10618,7 +10802,206 @@
                       <m:t>,</m:t>
                     </m:r>
                     <m:r>
+                      <m:t>0</m:t>
+                    </m:r>
+                    <m:r>
+                      <m:rPr>
+                        <m:nor/>
+                        <m:sty m:val="p"/>
+                      </m:rPr>
+                      <m:t> %</m:t>
+                    </m:r>
+                  </m:oMath>
+                  <w:r>
+                    <w:t xml:space="preserve">​</w:t>
+                  </w:r>
+                </w:p>
+              </w:tc>
+            </w:tr>
+            <w:tr>
+              <w:tc>
+                <w:tcPr/>
+                <w:p>
+                  <w:pPr>
+                    <w:pStyle w:val="Compact"/>
+                    <w:jc w:val="center"/>
+                    <w:jc w:val="center"/>
+                  </w:pPr>
+                  <w:r>
+                    <w:rPr>
+                      <w:b/>
+                      <w:bCs/>
+                    </w:rPr>
+                    <w:t xml:space="preserve">PY-02</w:t>
+                  </w:r>
+                </w:p>
+              </w:tc>
+              <w:tc>
+                <w:tcPr/>
+                <w:p>
+                  <w:pPr>
+                    <w:pStyle w:val="Compact"/>
+                    <w:jc w:val="left"/>
+                    <w:jc w:val="center"/>
+                  </w:pPr>
+                  <w:r>
+                    <w:t xml:space="preserve">San Pedro</w:t>
+                  </w:r>
+                </w:p>
+              </w:tc>
+              <w:tc>
+                <w:tcPr/>
+                <w:p>
+                  <w:pPr>
+                    <w:pStyle w:val="Compact"/>
+                    <w:jc w:val="left"/>
+                    <w:jc w:val="center"/>
+                  </w:pPr>
+                  <w:r>
+                    <w:t xml:space="preserve">Oriental</w:t>
+                  </w:r>
+                </w:p>
+              </w:tc>
+              <w:tc>
+                <w:tcPr/>
+                <w:p>
+                  <w:pPr>
+                    <w:pStyle w:val="Compact"/>
+                    <w:jc w:val="center"/>
+                    <w:jc w:val="center"/>
+                  </w:pPr>
+                  <m:oMath>
+                    <m:r>
+                      <m:t>20.854</m:t>
+                    </m:r>
+                  </m:oMath>
+                  <w:r>
+                    <w:t xml:space="preserve">​</w:t>
+                  </w:r>
+                </w:p>
+              </w:tc>
+              <w:tc>
+                <w:tcPr/>
+                <w:p>
+                  <w:pPr>
+                    <w:pStyle w:val="Compact"/>
+                    <w:jc w:val="center"/>
+                    <w:jc w:val="center"/>
+                  </w:pPr>
+                  <m:oMath>
+                    <m:r>
+                      <m:t>15</m:t>
+                    </m:r>
+                  </m:oMath>
+                  <w:r>
+                    <w:t xml:space="preserve">​</w:t>
+                  </w:r>
+                </w:p>
+              </w:tc>
+              <w:tc>
+                <w:tcPr/>
+                <w:p>
+                  <w:pPr>
+                    <w:pStyle w:val="Compact"/>
+                    <w:jc w:val="center"/>
+                    <w:jc w:val="center"/>
+                  </w:pPr>
+                  <m:oMath>
+                    <m:r>
                       <m:t>8</m:t>
+                    </m:r>
+                  </m:oMath>
+                  <w:r>
+                    <w:t xml:space="preserve">​</w:t>
+                  </w:r>
+                </w:p>
+              </w:tc>
+              <w:tc>
+                <w:tcPr/>
+                <w:p>
+                  <w:pPr>
+                    <w:pStyle w:val="Compact"/>
+                    <w:jc w:val="center"/>
+                    <w:jc w:val="center"/>
+                  </w:pPr>
+                  <m:oMath>
+                    <m:r>
+                      <m:rPr>
+                        <m:sty m:val="b"/>
+                      </m:rPr>
+                      <m:t>0</m:t>
+                    </m:r>
+                    <m:r>
+                      <m:rPr>
+                        <m:sty m:val="b"/>
+                      </m:rPr>
+                      <m:t>,</m:t>
+                    </m:r>
+                    <m:r>
+                      <m:rPr>
+                        <m:sty m:val="b"/>
+                      </m:rPr>
+                      <m:t>804</m:t>
+                    </m:r>
+                  </m:oMath>
+                  <w:r>
+                    <w:t xml:space="preserve">​</w:t>
+                  </w:r>
+                </w:p>
+              </w:tc>
+              <w:tc>
+                <w:tcPr/>
+                <w:p>
+                  <w:pPr>
+                    <w:pStyle w:val="Compact"/>
+                    <w:jc w:val="center"/>
+                    <w:jc w:val="center"/>
+                  </w:pPr>
+                  <m:oMath>
+                    <m:r>
+                      <m:rPr>
+                        <m:sty m:val="b"/>
+                      </m:rPr>
+                      <m:t>0</m:t>
+                    </m:r>
+                    <m:r>
+                      <m:rPr>
+                        <m:sty m:val="b"/>
+                      </m:rPr>
+                      <m:t>,</m:t>
+                    </m:r>
+                    <m:r>
+                      <m:rPr>
+                        <m:sty m:val="b"/>
+                      </m:rPr>
+                      <m:t>616</m:t>
+                    </m:r>
+                  </m:oMath>
+                  <w:r>
+                    <w:t xml:space="preserve">​</w:t>
+                  </w:r>
+                </w:p>
+              </w:tc>
+              <w:tc>
+                <w:tcPr/>
+                <w:p>
+                  <w:pPr>
+                    <w:pStyle w:val="Compact"/>
+                    <w:jc w:val="center"/>
+                    <w:jc w:val="center"/>
+                  </w:pPr>
+                  <m:oMath>
+                    <m:r>
+                      <m:t>100</m:t>
+                    </m:r>
+                    <m:r>
+                      <m:rPr>
+                        <m:sty m:val="p"/>
+                      </m:rPr>
+                      <m:t>,</m:t>
+                    </m:r>
+                    <m:r>
+                      <m:t>0</m:t>
                     </m:r>
                     <m:r>
                       <m:rPr>
@@ -10688,7 +11071,7 @@
                   </w:pPr>
                   <m:oMath>
                     <m:r>
-                      <m:t>18.051</m:t>
+                      <m:t>18.523</m:t>
                     </m:r>
                   </m:oMath>
                   <w:r>
@@ -10706,16 +11089,58 @@
                   </w:pPr>
                   <m:oMath>
                     <m:r>
+                      <m:t>274</m:t>
+                    </m:r>
+                  </m:oMath>
+                  <w:r>
+                    <w:t xml:space="preserve">​</w:t>
+                  </w:r>
+                </w:p>
+              </w:tc>
+              <w:tc>
+                <w:tcPr/>
+                <w:p>
+                  <w:pPr>
+                    <w:pStyle w:val="Compact"/>
+                    <w:jc w:val="center"/>
+                    <w:jc w:val="center"/>
+                  </w:pPr>
+                  <m:oMath>
+                    <m:r>
+                      <m:t>20</m:t>
+                    </m:r>
+                  </m:oMath>
+                  <w:r>
+                    <w:t xml:space="preserve">​</w:t>
+                  </w:r>
+                </w:p>
+              </w:tc>
+              <w:tc>
+                <w:tcPr/>
+                <w:p>
+                  <w:pPr>
+                    <w:pStyle w:val="Compact"/>
+                    <w:jc w:val="center"/>
+                    <w:jc w:val="center"/>
+                  </w:pPr>
+                  <m:oMath>
+                    <m:r>
+                      <m:rPr>
+                        <m:sty m:val="b"/>
+                      </m:rPr>
                       <m:t>0</m:t>
                     </m:r>
                     <m:r>
                       <m:rPr>
-                        <m:sty m:val="p"/>
+                        <m:sty m:val="b"/>
                       </m:rPr>
                       <m:t>,</m:t>
                     </m:r>
                     <m:r>
-                      <m:t>782</m:t>
+                      <m:rPr>
+                        <m:sty m:val="b"/>
+                      </m:rPr>
+                      <m:t>761</m:t>
                     </m:r>
                   </m:oMath>
                   <w:r>
@@ -10733,16 +11158,22 @@
                   </w:pPr>
                   <m:oMath>
                     <m:r>
+                      <m:rPr>
+                        <m:sty m:val="b"/>
+                      </m:rPr>
                       <m:t>0</m:t>
                     </m:r>
                     <m:r>
                       <m:rPr>
-                        <m:sty m:val="p"/>
+                        <m:sty m:val="b"/>
                       </m:rPr>
                       <m:t>,</m:t>
                     </m:r>
                     <m:r>
-                      <m:t>874</m:t>
+                      <m:rPr>
+                        <m:sty m:val="b"/>
+                      </m:rPr>
+                      <m:t>752</m:t>
                     </m:r>
                   </m:oMath>
                   <w:r>
@@ -10799,20 +11230,20 @@
                       <w:b/>
                       <w:bCs/>
                     </w:rPr>
-                    <w:t xml:space="preserve">PY-02</w:t>
-                  </w:r>
-                </w:p>
-              </w:tc>
-              <w:tc>
-                <w:tcPr/>
-                <w:p>
-                  <w:pPr>
-                    <w:pStyle w:val="Compact"/>
-                    <w:jc w:val="left"/>
-                    <w:jc w:val="center"/>
-                  </w:pPr>
-                  <w:r>
-                    <w:t xml:space="preserve">San Pedro</w:t>
+                    <w:t xml:space="preserve">PY-13</w:t>
+                  </w:r>
+                </w:p>
+              </w:tc>
+              <w:tc>
+                <w:tcPr/>
+                <w:p>
+                  <w:pPr>
+                    <w:pStyle w:val="Compact"/>
+                    <w:jc w:val="left"/>
+                    <w:jc w:val="center"/>
+                  </w:pPr>
+                  <w:r>
+                    <w:t xml:space="preserve">Amambay</w:t>
                   </w:r>
                 </w:p>
               </w:tc>
@@ -10839,7 +11270,7 @@
                   </w:pPr>
                   <m:oMath>
                     <m:r>
-                      <m:t>20.002</m:t>
+                      <m:t>12.555</m:t>
                     </m:r>
                   </m:oMath>
                   <w:r>
@@ -10857,16 +11288,58 @@
                   </w:pPr>
                   <m:oMath>
                     <m:r>
+                      <m:t>85</m:t>
+                    </m:r>
+                  </m:oMath>
+                  <w:r>
+                    <w:t xml:space="preserve">​</w:t>
+                  </w:r>
+                </w:p>
+              </w:tc>
+              <w:tc>
+                <w:tcPr/>
+                <w:p>
+                  <w:pPr>
+                    <w:pStyle w:val="Compact"/>
+                    <w:jc w:val="center"/>
+                    <w:jc w:val="center"/>
+                  </w:pPr>
+                  <m:oMath>
+                    <m:r>
+                      <m:t>11</m:t>
+                    </m:r>
+                  </m:oMath>
+                  <w:r>
+                    <w:t xml:space="preserve">​</w:t>
+                  </w:r>
+                </w:p>
+              </w:tc>
+              <w:tc>
+                <w:tcPr/>
+                <w:p>
+                  <w:pPr>
+                    <w:pStyle w:val="Compact"/>
+                    <w:jc w:val="center"/>
+                    <w:jc w:val="center"/>
+                  </w:pPr>
+                  <m:oMath>
+                    <m:r>
+                      <m:rPr>
+                        <m:sty m:val="b"/>
+                      </m:rPr>
                       <m:t>0</m:t>
                     </m:r>
                     <m:r>
                       <m:rPr>
-                        <m:sty m:val="p"/>
+                        <m:sty m:val="b"/>
                       </m:rPr>
                       <m:t>,</m:t>
                     </m:r>
                     <m:r>
-                      <m:t>794</m:t>
+                      <m:rPr>
+                        <m:sty m:val="b"/>
+                      </m:rPr>
+                      <m:t>655</m:t>
                     </m:r>
                   </m:oMath>
                   <w:r>
@@ -10884,318 +11357,22 @@
                   </w:pPr>
                   <m:oMath>
                     <m:r>
+                      <m:rPr>
+                        <m:sty m:val="b"/>
+                      </m:rPr>
                       <m:t>0</m:t>
                     </m:r>
                     <m:r>
                       <m:rPr>
-                        <m:sty m:val="p"/>
+                        <m:sty m:val="b"/>
                       </m:rPr>
                       <m:t>,</m:t>
                     </m:r>
                     <m:r>
-                      <m:t>881</m:t>
-                    </m:r>
-                  </m:oMath>
-                  <w:r>
-                    <w:t xml:space="preserve">​</w:t>
-                  </w:r>
-                </w:p>
-              </w:tc>
-              <w:tc>
-                <w:tcPr/>
-                <w:p>
-                  <w:pPr>
-                    <w:pStyle w:val="Compact"/>
-                    <w:jc w:val="center"/>
-                    <w:jc w:val="center"/>
-                  </w:pPr>
-                  <m:oMath>
-                    <m:r>
-                      <m:t>100</m:t>
-                    </m:r>
-                    <m:r>
-                      <m:rPr>
-                        <m:sty m:val="p"/>
-                      </m:rPr>
-                      <m:t>,</m:t>
-                    </m:r>
-                    <m:r>
-                      <m:t>0</m:t>
-                    </m:r>
-                    <m:r>
-                      <m:rPr>
-                        <m:nor/>
-                        <m:sty m:val="p"/>
-                      </m:rPr>
-                      <m:t> %</m:t>
-                    </m:r>
-                  </m:oMath>
-                  <w:r>
-                    <w:t xml:space="preserve">​</w:t>
-                  </w:r>
-                </w:p>
-              </w:tc>
-            </w:tr>
-            <w:tr>
-              <w:tc>
-                <w:tcPr/>
-                <w:p>
-                  <w:pPr>
-                    <w:pStyle w:val="Compact"/>
-                    <w:jc w:val="center"/>
-                    <w:jc w:val="center"/>
-                  </w:pPr>
-                  <w:r>
-                    <w:rPr>
-                      <w:b/>
-                      <w:bCs/>
-                    </w:rPr>
-                    <w:t xml:space="preserve">PY-03</w:t>
-                  </w:r>
-                </w:p>
-              </w:tc>
-              <w:tc>
-                <w:tcPr/>
-                <w:p>
-                  <w:pPr>
-                    <w:pStyle w:val="Compact"/>
-                    <w:jc w:val="left"/>
-                    <w:jc w:val="center"/>
-                  </w:pPr>
-                  <w:r>
-                    <w:t xml:space="preserve">Cordillera</w:t>
-                  </w:r>
-                </w:p>
-              </w:tc>
-              <w:tc>
-                <w:tcPr/>
-                <w:p>
-                  <w:pPr>
-                    <w:pStyle w:val="Compact"/>
-                    <w:jc w:val="left"/>
-                    <w:jc w:val="center"/>
-                  </w:pPr>
-                  <w:r>
-                    <w:t xml:space="preserve">Oriental</w:t>
-                  </w:r>
-                </w:p>
-              </w:tc>
-              <w:tc>
-                <w:tcPr/>
-                <w:p>
-                  <w:pPr>
-                    <w:pStyle w:val="Compact"/>
-                    <w:jc w:val="center"/>
-                    <w:jc w:val="center"/>
-                  </w:pPr>
-                  <m:oMath>
-                    <m:r>
-                      <m:t>4.948</m:t>
-                    </m:r>
-                  </m:oMath>
-                  <w:r>
-                    <w:t xml:space="preserve">​</w:t>
-                  </w:r>
-                </w:p>
-              </w:tc>
-              <w:tc>
-                <w:tcPr/>
-                <w:p>
-                  <w:pPr>
-                    <w:pStyle w:val="Compact"/>
-                    <w:jc w:val="center"/>
-                    <w:jc w:val="center"/>
-                  </w:pPr>
-                  <m:oMath>
-                    <m:r>
-                      <m:t>0</m:t>
-                    </m:r>
-                    <m:r>
-                      <m:rPr>
-                        <m:sty m:val="p"/>
-                      </m:rPr>
-                      <m:t>,</m:t>
-                    </m:r>
-                    <m:r>
-                      <m:t>741</m:t>
-                    </m:r>
-                  </m:oMath>
-                  <w:r>
-                    <w:t xml:space="preserve">​</w:t>
-                  </w:r>
-                </w:p>
-              </w:tc>
-              <w:tc>
-                <w:tcPr/>
-                <w:p>
-                  <w:pPr>
-                    <w:pStyle w:val="Compact"/>
-                    <w:jc w:val="center"/>
-                    <w:jc w:val="center"/>
-                  </w:pPr>
-                  <m:oMath>
-                    <m:r>
-                      <m:t>0</m:t>
-                    </m:r>
-                    <m:r>
-                      <m:rPr>
-                        <m:sty m:val="p"/>
-                      </m:rPr>
-                      <m:t>,</m:t>
-                    </m:r>
-                    <m:r>
-                      <m:t>842</m:t>
-                    </m:r>
-                  </m:oMath>
-                  <w:r>
-                    <w:t xml:space="preserve">​</w:t>
-                  </w:r>
-                </w:p>
-              </w:tc>
-              <w:tc>
-                <w:tcPr/>
-                <w:p>
-                  <w:pPr>
-                    <w:pStyle w:val="Compact"/>
-                    <w:jc w:val="center"/>
-                    <w:jc w:val="center"/>
-                  </w:pPr>
-                  <m:oMath>
-                    <m:r>
-                      <m:t>100</m:t>
-                    </m:r>
-                    <m:r>
-                      <m:rPr>
-                        <m:sty m:val="p"/>
-                      </m:rPr>
-                      <m:t>,</m:t>
-                    </m:r>
-                    <m:r>
-                      <m:t>0</m:t>
-                    </m:r>
-                    <m:r>
-                      <m:rPr>
-                        <m:nor/>
-                        <m:sty m:val="p"/>
-                      </m:rPr>
-                      <m:t> %</m:t>
-                    </m:r>
-                  </m:oMath>
-                  <w:r>
-                    <w:t xml:space="preserve">​</w:t>
-                  </w:r>
-                </w:p>
-              </w:tc>
-            </w:tr>
-            <w:tr>
-              <w:tc>
-                <w:tcPr/>
-                <w:p>
-                  <w:pPr>
-                    <w:pStyle w:val="Compact"/>
-                    <w:jc w:val="center"/>
-                    <w:jc w:val="center"/>
-                  </w:pPr>
-                  <w:r>
-                    <w:rPr>
-                      <w:b/>
-                      <w:bCs/>
-                    </w:rPr>
-                    <w:t xml:space="preserve">PY-04</w:t>
-                  </w:r>
-                </w:p>
-              </w:tc>
-              <w:tc>
-                <w:tcPr/>
-                <w:p>
-                  <w:pPr>
-                    <w:pStyle w:val="Compact"/>
-                    <w:jc w:val="left"/>
-                    <w:jc w:val="center"/>
-                  </w:pPr>
-                  <w:r>
-                    <w:t xml:space="preserve">Guairá</w:t>
-                  </w:r>
-                </w:p>
-              </w:tc>
-              <w:tc>
-                <w:tcPr/>
-                <w:p>
-                  <w:pPr>
-                    <w:pStyle w:val="Compact"/>
-                    <w:jc w:val="left"/>
-                    <w:jc w:val="center"/>
-                  </w:pPr>
-                  <w:r>
-                    <w:t xml:space="preserve">Oriental</w:t>
-                  </w:r>
-                </w:p>
-              </w:tc>
-              <w:tc>
-                <w:tcPr/>
-                <w:p>
-                  <w:pPr>
-                    <w:pStyle w:val="Compact"/>
-                    <w:jc w:val="center"/>
-                    <w:jc w:val="center"/>
-                  </w:pPr>
-                  <m:oMath>
-                    <m:r>
-                      <m:t>3.856</m:t>
-                    </m:r>
-                  </m:oMath>
-                  <w:r>
-                    <w:t xml:space="preserve">​</w:t>
-                  </w:r>
-                </w:p>
-              </w:tc>
-              <w:tc>
-                <w:tcPr/>
-                <w:p>
-                  <w:pPr>
-                    <w:pStyle w:val="Compact"/>
-                    <w:jc w:val="center"/>
-                    <w:jc w:val="center"/>
-                  </w:pPr>
-                  <m:oMath>
-                    <m:r>
-                      <m:t>0</m:t>
-                    </m:r>
-                    <m:r>
-                      <m:rPr>
-                        <m:sty m:val="p"/>
-                      </m:rPr>
-                      <m:t>,</m:t>
-                    </m:r>
-                    <m:r>
-                      <m:t>753</m:t>
-                    </m:r>
-                  </m:oMath>
-                  <w:r>
-                    <w:t xml:space="preserve">​</w:t>
-                  </w:r>
-                </w:p>
-              </w:tc>
-              <w:tc>
-                <w:tcPr/>
-                <w:p>
-                  <w:pPr>
-                    <w:pStyle w:val="Compact"/>
-                    <w:jc w:val="center"/>
-                    <w:jc w:val="center"/>
-                  </w:pPr>
-                  <m:oMath>
-                    <m:r>
-                      <m:t>0</m:t>
-                    </m:r>
-                    <m:r>
-                      <m:rPr>
-                        <m:sty m:val="p"/>
-                      </m:rPr>
-                      <m:t>,</m:t>
-                    </m:r>
-                    <m:r>
-                      <m:t>839</m:t>
+                      <m:rPr>
+                        <m:sty m:val="b"/>
+                      </m:rPr>
+                      <m:t>589</m:t>
                     </m:r>
                   </m:oMath>
                   <w:r>
@@ -11292,7 +11469,7 @@
                   </w:pPr>
                   <m:oMath>
                     <m:r>
-                      <m:t>11.474</m:t>
+                      <m:t>12.901</m:t>
                     </m:r>
                   </m:oMath>
                   <w:r>
@@ -11310,17 +11487,26 @@
                   </w:pPr>
                   <m:oMath>
                     <m:r>
+                      <m:t>34</m:t>
+                    </m:r>
+                  </m:oMath>
+                  <w:r>
+                    <w:t xml:space="preserve">​</w:t>
+                  </w:r>
+                </w:p>
+              </w:tc>
+              <w:tc>
+                <w:tcPr/>
+                <w:p>
+                  <w:pPr>
+                    <w:pStyle w:val="Compact"/>
+                    <w:jc w:val="center"/>
+                    <w:jc w:val="center"/>
+                  </w:pPr>
+                  <m:oMath>
+                    <m:r>
                       <m:t>0</m:t>
                     </m:r>
-                    <m:r>
-                      <m:rPr>
-                        <m:sty m:val="p"/>
-                      </m:rPr>
-                      <m:t>,</m:t>
-                    </m:r>
-                    <m:r>
-                      <m:t>768</m:t>
-                    </m:r>
                   </m:oMath>
                   <w:r>
                     <w:t xml:space="preserve">​</w:t>
@@ -11335,22 +11521,21 @@
                     <w:jc w:val="center"/>
                     <w:jc w:val="center"/>
                   </w:pPr>
-                  <m:oMath>
-                    <m:r>
-                      <m:t>0</m:t>
-                    </m:r>
-                    <m:r>
-                      <m:rPr>
-                        <m:sty m:val="p"/>
-                      </m:rPr>
-                      <m:t>,</m:t>
-                    </m:r>
-                    <m:r>
-                      <m:t>865</m:t>
-                    </m:r>
-                  </m:oMath>
-                  <w:r>
-                    <w:t xml:space="preserve">​</w:t>
+                  <w:r>
+                    <w:t xml:space="preserve">—</w:t>
+                  </w:r>
+                </w:p>
+              </w:tc>
+              <w:tc>
+                <w:tcPr/>
+                <w:p>
+                  <w:pPr>
+                    <w:pStyle w:val="Compact"/>
+                    <w:jc w:val="center"/>
+                    <w:jc w:val="center"/>
+                  </w:pPr>
+                  <w:r>
+                    <w:t xml:space="preserve">—</w:t>
                   </w:r>
                 </w:p>
               </w:tc>
@@ -11403,20 +11588,20 @@
                       <w:b/>
                       <w:bCs/>
                     </w:rPr>
-                    <w:t xml:space="preserve">PY-06</w:t>
-                  </w:r>
-                </w:p>
-              </w:tc>
-              <w:tc>
-                <w:tcPr/>
-                <w:p>
-                  <w:pPr>
-                    <w:pStyle w:val="Compact"/>
-                    <w:jc w:val="left"/>
-                    <w:jc w:val="center"/>
-                  </w:pPr>
-                  <w:r>
-                    <w:t xml:space="preserve">Caazapá</w:t>
+                    <w:t xml:space="preserve">PY-12</w:t>
+                  </w:r>
+                </w:p>
+              </w:tc>
+              <w:tc>
+                <w:tcPr/>
+                <w:p>
+                  <w:pPr>
+                    <w:pStyle w:val="Compact"/>
+                    <w:jc w:val="left"/>
+                    <w:jc w:val="center"/>
+                  </w:pPr>
+                  <w:r>
+                    <w:t xml:space="preserve">Ñeembucú</w:t>
                   </w:r>
                 </w:p>
               </w:tc>
@@ -11443,7 +11628,7 @@
                   </w:pPr>
                   <m:oMath>
                     <m:r>
-                      <m:t>9.496</m:t>
+                      <m:t>11.672</m:t>
                     </m:r>
                   </m:oMath>
                   <w:r>
@@ -11461,17 +11646,26 @@
                   </w:pPr>
                   <m:oMath>
                     <m:r>
+                      <m:t>31</m:t>
+                    </m:r>
+                  </m:oMath>
+                  <w:r>
+                    <w:t xml:space="preserve">​</w:t>
+                  </w:r>
+                </w:p>
+              </w:tc>
+              <w:tc>
+                <w:tcPr/>
+                <w:p>
+                  <w:pPr>
+                    <w:pStyle w:val="Compact"/>
+                    <w:jc w:val="center"/>
+                    <w:jc w:val="center"/>
+                  </w:pPr>
+                  <m:oMath>
+                    <m:r>
                       <m:t>0</m:t>
                     </m:r>
-                    <m:r>
-                      <m:rPr>
-                        <m:sty m:val="p"/>
-                      </m:rPr>
-                      <m:t>,</m:t>
-                    </m:r>
-                    <m:r>
-                      <m:t>779</m:t>
-                    </m:r>
                   </m:oMath>
                   <w:r>
                     <w:t xml:space="preserve">​</w:t>
@@ -11486,173 +11680,21 @@
                     <w:jc w:val="center"/>
                     <w:jc w:val="center"/>
                   </w:pPr>
-                  <m:oMath>
-                    <m:r>
-                      <m:t>0</m:t>
-                    </m:r>
-                    <m:r>
-                      <m:rPr>
-                        <m:sty m:val="p"/>
-                      </m:rPr>
-                      <m:t>,</m:t>
-                    </m:r>
-                    <m:r>
-                      <m:t>871</m:t>
-                    </m:r>
-                  </m:oMath>
-                  <w:r>
-                    <w:t xml:space="preserve">​</w:t>
-                  </w:r>
-                </w:p>
-              </w:tc>
-              <w:tc>
-                <w:tcPr/>
-                <w:p>
-                  <w:pPr>
-                    <w:pStyle w:val="Compact"/>
-                    <w:jc w:val="center"/>
-                    <w:jc w:val="center"/>
-                  </w:pPr>
-                  <m:oMath>
-                    <m:r>
-                      <m:t>100</m:t>
-                    </m:r>
-                    <m:r>
-                      <m:rPr>
-                        <m:sty m:val="p"/>
-                      </m:rPr>
-                      <m:t>,</m:t>
-                    </m:r>
-                    <m:r>
-                      <m:t>0</m:t>
-                    </m:r>
-                    <m:r>
-                      <m:rPr>
-                        <m:nor/>
-                        <m:sty m:val="p"/>
-                      </m:rPr>
-                      <m:t> %</m:t>
-                    </m:r>
-                  </m:oMath>
-                  <w:r>
-                    <w:t xml:space="preserve">​</w:t>
-                  </w:r>
-                </w:p>
-              </w:tc>
-            </w:tr>
-            <w:tr>
-              <w:tc>
-                <w:tcPr/>
-                <w:p>
-                  <w:pPr>
-                    <w:pStyle w:val="Compact"/>
-                    <w:jc w:val="center"/>
-                    <w:jc w:val="center"/>
-                  </w:pPr>
-                  <w:r>
-                    <w:rPr>
-                      <w:b/>
-                      <w:bCs/>
-                    </w:rPr>
-                    <w:t xml:space="preserve">PY-07</w:t>
-                  </w:r>
-                </w:p>
-              </w:tc>
-              <w:tc>
-                <w:tcPr/>
-                <w:p>
-                  <w:pPr>
-                    <w:pStyle w:val="Compact"/>
-                    <w:jc w:val="left"/>
-                    <w:jc w:val="center"/>
-                  </w:pPr>
-                  <w:r>
-                    <w:t xml:space="preserve">Itapúa</w:t>
-                  </w:r>
-                </w:p>
-              </w:tc>
-              <w:tc>
-                <w:tcPr/>
-                <w:p>
-                  <w:pPr>
-                    <w:pStyle w:val="Compact"/>
-                    <w:jc w:val="left"/>
-                    <w:jc w:val="center"/>
-                  </w:pPr>
-                  <w:r>
-                    <w:t xml:space="preserve">Oriental</w:t>
-                  </w:r>
-                </w:p>
-              </w:tc>
-              <w:tc>
-                <w:tcPr/>
-                <w:p>
-                  <w:pPr>
-                    <w:pStyle w:val="Compact"/>
-                    <w:jc w:val="center"/>
-                    <w:jc w:val="center"/>
-                  </w:pPr>
-                  <m:oMath>
-                    <m:r>
-                      <m:t>16.525</m:t>
-                    </m:r>
-                  </m:oMath>
-                  <w:r>
-                    <w:t xml:space="preserve">​</w:t>
-                  </w:r>
-                </w:p>
-              </w:tc>
-              <w:tc>
-                <w:tcPr/>
-                <w:p>
-                  <w:pPr>
-                    <w:pStyle w:val="Compact"/>
-                    <w:jc w:val="center"/>
-                    <w:jc w:val="center"/>
-                  </w:pPr>
-                  <m:oMath>
-                    <m:r>
-                      <m:t>0</m:t>
-                    </m:r>
-                    <m:r>
-                      <m:rPr>
-                        <m:sty m:val="p"/>
-                      </m:rPr>
-                      <m:t>,</m:t>
-                    </m:r>
-                    <m:r>
-                      <m:t>762</m:t>
-                    </m:r>
-                  </m:oMath>
-                  <w:r>
-                    <w:t xml:space="preserve">​</w:t>
-                  </w:r>
-                </w:p>
-              </w:tc>
-              <w:tc>
-                <w:tcPr/>
-                <w:p>
-                  <w:pPr>
-                    <w:pStyle w:val="Compact"/>
-                    <w:jc w:val="center"/>
-                    <w:jc w:val="center"/>
-                  </w:pPr>
-                  <m:oMath>
-                    <m:r>
-                      <m:t>0</m:t>
-                    </m:r>
-                    <m:r>
-                      <m:rPr>
-                        <m:sty m:val="p"/>
-                      </m:rPr>
-                      <m:t>,</m:t>
-                    </m:r>
-                    <m:r>
-                      <m:t>859</m:t>
-                    </m:r>
-                  </m:oMath>
-                  <w:r>
-                    <w:t xml:space="preserve">​</w:t>
+                  <w:r>
+                    <w:t xml:space="preserve">—</w:t>
+                  </w:r>
+                </w:p>
+              </w:tc>
+              <w:tc>
+                <w:tcPr/>
+                <w:p>
+                  <w:pPr>
+                    <w:pStyle w:val="Compact"/>
+                    <w:jc w:val="center"/>
+                    <w:jc w:val="center"/>
+                  </w:pPr>
+                  <w:r>
+                    <w:t xml:space="preserve">—</w:t>
                   </w:r>
                 </w:p>
               </w:tc>
@@ -11745,7 +11787,7 @@
                   </w:pPr>
                   <m:oMath>
                     <m:r>
-                      <m:t>9.556</m:t>
+                      <m:t>8.157</m:t>
                     </m:r>
                   </m:oMath>
                   <w:r>
@@ -11763,16 +11805,7 @@
                   </w:pPr>
                   <m:oMath>
                     <m:r>
-                      <m:t>0</m:t>
-                    </m:r>
-                    <m:r>
-                      <m:rPr>
-                        <m:sty m:val="p"/>
-                      </m:rPr>
-                      <m:t>,</m:t>
-                    </m:r>
-                    <m:r>
-                      <m:t>735</m:t>
+                      <m:t>1</m:t>
                     </m:r>
                   </m:oMath>
                   <w:r>
@@ -11790,16 +11823,7 @@
                   </w:pPr>
                   <m:oMath>
                     <m:r>
-                      <m:t>0</m:t>
-                    </m:r>
-                    <m:r>
-                      <m:rPr>
-                        <m:sty m:val="p"/>
-                      </m:rPr>
-                      <m:t>,</m:t>
-                    </m:r>
-                    <m:r>
-                      <m:t>830</m:t>
+                      <m:t>1</m:t>
                     </m:r>
                   </m:oMath>
                   <w:r>
@@ -11815,29 +11839,34 @@
                     <w:jc w:val="center"/>
                     <w:jc w:val="center"/>
                   </w:pPr>
-                  <m:oMath>
-                    <m:r>
-                      <m:t>100</m:t>
-                    </m:r>
-                    <m:r>
-                      <m:rPr>
-                        <m:sty m:val="p"/>
-                      </m:rPr>
-                      <m:t>,</m:t>
-                    </m:r>
-                    <m:r>
-                      <m:t>0</m:t>
-                    </m:r>
-                    <m:r>
-                      <m:rPr>
-                        <m:nor/>
-                        <m:sty m:val="p"/>
-                      </m:rPr>
-                      <m:t> %</m:t>
-                    </m:r>
-                  </m:oMath>
-                  <w:r>
-                    <w:t xml:space="preserve">​</w:t>
+                  <w:r>
+                    <w:t xml:space="preserve">—</w:t>
+                  </w:r>
+                </w:p>
+              </w:tc>
+              <w:tc>
+                <w:tcPr/>
+                <w:p>
+                  <w:pPr>
+                    <w:pStyle w:val="Compact"/>
+                    <w:jc w:val="center"/>
+                    <w:jc w:val="center"/>
+                  </w:pPr>
+                  <w:r>
+                    <w:t xml:space="preserve">—</w:t>
+                  </w:r>
+                </w:p>
+              </w:tc>
+              <w:tc>
+                <w:tcPr/>
+                <w:p>
+                  <w:pPr>
+                    <w:pStyle w:val="Compact"/>
+                    <w:jc w:val="center"/>
+                    <w:jc w:val="center"/>
+                  </w:pPr>
+                  <w:r>
+                    <w:t xml:space="preserve">—</w:t>
                   </w:r>
                 </w:p>
               </w:tc>
@@ -11856,20 +11885,20 @@
                       <w:b/>
                       <w:bCs/>
                     </w:rPr>
-                    <w:t xml:space="preserve">PY-09</w:t>
-                  </w:r>
-                </w:p>
-              </w:tc>
-              <w:tc>
-                <w:tcPr/>
-                <w:p>
-                  <w:pPr>
-                    <w:pStyle w:val="Compact"/>
-                    <w:jc w:val="left"/>
-                    <w:jc w:val="center"/>
-                  </w:pPr>
-                  <w:r>
-                    <w:t xml:space="preserve">Paraguarí</w:t>
+                    <w:t xml:space="preserve">Resto ADM1</w:t>
+                  </w:r>
+                </w:p>
+              </w:tc>
+              <w:tc>
+                <w:tcPr/>
+                <w:p>
+                  <w:pPr>
+                    <w:pStyle w:val="Compact"/>
+                    <w:jc w:val="left"/>
+                    <w:jc w:val="center"/>
+                  </w:pPr>
+                  <w:r>
+                    <w:t xml:space="preserve">Otros 9 Deptos.</w:t>
                   </w:r>
                 </w:p>
               </w:tc>
@@ -11896,7 +11925,7 @@
                   </w:pPr>
                   <m:oMath>
                     <m:r>
-                      <m:t>8.705</m:t>
+                      <m:t>72.100</m:t>
                     </m:r>
                   </m:oMath>
                   <w:r>
@@ -11916,15 +11945,6 @@
                     <m:r>
                       <m:t>0</m:t>
                     </m:r>
-                    <m:r>
-                      <m:rPr>
-                        <m:sty m:val="p"/>
-                      </m:rPr>
-                      <m:t>,</m:t>
-                    </m:r>
-                    <m:r>
-                      <m:t>748</m:t>
-                    </m:r>
                   </m:oMath>
                   <w:r>
                     <w:t xml:space="preserve">​</w:t>
@@ -11943,15 +11963,6 @@
                     <m:r>
                       <m:t>0</m:t>
                     </m:r>
-                    <m:r>
-                      <m:rPr>
-                        <m:sty m:val="p"/>
-                      </m:rPr>
-                      <m:t>,</m:t>
-                    </m:r>
-                    <m:r>
-                      <m:t>845</m:t>
-                    </m:r>
                   </m:oMath>
                   <w:r>
                     <w:t xml:space="preserve">​</w:t>
@@ -11966,887 +11977,21 @@
                     <w:jc w:val="center"/>
                     <w:jc w:val="center"/>
                   </w:pPr>
-                  <m:oMath>
-                    <m:r>
-                      <m:t>100</m:t>
-                    </m:r>
-                    <m:r>
-                      <m:rPr>
-                        <m:sty m:val="p"/>
-                      </m:rPr>
-                      <m:t>,</m:t>
-                    </m:r>
-                    <m:r>
-                      <m:t>0</m:t>
-                    </m:r>
-                    <m:r>
-                      <m:rPr>
-                        <m:nor/>
-                        <m:sty m:val="p"/>
-                      </m:rPr>
-                      <m:t> %</m:t>
-                    </m:r>
-                  </m:oMath>
-                  <w:r>
-                    <w:t xml:space="preserve">​</w:t>
-                  </w:r>
-                </w:p>
-              </w:tc>
-            </w:tr>
-            <w:tr>
-              <w:tc>
-                <w:tcPr/>
-                <w:p>
-                  <w:pPr>
-                    <w:pStyle w:val="Compact"/>
-                    <w:jc w:val="center"/>
-                    <w:jc w:val="center"/>
-                  </w:pPr>
-                  <w:r>
-                    <w:rPr>
-                      <w:b/>
-                      <w:bCs/>
-                    </w:rPr>
-                    <w:t xml:space="preserve">PY-10</w:t>
-                  </w:r>
-                </w:p>
-              </w:tc>
-              <w:tc>
-                <w:tcPr/>
-                <w:p>
-                  <w:pPr>
-                    <w:pStyle w:val="Compact"/>
-                    <w:jc w:val="left"/>
-                    <w:jc w:val="center"/>
-                  </w:pPr>
-                  <w:r>
-                    <w:t xml:space="preserve">Alto Paraná</w:t>
-                  </w:r>
-                </w:p>
-              </w:tc>
-              <w:tc>
-                <w:tcPr/>
-                <w:p>
-                  <w:pPr>
-                    <w:pStyle w:val="Compact"/>
-                    <w:jc w:val="left"/>
-                    <w:jc w:val="center"/>
-                  </w:pPr>
-                  <w:r>
-                    <w:t xml:space="preserve">Oriental</w:t>
-                  </w:r>
-                </w:p>
-              </w:tc>
-              <w:tc>
-                <w:tcPr/>
-                <w:p>
-                  <w:pPr>
-                    <w:pStyle w:val="Compact"/>
-                    <w:jc w:val="center"/>
-                    <w:jc w:val="center"/>
-                  </w:pPr>
-                  <m:oMath>
-                    <m:r>
-                      <m:t>14.895</m:t>
-                    </m:r>
-                  </m:oMath>
-                  <w:r>
-                    <w:t xml:space="preserve">​</w:t>
-                  </w:r>
-                </w:p>
-              </w:tc>
-              <w:tc>
-                <w:tcPr/>
-                <w:p>
-                  <w:pPr>
-                    <w:pStyle w:val="Compact"/>
-                    <w:jc w:val="center"/>
-                    <w:jc w:val="center"/>
-                  </w:pPr>
-                  <m:oMath>
-                    <m:r>
-                      <m:t>0</m:t>
-                    </m:r>
-                    <m:r>
-                      <m:rPr>
-                        <m:sty m:val="p"/>
-                      </m:rPr>
-                      <m:t>,</m:t>
-                    </m:r>
-                    <m:r>
-                      <m:t>785</m:t>
-                    </m:r>
-                  </m:oMath>
-                  <w:r>
-                    <w:t xml:space="preserve">​</w:t>
-                  </w:r>
-                </w:p>
-              </w:tc>
-              <w:tc>
-                <w:tcPr/>
-                <w:p>
-                  <w:pPr>
-                    <w:pStyle w:val="Compact"/>
-                    <w:jc w:val="center"/>
-                    <w:jc w:val="center"/>
-                  </w:pPr>
-                  <m:oMath>
-                    <m:r>
-                      <m:t>0</m:t>
-                    </m:r>
-                    <m:r>
-                      <m:rPr>
-                        <m:sty m:val="p"/>
-                      </m:rPr>
-                      <m:t>,</m:t>
-                    </m:r>
-                    <m:r>
-                      <m:t>879</m:t>
-                    </m:r>
-                  </m:oMath>
-                  <w:r>
-                    <w:t xml:space="preserve">​</w:t>
-                  </w:r>
-                </w:p>
-              </w:tc>
-              <w:tc>
-                <w:tcPr/>
-                <w:p>
-                  <w:pPr>
-                    <w:pStyle w:val="Compact"/>
-                    <w:jc w:val="center"/>
-                    <w:jc w:val="center"/>
-                  </w:pPr>
-                  <m:oMath>
-                    <m:r>
-                      <m:t>100</m:t>
-                    </m:r>
-                    <m:r>
-                      <m:rPr>
-                        <m:sty m:val="p"/>
-                      </m:rPr>
-                      <m:t>,</m:t>
-                    </m:r>
-                    <m:r>
-                      <m:t>0</m:t>
-                    </m:r>
-                    <m:r>
-                      <m:rPr>
-                        <m:nor/>
-                        <m:sty m:val="p"/>
-                      </m:rPr>
-                      <m:t> %</m:t>
-                    </m:r>
-                  </m:oMath>
-                  <w:r>
-                    <w:t xml:space="preserve">​</w:t>
-                  </w:r>
-                </w:p>
-              </w:tc>
-            </w:tr>
-            <w:tr>
-              <w:tc>
-                <w:tcPr/>
-                <w:p>
-                  <w:pPr>
-                    <w:pStyle w:val="Compact"/>
-                    <w:jc w:val="center"/>
-                    <w:jc w:val="center"/>
-                  </w:pPr>
-                  <w:r>
-                    <w:rPr>
-                      <w:b/>
-                      <w:bCs/>
-                    </w:rPr>
-                    <w:t xml:space="preserve">PY-11</w:t>
-                  </w:r>
-                </w:p>
-              </w:tc>
-              <w:tc>
-                <w:tcPr/>
-                <w:p>
-                  <w:pPr>
-                    <w:pStyle w:val="Compact"/>
-                    <w:jc w:val="left"/>
-                    <w:jc w:val="center"/>
-                  </w:pPr>
-                  <w:r>
-                    <w:t xml:space="preserve">Central</w:t>
-                  </w:r>
-                </w:p>
-              </w:tc>
-              <w:tc>
-                <w:tcPr/>
-                <w:p>
-                  <w:pPr>
-                    <w:pStyle w:val="Compact"/>
-                    <w:jc w:val="left"/>
-                    <w:jc w:val="center"/>
-                  </w:pPr>
-                  <w:r>
-                    <w:t xml:space="preserve">Oriental</w:t>
-                  </w:r>
-                </w:p>
-              </w:tc>
-              <w:tc>
-                <w:tcPr/>
-                <w:p>
-                  <w:pPr>
-                    <w:pStyle w:val="Compact"/>
-                    <w:jc w:val="center"/>
-                    <w:jc w:val="center"/>
-                  </w:pPr>
-                  <m:oMath>
-                    <m:r>
-                      <m:t>2.465</m:t>
-                    </m:r>
-                  </m:oMath>
-                  <w:r>
-                    <w:t xml:space="preserve">​</w:t>
-                  </w:r>
-                </w:p>
-              </w:tc>
-              <w:tc>
-                <w:tcPr/>
-                <w:p>
-                  <w:pPr>
-                    <w:pStyle w:val="Compact"/>
-                    <w:jc w:val="center"/>
-                    <w:jc w:val="center"/>
-                  </w:pPr>
-                  <m:oMath>
-                    <m:r>
-                      <m:t>0</m:t>
-                    </m:r>
-                    <m:r>
-                      <m:rPr>
-                        <m:sty m:val="p"/>
-                      </m:rPr>
-                      <m:t>,</m:t>
-                    </m:r>
-                    <m:r>
-                      <m:t>712</m:t>
-                    </m:r>
-                  </m:oMath>
-                  <w:r>
-                    <w:t xml:space="preserve">​</w:t>
-                  </w:r>
-                </w:p>
-              </w:tc>
-              <w:tc>
-                <w:tcPr/>
-                <w:p>
-                  <w:pPr>
-                    <w:pStyle w:val="Compact"/>
-                    <w:jc w:val="center"/>
-                    <w:jc w:val="center"/>
-                  </w:pPr>
-                  <m:oMath>
-                    <m:r>
-                      <m:t>0</m:t>
-                    </m:r>
-                    <m:r>
-                      <m:rPr>
-                        <m:sty m:val="p"/>
-                      </m:rPr>
-                      <m:t>,</m:t>
-                    </m:r>
-                    <m:r>
-                      <m:t>810</m:t>
-                    </m:r>
-                  </m:oMath>
-                  <w:r>
-                    <w:t xml:space="preserve">​</w:t>
-                  </w:r>
-                </w:p>
-              </w:tc>
-              <w:tc>
-                <w:tcPr/>
-                <w:p>
-                  <w:pPr>
-                    <w:pStyle w:val="Compact"/>
-                    <w:jc w:val="center"/>
-                    <w:jc w:val="center"/>
-                  </w:pPr>
-                  <m:oMath>
-                    <m:r>
-                      <m:t>100</m:t>
-                    </m:r>
-                    <m:r>
-                      <m:rPr>
-                        <m:sty m:val="p"/>
-                      </m:rPr>
-                      <m:t>,</m:t>
-                    </m:r>
-                    <m:r>
-                      <m:t>0</m:t>
-                    </m:r>
-                    <m:r>
-                      <m:rPr>
-                        <m:nor/>
-                        <m:sty m:val="p"/>
-                      </m:rPr>
-                      <m:t> %</m:t>
-                    </m:r>
-                  </m:oMath>
-                  <w:r>
-                    <w:t xml:space="preserve">​</w:t>
-                  </w:r>
-                </w:p>
-              </w:tc>
-            </w:tr>
-            <w:tr>
-              <w:tc>
-                <w:tcPr/>
-                <w:p>
-                  <w:pPr>
-                    <w:pStyle w:val="Compact"/>
-                    <w:jc w:val="center"/>
-                    <w:jc w:val="center"/>
-                  </w:pPr>
-                  <w:r>
-                    <w:rPr>
-                      <w:b/>
-                      <w:bCs/>
-                    </w:rPr>
-                    <w:t xml:space="preserve">PY-12</w:t>
-                  </w:r>
-                </w:p>
-              </w:tc>
-              <w:tc>
-                <w:tcPr/>
-                <w:p>
-                  <w:pPr>
-                    <w:pStyle w:val="Compact"/>
-                    <w:jc w:val="left"/>
-                    <w:jc w:val="center"/>
-                  </w:pPr>
-                  <w:r>
-                    <w:t xml:space="preserve">Ñeembucú</w:t>
-                  </w:r>
-                </w:p>
-              </w:tc>
-              <w:tc>
-                <w:tcPr/>
-                <w:p>
-                  <w:pPr>
-                    <w:pStyle w:val="Compact"/>
-                    <w:jc w:val="left"/>
-                    <w:jc w:val="center"/>
-                  </w:pPr>
-                  <w:r>
-                    <w:t xml:space="preserve">Oriental</w:t>
-                  </w:r>
-                </w:p>
-              </w:tc>
-              <w:tc>
-                <w:tcPr/>
-                <w:p>
-                  <w:pPr>
-                    <w:pStyle w:val="Compact"/>
-                    <w:jc w:val="center"/>
-                    <w:jc w:val="center"/>
-                  </w:pPr>
-                  <m:oMath>
-                    <m:r>
-                      <m:t>12.147</m:t>
-                    </m:r>
-                  </m:oMath>
-                  <w:r>
-                    <w:t xml:space="preserve">​</w:t>
-                  </w:r>
-                </w:p>
-              </w:tc>
-              <w:tc>
-                <w:tcPr/>
-                <w:p>
-                  <w:pPr>
-                    <w:pStyle w:val="Compact"/>
-                    <w:jc w:val="center"/>
-                    <w:jc w:val="center"/>
-                  </w:pPr>
-                  <m:oMath>
-                    <m:r>
-                      <m:t>0</m:t>
-                    </m:r>
-                    <m:r>
-                      <m:rPr>
-                        <m:sty m:val="p"/>
-                      </m:rPr>
-                      <m:t>,</m:t>
-                    </m:r>
-                    <m:r>
-                      <m:t>729</m:t>
-                    </m:r>
-                  </m:oMath>
-                  <w:r>
-                    <w:t xml:space="preserve">​</w:t>
-                  </w:r>
-                </w:p>
-              </w:tc>
-              <w:tc>
-                <w:tcPr/>
-                <w:p>
-                  <w:pPr>
-                    <w:pStyle w:val="Compact"/>
-                    <w:jc w:val="center"/>
-                    <w:jc w:val="center"/>
-                  </w:pPr>
-                  <m:oMath>
-                    <m:r>
-                      <m:t>0</m:t>
-                    </m:r>
-                    <m:r>
-                      <m:rPr>
-                        <m:sty m:val="p"/>
-                      </m:rPr>
-                      <m:t>,</m:t>
-                    </m:r>
-                    <m:r>
-                      <m:t>825</m:t>
-                    </m:r>
-                  </m:oMath>
-                  <w:r>
-                    <w:t xml:space="preserve">​</w:t>
-                  </w:r>
-                </w:p>
-              </w:tc>
-              <w:tc>
-                <w:tcPr/>
-                <w:p>
-                  <w:pPr>
-                    <w:pStyle w:val="Compact"/>
-                    <w:jc w:val="center"/>
-                    <w:jc w:val="center"/>
-                  </w:pPr>
-                  <m:oMath>
-                    <m:r>
-                      <m:t>100</m:t>
-                    </m:r>
-                    <m:r>
-                      <m:rPr>
-                        <m:sty m:val="p"/>
-                      </m:rPr>
-                      <m:t>,</m:t>
-                    </m:r>
-                    <m:r>
-                      <m:t>0</m:t>
-                    </m:r>
-                    <m:r>
-                      <m:rPr>
-                        <m:nor/>
-                        <m:sty m:val="p"/>
-                      </m:rPr>
-                      <m:t> %</m:t>
-                    </m:r>
-                  </m:oMath>
-                  <w:r>
-                    <w:t xml:space="preserve">​</w:t>
-                  </w:r>
-                </w:p>
-              </w:tc>
-            </w:tr>
-            <w:tr>
-              <w:tc>
-                <w:tcPr/>
-                <w:p>
-                  <w:pPr>
-                    <w:pStyle w:val="Compact"/>
-                    <w:jc w:val="center"/>
-                    <w:jc w:val="center"/>
-                  </w:pPr>
-                  <w:r>
-                    <w:rPr>
-                      <w:b/>
-                      <w:bCs/>
-                    </w:rPr>
-                    <w:t xml:space="preserve">PY-13</w:t>
-                  </w:r>
-                </w:p>
-              </w:tc>
-              <w:tc>
-                <w:tcPr/>
-                <w:p>
-                  <w:pPr>
-                    <w:pStyle w:val="Compact"/>
-                    <w:jc w:val="left"/>
-                    <w:jc w:val="center"/>
-                  </w:pPr>
-                  <w:r>
-                    <w:t xml:space="preserve">Amambay</w:t>
-                  </w:r>
-                </w:p>
-              </w:tc>
-              <w:tc>
-                <w:tcPr/>
-                <w:p>
-                  <w:pPr>
-                    <w:pStyle w:val="Compact"/>
-                    <w:jc w:val="left"/>
-                    <w:jc w:val="center"/>
-                  </w:pPr>
-                  <w:r>
-                    <w:t xml:space="preserve">Oriental</w:t>
-                  </w:r>
-                </w:p>
-              </w:tc>
-              <w:tc>
-                <w:tcPr/>
-                <w:p>
-                  <w:pPr>
-                    <w:pStyle w:val="Compact"/>
-                    <w:jc w:val="center"/>
-                    <w:jc w:val="center"/>
-                  </w:pPr>
-                  <m:oMath>
-                    <m:r>
-                      <m:t>12.938</m:t>
-                    </m:r>
-                  </m:oMath>
-                  <w:r>
-                    <w:t xml:space="preserve">​</w:t>
-                  </w:r>
-                </w:p>
-              </w:tc>
-              <w:tc>
-                <w:tcPr/>
-                <w:p>
-                  <w:pPr>
-                    <w:pStyle w:val="Compact"/>
-                    <w:jc w:val="center"/>
-                    <w:jc w:val="center"/>
-                  </w:pPr>
-                  <m:oMath>
-                    <m:r>
-                      <m:t>0</m:t>
-                    </m:r>
-                    <m:r>
-                      <m:rPr>
-                        <m:sty m:val="p"/>
-                      </m:rPr>
-                      <m:t>,</m:t>
-                    </m:r>
-                    <m:r>
-                      <m:t>802</m:t>
-                    </m:r>
-                  </m:oMath>
-                  <w:r>
-                    <w:t xml:space="preserve">​</w:t>
-                  </w:r>
-                </w:p>
-              </w:tc>
-              <w:tc>
-                <w:tcPr/>
-                <w:p>
-                  <w:pPr>
-                    <w:pStyle w:val="Compact"/>
-                    <w:jc w:val="center"/>
-                    <w:jc w:val="center"/>
-                  </w:pPr>
-                  <m:oMath>
-                    <m:r>
-                      <m:t>0</m:t>
-                    </m:r>
-                    <m:r>
-                      <m:rPr>
-                        <m:sty m:val="p"/>
-                      </m:rPr>
-                      <m:t>,</m:t>
-                    </m:r>
-                    <m:r>
-                      <m:t>891</m:t>
-                    </m:r>
-                  </m:oMath>
-                  <w:r>
-                    <w:t xml:space="preserve">​</w:t>
-                  </w:r>
-                </w:p>
-              </w:tc>
-              <w:tc>
-                <w:tcPr/>
-                <w:p>
-                  <w:pPr>
-                    <w:pStyle w:val="Compact"/>
-                    <w:jc w:val="center"/>
-                    <w:jc w:val="center"/>
-                  </w:pPr>
-                  <m:oMath>
-                    <m:r>
-                      <m:t>100</m:t>
-                    </m:r>
-                    <m:r>
-                      <m:rPr>
-                        <m:sty m:val="p"/>
-                      </m:rPr>
-                      <m:t>,</m:t>
-                    </m:r>
-                    <m:r>
-                      <m:t>0</m:t>
-                    </m:r>
-                    <m:r>
-                      <m:rPr>
-                        <m:nor/>
-                        <m:sty m:val="p"/>
-                      </m:rPr>
-                      <m:t> %</m:t>
-                    </m:r>
-                  </m:oMath>
-                  <w:r>
-                    <w:t xml:space="preserve">​</w:t>
-                  </w:r>
-                </w:p>
-              </w:tc>
-            </w:tr>
-            <w:tr>
-              <w:tc>
-                <w:tcPr/>
-                <w:p>
-                  <w:pPr>
-                    <w:pStyle w:val="Compact"/>
-                    <w:jc w:val="center"/>
-                    <w:jc w:val="center"/>
-                  </w:pPr>
-                  <w:r>
-                    <w:rPr>
-                      <w:b/>
-                      <w:bCs/>
-                    </w:rPr>
-                    <w:t xml:space="preserve">PY-14</w:t>
-                  </w:r>
-                </w:p>
-              </w:tc>
-              <w:tc>
-                <w:tcPr/>
-                <w:p>
-                  <w:pPr>
-                    <w:pStyle w:val="Compact"/>
-                    <w:jc w:val="left"/>
-                    <w:jc w:val="center"/>
-                  </w:pPr>
-                  <w:r>
-                    <w:t xml:space="preserve">Canindeyú</w:t>
-                  </w:r>
-                </w:p>
-              </w:tc>
-              <w:tc>
-                <w:tcPr/>
-                <w:p>
-                  <w:pPr>
-                    <w:pStyle w:val="Compact"/>
-                    <w:jc w:val="left"/>
-                    <w:jc w:val="center"/>
-                  </w:pPr>
-                  <w:r>
-                    <w:t xml:space="preserve">Oriental</w:t>
-                  </w:r>
-                </w:p>
-              </w:tc>
-              <w:tc>
-                <w:tcPr/>
-                <w:p>
-                  <w:pPr>
-                    <w:pStyle w:val="Compact"/>
-                    <w:jc w:val="center"/>
-                    <w:jc w:val="center"/>
-                  </w:pPr>
-                  <m:oMath>
-                    <m:r>
-                      <m:t>14.604</m:t>
-                    </m:r>
-                  </m:oMath>
-                  <w:r>
-                    <w:t xml:space="preserve">​</w:t>
-                  </w:r>
-                </w:p>
-              </w:tc>
-              <w:tc>
-                <w:tcPr/>
-                <w:p>
-                  <w:pPr>
-                    <w:pStyle w:val="Compact"/>
-                    <w:jc w:val="center"/>
-                    <w:jc w:val="center"/>
-                  </w:pPr>
-                  <m:oMath>
-                    <m:r>
-                      <m:t>0</m:t>
-                    </m:r>
-                    <m:r>
-                      <m:rPr>
-                        <m:sty m:val="p"/>
-                      </m:rPr>
-                      <m:t>,</m:t>
-                    </m:r>
-                    <m:r>
-                      <m:t>791</m:t>
-                    </m:r>
-                  </m:oMath>
-                  <w:r>
-                    <w:t xml:space="preserve">​</w:t>
-                  </w:r>
-                </w:p>
-              </w:tc>
-              <w:tc>
-                <w:tcPr/>
-                <w:p>
-                  <w:pPr>
-                    <w:pStyle w:val="Compact"/>
-                    <w:jc w:val="center"/>
-                    <w:jc w:val="center"/>
-                  </w:pPr>
-                  <m:oMath>
-                    <m:r>
-                      <m:t>0</m:t>
-                    </m:r>
-                    <m:r>
-                      <m:rPr>
-                        <m:sty m:val="p"/>
-                      </m:rPr>
-                      <m:t>,</m:t>
-                    </m:r>
-                    <m:r>
-                      <m:t>886</m:t>
-                    </m:r>
-                  </m:oMath>
-                  <w:r>
-                    <w:t xml:space="preserve">​</w:t>
-                  </w:r>
-                </w:p>
-              </w:tc>
-              <w:tc>
-                <w:tcPr/>
-                <w:p>
-                  <w:pPr>
-                    <w:pStyle w:val="Compact"/>
-                    <w:jc w:val="center"/>
-                    <w:jc w:val="center"/>
-                  </w:pPr>
-                  <m:oMath>
-                    <m:r>
-                      <m:t>100</m:t>
-                    </m:r>
-                    <m:r>
-                      <m:rPr>
-                        <m:sty m:val="p"/>
-                      </m:rPr>
-                      <m:t>,</m:t>
-                    </m:r>
-                    <m:r>
-                      <m:t>0</m:t>
-                    </m:r>
-                    <m:r>
-                      <m:rPr>
-                        <m:nor/>
-                        <m:sty m:val="p"/>
-                      </m:rPr>
-                      <m:t> %</m:t>
-                    </m:r>
-                  </m:oMath>
-                  <w:r>
-                    <w:t xml:space="preserve">​</w:t>
-                  </w:r>
-                </w:p>
-              </w:tc>
-            </w:tr>
-            <w:tr>
-              <w:tc>
-                <w:tcPr/>
-                <w:p>
-                  <w:pPr>
-                    <w:pStyle w:val="Compact"/>
-                    <w:jc w:val="center"/>
-                    <w:jc w:val="center"/>
-                  </w:pPr>
-                  <w:r>
-                    <w:rPr>
-                      <w:b/>
-                      <w:bCs/>
-                    </w:rPr>
-                    <w:t xml:space="preserve">PY-ASU</w:t>
-                  </w:r>
-                </w:p>
-              </w:tc>
-              <w:tc>
-                <w:tcPr/>
-                <w:p>
-                  <w:pPr>
-                    <w:pStyle w:val="Compact"/>
-                    <w:jc w:val="left"/>
-                    <w:jc w:val="center"/>
-                  </w:pPr>
-                  <w:r>
-                    <w:t xml:space="preserve">Asunción (Capital)</w:t>
-                  </w:r>
-                </w:p>
-              </w:tc>
-              <w:tc>
-                <w:tcPr/>
-                <w:p>
-                  <w:pPr>
-                    <w:pStyle w:val="Compact"/>
-                    <w:jc w:val="left"/>
-                    <w:jc w:val="center"/>
-                  </w:pPr>
-                  <w:r>
-                    <w:t xml:space="preserve">Oriental</w:t>
-                  </w:r>
-                </w:p>
-              </w:tc>
-              <w:tc>
-                <w:tcPr/>
-                <w:p>
-                  <w:pPr>
-                    <w:pStyle w:val="Compact"/>
-                    <w:jc w:val="center"/>
-                    <w:jc w:val="center"/>
-                  </w:pPr>
-                  <m:oMath>
-                    <m:r>
-                      <m:t>117</m:t>
-                    </m:r>
-                  </m:oMath>
-                  <w:r>
-                    <w:t xml:space="preserve">​</w:t>
-                  </w:r>
-                </w:p>
-              </w:tc>
-              <w:tc>
-                <w:tcPr/>
-                <w:p>
-                  <w:pPr>
-                    <w:pStyle w:val="Compact"/>
-                    <w:jc w:val="center"/>
-                    <w:jc w:val="center"/>
-                  </w:pPr>
-                  <m:oMath>
-                    <m:r>
-                      <m:t>0</m:t>
-                    </m:r>
-                    <m:r>
-                      <m:rPr>
-                        <m:sty m:val="p"/>
-                      </m:rPr>
-                      <m:t>,</m:t>
-                    </m:r>
-                    <m:r>
-                      <m:t>684</m:t>
-                    </m:r>
-                  </m:oMath>
-                  <w:r>
-                    <w:t xml:space="preserve">​</w:t>
-                  </w:r>
-                </w:p>
-              </w:tc>
-              <w:tc>
-                <w:tcPr/>
-                <w:p>
-                  <w:pPr>
-                    <w:pStyle w:val="Compact"/>
-                    <w:jc w:val="center"/>
-                    <w:jc w:val="center"/>
-                  </w:pPr>
-                  <w:r>
-                    <w:t xml:space="preserve">— (Sin focos)</w:t>
+                  <w:r>
+                    <w:t xml:space="preserve">— (Sin fuegos en test)</w:t>
+                  </w:r>
+                </w:p>
+              </w:tc>
+              <w:tc>
+                <w:tcPr/>
+                <w:p>
+                  <w:pPr>
+                    <w:pStyle w:val="Compact"/>
+                    <w:jc w:val="center"/>
+                    <w:jc w:val="center"/>
+                  </w:pPr>
+                  <w:r>
+                    <w:t xml:space="preserve">—</w:t>
                   </w:r>
                 </w:p>
               </w:tc>

--- a/material_suplementario.docx
+++ b/material_suplementario.docx
@@ -123,7 +123,7 @@
           <w:i/>
           <w:iCs/>
         </w:rPr>
-        <w:t xml:space="preserve">Desacoplando el peligro biofísico de ignición y la propagación táctica de incendios forestales en el Gran Chaco mediante GeoAI multiescala (2015–2025)</w:t>
+        <w:t xml:space="preserve">Desacoplando el peligro biofísico de ignición y la propagación táctica de incendios forestales en el Gran Chaco mediante GeoAI multiescala (2018–2025)</w:t>
       </w:r>
       <w:r>
         <w:br/>
@@ -259,7 +259,7 @@
         <w:t xml:space="preserve"> </w:t>
       </w:r>
       <w:r>
-        <w:t xml:space="preserve">Diccionario completo y especificación física de las 25 variables predictoras del sistema.</w:t>
+        <w:t xml:space="preserve">Diccionario completo y especificación física de las 29 variables predictoras del sistema.</w:t>
       </w:r>
     </w:p>
     <w:p>
@@ -336,7 +336,7 @@
       </w:r>
     </w:p>
     <w:bookmarkEnd w:id="9"/>
-    <w:bookmarkStart w:id="12" w:name="Xa40efbf7955eca041ce494731fdd7200ed3cf41"/>
+    <w:bookmarkStart w:id="11" w:name="Xa40efbf7955eca041ce494731fdd7200ed3cf41"/>
     <w:p>
       <w:pPr>
         <w:pStyle w:val="Heading1"/>
@@ -695,7 +695,7 @@
         <w:t xml:space="preserve">en megavatios) sobre un área aparente diez veces mayor; y (3) asignación errónea de celdas en la grilla nacional soberana de 1 km².</w:t>
       </w:r>
     </w:p>
-    <w:bookmarkStart w:id="11" w:name="X8ff086afd09f71af6acd1b5ed6711c5f513bba8"/>
+    <w:bookmarkStart w:id="10" w:name="X8ff086afd09f71af6acd1b5ed6711c5f513bba8"/>
     <w:p>
       <w:pPr>
         <w:pStyle w:val="Heading3"/>
@@ -714,16 +714,26 @@
       <w:r>
         <w:t xml:space="preserve"> </w:t>
       </w:r>
-      <w:hyperlink r:id="rId10">
-        <w:r>
-          <w:rPr>
-            <w:rStyle w:val="VerbatimChar"/>
-          </w:rPr>
-          <w:t xml:space="preserve">procesar_focos_firms_a_grilla</w:t>
-        </w:r>
-      </w:hyperlink>
-      <w:r>
-        <w:t xml:space="preserve">, aplicamos una regla de depuración cinemática estricta:</w:t>
+      <w:r>
+        <w:rPr>
+          <w:rStyle w:val="VerbatimChar"/>
+        </w:rPr>
+        <w:t xml:space="preserve">procesar_focos_firms_a_grilla</w:t>
+      </w:r>
+      <w:r>
+        <w:t xml:space="preserve"> </w:t>
+      </w:r>
+      <w:r>
+        <w:t xml:space="preserve">(</w:t>
+      </w:r>
+      <w:r>
+        <w:rPr>
+          <w:rStyle w:val="VerbatimChar"/>
+        </w:rPr>
+        <w:t xml:space="preserve">src/firms.py</w:t>
+      </w:r>
+      <w:r>
+        <w:t xml:space="preserve">), aplicamos una regla de depuración cinemática estricta:</w:t>
       </w:r>
     </w:p>
     <w:p>
@@ -1072,9 +1082,9 @@
         </w:pict>
       </w:r>
     </w:p>
+    <w:bookmarkEnd w:id="10"/>
     <w:bookmarkEnd w:id="11"/>
-    <w:bookmarkEnd w:id="12"/>
-    <w:bookmarkStart w:id="17" w:name="Xd19381823fd1fcfe819f3d44e1ec05b48f6833a"/>
+    <w:bookmarkStart w:id="15" w:name="Xd19381823fd1fcfe819f3d44e1ec05b48f6833a"/>
     <w:p>
       <w:pPr>
         <w:pStyle w:val="Heading1"/>
@@ -1584,7 +1594,7 @@
         <w:t xml:space="preserve">.</w:t>
       </w:r>
     </w:p>
-    <w:bookmarkStart w:id="13" w:name="X59740cae8ddea862ec6d438f5077043a32ea401"/>
+    <w:bookmarkStart w:id="12" w:name="X59740cae8ddea862ec6d438f5077043a32ea401"/>
     <w:p>
       <w:pPr>
         <w:pStyle w:val="Heading3"/>
@@ -2429,8 +2439,8 @@
         </m:oMath>
       </m:oMathPara>
     </w:p>
-    <w:bookmarkEnd w:id="13"/>
-    <w:bookmarkStart w:id="14" w:name="X66298d535b1b6e106ebcc5ae04d63ad845d6ac6"/>
+    <w:bookmarkEnd w:id="12"/>
+    <w:bookmarkStart w:id="13" w:name="X66298d535b1b6e106ebcc5ae04d63ad845d6ac6"/>
     <w:p>
       <w:pPr>
         <w:pStyle w:val="Heading3"/>
@@ -2572,8 +2582,8 @@
         <w:t xml:space="preserve">.</w:t>
       </w:r>
     </w:p>
-    <w:bookmarkEnd w:id="14"/>
-    <w:bookmarkStart w:id="16" w:name="formulación-acotada-en-incendios_py"/>
+    <w:bookmarkEnd w:id="13"/>
+    <w:bookmarkStart w:id="14" w:name="formulación-acotada-en-incendios_py"/>
     <w:p>
       <w:pPr>
         <w:pStyle w:val="Heading3"/>
@@ -2601,14 +2611,12 @@
       <w:r>
         <w:t xml:space="preserve"> </w:t>
       </w:r>
-      <w:hyperlink r:id="rId15">
-        <w:r>
-          <w:rPr>
-            <w:rStyle w:val="VerbatimChar"/>
-          </w:rPr>
-          <w:t xml:space="preserve">src/modelo.py</w:t>
-        </w:r>
-      </w:hyperlink>
+      <w:r>
+        <w:rPr>
+          <w:rStyle w:val="VerbatimChar"/>
+        </w:rPr>
+        <w:t xml:space="preserve">src/modelo.py</w:t>
+      </w:r>
       <w:r>
         <w:t xml:space="preserve">):</w:t>
       </w:r>
@@ -2967,9 +2975,9 @@
         </w:pict>
       </w:r>
     </w:p>
-    <w:bookmarkEnd w:id="16"/>
-    <w:bookmarkEnd w:id="17"/>
-    <w:bookmarkStart w:id="19" w:name="X3d07ea210a4983b32af0ae05eba142f92f30b69"/>
+    <w:bookmarkEnd w:id="14"/>
+    <w:bookmarkEnd w:id="15"/>
+    <w:bookmarkStart w:id="17" w:name="X3d07ea210a4983b32af0ae05eba142f92f30b69"/>
     <w:p>
       <w:pPr>
         <w:pStyle w:val="Heading1"/>
@@ -3934,7 +3942,7 @@
         <w:t xml:space="preserve">), eliminando la fuga de información por autocorrelación espacial.</w:t>
       </w:r>
     </w:p>
-    <w:bookmarkStart w:id="18" w:name="Xca39a08a32cc4f39017118354ed1a3dc3c4a3b4"/>
+    <w:bookmarkStart w:id="16" w:name="Xca39a08a32cc4f39017118354ed1a3dc3c4a3b4"/>
     <w:p>
       <w:pPr>
         <w:pStyle w:val="Heading3"/>
@@ -4176,7 +4184,7 @@
                 <m:t>,</m:t>
               </m:r>
               <m:r>
-                <m:t>8241</m:t>
+                <m:t>7155</m:t>
               </m:r>
             </m:oMath>
             <w:r>
@@ -4202,7 +4210,7 @@
                 <m:t>,</m:t>
               </m:r>
               <m:r>
-                <m:t>7025</m:t>
+                <m:t>7897</m:t>
               </m:r>
             </m:oMath>
             <w:r>
@@ -4228,7 +4236,7 @@
                 <m:t>,</m:t>
               </m:r>
               <m:r>
-                <m:t>8540</m:t>
+                <m:t>8787</m:t>
               </m:r>
             </m:oMath>
             <w:r>
@@ -4336,7 +4344,7 @@
                 <m:t>,</m:t>
               </m:r>
               <m:r>
-                <m:t>8305</m:t>
+                <m:t>7219</m:t>
               </m:r>
             </m:oMath>
           </w:p>
@@ -4359,7 +4367,7 @@
                 <m:t>,</m:t>
               </m:r>
               <m:r>
-                <m:t>7106</m:t>
+                <m:t>7978</m:t>
               </m:r>
             </m:oMath>
           </w:p>
@@ -4382,7 +4390,7 @@
                 <m:t>,</m:t>
               </m:r>
               <m:r>
-                <m:t>8494</m:t>
+                <m:t>8741</m:t>
               </m:r>
             </m:oMath>
           </w:p>
@@ -4452,7 +4460,7 @@
                 <m:t>,</m:t>
               </m:r>
               <m:r>
-                <m:t>8362</m:t>
+                <m:t>7276</m:t>
               </m:r>
             </m:oMath>
             <w:r>
@@ -4478,7 +4486,7 @@
                 <m:t>,</m:t>
               </m:r>
               <m:r>
-                <m:t>7180</m:t>
+                <m:t>8052</m:t>
               </m:r>
             </m:oMath>
             <w:r>
@@ -4504,7 +4512,7 @@
                 <m:t>,</m:t>
               </m:r>
               <m:r>
-                <m:t>8431</m:t>
+                <m:t>8678</m:t>
               </m:r>
             </m:oMath>
             <w:r>
@@ -4580,9 +4588,9 @@
         </w:pict>
       </w:r>
     </w:p>
-    <w:bookmarkEnd w:id="18"/>
-    <w:bookmarkEnd w:id="19"/>
-    <w:bookmarkStart w:id="21" w:name="Xe5a801ab7bb9915477be91becdfc9b32ccffc1a"/>
+    <w:bookmarkEnd w:id="16"/>
+    <w:bookmarkEnd w:id="17"/>
+    <w:bookmarkStart w:id="19" w:name="Xe5a801ab7bb9915477be91becdfc9b32ccffc1a"/>
     <w:p>
       <w:pPr>
         <w:pStyle w:val="Heading1"/>
@@ -4604,7 +4612,7 @@
       <w:tr>
         <w:tc>
           <w:tcPr/>
-          <w:bookmarkStart w:id="20" w:name="tbl-variables"/>
+          <w:bookmarkStart w:id="18" w:name="tbl-variables"/>
           <w:p>
             <w:pPr>
               <w:jc w:val="center"/>
@@ -4615,7 +4623,7 @@
               <w:pStyle w:val="ImageCaption"/>
             </w:pPr>
             <w:r>
-              <w:t xml:space="preserve">Tabla 1: Especificación técnica y catálogo de variables predictoras del sistema</w:t>
+              <w:t xml:space="preserve">Tabla 1: Especificación técnica y catálogo exhaustivo de variables predictoras del sistema</w:t>
             </w:r>
             <w:r>
               <w:t xml:space="preserve"> </w:t>
@@ -4807,7 +4815,7 @@
                     <w:jc w:val="center"/>
                   </w:pPr>
                   <w:r>
-                    <w:t xml:space="preserve">ERA5-Land</w:t>
+                    <w:t xml:space="preserve">ERA5-Land (CDS)</w:t>
                   </w:r>
                 </w:p>
               </w:tc>
@@ -4946,7 +4954,7 @@
                     <w:jc w:val="center"/>
                   </w:pPr>
                   <w:r>
-                    <w:t xml:space="preserve">ERA5-Land</w:t>
+                    <w:t xml:space="preserve">ERA5-Land (CDS)</w:t>
                   </w:r>
                 </w:p>
               </w:tc>
@@ -5032,7 +5040,7 @@
                     <w:rPr>
                       <w:rStyle w:val="VerbatimChar"/>
                     </w:rPr>
-                    <w:t xml:space="preserve">amplitud_termica_c</w:t>
+                    <w:t xml:space="preserve">rango_termico_diario</w:t>
                   </w:r>
                 </w:p>
               </w:tc>
@@ -5187,43 +5195,28 @@
                     <w:rPr>
                       <w:rStyle w:val="VerbatimChar"/>
                     </w:rPr>
-                    <w:t xml:space="preserve">dewpoint_temp_c</w:t>
-                  </w:r>
-                </w:p>
-              </w:tc>
-              <w:tc>
-                <w:tcPr/>
-                <w:p>
-                  <w:pPr>
-                    <w:pStyle w:val="Compact"/>
-                    <w:jc w:val="left"/>
-                    <w:jc w:val="center"/>
-                  </w:pPr>
-                  <w:r>
-                    <w:t xml:space="preserve">Temperatura del punto de rocío a 2 m (</w:t>
-                  </w:r>
-                  <m:oMath>
-                    <m:sSup>
-                      <m:e>
-                        <m:r>
-                          <m:t>​</m:t>
-                        </m:r>
-                      </m:e>
-                      <m:sup>
-                        <m:r>
-                          <m:rPr>
-                            <m:sty m:val="p"/>
-                          </m:rPr>
-                          <m:t>∘</m:t>
-                        </m:r>
-                      </m:sup>
-                    </m:sSup>
+                    <w:t xml:space="preserve">vpd_max_kpa</w:t>
+                  </w:r>
+                </w:p>
+              </w:tc>
+              <w:tc>
+                <w:tcPr/>
+                <w:p>
+                  <w:pPr>
+                    <w:pStyle w:val="Compact"/>
+                    <w:jc w:val="left"/>
+                    <w:jc w:val="center"/>
+                  </w:pPr>
+                  <w:r>
+                    <w:t xml:space="preserve">Déficit de presión de vapor atmosférico (</w:t>
+                  </w:r>
+                  <m:oMath>
                     <m:r>
                       <m:rPr>
                         <m:nor/>
                         <m:sty m:val="p"/>
                       </m:rPr>
-                      <m:t>C</m:t>
+                      <m:t>kPa</m:t>
                     </m:r>
                   </m:oMath>
                   <w:r>
@@ -5240,7 +5233,7 @@
                     <w:jc w:val="center"/>
                   </w:pPr>
                   <w:r>
-                    <w:t xml:space="preserve">ERA5-Land</w:t>
+                    <w:t xml:space="preserve">Derivada Psicrométrica</w:t>
                   </w:r>
                 </w:p>
               </w:tc>
@@ -5295,7 +5288,7 @@
                     <w:jc w:val="center"/>
                   </w:pPr>
                   <w:r>
-                    <w:t xml:space="preserve">Ignición / Propagación</w:t>
+                    <w:t xml:space="preserve">Gating / Ignición / Prop.</w:t>
                   </w:r>
                 </w:p>
               </w:tc>
@@ -5326,20 +5319,73 @@
                     <w:rPr>
                       <w:rStyle w:val="VerbatimChar"/>
                     </w:rPr>
-                    <w:t xml:space="preserve">vpd_max_kpa</w:t>
-                  </w:r>
-                </w:p>
-              </w:tc>
-              <w:tc>
-                <w:tcPr/>
-                <w:p>
-                  <w:pPr>
-                    <w:pStyle w:val="Compact"/>
-                    <w:jc w:val="left"/>
-                    <w:jc w:val="center"/>
-                  </w:pPr>
-                  <w:r>
-                    <w:t xml:space="preserve">Déficit de presión de vapor atmosférico (</w:t>
+                    <w:t xml:space="preserve">deficit_hidrico_acumulado</w:t>
+                  </w:r>
+                </w:p>
+              </w:tc>
+              <w:tc>
+                <w:tcPr/>
+                <w:p>
+                  <w:pPr>
+                    <w:pStyle w:val="Compact"/>
+                    <w:jc w:val="left"/>
+                    <w:jc w:val="center"/>
+                  </w:pPr>
+                  <w:r>
+                    <w:t xml:space="preserve">Estrés desecante integrado (</w:t>
+                  </w:r>
+                  <m:oMath>
+                    <m:r>
+                      <m:t>V</m:t>
+                    </m:r>
+                    <m:r>
+                      <m:t>P</m:t>
+                    </m:r>
+                    <m:r>
+                      <m:t>D</m:t>
+                    </m:r>
+                    <m:r>
+                      <m:rPr>
+                        <m:sty m:val="p"/>
+                      </m:rPr>
+                      <m:t>×</m:t>
+                    </m:r>
+                    <m:r>
+                      <m:rPr>
+                        <m:sty m:val="p"/>
+                      </m:rPr>
+                      <m:t>(</m:t>
+                    </m:r>
+                    <m:r>
+                      <m:t>C</m:t>
+                    </m:r>
+                    <m:r>
+                      <m:t>D</m:t>
+                    </m:r>
+                    <m:r>
+                      <m:t>D</m:t>
+                    </m:r>
+                    <m:r>
+                      <m:rPr>
+                        <m:sty m:val="p"/>
+                      </m:rPr>
+                      <m:t>+</m:t>
+                    </m:r>
+                    <m:r>
+                      <m:t>1</m:t>
+                    </m:r>
+                    <m:r>
+                      <m:rPr>
+                        <m:sty m:val="p"/>
+                      </m:rPr>
+                      <m:t>)</m:t>
+                    </m:r>
+                  </m:oMath>
+                  <w:r>
+                    <w:t xml:space="preserve">,</w:t>
+                  </w:r>
+                  <w:r>
+                    <w:t xml:space="preserve"> </w:t>
                   </w:r>
                   <m:oMath>
                     <m:r>
@@ -5349,6 +5395,19 @@
                       </m:rPr>
                       <m:t>kPa</m:t>
                     </m:r>
+                    <m:r>
+                      <m:rPr>
+                        <m:sty m:val="p"/>
+                      </m:rPr>
+                      <m:t>⋅</m:t>
+                    </m:r>
+                    <m:r>
+                      <m:rPr>
+                        <m:nor/>
+                        <m:sty m:val="p"/>
+                      </m:rPr>
+                      <m:t>d</m:t>
+                    </m:r>
                   </m:oMath>
                   <w:r>
                     <w:t xml:space="preserve">)</w:t>
@@ -5364,7 +5423,7 @@
                     <w:jc w:val="center"/>
                   </w:pPr>
                   <w:r>
-                    <w:t xml:space="preserve">Derivada Psicrométrica</w:t>
+                    <w:t xml:space="preserve">Interacción Física</w:t>
                   </w:r>
                 </w:p>
               </w:tc>
@@ -5419,7 +5478,7 @@
                     <w:jc w:val="center"/>
                   </w:pPr>
                   <w:r>
-                    <w:t xml:space="preserve">Gating / Ignición / Prop.</w:t>
+                    <w:t xml:space="preserve">Ignición / Propagación</w:t>
                   </w:r>
                 </w:p>
               </w:tc>
@@ -5450,7 +5509,7 @@
                     <w:rPr>
                       <w:rStyle w:val="VerbatimChar"/>
                     </w:rPr>
-                    <w:t xml:space="preserve">precipitacion_dia_mm</w:t>
+                    <w:t xml:space="preserve">precipitacion_mm</w:t>
                   </w:r>
                 </w:p>
               </w:tc>
@@ -5516,7 +5575,7 @@
                     <w:jc w:val="center"/>
                   </w:pPr>
                   <w:r>
-                    <w:t xml:space="preserve">ERA5-Land</w:t>
+                    <w:t xml:space="preserve">ERA5-Land (CDS)</w:t>
                   </w:r>
                 </w:p>
               </w:tc>
@@ -5926,7 +5985,7 @@
                     <w:jc w:val="center"/>
                   </w:pPr>
                   <w:r>
-                    <w:t xml:space="preserve">ERA5-Land</w:t>
+                    <w:t xml:space="preserve">ERA5-Land (CDS)</w:t>
                   </w:r>
                 </w:p>
               </w:tc>
@@ -6012,89 +6071,29 @@
                     <w:rPr>
                       <w:rStyle w:val="VerbatimChar"/>
                     </w:rPr>
-                    <w:t xml:space="preserve">viento_cuadrado</w:t>
-                  </w:r>
-                </w:p>
-              </w:tc>
-              <w:tc>
-                <w:tcPr/>
-                <w:p>
-                  <w:pPr>
-                    <w:pStyle w:val="Compact"/>
-                    <w:jc w:val="left"/>
-                    <w:jc w:val="center"/>
-                  </w:pPr>
-                  <w:r>
-                    <w:t xml:space="preserve">Presión dinámica del viento (</w:t>
-                  </w:r>
-                  <m:oMath>
-                    <m:sSubSup>
-                      <m:e>
-                        <m:r>
-                          <m:t>V</m:t>
-                        </m:r>
-                      </m:e>
-                      <m:sub>
-                        <m:r>
-                          <m:rPr>
-                            <m:nor/>
-                            <m:sty m:val="p"/>
-                          </m:rPr>
-                          <m:t>viento</m:t>
-                        </m:r>
-                      </m:sub>
-                      <m:sup>
-                        <m:r>
-                          <m:t>2</m:t>
-                        </m:r>
-                      </m:sup>
-                    </m:sSubSup>
-                  </m:oMath>
-                  <w:r>
-                    <w:t xml:space="preserve">,</w:t>
-                  </w:r>
-                  <w:r>
-                    <w:t xml:space="preserve"> </w:t>
-                  </w:r>
-                  <m:oMath>
-                    <m:sSup>
-                      <m:e>
-                        <m:r>
-                          <m:rPr>
-                            <m:nor/>
-                            <m:sty m:val="p"/>
-                          </m:rPr>
-                          <m:t>km</m:t>
-                        </m:r>
-                      </m:e>
-                      <m:sup>
-                        <m:r>
-                          <m:t>2</m:t>
-                        </m:r>
-                      </m:sup>
-                    </m:sSup>
-                    <m:r>
-                      <m:rPr>
-                        <m:sty m:val="p"/>
-                      </m:rPr>
-                      <m:t>/</m:t>
-                    </m:r>
-                    <m:sSup>
-                      <m:e>
-                        <m:r>
-                          <m:rPr>
-                            <m:nor/>
-                            <m:sty m:val="p"/>
-                          </m:rPr>
-                          <m:t>h</m:t>
-                        </m:r>
-                      </m:e>
-                      <m:sup>
-                        <m:r>
-                          <m:t>2</m:t>
-                        </m:r>
-                      </m:sup>
-                    </m:sSup>
+                    <w:t xml:space="preserve">rafaga_max_kmh</w:t>
+                  </w:r>
+                </w:p>
+              </w:tc>
+              <w:tc>
+                <w:tcPr/>
+                <w:p>
+                  <w:pPr>
+                    <w:pStyle w:val="Compact"/>
+                    <w:jc w:val="left"/>
+                    <w:jc w:val="center"/>
+                  </w:pPr>
+                  <w:r>
+                    <w:t xml:space="preserve">Ráfaga máxima intradiaria de viento (</w:t>
+                  </w:r>
+                  <m:oMath>
+                    <m:r>
+                      <m:rPr>
+                        <m:nor/>
+                        <m:sty m:val="p"/>
+                      </m:rPr>
+                      <m:t>km/h</m:t>
+                    </m:r>
                   </m:oMath>
                   <w:r>
                     <w:t xml:space="preserve">)</w:t>
@@ -6110,7 +6109,7 @@
                     <w:jc w:val="center"/>
                   </w:pPr>
                   <w:r>
-                    <w:t xml:space="preserve">Derivada Mecánica</w:t>
+                    <w:t xml:space="preserve">ERA5-Land (CDS)</w:t>
                   </w:r>
                 </w:p>
               </w:tc>
@@ -6196,54 +6195,69 @@
                     <w:rPr>
                       <w:rStyle w:val="VerbatimChar"/>
                     </w:rPr>
-                    <w:t xml:space="preserve">interaccion_viento_vpd</w:t>
-                  </w:r>
-                </w:p>
-              </w:tc>
-              <w:tc>
-                <w:tcPr/>
-                <w:p>
-                  <w:pPr>
-                    <w:pStyle w:val="Compact"/>
-                    <w:jc w:val="left"/>
-                    <w:jc w:val="center"/>
-                  </w:pPr>
-                  <w:r>
-                    <w:t xml:space="preserve">Acoplamiento advectivo-desecante (</w:t>
-                  </w:r>
-                  <m:oMath>
-                    <m:r>
-                      <m:t>V</m:t>
-                    </m:r>
-                    <m:r>
-                      <m:t>i</m:t>
-                    </m:r>
-                    <m:r>
-                      <m:t>e</m:t>
-                    </m:r>
-                    <m:r>
-                      <m:t>n</m:t>
-                    </m:r>
-                    <m:r>
-                      <m:t>t</m:t>
-                    </m:r>
-                    <m:r>
-                      <m:t>o</m:t>
-                    </m:r>
-                    <m:r>
-                      <m:rPr>
-                        <m:sty m:val="p"/>
-                      </m:rPr>
-                      <m:t>×</m:t>
-                    </m:r>
-                    <m:r>
-                      <m:t>V</m:t>
-                    </m:r>
-                    <m:r>
-                      <m:t>P</m:t>
-                    </m:r>
-                    <m:r>
-                      <m:t>D</m:t>
+                    <w:t xml:space="preserve">potencial_viento_cuadratico</w:t>
+                  </w:r>
+                </w:p>
+              </w:tc>
+              <w:tc>
+                <w:tcPr/>
+                <w:p>
+                  <w:pPr>
+                    <w:pStyle w:val="Compact"/>
+                    <w:jc w:val="left"/>
+                    <w:jc w:val="center"/>
+                  </w:pPr>
+                  <w:r>
+                    <w:t xml:space="preserve">Presión dinámica del viento (</w:t>
+                  </w:r>
+                  <m:oMath>
+                    <m:r>
+                      <m:rPr>
+                        <m:sty m:val="p"/>
+                      </m:rPr>
+                      <m:t>(</m:t>
+                    </m:r>
+                    <m:r>
+                      <m:t>v</m:t>
+                    </m:r>
+                    <m:r>
+                      <m:rPr>
+                        <m:sty m:val="p"/>
+                      </m:rPr>
+                      <m:t>/</m:t>
+                    </m:r>
+                    <m:r>
+                      <m:t>10</m:t>
+                    </m:r>
+                    <m:sSup>
+                      <m:e>
+                        <m:r>
+                          <m:rPr>
+                            <m:sty m:val="p"/>
+                          </m:rPr>
+                          <m:t>)</m:t>
+                        </m:r>
+                      </m:e>
+                      <m:sup>
+                        <m:r>
+                          <m:t>2</m:t>
+                        </m:r>
+                      </m:sup>
+                    </m:sSup>
+                  </m:oMath>
+                  <w:r>
+                    <w:t xml:space="preserve">,</w:t>
+                  </w:r>
+                  <w:r>
+                    <w:t xml:space="preserve"> </w:t>
+                  </w:r>
+                  <m:oMath>
+                    <m:r>
+                      <m:rPr>
+                        <m:nor/>
+                        <m:sty m:val="p"/>
+                      </m:rPr>
+                      <m:t>adimensional</m:t>
                     </m:r>
                   </m:oMath>
                   <w:r>
@@ -6260,7 +6274,7 @@
                     <w:jc w:val="center"/>
                   </w:pPr>
                   <w:r>
-                    <w:t xml:space="preserve">Interacción Físcia</w:t>
+                    <w:t xml:space="preserve">Derivada Mecánica</w:t>
                   </w:r>
                 </w:p>
               </w:tc>
@@ -6346,43 +6360,71 @@
                     <w:rPr>
                       <w:rStyle w:val="VerbatimChar"/>
                     </w:rPr>
-                    <w:t xml:space="preserve">ffmc</w:t>
-                  </w:r>
-                </w:p>
-              </w:tc>
-              <w:tc>
-                <w:tcPr/>
-                <w:p>
-                  <w:pPr>
-                    <w:pStyle w:val="Compact"/>
-                    <w:jc w:val="left"/>
-                    <w:jc w:val="center"/>
-                  </w:pPr>
-                  <w:r>
-                    <w:rPr>
-                      <w:i/>
-                      <w:iCs/>
-                    </w:rPr>
-                    <w:t xml:space="preserve">Fine Fuel Moisture Code</w:t>
-                  </w:r>
-                  <w:r>
-                    <w:t xml:space="preserve"> </w:t>
-                  </w:r>
-                  <w:r>
-                    <w:t xml:space="preserve">(Humedad combustible fino)</w:t>
-                  </w:r>
-                </w:p>
-              </w:tc>
-              <w:tc>
-                <w:tcPr/>
-                <w:p>
-                  <w:pPr>
-                    <w:pStyle w:val="Compact"/>
-                    <w:jc w:val="left"/>
-                    <w:jc w:val="center"/>
-                  </w:pPr>
-                  <w:r>
-                    <w:t xml:space="preserve">Derivada FWI</w:t>
+                    <w:t xml:space="preserve">interaccion_viento_vpd</w:t>
+                  </w:r>
+                </w:p>
+              </w:tc>
+              <w:tc>
+                <w:tcPr/>
+                <w:p>
+                  <w:pPr>
+                    <w:pStyle w:val="Compact"/>
+                    <w:jc w:val="left"/>
+                    <w:jc w:val="center"/>
+                  </w:pPr>
+                  <w:r>
+                    <w:t xml:space="preserve">Acoplamiento advectivo-desecante (</w:t>
+                  </w:r>
+                  <m:oMath>
+                    <m:r>
+                      <m:t>V</m:t>
+                    </m:r>
+                    <m:r>
+                      <m:t>i</m:t>
+                    </m:r>
+                    <m:r>
+                      <m:t>e</m:t>
+                    </m:r>
+                    <m:r>
+                      <m:t>n</m:t>
+                    </m:r>
+                    <m:r>
+                      <m:t>t</m:t>
+                    </m:r>
+                    <m:r>
+                      <m:t>o</m:t>
+                    </m:r>
+                    <m:r>
+                      <m:rPr>
+                        <m:sty m:val="p"/>
+                      </m:rPr>
+                      <m:t>×</m:t>
+                    </m:r>
+                    <m:r>
+                      <m:t>V</m:t>
+                    </m:r>
+                    <m:r>
+                      <m:t>P</m:t>
+                    </m:r>
+                    <m:r>
+                      <m:t>D</m:t>
+                    </m:r>
+                  </m:oMath>
+                  <w:r>
+                    <w:t xml:space="preserve">)</w:t>
+                  </w:r>
+                </w:p>
+              </w:tc>
+              <w:tc>
+                <w:tcPr/>
+                <w:p>
+                  <w:pPr>
+                    <w:pStyle w:val="Compact"/>
+                    <w:jc w:val="left"/>
+                    <w:jc w:val="center"/>
+                  </w:pPr>
+                  <w:r>
+                    <w:t xml:space="preserve">Interacción Física</w:t>
                   </w:r>
                 </w:p>
               </w:tc>
@@ -6468,7 +6510,7 @@
                     <w:rPr>
                       <w:rStyle w:val="VerbatimChar"/>
                     </w:rPr>
-                    <w:t xml:space="preserve">isi</w:t>
+                    <w:t xml:space="preserve">ffmc</w:t>
                   </w:r>
                 </w:p>
               </w:tc>
@@ -6485,13 +6527,13 @@
                       <w:i/>
                       <w:iCs/>
                     </w:rPr>
-                    <w:t xml:space="preserve">Initial Spread Index</w:t>
+                    <w:t xml:space="preserve">Fine Fuel Moisture Code</w:t>
                   </w:r>
                   <w:r>
                     <w:t xml:space="preserve"> </w:t>
                   </w:r>
                   <w:r>
-                    <w:t xml:space="preserve">(Propagación inicial FWI)</w:t>
+                    <w:t xml:space="preserve">(Humedad combustible fino)</w:t>
                   </w:r>
                 </w:p>
               </w:tc>
@@ -6590,28 +6632,55 @@
                     <w:rPr>
                       <w:rStyle w:val="VerbatimChar"/>
                     </w:rPr>
-                    <w:t xml:space="preserve">pct_pastura</w:t>
-                  </w:r>
-                </w:p>
-              </w:tc>
-              <w:tc>
-                <w:tcPr/>
-                <w:p>
-                  <w:pPr>
-                    <w:pStyle w:val="Compact"/>
-                    <w:jc w:val="left"/>
-                    <w:jc w:val="center"/>
-                  </w:pPr>
-                  <w:r>
-                    <w:t xml:space="preserve">Fracción de pastura ganadera cultivada (</w:t>
-                  </w:r>
-                  <m:oMath>
-                    <m:r>
-                      <m:rPr>
-                        <m:sty m:val="p"/>
-                      </m:rPr>
-                      <m:t>[</m:t>
-                    </m:r>
+                    <w:t xml:space="preserve">isi</w:t>
+                  </w:r>
+                </w:p>
+              </w:tc>
+              <w:tc>
+                <w:tcPr/>
+                <w:p>
+                  <w:pPr>
+                    <w:pStyle w:val="Compact"/>
+                    <w:jc w:val="left"/>
+                    <w:jc w:val="center"/>
+                  </w:pPr>
+                  <w:r>
+                    <w:rPr>
+                      <w:i/>
+                      <w:iCs/>
+                    </w:rPr>
+                    <w:t xml:space="preserve">Initial Spread Index</w:t>
+                  </w:r>
+                  <w:r>
+                    <w:t xml:space="preserve"> </w:t>
+                  </w:r>
+                  <w:r>
+                    <w:t xml:space="preserve">(Propagación inicial FWI)</w:t>
+                  </w:r>
+                </w:p>
+              </w:tc>
+              <w:tc>
+                <w:tcPr/>
+                <w:p>
+                  <w:pPr>
+                    <w:pStyle w:val="Compact"/>
+                    <w:jc w:val="left"/>
+                    <w:jc w:val="center"/>
+                  </w:pPr>
+                  <w:r>
+                    <w:t xml:space="preserve">Derivada FWI</w:t>
+                  </w:r>
+                </w:p>
+              </w:tc>
+              <w:tc>
+                <w:tcPr/>
+                <w:p>
+                  <w:pPr>
+                    <w:pStyle w:val="Compact"/>
+                    <w:jc w:val="left"/>
+                    <w:jc w:val="center"/>
+                  </w:pPr>
+                  <m:oMath>
                     <m:r>
                       <m:t>0</m:t>
                     </m:r>
@@ -6621,56 +6690,27 @@
                       </m:rPr>
                       <m:t>,</m:t>
                     </m:r>
-                    <m:r>
-                      <m:t>1</m:t>
-                    </m:r>
-                    <m:r>
-                      <m:rPr>
-                        <m:sty m:val="p"/>
-                      </m:rPr>
-                      <m:t>]</m:t>
-                    </m:r>
-                  </m:oMath>
-                  <w:r>
-                    <w:t xml:space="preserve">)</w:t>
-                  </w:r>
-                </w:p>
-              </w:tc>
-              <w:tc>
-                <w:tcPr/>
-                <w:p>
-                  <w:pPr>
-                    <w:pStyle w:val="Compact"/>
-                    <w:jc w:val="left"/>
-                    <w:jc w:val="center"/>
-                  </w:pPr>
-                  <w:r>
-                    <w:t xml:space="preserve">MapBiomas Col. 4</w:t>
-                  </w:r>
-                </w:p>
-              </w:tc>
-              <w:tc>
-                <w:tcPr/>
-                <w:p>
-                  <w:pPr>
-                    <w:pStyle w:val="Compact"/>
-                    <w:jc w:val="left"/>
-                    <w:jc w:val="center"/>
-                  </w:pPr>
-                  <m:oMath>
-                    <m:r>
-                      <m:t>30</m:t>
-                    </m:r>
-                    <m:r>
-                      <m:rPr>
-                        <m:nor/>
-                        <m:sty m:val="p"/>
-                      </m:rPr>
-                      <m:t> m</m:t>
-                    </m:r>
-                  </m:oMath>
-                  <w:r>
-                    <w:t xml:space="preserve">​</w:t>
+                    <m:sSup>
+                      <m:e>
+                        <m:r>
+                          <m:t>25</m:t>
+                        </m:r>
+                      </m:e>
+                      <m:sup>
+                        <m:r>
+                          <m:rPr>
+                            <m:sty m:val="p"/>
+                          </m:rPr>
+                          <m:t>∘</m:t>
+                        </m:r>
+                      </m:sup>
+                    </m:sSup>
+                  </m:oMath>
+                  <w:r>
+                    <w:t xml:space="preserve"> </w:t>
+                  </w:r>
+                  <w:r>
+                    <w:t xml:space="preserve">(~25 km)</w:t>
                   </w:r>
                 </w:p>
               </w:tc>
@@ -6699,6 +6739,562 @@
                   </w:pPr>
                   <w:r>
                     <w:t xml:space="preserve">15</w:t>
+                  </w:r>
+                </w:p>
+              </w:tc>
+              <w:tc>
+                <w:tcPr/>
+                <w:p>
+                  <w:pPr>
+                    <w:pStyle w:val="Compact"/>
+                    <w:jc w:val="left"/>
+                    <w:jc w:val="center"/>
+                  </w:pPr>
+                  <w:r>
+                    <w:rPr>
+                      <w:rStyle w:val="VerbatimChar"/>
+                    </w:rPr>
+                    <w:t xml:space="preserve">dia_semana</w:t>
+                  </w:r>
+                </w:p>
+              </w:tc>
+              <w:tc>
+                <w:tcPr/>
+                <w:p>
+                  <w:pPr>
+                    <w:pStyle w:val="Compact"/>
+                    <w:jc w:val="left"/>
+                    <w:jc w:val="center"/>
+                  </w:pPr>
+                  <w:r>
+                    <w:t xml:space="preserve">Calendario civil semanal (</w:t>
+                  </w:r>
+                  <m:oMath>
+                    <m:r>
+                      <m:t>0</m:t>
+                    </m:r>
+                    <m:r>
+                      <m:rPr>
+                        <m:sty m:val="p"/>
+                      </m:rPr>
+                      <m:t>=</m:t>
+                    </m:r>
+                    <m:r>
+                      <m:rPr>
+                        <m:nor/>
+                        <m:sty m:val="p"/>
+                      </m:rPr>
+                      <m:t>Lunes</m:t>
+                    </m:r>
+                    <m:r>
+                      <m:rPr>
+                        <m:sty m:val="p"/>
+                      </m:rPr>
+                      <m:t>,</m:t>
+                    </m:r>
+                    <m:r>
+                      <m:rPr>
+                        <m:sty m:val="p"/>
+                      </m:rPr>
+                      <m:t>…</m:t>
+                    </m:r>
+                    <m:r>
+                      <m:rPr>
+                        <m:sty m:val="p"/>
+                      </m:rPr>
+                      <m:t>,</m:t>
+                    </m:r>
+                    <m:r>
+                      <m:t>6</m:t>
+                    </m:r>
+                    <m:r>
+                      <m:rPr>
+                        <m:sty m:val="p"/>
+                      </m:rPr>
+                      <m:t>=</m:t>
+                    </m:r>
+                    <m:r>
+                      <m:rPr>
+                        <m:nor/>
+                        <m:sty m:val="p"/>
+                      </m:rPr>
+                      <m:t>Domingo</m:t>
+                    </m:r>
+                  </m:oMath>
+                  <w:r>
+                    <w:t xml:space="preserve">)</w:t>
+                  </w:r>
+                </w:p>
+              </w:tc>
+              <w:tc>
+                <w:tcPr/>
+                <w:p>
+                  <w:pPr>
+                    <w:pStyle w:val="Compact"/>
+                    <w:jc w:val="left"/>
+                    <w:jc w:val="center"/>
+                  </w:pPr>
+                  <w:r>
+                    <w:t xml:space="preserve">Calendario Civil</w:t>
+                  </w:r>
+                </w:p>
+              </w:tc>
+              <w:tc>
+                <w:tcPr/>
+                <w:p>
+                  <w:pPr>
+                    <w:pStyle w:val="Compact"/>
+                    <w:jc w:val="left"/>
+                    <w:jc w:val="center"/>
+                  </w:pPr>
+                  <w:r>
+                    <w:t xml:space="preserve">Temporal</w:t>
+                  </w:r>
+                </w:p>
+              </w:tc>
+              <w:tc>
+                <w:tcPr/>
+                <w:p>
+                  <w:pPr>
+                    <w:pStyle w:val="Compact"/>
+                    <w:jc w:val="left"/>
+                    <w:jc w:val="center"/>
+                  </w:pPr>
+                  <w:r>
+                    <w:t xml:space="preserve">Ignición / Propagación</w:t>
+                  </w:r>
+                </w:p>
+              </w:tc>
+            </w:tr>
+            <w:tr>
+              <w:tc>
+                <w:tcPr/>
+                <w:p>
+                  <w:pPr>
+                    <w:pStyle w:val="Compact"/>
+                    <w:jc w:val="left"/>
+                    <w:jc w:val="center"/>
+                  </w:pPr>
+                  <w:r>
+                    <w:t xml:space="preserve">16</w:t>
+                  </w:r>
+                </w:p>
+              </w:tc>
+              <w:tc>
+                <w:tcPr/>
+                <w:p>
+                  <w:pPr>
+                    <w:pStyle w:val="Compact"/>
+                    <w:jc w:val="left"/>
+                    <w:jc w:val="center"/>
+                  </w:pPr>
+                  <w:r>
+                    <w:rPr>
+                      <w:rStyle w:val="VerbatimChar"/>
+                    </w:rPr>
+                    <w:t xml:space="preserve">es_fin_de_semana</w:t>
+                  </w:r>
+                </w:p>
+              </w:tc>
+              <w:tc>
+                <w:tcPr/>
+                <w:p>
+                  <w:pPr>
+                    <w:pStyle w:val="Compact"/>
+                    <w:jc w:val="left"/>
+                    <w:jc w:val="center"/>
+                  </w:pPr>
+                  <w:r>
+                    <w:t xml:space="preserve">Indicador binario de fin de semana (sábado/domingo)</w:t>
+                  </w:r>
+                </w:p>
+              </w:tc>
+              <w:tc>
+                <w:tcPr/>
+                <w:p>
+                  <w:pPr>
+                    <w:pStyle w:val="Compact"/>
+                    <w:jc w:val="left"/>
+                    <w:jc w:val="center"/>
+                  </w:pPr>
+                  <w:r>
+                    <w:t xml:space="preserve">Calendario Civil</w:t>
+                  </w:r>
+                </w:p>
+              </w:tc>
+              <w:tc>
+                <w:tcPr/>
+                <w:p>
+                  <w:pPr>
+                    <w:pStyle w:val="Compact"/>
+                    <w:jc w:val="left"/>
+                    <w:jc w:val="center"/>
+                  </w:pPr>
+                  <w:r>
+                    <w:t xml:space="preserve">Temporal</w:t>
+                  </w:r>
+                </w:p>
+              </w:tc>
+              <w:tc>
+                <w:tcPr/>
+                <w:p>
+                  <w:pPr>
+                    <w:pStyle w:val="Compact"/>
+                    <w:jc w:val="left"/>
+                    <w:jc w:val="center"/>
+                  </w:pPr>
+                  <w:r>
+                    <w:t xml:space="preserve">Ignición / Propagación</w:t>
+                  </w:r>
+                </w:p>
+              </w:tc>
+            </w:tr>
+            <w:tr>
+              <w:tc>
+                <w:tcPr/>
+                <w:p>
+                  <w:pPr>
+                    <w:pStyle w:val="Compact"/>
+                    <w:jc w:val="left"/>
+                    <w:jc w:val="center"/>
+                  </w:pPr>
+                  <w:r>
+                    <w:t xml:space="preserve">17</w:t>
+                  </w:r>
+                </w:p>
+              </w:tc>
+              <w:tc>
+                <w:tcPr/>
+                <w:p>
+                  <w:pPr>
+                    <w:pStyle w:val="Compact"/>
+                    <w:jc w:val="left"/>
+                    <w:jc w:val="center"/>
+                  </w:pPr>
+                  <w:r>
+                    <w:rPr>
+                      <w:rStyle w:val="VerbatimChar"/>
+                    </w:rPr>
+                    <w:t xml:space="preserve">mes</w:t>
+                  </w:r>
+                </w:p>
+              </w:tc>
+              <w:tc>
+                <w:tcPr/>
+                <w:p>
+                  <w:pPr>
+                    <w:pStyle w:val="Compact"/>
+                    <w:jc w:val="left"/>
+                    <w:jc w:val="center"/>
+                  </w:pPr>
+                  <w:r>
+                    <w:t xml:space="preserve">Estacionalidad fenológica mensual (</w:t>
+                  </w:r>
+                  <m:oMath>
+                    <m:r>
+                      <m:t>1</m:t>
+                    </m:r>
+                    <m:r>
+                      <m:rPr>
+                        <m:nor/>
+                        <m:sty m:val="p"/>
+                      </m:rPr>
+                      <m:t>–</m:t>
+                    </m:r>
+                    <m:r>
+                      <m:t>12</m:t>
+                    </m:r>
+                  </m:oMath>
+                  <w:r>
+                    <w:t xml:space="preserve">)</w:t>
+                  </w:r>
+                </w:p>
+              </w:tc>
+              <w:tc>
+                <w:tcPr/>
+                <w:p>
+                  <w:pPr>
+                    <w:pStyle w:val="Compact"/>
+                    <w:jc w:val="left"/>
+                    <w:jc w:val="center"/>
+                  </w:pPr>
+                  <w:r>
+                    <w:t xml:space="preserve">Calendario Civil</w:t>
+                  </w:r>
+                </w:p>
+              </w:tc>
+              <w:tc>
+                <w:tcPr/>
+                <w:p>
+                  <w:pPr>
+                    <w:pStyle w:val="Compact"/>
+                    <w:jc w:val="left"/>
+                    <w:jc w:val="center"/>
+                  </w:pPr>
+                  <w:r>
+                    <w:t xml:space="preserve">Temporal</w:t>
+                  </w:r>
+                </w:p>
+              </w:tc>
+              <w:tc>
+                <w:tcPr/>
+                <w:p>
+                  <w:pPr>
+                    <w:pStyle w:val="Compact"/>
+                    <w:jc w:val="left"/>
+                    <w:jc w:val="center"/>
+                  </w:pPr>
+                  <w:r>
+                    <w:t xml:space="preserve">Ignición / Propagación</w:t>
+                  </w:r>
+                </w:p>
+              </w:tc>
+            </w:tr>
+            <w:tr>
+              <w:tc>
+                <w:tcPr/>
+                <w:p>
+                  <w:pPr>
+                    <w:pStyle w:val="Compact"/>
+                    <w:jc w:val="left"/>
+                    <w:jc w:val="center"/>
+                  </w:pPr>
+                  <w:r>
+                    <w:t xml:space="preserve">18</w:t>
+                  </w:r>
+                </w:p>
+              </w:tc>
+              <w:tc>
+                <w:tcPr/>
+                <w:p>
+                  <w:pPr>
+                    <w:pStyle w:val="Compact"/>
+                    <w:jc w:val="left"/>
+                    <w:jc w:val="center"/>
+                  </w:pPr>
+                  <w:r>
+                    <w:rPr>
+                      <w:rStyle w:val="VerbatimChar"/>
+                    </w:rPr>
+                    <w:t xml:space="preserve">dia_del_anio</w:t>
+                  </w:r>
+                </w:p>
+              </w:tc>
+              <w:tc>
+                <w:tcPr/>
+                <w:p>
+                  <w:pPr>
+                    <w:pStyle w:val="Compact"/>
+                    <w:jc w:val="left"/>
+                    <w:jc w:val="center"/>
+                  </w:pPr>
+                  <w:r>
+                    <w:t xml:space="preserve">Día ordinal del año calendario (</w:t>
+                  </w:r>
+                  <m:oMath>
+                    <m:r>
+                      <m:t>1</m:t>
+                    </m:r>
+                    <m:r>
+                      <m:rPr>
+                        <m:nor/>
+                        <m:sty m:val="p"/>
+                      </m:rPr>
+                      <m:t>–</m:t>
+                    </m:r>
+                    <m:r>
+                      <m:t>366</m:t>
+                    </m:r>
+                  </m:oMath>
+                  <w:r>
+                    <w:t xml:space="preserve">)</w:t>
+                  </w:r>
+                </w:p>
+              </w:tc>
+              <w:tc>
+                <w:tcPr/>
+                <w:p>
+                  <w:pPr>
+                    <w:pStyle w:val="Compact"/>
+                    <w:jc w:val="left"/>
+                    <w:jc w:val="center"/>
+                  </w:pPr>
+                  <w:r>
+                    <w:t xml:space="preserve">Calendario Civil</w:t>
+                  </w:r>
+                </w:p>
+              </w:tc>
+              <w:tc>
+                <w:tcPr/>
+                <w:p>
+                  <w:pPr>
+                    <w:pStyle w:val="Compact"/>
+                    <w:jc w:val="left"/>
+                    <w:jc w:val="center"/>
+                  </w:pPr>
+                  <w:r>
+                    <w:t xml:space="preserve">Temporal</w:t>
+                  </w:r>
+                </w:p>
+              </w:tc>
+              <w:tc>
+                <w:tcPr/>
+                <w:p>
+                  <w:pPr>
+                    <w:pStyle w:val="Compact"/>
+                    <w:jc w:val="left"/>
+                    <w:jc w:val="center"/>
+                  </w:pPr>
+                  <w:r>
+                    <w:t xml:space="preserve">Ignición / Propagación</w:t>
+                  </w:r>
+                </w:p>
+              </w:tc>
+            </w:tr>
+            <w:tr>
+              <w:tc>
+                <w:tcPr/>
+                <w:p>
+                  <w:pPr>
+                    <w:pStyle w:val="Compact"/>
+                    <w:jc w:val="left"/>
+                    <w:jc w:val="center"/>
+                  </w:pPr>
+                  <w:r>
+                    <w:t xml:space="preserve">19</w:t>
+                  </w:r>
+                </w:p>
+              </w:tc>
+              <w:tc>
+                <w:tcPr/>
+                <w:p>
+                  <w:pPr>
+                    <w:pStyle w:val="Compact"/>
+                    <w:jc w:val="left"/>
+                    <w:jc w:val="center"/>
+                  </w:pPr>
+                  <w:r>
+                    <w:rPr>
+                      <w:rStyle w:val="VerbatimChar"/>
+                    </w:rPr>
+                    <w:t xml:space="preserve">pct_pastura</w:t>
+                  </w:r>
+                </w:p>
+              </w:tc>
+              <w:tc>
+                <w:tcPr/>
+                <w:p>
+                  <w:pPr>
+                    <w:pStyle w:val="Compact"/>
+                    <w:jc w:val="left"/>
+                    <w:jc w:val="center"/>
+                  </w:pPr>
+                  <w:r>
+                    <w:t xml:space="preserve">Porcentaje de pastura ganadera cultivada (</w:t>
+                  </w:r>
+                  <m:oMath>
+                    <m:r>
+                      <m:rPr>
+                        <m:sty m:val="p"/>
+                      </m:rPr>
+                      <m:t>[</m:t>
+                    </m:r>
+                    <m:r>
+                      <m:t>0</m:t>
+                    </m:r>
+                    <m:r>
+                      <m:rPr>
+                        <m:sty m:val="p"/>
+                      </m:rPr>
+                      <m:t>,</m:t>
+                    </m:r>
+                    <m:r>
+                      <m:t>100</m:t>
+                    </m:r>
+                    <m:r>
+                      <m:rPr>
+                        <m:sty m:val="p"/>
+                      </m:rPr>
+                      <m:t>]</m:t>
+                    </m:r>
+                    <m:r>
+                      <m:t> </m:t>
+                    </m:r>
+                    <m:r>
+                      <m:rPr>
+                        <m:sty m:val="p"/>
+                      </m:rPr>
+                      <m:t>%</m:t>
+                    </m:r>
+                  </m:oMath>
+                  <w:r>
+                    <w:t xml:space="preserve">)</w:t>
+                  </w:r>
+                </w:p>
+              </w:tc>
+              <w:tc>
+                <w:tcPr/>
+                <w:p>
+                  <w:pPr>
+                    <w:pStyle w:val="Compact"/>
+                    <w:jc w:val="left"/>
+                    <w:jc w:val="center"/>
+                  </w:pPr>
+                  <w:r>
+                    <w:t xml:space="preserve">MapBiomas Col. 4</w:t>
+                  </w:r>
+                </w:p>
+              </w:tc>
+              <w:tc>
+                <w:tcPr/>
+                <w:p>
+                  <w:pPr>
+                    <w:pStyle w:val="Compact"/>
+                    <w:jc w:val="left"/>
+                    <w:jc w:val="center"/>
+                  </w:pPr>
+                  <m:oMath>
+                    <m:r>
+                      <m:t>30</m:t>
+                    </m:r>
+                    <m:r>
+                      <m:rPr>
+                        <m:nor/>
+                        <m:sty m:val="p"/>
+                      </m:rPr>
+                      <m:t> m</m:t>
+                    </m:r>
+                  </m:oMath>
+                  <w:r>
+                    <w:t xml:space="preserve">​</w:t>
+                  </w:r>
+                </w:p>
+              </w:tc>
+              <w:tc>
+                <w:tcPr/>
+                <w:p>
+                  <w:pPr>
+                    <w:pStyle w:val="Compact"/>
+                    <w:jc w:val="left"/>
+                    <w:jc w:val="center"/>
+                  </w:pPr>
+                  <w:r>
+                    <w:t xml:space="preserve">Ignición / Propagación</w:t>
+                  </w:r>
+                </w:p>
+              </w:tc>
+            </w:tr>
+            <w:tr>
+              <w:tc>
+                <w:tcPr/>
+                <w:p>
+                  <w:pPr>
+                    <w:pStyle w:val="Compact"/>
+                    <w:jc w:val="left"/>
+                    <w:jc w:val="center"/>
+                  </w:pPr>
+                  <w:r>
+                    <w:t xml:space="preserve">20</w:t>
                   </w:r>
                 </w:p>
               </w:tc>
@@ -6727,7 +7323,7 @@
                     <w:jc w:val="center"/>
                   </w:pPr>
                   <w:r>
-                    <w:t xml:space="preserve">Fracción de sabana y pastizal natural (</w:t>
+                    <w:t xml:space="preserve">Porcentaje de sabana y pastizal natural (</w:t>
                   </w:r>
                   <m:oMath>
                     <m:r>
@@ -6746,13 +7342,22 @@
                       <m:t>,</m:t>
                     </m:r>
                     <m:r>
-                      <m:t>1</m:t>
+                      <m:t>100</m:t>
                     </m:r>
                     <m:r>
                       <m:rPr>
                         <m:sty m:val="p"/>
                       </m:rPr>
                       <m:t>]</m:t>
+                    </m:r>
+                    <m:r>
+                      <m:t> </m:t>
+                    </m:r>
+                    <m:r>
+                      <m:rPr>
+                        <m:sty m:val="p"/>
+                      </m:rPr>
+                      <m:t>%</m:t>
                     </m:r>
                   </m:oMath>
                   <w:r>
@@ -6822,7 +7427,140 @@
                     <w:jc w:val="center"/>
                   </w:pPr>
                   <w:r>
-                    <w:t xml:space="preserve">16</w:t>
+                    <w:t xml:space="preserve">21</w:t>
+                  </w:r>
+                </w:p>
+              </w:tc>
+              <w:tc>
+                <w:tcPr/>
+                <w:p>
+                  <w:pPr>
+                    <w:pStyle w:val="Compact"/>
+                    <w:jc w:val="left"/>
+                    <w:jc w:val="center"/>
+                  </w:pPr>
+                  <w:r>
+                    <w:rPr>
+                      <w:rStyle w:val="VerbatimChar"/>
+                    </w:rPr>
+                    <w:t xml:space="preserve">pct_humedal_palmar</w:t>
+                  </w:r>
+                </w:p>
+              </w:tc>
+              <w:tc>
+                <w:tcPr/>
+                <w:p>
+                  <w:pPr>
+                    <w:pStyle w:val="Compact"/>
+                    <w:jc w:val="left"/>
+                    <w:jc w:val="center"/>
+                  </w:pPr>
+                  <w:r>
+                    <w:t xml:space="preserve">Porcentaje de humedales y palmares inundables (</w:t>
+                  </w:r>
+                  <m:oMath>
+                    <m:r>
+                      <m:rPr>
+                        <m:sty m:val="p"/>
+                      </m:rPr>
+                      <m:t>[</m:t>
+                    </m:r>
+                    <m:r>
+                      <m:t>0</m:t>
+                    </m:r>
+                    <m:r>
+                      <m:rPr>
+                        <m:sty m:val="p"/>
+                      </m:rPr>
+                      <m:t>,</m:t>
+                    </m:r>
+                    <m:r>
+                      <m:t>100</m:t>
+                    </m:r>
+                    <m:r>
+                      <m:rPr>
+                        <m:sty m:val="p"/>
+                      </m:rPr>
+                      <m:t>]</m:t>
+                    </m:r>
+                    <m:r>
+                      <m:t> </m:t>
+                    </m:r>
+                    <m:r>
+                      <m:rPr>
+                        <m:sty m:val="p"/>
+                      </m:rPr>
+                      <m:t>%</m:t>
+                    </m:r>
+                  </m:oMath>
+                  <w:r>
+                    <w:t xml:space="preserve">)</w:t>
+                  </w:r>
+                </w:p>
+              </w:tc>
+              <w:tc>
+                <w:tcPr/>
+                <w:p>
+                  <w:pPr>
+                    <w:pStyle w:val="Compact"/>
+                    <w:jc w:val="left"/>
+                    <w:jc w:val="center"/>
+                  </w:pPr>
+                  <w:r>
+                    <w:t xml:space="preserve">MapBiomas Col. 4</w:t>
+                  </w:r>
+                </w:p>
+              </w:tc>
+              <w:tc>
+                <w:tcPr/>
+                <w:p>
+                  <w:pPr>
+                    <w:pStyle w:val="Compact"/>
+                    <w:jc w:val="left"/>
+                    <w:jc w:val="center"/>
+                  </w:pPr>
+                  <m:oMath>
+                    <m:r>
+                      <m:t>30</m:t>
+                    </m:r>
+                    <m:r>
+                      <m:rPr>
+                        <m:nor/>
+                        <m:sty m:val="p"/>
+                      </m:rPr>
+                      <m:t> m</m:t>
+                    </m:r>
+                  </m:oMath>
+                  <w:r>
+                    <w:t xml:space="preserve">​</w:t>
+                  </w:r>
+                </w:p>
+              </w:tc>
+              <w:tc>
+                <w:tcPr/>
+                <w:p>
+                  <w:pPr>
+                    <w:pStyle w:val="Compact"/>
+                    <w:jc w:val="left"/>
+                    <w:jc w:val="center"/>
+                  </w:pPr>
+                  <w:r>
+                    <w:t xml:space="preserve">Ignición / Propagación</w:t>
+                  </w:r>
+                </w:p>
+              </w:tc>
+            </w:tr>
+            <w:tr>
+              <w:tc>
+                <w:tcPr/>
+                <w:p>
+                  <w:pPr>
+                    <w:pStyle w:val="Compact"/>
+                    <w:jc w:val="left"/>
+                    <w:jc w:val="center"/>
+                  </w:pPr>
+                  <w:r>
+                    <w:t xml:space="preserve">22</w:t>
                   </w:r>
                 </w:p>
               </w:tc>
@@ -6851,7 +7589,7 @@
                     <w:jc w:val="center"/>
                   </w:pPr>
                   <w:r>
-                    <w:t xml:space="preserve">Fracción de bosque xerofítico chaqueño (</w:t>
+                    <w:t xml:space="preserve">Porcentaje de bosque xerofítico chaqueño (</w:t>
                   </w:r>
                   <m:oMath>
                     <m:r>
@@ -6870,7 +7608,7 @@
                       <m:t>,</m:t>
                     </m:r>
                     <m:r>
-                      <m:t>1</m:t>
+                      <m:t>100</m:t>
                     </m:r>
                     <m:r>
                       <m:rPr>
@@ -6878,6 +7616,15 @@
                       </m:rPr>
                       <m:t>]</m:t>
                     </m:r>
+                    <m:r>
+                      <m:t> </m:t>
+                    </m:r>
+                    <m:r>
+                      <m:rPr>
+                        <m:sty m:val="p"/>
+                      </m:rPr>
+                      <m:t>%</m:t>
+                    </m:r>
                   </m:oMath>
                   <w:r>
                     <w:t xml:space="preserve">)</w:t>
@@ -6931,7 +7678,7 @@
                     <w:jc w:val="center"/>
                   </w:pPr>
                   <w:r>
-                    <w:t xml:space="preserve">Ignición / Propagación</w:t>
+                    <w:t xml:space="preserve">Ignición / Prop. (Chaco)</w:t>
                   </w:r>
                 </w:p>
               </w:tc>
@@ -6946,7 +7693,7 @@
                     <w:jc w:val="center"/>
                   </w:pPr>
                   <w:r>
-                    <w:t xml:space="preserve">17</w:t>
+                    <w:t xml:space="preserve">23</w:t>
                   </w:r>
                 </w:p>
               </w:tc>
@@ -6975,7 +7722,7 @@
                     <w:jc w:val="center"/>
                   </w:pPr>
                   <w:r>
-                    <w:t xml:space="preserve">Fracción de bosque atlántico húmedo (</w:t>
+                    <w:t xml:space="preserve">Porcentaje de bosque atlántico húmedo BAAPA (</w:t>
                   </w:r>
                   <m:oMath>
                     <m:r>
@@ -6994,7 +7741,7 @@
                       <m:t>,</m:t>
                     </m:r>
                     <m:r>
-                      <m:t>1</m:t>
+                      <m:t>100</m:t>
                     </m:r>
                     <m:r>
                       <m:rPr>
@@ -7002,6 +7749,15 @@
                       </m:rPr>
                       <m:t>]</m:t>
                     </m:r>
+                    <m:r>
+                      <m:t> </m:t>
+                    </m:r>
+                    <m:r>
+                      <m:rPr>
+                        <m:sty m:val="p"/>
+                      </m:rPr>
+                      <m:t>%</m:t>
+                    </m:r>
                   </m:oMath>
                   <w:r>
                     <w:t xml:space="preserve">)</w:t>
@@ -7055,7 +7811,7 @@
                     <w:jc w:val="center"/>
                   </w:pPr>
                   <w:r>
-                    <w:t xml:space="preserve">Ignición / Propagación</w:t>
+                    <w:t xml:space="preserve">Ignición / Prop. (Oriental)</w:t>
                   </w:r>
                 </w:p>
               </w:tc>
@@ -7070,7 +7826,7 @@
                     <w:jc w:val="center"/>
                   </w:pPr>
                   <w:r>
-                    <w:t xml:space="preserve">18</w:t>
+                    <w:t xml:space="preserve">24</w:t>
                   </w:r>
                 </w:p>
               </w:tc>
@@ -7086,128 +7842,54 @@
                     <w:rPr>
                       <w:rStyle w:val="VerbatimChar"/>
                     </w:rPr>
-                    <w:t xml:space="preserve">pct_humedal_palmar</w:t>
-                  </w:r>
-                </w:p>
-              </w:tc>
-              <w:tc>
-                <w:tcPr/>
-                <w:p>
-                  <w:pPr>
-                    <w:pStyle w:val="Compact"/>
-                    <w:jc w:val="left"/>
-                    <w:jc w:val="center"/>
-                  </w:pPr>
-                  <w:r>
-                    <w:t xml:space="preserve">Fracción de humedales y palmares inundables</w:t>
-                  </w:r>
-                </w:p>
-              </w:tc>
-              <w:tc>
-                <w:tcPr/>
-                <w:p>
-                  <w:pPr>
-                    <w:pStyle w:val="Compact"/>
-                    <w:jc w:val="left"/>
-                    <w:jc w:val="center"/>
-                  </w:pPr>
-                  <w:r>
-                    <w:t xml:space="preserve">MapBiomas Col. 4</w:t>
-                  </w:r>
-                </w:p>
-              </w:tc>
-              <w:tc>
-                <w:tcPr/>
-                <w:p>
-                  <w:pPr>
-                    <w:pStyle w:val="Compact"/>
-                    <w:jc w:val="left"/>
-                    <w:jc w:val="center"/>
-                  </w:pPr>
-                  <m:oMath>
-                    <m:r>
-                      <m:t>30</m:t>
-                    </m:r>
-                    <m:r>
-                      <m:rPr>
-                        <m:nor/>
-                        <m:sty m:val="p"/>
-                      </m:rPr>
-                      <m:t> m</m:t>
-                    </m:r>
-                  </m:oMath>
-                  <w:r>
-                    <w:t xml:space="preserve">​</w:t>
-                  </w:r>
-                </w:p>
-              </w:tc>
-              <w:tc>
-                <w:tcPr/>
-                <w:p>
-                  <w:pPr>
-                    <w:pStyle w:val="Compact"/>
-                    <w:jc w:val="left"/>
-                    <w:jc w:val="center"/>
-                  </w:pPr>
-                  <w:r>
-                    <w:t xml:space="preserve">Ignición / Propagación</w:t>
-                  </w:r>
-                </w:p>
-              </w:tc>
-            </w:tr>
-            <w:tr>
-              <w:tc>
-                <w:tcPr/>
-                <w:p>
-                  <w:pPr>
-                    <w:pStyle w:val="Compact"/>
-                    <w:jc w:val="left"/>
-                    <w:jc w:val="center"/>
-                  </w:pPr>
-                  <w:r>
-                    <w:t xml:space="preserve">19</w:t>
-                  </w:r>
-                </w:p>
-              </w:tc>
-              <w:tc>
-                <w:tcPr/>
-                <w:p>
-                  <w:pPr>
-                    <w:pStyle w:val="Compact"/>
-                    <w:jc w:val="left"/>
-                    <w:jc w:val="center"/>
-                  </w:pPr>
-                  <w:r>
-                    <w:rPr>
-                      <w:rStyle w:val="VerbatimChar"/>
-                    </w:rPr>
-                    <w:t xml:space="preserve">es_combustible</w:t>
-                  </w:r>
-                </w:p>
-              </w:tc>
-              <w:tc>
-                <w:tcPr/>
-                <w:p>
-                  <w:pPr>
-                    <w:pStyle w:val="Compact"/>
-                    <w:jc w:val="left"/>
-                    <w:jc w:val="center"/>
-                  </w:pPr>
-                  <w:r>
-                    <w:t xml:space="preserve">Indicador binario de biomasa combustible</w:t>
-                  </w:r>
-                </w:p>
-              </w:tc>
-              <w:tc>
-                <w:tcPr/>
-                <w:p>
-                  <w:pPr>
-                    <w:pStyle w:val="Compact"/>
-                    <w:jc w:val="left"/>
-                    <w:jc w:val="center"/>
-                  </w:pPr>
-                  <w:r>
-                    <w:t xml:space="preserve">MapBiomas Col. 4</w:t>
+                    <w:t xml:space="preserve">indice_ecotono</w:t>
+                  </w:r>
+                </w:p>
+              </w:tc>
+              <w:tc>
+                <w:tcPr/>
+                <w:p>
+                  <w:pPr>
+                    <w:pStyle w:val="Compact"/>
+                    <w:jc w:val="left"/>
+                    <w:jc w:val="center"/>
+                  </w:pPr>
+                  <w:r>
+                    <w:t xml:space="preserve">Disrupción de borde bosque/pastura (</w:t>
+                  </w:r>
+                  <m:oMath>
+                    <m:sSub>
+                      <m:e>
+                        <m:r>
+                          <m:rPr>
+                            <m:scr m:val="script"/>
+                            <m:sty m:val="p"/>
+                          </m:rPr>
+                          <m:t>E</m:t>
+                        </m:r>
+                      </m:e>
+                      <m:sub>
+                        <m:r>
+                          <m:t>i</m:t>
+                        </m:r>
+                      </m:sub>
+                    </m:sSub>
+                  </m:oMath>
+                  <w:r>
+                    <w:t xml:space="preserve">)</w:t>
+                  </w:r>
+                </w:p>
+              </w:tc>
+              <w:tc>
+                <w:tcPr/>
+                <w:p>
+                  <w:pPr>
+                    <w:pStyle w:val="Compact"/>
+                    <w:jc w:val="left"/>
+                    <w:jc w:val="center"/>
+                  </w:pPr>
+                  <w:r>
+                    <w:t xml:space="preserve">Derivada Espacial</w:t>
                   </w:r>
                 </w:p>
               </w:tc>
@@ -7254,7 +7936,7 @@
                     <w:jc w:val="center"/>
                   </w:pPr>
                   <w:r>
-                    <w:t xml:space="preserve">Gating Biofísico</w:t>
+                    <w:t xml:space="preserve">Ignición / Propagación</w:t>
                   </w:r>
                 </w:p>
               </w:tc>
@@ -7269,7 +7951,7 @@
                     <w:jc w:val="center"/>
                   </w:pPr>
                   <w:r>
-                    <w:t xml:space="preserve">20</w:t>
+                    <w:t xml:space="preserve">25</w:t>
                   </w:r>
                 </w:p>
               </w:tc>
@@ -7285,54 +7967,33 @@
                     <w:rPr>
                       <w:rStyle w:val="VerbatimChar"/>
                     </w:rPr>
-                    <w:t xml:space="preserve">indice_ecotono</w:t>
-                  </w:r>
-                </w:p>
-              </w:tc>
-              <w:tc>
-                <w:tcPr/>
-                <w:p>
-                  <w:pPr>
-                    <w:pStyle w:val="Compact"/>
-                    <w:jc w:val="left"/>
-                    <w:jc w:val="center"/>
-                  </w:pPr>
-                  <w:r>
-                    <w:t xml:space="preserve">Disrupción de borde bosque/pastura (</w:t>
-                  </w:r>
-                  <m:oMath>
-                    <m:sSub>
-                      <m:e>
-                        <m:r>
-                          <m:rPr>
-                            <m:scr m:val="script"/>
-                            <m:sty m:val="p"/>
-                          </m:rPr>
-                          <m:t>E</m:t>
-                        </m:r>
-                      </m:e>
-                      <m:sub>
-                        <m:r>
-                          <m:t>i</m:t>
-                        </m:r>
-                      </m:sub>
-                    </m:sSub>
-                  </m:oMath>
-                  <w:r>
-                    <w:t xml:space="preserve">)</w:t>
-                  </w:r>
-                </w:p>
-              </w:tc>
-              <w:tc>
-                <w:tcPr/>
-                <w:p>
-                  <w:pPr>
-                    <w:pStyle w:val="Compact"/>
-                    <w:jc w:val="left"/>
-                    <w:jc w:val="center"/>
-                  </w:pPr>
-                  <w:r>
-                    <w:t xml:space="preserve">Derivada Espacial</w:t>
+                    <w:t xml:space="preserve">dist_foco_hist_km</w:t>
+                  </w:r>
+                </w:p>
+              </w:tc>
+              <w:tc>
+                <w:tcPr/>
+                <w:p>
+                  <w:pPr>
+                    <w:pStyle w:val="Compact"/>
+                    <w:jc w:val="left"/>
+                    <w:jc w:val="center"/>
+                  </w:pPr>
+                  <w:r>
+                    <w:t xml:space="preserve">Distancia euclidiana mínima a focos de entrenamiento</w:t>
+                  </w:r>
+                </w:p>
+              </w:tc>
+              <w:tc>
+                <w:tcPr/>
+                <w:p>
+                  <w:pPr>
+                    <w:pStyle w:val="Compact"/>
+                    <w:jc w:val="left"/>
+                    <w:jc w:val="center"/>
+                  </w:pPr>
+                  <w:r>
+                    <w:t xml:space="preserve">NASA FIRMS 2018–2022</w:t>
                   </w:r>
                 </w:p>
               </w:tc>
@@ -7394,7 +8055,7 @@
                     <w:jc w:val="center"/>
                   </w:pPr>
                   <w:r>
-                    <w:t xml:space="preserve">21</w:t>
+                    <w:t xml:space="preserve">26</w:t>
                   </w:r>
                 </w:p>
               </w:tc>
@@ -7410,33 +8071,48 @@
                     <w:rPr>
                       <w:rStyle w:val="VerbatimChar"/>
                     </w:rPr>
-                    <w:t xml:space="preserve">prior_frecuencia_historica</w:t>
-                  </w:r>
-                </w:p>
-              </w:tc>
-              <w:tc>
-                <w:tcPr/>
-                <w:p>
-                  <w:pPr>
-                    <w:pStyle w:val="Compact"/>
-                    <w:jc w:val="left"/>
-                    <w:jc w:val="center"/>
-                  </w:pPr>
-                  <w:r>
-                    <w:t xml:space="preserve">Frecuencia marginal acumulada de fuego en la celda</w:t>
-                  </w:r>
-                </w:p>
-              </w:tc>
-              <w:tc>
-                <w:tcPr/>
-                <w:p>
-                  <w:pPr>
-                    <w:pStyle w:val="Compact"/>
-                    <w:jc w:val="left"/>
-                    <w:jc w:val="center"/>
-                  </w:pPr>
-                  <w:r>
-                    <w:t xml:space="preserve">NASA FIRMS 10 Años</w:t>
+                    <w:t xml:space="preserve">densidad_hist_25km</w:t>
+                  </w:r>
+                </w:p>
+              </w:tc>
+              <w:tc>
+                <w:tcPr/>
+                <w:p>
+                  <w:pPr>
+                    <w:pStyle w:val="Compact"/>
+                    <w:jc w:val="left"/>
+                    <w:jc w:val="center"/>
+                  </w:pPr>
+                  <w:r>
+                    <w:t xml:space="preserve">Densidad acumulada de fuegos históricos en</w:t>
+                  </w:r>
+                  <w:r>
+                    <w:t xml:space="preserve"> </w:t>
+                  </w:r>
+                  <m:oMath>
+                    <m:r>
+                      <m:t>25</m:t>
+                    </m:r>
+                    <m:r>
+                      <m:rPr>
+                        <m:nor/>
+                        <m:sty m:val="p"/>
+                      </m:rPr>
+                      <m:t> km</m:t>
+                    </m:r>
+                  </m:oMath>
+                </w:p>
+              </w:tc>
+              <w:tc>
+                <w:tcPr/>
+                <w:p>
+                  <w:pPr>
+                    <w:pStyle w:val="Compact"/>
+                    <w:jc w:val="left"/>
+                    <w:jc w:val="center"/>
+                  </w:pPr>
+                  <w:r>
+                    <w:t xml:space="preserve">NASA FIRMS 2018–2022</w:t>
                   </w:r>
                 </w:p>
               </w:tc>
@@ -7498,145 +8174,7 @@
                     <w:jc w:val="center"/>
                   </w:pPr>
                   <w:r>
-                    <w:t xml:space="preserve">22</w:t>
-                  </w:r>
-                </w:p>
-              </w:tc>
-              <w:tc>
-                <w:tcPr/>
-                <w:p>
-                  <w:pPr>
-                    <w:pStyle w:val="Compact"/>
-                    <w:jc w:val="left"/>
-                    <w:jc w:val="center"/>
-                  </w:pPr>
-                  <w:r>
-                    <w:rPr>
-                      <w:rStyle w:val="VerbatimChar"/>
-                    </w:rPr>
-                    <w:t xml:space="preserve">dia_semana</w:t>
-                  </w:r>
-                </w:p>
-              </w:tc>
-              <w:tc>
-                <w:tcPr/>
-                <w:p>
-                  <w:pPr>
-                    <w:pStyle w:val="Compact"/>
-                    <w:jc w:val="left"/>
-                    <w:jc w:val="center"/>
-                  </w:pPr>
-                  <w:r>
-                    <w:t xml:space="preserve">Calendario antrópico (</w:t>
-                  </w:r>
-                  <m:oMath>
-                    <m:r>
-                      <m:t>0</m:t>
-                    </m:r>
-                    <m:r>
-                      <m:rPr>
-                        <m:sty m:val="p"/>
-                      </m:rPr>
-                      <m:t>=</m:t>
-                    </m:r>
-                    <m:r>
-                      <m:rPr>
-                        <m:nor/>
-                        <m:sty m:val="p"/>
-                      </m:rPr>
-                      <m:t>Domingo</m:t>
-                    </m:r>
-                    <m:r>
-                      <m:rPr>
-                        <m:sty m:val="p"/>
-                      </m:rPr>
-                      <m:t>,</m:t>
-                    </m:r>
-                    <m:r>
-                      <m:rPr>
-                        <m:sty m:val="p"/>
-                      </m:rPr>
-                      <m:t>…</m:t>
-                    </m:r>
-                    <m:r>
-                      <m:rPr>
-                        <m:sty m:val="p"/>
-                      </m:rPr>
-                      <m:t>,</m:t>
-                    </m:r>
-                    <m:r>
-                      <m:t>6</m:t>
-                    </m:r>
-                    <m:r>
-                      <m:rPr>
-                        <m:sty m:val="p"/>
-                      </m:rPr>
-                      <m:t>=</m:t>
-                    </m:r>
-                    <m:r>
-                      <m:rPr>
-                        <m:nor/>
-                        <m:sty m:val="p"/>
-                      </m:rPr>
-                      <m:t>Sábado</m:t>
-                    </m:r>
-                  </m:oMath>
-                  <w:r>
-                    <w:t xml:space="preserve">)</w:t>
-                  </w:r>
-                </w:p>
-              </w:tc>
-              <w:tc>
-                <w:tcPr/>
-                <w:p>
-                  <w:pPr>
-                    <w:pStyle w:val="Compact"/>
-                    <w:jc w:val="left"/>
-                    <w:jc w:val="center"/>
-                  </w:pPr>
-                  <w:r>
-                    <w:t xml:space="preserve">Calendario Civil</w:t>
-                  </w:r>
-                </w:p>
-              </w:tc>
-              <w:tc>
-                <w:tcPr/>
-                <w:p>
-                  <w:pPr>
-                    <w:pStyle w:val="Compact"/>
-                    <w:jc w:val="left"/>
-                    <w:jc w:val="center"/>
-                  </w:pPr>
-                  <w:r>
-                    <w:t xml:space="preserve">Temporal</w:t>
-                  </w:r>
-                </w:p>
-              </w:tc>
-              <w:tc>
-                <w:tcPr/>
-                <w:p>
-                  <w:pPr>
-                    <w:pStyle w:val="Compact"/>
-                    <w:jc w:val="left"/>
-                    <w:jc w:val="center"/>
-                  </w:pPr>
-                  <w:r>
-                    <w:t xml:space="preserve">Ignición / Propagación</w:t>
-                  </w:r>
-                </w:p>
-              </w:tc>
-            </w:tr>
-            <w:tr>
-              <w:tc>
-                <w:tcPr/>
-                <w:p>
-                  <w:pPr>
-                    <w:pStyle w:val="Compact"/>
-                    <w:jc w:val="left"/>
-                    <w:jc w:val="center"/>
-                  </w:pPr>
-                  <w:r>
-                    <w:t xml:space="preserve">23</w:t>
+                    <w:t xml:space="preserve">27</w:t>
                   </w:r>
                 </w:p>
               </w:tc>
@@ -7695,7 +8233,7 @@
                     <w:jc w:val="center"/>
                   </w:pPr>
                   <w:r>
-                    <w:t xml:space="preserve">Kernel Espacial</w:t>
+                    <w:t xml:space="preserve">Kernel Espacial Causal</w:t>
                   </w:r>
                 </w:p>
               </w:tc>
@@ -7761,7 +8299,7 @@
                     <w:jc w:val="center"/>
                   </w:pPr>
                   <w:r>
-                    <w:t xml:space="preserve">24</w:t>
+                    <w:t xml:space="preserve">28</w:t>
                   </w:r>
                 </w:p>
               </w:tc>
@@ -7850,7 +8388,7 @@
                     <w:jc w:val="center"/>
                   </w:pPr>
                   <w:r>
-                    <w:t xml:space="preserve">Convolución Espacial</w:t>
+                    <w:t xml:space="preserve">Kernel Espacial Causal</w:t>
                   </w:r>
                 </w:p>
               </w:tc>
@@ -7916,7 +8454,7 @@
                     <w:jc w:val="center"/>
                   </w:pPr>
                   <w:r>
-                    <w:t xml:space="preserve">25</w:t>
+                    <w:t xml:space="preserve">29</w:t>
                   </w:r>
                 </w:p>
               </w:tc>
@@ -8020,7 +8558,7 @@
                     <w:jc w:val="center"/>
                   </w:pPr>
                   <w:r>
-                    <w:t xml:space="preserve">Convolución Espacial</w:t>
+                    <w:t xml:space="preserve">Kernel Espacial Causal</w:t>
                   </w:r>
                 </w:p>
               </w:tc>
@@ -8076,8 +8614,112 @@
                 </w:p>
               </w:tc>
             </w:tr>
+            <w:tr>
+              <w:tc>
+                <w:tcPr/>
+                <w:p>
+                  <w:pPr>
+                    <w:pStyle w:val="Compact"/>
+                    <w:jc w:val="left"/>
+                    <w:jc w:val="center"/>
+                  </w:pPr>
+                  <w:r>
+                    <w:t xml:space="preserve">—</w:t>
+                  </w:r>
+                </w:p>
+              </w:tc>
+              <w:tc>
+                <w:tcPr/>
+                <w:p>
+                  <w:pPr>
+                    <w:pStyle w:val="Compact"/>
+                    <w:jc w:val="left"/>
+                    <w:jc w:val="center"/>
+                  </w:pPr>
+                  <w:r>
+                    <w:rPr>
+                      <w:rStyle w:val="VerbatimChar"/>
+                    </w:rPr>
+                    <w:t xml:space="preserve">es_combustible</w:t>
+                  </w:r>
+                </w:p>
+              </w:tc>
+              <w:tc>
+                <w:tcPr/>
+                <w:p>
+                  <w:pPr>
+                    <w:pStyle w:val="Compact"/>
+                    <w:jc w:val="left"/>
+                    <w:jc w:val="center"/>
+                  </w:pPr>
+                  <w:r>
+                    <w:t xml:space="preserve">Indicador binario de biomasa combustible</w:t>
+                  </w:r>
+                </w:p>
+              </w:tc>
+              <w:tc>
+                <w:tcPr/>
+                <w:p>
+                  <w:pPr>
+                    <w:pStyle w:val="Compact"/>
+                    <w:jc w:val="left"/>
+                    <w:jc w:val="center"/>
+                  </w:pPr>
+                  <w:r>
+                    <w:t xml:space="preserve">MapBiomas Col. 4</w:t>
+                  </w:r>
+                </w:p>
+              </w:tc>
+              <w:tc>
+                <w:tcPr/>
+                <w:p>
+                  <w:pPr>
+                    <w:pStyle w:val="Compact"/>
+                    <w:jc w:val="left"/>
+                    <w:jc w:val="center"/>
+                  </w:pPr>
+                  <m:oMath>
+                    <m:r>
+                      <m:t>1</m:t>
+                    </m:r>
+                    <m:sSup>
+                      <m:e>
+                        <m:r>
+                          <m:rPr>
+                            <m:nor/>
+                            <m:sty m:val="p"/>
+                          </m:rPr>
+                          <m:t> km</m:t>
+                        </m:r>
+                      </m:e>
+                      <m:sup>
+                        <m:r>
+                          <m:t>2</m:t>
+                        </m:r>
+                      </m:sup>
+                    </m:sSup>
+                  </m:oMath>
+                  <w:r>
+                    <w:t xml:space="preserve">​</w:t>
+                  </w:r>
+                </w:p>
+              </w:tc>
+              <w:tc>
+                <w:tcPr/>
+                <w:p>
+                  <w:pPr>
+                    <w:pStyle w:val="Compact"/>
+                    <w:jc w:val="left"/>
+                    <w:jc w:val="center"/>
+                  </w:pPr>
+                  <w:r>
+                    <w:t xml:space="preserve">Gating Biofísico Etapa 1</w:t>
+                  </w:r>
+                </w:p>
+              </w:tc>
+            </w:tr>
           </w:tbl>
-          <w:bookmarkEnd w:id="20"/>
+          <w:bookmarkEnd w:id="18"/>
           <w:p/>
         </w:tc>
       </w:tr>
@@ -8089,8 +8731,8 @@
         </w:pict>
       </w:r>
     </w:p>
-    <w:bookmarkEnd w:id="21"/>
-    <w:bookmarkStart w:id="23" w:name="X3dd36bcd6d81ae97cab2804ece849c43966e9f3"/>
+    <w:bookmarkEnd w:id="19"/>
+    <w:bookmarkStart w:id="21" w:name="X3dd36bcd6d81ae97cab2804ece849c43966e9f3"/>
     <w:p>
       <w:pPr>
         <w:pStyle w:val="Heading1"/>
@@ -8104,7 +8746,7 @@
         <w:pStyle w:val="FirstParagraph"/>
       </w:pPr>
       <w:r>
-        <w:t xml:space="preserve">Los hiperparámetros de los cuatro ensambles LightGBM fueron optimizados mediante búsqueda Bayesiana sobre el conjunto de validación (año 2023 completo), utilizando el área bajo la curva Precision-Recall (PR-AUC) como función objetivo.</w:t>
+        <w:t xml:space="preserve">Los hiperparámetros de los cuatro ensambles LightGBM fueron fijados mediante exploración sistemática sobre el conjunto de validación (año 2023 completo), seleccionando arquitecturas parsimoniosas que maximizan el área bajo la curva Precision-Recall (PR-AUC) y previenen el sobreajuste.</w:t>
       </w:r>
     </w:p>
     <w:tbl>
@@ -8120,7 +8762,7 @@
       <w:tr>
         <w:tc>
           <w:tcPr/>
-          <w:bookmarkStart w:id="22" w:name="tbl-hiperparametros"/>
+          <w:bookmarkStart w:id="20" w:name="tbl-hiperparametros"/>
           <w:p>
             <w:pPr>
               <w:jc w:val="center"/>
@@ -9995,8 +10637,91 @@
                 </w:p>
               </w:tc>
             </w:tr>
+            <w:tr>
+              <w:tc>
+                <w:tcPr/>
+                <w:p>
+                  <w:pPr>
+                    <w:pStyle w:val="Compact"/>
+                    <w:jc w:val="left"/>
+                    <w:jc w:val="center"/>
+                  </w:pPr>
+                  <w:r>
+                    <w:rPr>
+                      <w:rStyle w:val="VerbatimChar"/>
+                    </w:rPr>
+                    <w:t xml:space="preserve">early_stopping</w:t>
+                  </w:r>
+                </w:p>
+              </w:tc>
+              <w:tc>
+                <w:tcPr/>
+                <w:p>
+                  <w:pPr>
+                    <w:pStyle w:val="Compact"/>
+                    <w:jc w:val="center"/>
+                    <w:jc w:val="center"/>
+                  </w:pPr>
+                  <w:r>
+                    <w:t xml:space="preserve">—</w:t>
+                  </w:r>
+                </w:p>
+              </w:tc>
+              <w:tc>
+                <w:tcPr/>
+                <w:p>
+                  <w:pPr>
+                    <w:pStyle w:val="Compact"/>
+                    <w:jc w:val="center"/>
+                    <w:jc w:val="center"/>
+                  </w:pPr>
+                  <w:r>
+                    <w:t xml:space="preserve">None (Fijo)</w:t>
+                  </w:r>
+                </w:p>
+              </w:tc>
+              <w:tc>
+                <w:tcPr/>
+                <w:p>
+                  <w:pPr>
+                    <w:pStyle w:val="Compact"/>
+                    <w:jc w:val="center"/>
+                    <w:jc w:val="center"/>
+                  </w:pPr>
+                  <w:r>
+                    <w:t xml:space="preserve">None (Fijo)</w:t>
+                  </w:r>
+                </w:p>
+              </w:tc>
+              <w:tc>
+                <w:tcPr/>
+                <w:p>
+                  <w:pPr>
+                    <w:pStyle w:val="Compact"/>
+                    <w:jc w:val="center"/>
+                    <w:jc w:val="center"/>
+                  </w:pPr>
+                  <w:r>
+                    <w:t xml:space="preserve">None (Fijo)</w:t>
+                  </w:r>
+                </w:p>
+              </w:tc>
+              <w:tc>
+                <w:tcPr/>
+                <w:p>
+                  <w:pPr>
+                    <w:pStyle w:val="Compact"/>
+                    <w:jc w:val="center"/>
+                    <w:jc w:val="center"/>
+                  </w:pPr>
+                  <w:r>
+                    <w:t xml:space="preserve">None (Fijo)</w:t>
+                  </w:r>
+                </w:p>
+              </w:tc>
+            </w:tr>
           </w:tbl>
-          <w:bookmarkEnd w:id="22"/>
+          <w:bookmarkEnd w:id="20"/>
           <w:p/>
         </w:tc>
       </w:tr>
@@ -10008,8 +10733,8 @@
         </w:pict>
       </w:r>
     </w:p>
-    <w:bookmarkEnd w:id="23"/>
-    <w:bookmarkStart w:id="25" w:name="Xdb59547e38fe91e37c455dac8e18d61b25845a3"/>
+    <w:bookmarkEnd w:id="21"/>
+    <w:bookmarkStart w:id="23" w:name="Xdb59547e38fe91e37c455dac8e18d61b25845a3"/>
     <w:p>
       <w:pPr>
         <w:pStyle w:val="Heading1"/>
@@ -10039,7 +10764,33 @@
         <w:t xml:space="preserve"> </w:t>
       </w:r>
       <w:r>
-        <w:t xml:space="preserve">para los 17 departamentos de la República del Paraguay y el Distrito Capital (Asunción).</w:t>
+        <w:t xml:space="preserve">(2024–2025,</w:t>
+      </w:r>
+      <w:r>
+        <w:t xml:space="preserve"> </w:t>
+      </w:r>
+      <m:oMath>
+        <m:r>
+          <m:t>N</m:t>
+        </m:r>
+        <m:r>
+          <m:rPr>
+            <m:sty m:val="p"/>
+          </m:rPr>
+          <m:t>=</m:t>
+        </m:r>
+        <m:r>
+          <m:t>1.841</m:t>
+        </m:r>
+        <m:r>
+          <m:t>.147</m:t>
+        </m:r>
+      </m:oMath>
+      <w:r>
+        <w:t xml:space="preserve"> </w:t>
+      </w:r>
+      <w:r>
+        <w:t xml:space="preserve">celdas) para los 17 departamentos de la República del Paraguay y el Distrito Capital (Asunción).</w:t>
       </w:r>
     </w:p>
     <w:tbl>
@@ -10055,7 +10806,7 @@
       <w:tr>
         <w:tc>
           <w:tcPr/>
-          <w:bookmarkStart w:id="24" w:name="tbl-departamentos"/>
+          <w:bookmarkStart w:id="22" w:name="tbl-departamentos"/>
           <w:p>
             <w:pPr>
               <w:jc w:val="center"/>
@@ -10293,25 +11044,25 @@
                   </w:pPr>
                   <m:oMath>
                     <m:r>
-                      <m:t>641</m:t>
-                    </m:r>
-                  </m:oMath>
-                  <w:r>
-                    <w:t xml:space="preserve">​</w:t>
-                  </w:r>
-                </w:p>
-              </w:tc>
-              <w:tc>
-                <w:tcPr/>
-                <w:p>
-                  <w:pPr>
-                    <w:pStyle w:val="Compact"/>
-                    <w:jc w:val="center"/>
-                    <w:jc w:val="center"/>
-                  </w:pPr>
-                  <m:oMath>
-                    <m:r>
-                      <m:t>108</m:t>
+                      <m:t>265.679</m:t>
+                    </m:r>
+                  </m:oMath>
+                  <w:r>
+                    <w:t xml:space="preserve">​</w:t>
+                  </w:r>
+                </w:p>
+              </w:tc>
+              <w:tc>
+                <w:tcPr/>
+                <w:p>
+                  <w:pPr>
+                    <w:pStyle w:val="Compact"/>
+                    <w:jc w:val="center"/>
+                    <w:jc w:val="center"/>
+                  </w:pPr>
+                  <m:oMath>
+                    <m:r>
+                      <m:t>21.108</m:t>
                     </m:r>
                   </m:oMath>
                   <w:r>
@@ -10344,7 +11095,7 @@
                       <m:rPr>
                         <m:sty m:val="b"/>
                       </m:rPr>
-                      <m:t>939</m:t>
+                      <m:t>734</m:t>
                     </m:r>
                   </m:oMath>
                   <w:r>
@@ -10377,25 +11128,25 @@
                       <m:rPr>
                         <m:sty m:val="b"/>
                       </m:rPr>
-                      <m:t>956</m:t>
-                    </m:r>
-                  </m:oMath>
-                  <w:r>
-                    <w:t xml:space="preserve">​</w:t>
-                  </w:r>
-                </w:p>
-              </w:tc>
-              <w:tc>
-                <w:tcPr/>
-                <w:p>
-                  <w:pPr>
-                    <w:pStyle w:val="Compact"/>
-                    <w:jc w:val="center"/>
-                    <w:jc w:val="center"/>
-                  </w:pPr>
-                  <m:oMath>
-                    <m:r>
-                      <m:t>95</m:t>
+                      <m:t>898</m:t>
+                    </m:r>
+                  </m:oMath>
+                  <w:r>
+                    <w:t xml:space="preserve">​</w:t>
+                  </w:r>
+                </w:p>
+              </w:tc>
+              <w:tc>
+                <w:tcPr/>
+                <w:p>
+                  <w:pPr>
+                    <w:pStyle w:val="Compact"/>
+                    <w:jc w:val="center"/>
+                    <w:jc w:val="center"/>
+                  </w:pPr>
+                  <m:oMath>
+                    <m:r>
+                      <m:t>94</m:t>
                     </m:r>
                     <m:r>
                       <m:rPr>
@@ -10404,7 +11155,7 @@
                       <m:t>,</m:t>
                     </m:r>
                     <m:r>
-                      <m:t>6</m:t>
+                      <m:t>1</m:t>
                     </m:r>
                     <m:r>
                       <m:rPr>
@@ -10492,25 +11243,25 @@
                   </w:pPr>
                   <m:oMath>
                     <m:r>
-                      <m:t>757</m:t>
-                    </m:r>
-                  </m:oMath>
-                  <w:r>
-                    <w:t xml:space="preserve">​</w:t>
-                  </w:r>
-                </w:p>
-              </w:tc>
-              <w:tc>
-                <w:tcPr/>
-                <w:p>
-                  <w:pPr>
-                    <w:pStyle w:val="Compact"/>
-                    <w:jc w:val="center"/>
-                    <w:jc w:val="center"/>
-                  </w:pPr>
-                  <m:oMath>
-                    <m:r>
-                      <m:t>34</m:t>
+                      <m:t>292.632</m:t>
+                    </m:r>
+                  </m:oMath>
+                  <w:r>
+                    <w:t xml:space="preserve">​</w:t>
+                  </w:r>
+                </w:p>
+              </w:tc>
+              <w:tc>
+                <w:tcPr/>
+                <w:p>
+                  <w:pPr>
+                    <w:pStyle w:val="Compact"/>
+                    <w:jc w:val="center"/>
+                    <w:jc w:val="center"/>
+                  </w:pPr>
+                  <m:oMath>
+                    <m:r>
+                      <m:t>17.583</m:t>
                     </m:r>
                   </m:oMath>
                   <w:r>
@@ -10543,7 +11294,7 @@
                       <m:rPr>
                         <m:sty m:val="b"/>
                       </m:rPr>
-                      <m:t>662</m:t>
+                      <m:t>659</m:t>
                     </m:r>
                   </m:oMath>
                   <w:r>
@@ -10576,25 +11327,25 @@
                       <m:rPr>
                         <m:sty m:val="b"/>
                       </m:rPr>
-                      <m:t>679</m:t>
-                    </m:r>
-                  </m:oMath>
-                  <w:r>
-                    <w:t xml:space="preserve">​</w:t>
-                  </w:r>
-                </w:p>
-              </w:tc>
-              <w:tc>
-                <w:tcPr/>
-                <w:p>
-                  <w:pPr>
-                    <w:pStyle w:val="Compact"/>
-                    <w:jc w:val="center"/>
-                    <w:jc w:val="center"/>
-                  </w:pPr>
-                  <m:oMath>
-                    <m:r>
-                      <m:t>100</m:t>
+                      <m:t>843</m:t>
+                    </m:r>
+                  </m:oMath>
+                  <w:r>
+                    <w:t xml:space="preserve">​</w:t>
+                  </w:r>
+                </w:p>
+              </w:tc>
+              <w:tc>
+                <w:tcPr/>
+                <w:p>
+                  <w:pPr>
+                    <w:pStyle w:val="Compact"/>
+                    <w:jc w:val="center"/>
+                    <w:jc w:val="center"/>
+                  </w:pPr>
+                  <m:oMath>
+                    <m:r>
+                      <m:t>84</m:t>
                     </m:r>
                     <m:r>
                       <m:rPr>
@@ -10603,7 +11354,7 @@
                       <m:t>,</m:t>
                     </m:r>
                     <m:r>
-                      <m:t>0</m:t>
+                      <m:t>3</m:t>
                     </m:r>
                     <m:r>
                       <m:rPr>
@@ -10691,25 +11442,25 @@
                   </w:pPr>
                   <m:oMath>
                     <m:r>
-                      <m:t>428</m:t>
-                    </m:r>
-                  </m:oMath>
-                  <w:r>
-                    <w:t xml:space="preserve">​</w:t>
-                  </w:r>
-                </w:p>
-              </w:tc>
-              <w:tc>
-                <w:tcPr/>
-                <w:p>
-                  <w:pPr>
-                    <w:pStyle w:val="Compact"/>
-                    <w:jc w:val="center"/>
-                    <w:jc w:val="center"/>
-                  </w:pPr>
-                  <m:oMath>
-                    <m:r>
-                      <m:t>24</m:t>
+                      <m:t>207.794</m:t>
+                    </m:r>
+                  </m:oMath>
+                  <w:r>
+                    <w:t xml:space="preserve">​</w:t>
+                  </w:r>
+                </w:p>
+              </w:tc>
+              <w:tc>
+                <w:tcPr/>
+                <w:p>
+                  <w:pPr>
+                    <w:pStyle w:val="Compact"/>
+                    <w:jc w:val="center"/>
+                    <w:jc w:val="center"/>
+                  </w:pPr>
+                  <m:oMath>
+                    <m:r>
+                      <m:t>30.955</m:t>
                     </m:r>
                   </m:oMath>
                   <w:r>
@@ -10742,7 +11493,7 @@
                       <m:rPr>
                         <m:sty m:val="b"/>
                       </m:rPr>
-                      <m:t>581</m:t>
+                      <m:t>712</m:t>
                     </m:r>
                   </m:oMath>
                   <w:r>
@@ -10775,25 +11526,25 @@
                       <m:rPr>
                         <m:sty m:val="b"/>
                       </m:rPr>
-                      <m:t>599</m:t>
-                    </m:r>
-                  </m:oMath>
-                  <w:r>
-                    <w:t xml:space="preserve">​</w:t>
-                  </w:r>
-                </w:p>
-              </w:tc>
-              <w:tc>
-                <w:tcPr/>
-                <w:p>
-                  <w:pPr>
-                    <w:pStyle w:val="Compact"/>
-                    <w:jc w:val="center"/>
-                    <w:jc w:val="center"/>
-                  </w:pPr>
-                  <m:oMath>
-                    <m:r>
-                      <m:t>100</m:t>
+                      <m:t>844</m:t>
+                    </m:r>
+                  </m:oMath>
+                  <w:r>
+                    <w:t xml:space="preserve">​</w:t>
+                  </w:r>
+                </w:p>
+              </w:tc>
+              <w:tc>
+                <w:tcPr/>
+                <w:p>
+                  <w:pPr>
+                    <w:pStyle w:val="Compact"/>
+                    <w:jc w:val="center"/>
+                    <w:jc w:val="center"/>
+                  </w:pPr>
+                  <m:oMath>
+                    <m:r>
+                      <m:t>83</m:t>
                     </m:r>
                     <m:r>
                       <m:rPr>
@@ -10802,7 +11553,206 @@
                       <m:t>,</m:t>
                     </m:r>
                     <m:r>
+                      <m:t>3</m:t>
+                    </m:r>
+                    <m:r>
+                      <m:rPr>
+                        <m:nor/>
+                        <m:sty m:val="p"/>
+                      </m:rPr>
+                      <m:t> %</m:t>
+                    </m:r>
+                  </m:oMath>
+                  <w:r>
+                    <w:t xml:space="preserve">​</w:t>
+                  </w:r>
+                </w:p>
+              </w:tc>
+            </w:tr>
+            <w:tr>
+              <w:tc>
+                <w:tcPr/>
+                <w:p>
+                  <w:pPr>
+                    <w:pStyle w:val="Compact"/>
+                    <w:jc w:val="center"/>
+                    <w:jc w:val="center"/>
+                  </w:pPr>
+                  <w:r>
+                    <w:rPr>
+                      <w:b/>
+                      <w:bCs/>
+                    </w:rPr>
+                    <w:t xml:space="preserve">PY-01</w:t>
+                  </w:r>
+                </w:p>
+              </w:tc>
+              <w:tc>
+                <w:tcPr/>
+                <w:p>
+                  <w:pPr>
+                    <w:pStyle w:val="Compact"/>
+                    <w:jc w:val="left"/>
+                    <w:jc w:val="center"/>
+                  </w:pPr>
+                  <w:r>
+                    <w:t xml:space="preserve">Concepción</w:t>
+                  </w:r>
+                </w:p>
+              </w:tc>
+              <w:tc>
+                <w:tcPr/>
+                <w:p>
+                  <w:pPr>
+                    <w:pStyle w:val="Compact"/>
+                    <w:jc w:val="left"/>
+                    <w:jc w:val="center"/>
+                  </w:pPr>
+                  <w:r>
+                    <w:t xml:space="preserve">Oriental</w:t>
+                  </w:r>
+                </w:p>
+              </w:tc>
+              <w:tc>
+                <w:tcPr/>
+                <w:p>
+                  <w:pPr>
+                    <w:pStyle w:val="Compact"/>
+                    <w:jc w:val="center"/>
+                    <w:jc w:val="center"/>
+                  </w:pPr>
+                  <m:oMath>
+                    <m:r>
+                      <m:t>18.523</m:t>
+                    </m:r>
+                  </m:oMath>
+                  <w:r>
+                    <w:t xml:space="preserve">​</w:t>
+                  </w:r>
+                </w:p>
+              </w:tc>
+              <w:tc>
+                <w:tcPr/>
+                <w:p>
+                  <w:pPr>
+                    <w:pStyle w:val="Compact"/>
+                    <w:jc w:val="center"/>
+                    <w:jc w:val="center"/>
+                  </w:pPr>
+                  <m:oMath>
+                    <m:r>
+                      <m:t>136.865</m:t>
+                    </m:r>
+                  </m:oMath>
+                  <w:r>
+                    <w:t xml:space="preserve">​</w:t>
+                  </w:r>
+                </w:p>
+              </w:tc>
+              <w:tc>
+                <w:tcPr/>
+                <w:p>
+                  <w:pPr>
+                    <w:pStyle w:val="Compact"/>
+                    <w:jc w:val="center"/>
+                    <w:jc w:val="center"/>
+                  </w:pPr>
+                  <m:oMath>
+                    <m:r>
+                      <m:t>10.739</m:t>
+                    </m:r>
+                  </m:oMath>
+                  <w:r>
+                    <w:t xml:space="preserve">​</w:t>
+                  </w:r>
+                </w:p>
+              </w:tc>
+              <w:tc>
+                <w:tcPr/>
+                <w:p>
+                  <w:pPr>
+                    <w:pStyle w:val="Compact"/>
+                    <w:jc w:val="center"/>
+                    <w:jc w:val="center"/>
+                  </w:pPr>
+                  <m:oMath>
+                    <m:r>
+                      <m:rPr>
+                        <m:sty m:val="b"/>
+                      </m:rPr>
                       <m:t>0</m:t>
+                    </m:r>
+                    <m:r>
+                      <m:rPr>
+                        <m:sty m:val="b"/>
+                      </m:rPr>
+                      <m:t>,</m:t>
+                    </m:r>
+                    <m:r>
+                      <m:rPr>
+                        <m:sty m:val="b"/>
+                      </m:rPr>
+                      <m:t>721</m:t>
+                    </m:r>
+                  </m:oMath>
+                  <w:r>
+                    <w:t xml:space="preserve">​</w:t>
+                  </w:r>
+                </w:p>
+              </w:tc>
+              <w:tc>
+                <w:tcPr/>
+                <w:p>
+                  <w:pPr>
+                    <w:pStyle w:val="Compact"/>
+                    <w:jc w:val="center"/>
+                    <w:jc w:val="center"/>
+                  </w:pPr>
+                  <m:oMath>
+                    <m:r>
+                      <m:rPr>
+                        <m:sty m:val="b"/>
+                      </m:rPr>
+                      <m:t>0</m:t>
+                    </m:r>
+                    <m:r>
+                      <m:rPr>
+                        <m:sty m:val="b"/>
+                      </m:rPr>
+                      <m:t>,</m:t>
+                    </m:r>
+                    <m:r>
+                      <m:rPr>
+                        <m:sty m:val="b"/>
+                      </m:rPr>
+                      <m:t>798</m:t>
+                    </m:r>
+                  </m:oMath>
+                  <w:r>
+                    <w:t xml:space="preserve">​</w:t>
+                  </w:r>
+                </w:p>
+              </w:tc>
+              <w:tc>
+                <w:tcPr/>
+                <w:p>
+                  <w:pPr>
+                    <w:pStyle w:val="Compact"/>
+                    <w:jc w:val="center"/>
+                    <w:jc w:val="center"/>
+                  </w:pPr>
+                  <m:oMath>
+                    <m:r>
+                      <m:t>73</m:t>
+                    </m:r>
+                    <m:r>
+                      <m:rPr>
+                        <m:sty m:val="p"/>
+                      </m:rPr>
+                      <m:t>,</m:t>
+                    </m:r>
+                    <m:r>
+                      <m:t>6</m:t>
                     </m:r>
                     <m:r>
                       <m:rPr>
@@ -10890,25 +11840,25 @@
                   </w:pPr>
                   <m:oMath>
                     <m:r>
-                      <m:t>15</m:t>
-                    </m:r>
-                  </m:oMath>
-                  <w:r>
-                    <w:t xml:space="preserve">​</w:t>
-                  </w:r>
-                </w:p>
-              </w:tc>
-              <w:tc>
-                <w:tcPr/>
-                <w:p>
-                  <w:pPr>
-                    <w:pStyle w:val="Compact"/>
-                    <w:jc w:val="center"/>
-                    <w:jc w:val="center"/>
-                  </w:pPr>
-                  <m:oMath>
-                    <m:r>
-                      <m:t>8</m:t>
+                      <m:t>105.302</m:t>
+                    </m:r>
+                  </m:oMath>
+                  <w:r>
+                    <w:t xml:space="preserve">​</w:t>
+                  </w:r>
+                </w:p>
+              </w:tc>
+              <w:tc>
+                <w:tcPr/>
+                <w:p>
+                  <w:pPr>
+                    <w:pStyle w:val="Compact"/>
+                    <w:jc w:val="center"/>
+                    <w:jc w:val="center"/>
+                  </w:pPr>
+                  <m:oMath>
+                    <m:r>
+                      <m:t>16.243</m:t>
                     </m:r>
                   </m:oMath>
                   <w:r>
@@ -10941,7 +11891,7 @@
                       <m:rPr>
                         <m:sty m:val="b"/>
                       </m:rPr>
-                      <m:t>804</m:t>
+                      <m:t>719</m:t>
                     </m:r>
                   </m:oMath>
                   <w:r>
@@ -10974,224 +11924,25 @@
                       <m:rPr>
                         <m:sty m:val="b"/>
                       </m:rPr>
-                      <m:t>616</m:t>
-                    </m:r>
-                  </m:oMath>
-                  <w:r>
-                    <w:t xml:space="preserve">​</w:t>
-                  </w:r>
-                </w:p>
-              </w:tc>
-              <w:tc>
-                <w:tcPr/>
-                <w:p>
-                  <w:pPr>
-                    <w:pStyle w:val="Compact"/>
-                    <w:jc w:val="center"/>
-                    <w:jc w:val="center"/>
-                  </w:pPr>
-                  <m:oMath>
-                    <m:r>
-                      <m:t>100</m:t>
-                    </m:r>
-                    <m:r>
-                      <m:rPr>
-                        <m:sty m:val="p"/>
-                      </m:rPr>
-                      <m:t>,</m:t>
-                    </m:r>
-                    <m:r>
-                      <m:t>0</m:t>
-                    </m:r>
-                    <m:r>
-                      <m:rPr>
-                        <m:nor/>
-                        <m:sty m:val="p"/>
-                      </m:rPr>
-                      <m:t> %</m:t>
-                    </m:r>
-                  </m:oMath>
-                  <w:r>
-                    <w:t xml:space="preserve">​</w:t>
-                  </w:r>
-                </w:p>
-              </w:tc>
-            </w:tr>
-            <w:tr>
-              <w:tc>
-                <w:tcPr/>
-                <w:p>
-                  <w:pPr>
-                    <w:pStyle w:val="Compact"/>
-                    <w:jc w:val="center"/>
-                    <w:jc w:val="center"/>
-                  </w:pPr>
-                  <w:r>
-                    <w:rPr>
-                      <w:b/>
-                      <w:bCs/>
-                    </w:rPr>
-                    <w:t xml:space="preserve">PY-01</w:t>
-                  </w:r>
-                </w:p>
-              </w:tc>
-              <w:tc>
-                <w:tcPr/>
-                <w:p>
-                  <w:pPr>
-                    <w:pStyle w:val="Compact"/>
-                    <w:jc w:val="left"/>
-                    <w:jc w:val="center"/>
-                  </w:pPr>
-                  <w:r>
-                    <w:t xml:space="preserve">Concepción</w:t>
-                  </w:r>
-                </w:p>
-              </w:tc>
-              <w:tc>
-                <w:tcPr/>
-                <w:p>
-                  <w:pPr>
-                    <w:pStyle w:val="Compact"/>
-                    <w:jc w:val="left"/>
-                    <w:jc w:val="center"/>
-                  </w:pPr>
-                  <w:r>
-                    <w:t xml:space="preserve">Oriental</w:t>
-                  </w:r>
-                </w:p>
-              </w:tc>
-              <w:tc>
-                <w:tcPr/>
-                <w:p>
-                  <w:pPr>
-                    <w:pStyle w:val="Compact"/>
-                    <w:jc w:val="center"/>
-                    <w:jc w:val="center"/>
-                  </w:pPr>
-                  <m:oMath>
-                    <m:r>
-                      <m:t>18.523</m:t>
-                    </m:r>
-                  </m:oMath>
-                  <w:r>
-                    <w:t xml:space="preserve">​</w:t>
-                  </w:r>
-                </w:p>
-              </w:tc>
-              <w:tc>
-                <w:tcPr/>
-                <w:p>
-                  <w:pPr>
-                    <w:pStyle w:val="Compact"/>
-                    <w:jc w:val="center"/>
-                    <w:jc w:val="center"/>
-                  </w:pPr>
-                  <m:oMath>
-                    <m:r>
-                      <m:t>274</m:t>
-                    </m:r>
-                  </m:oMath>
-                  <w:r>
-                    <w:t xml:space="preserve">​</w:t>
-                  </w:r>
-                </w:p>
-              </w:tc>
-              <w:tc>
-                <w:tcPr/>
-                <w:p>
-                  <w:pPr>
-                    <w:pStyle w:val="Compact"/>
-                    <w:jc w:val="center"/>
-                    <w:jc w:val="center"/>
-                  </w:pPr>
-                  <m:oMath>
-                    <m:r>
-                      <m:t>20</m:t>
-                    </m:r>
-                  </m:oMath>
-                  <w:r>
-                    <w:t xml:space="preserve">​</w:t>
-                  </w:r>
-                </w:p>
-              </w:tc>
-              <w:tc>
-                <w:tcPr/>
-                <w:p>
-                  <w:pPr>
-                    <w:pStyle w:val="Compact"/>
-                    <w:jc w:val="center"/>
-                    <w:jc w:val="center"/>
-                  </w:pPr>
-                  <m:oMath>
-                    <m:r>
-                      <m:rPr>
-                        <m:sty m:val="b"/>
-                      </m:rPr>
-                      <m:t>0</m:t>
-                    </m:r>
-                    <m:r>
-                      <m:rPr>
-                        <m:sty m:val="b"/>
-                      </m:rPr>
-                      <m:t>,</m:t>
-                    </m:r>
-                    <m:r>
-                      <m:rPr>
-                        <m:sty m:val="b"/>
-                      </m:rPr>
-                      <m:t>761</m:t>
-                    </m:r>
-                  </m:oMath>
-                  <w:r>
-                    <w:t xml:space="preserve">​</w:t>
-                  </w:r>
-                </w:p>
-              </w:tc>
-              <w:tc>
-                <w:tcPr/>
-                <w:p>
-                  <w:pPr>
-                    <w:pStyle w:val="Compact"/>
-                    <w:jc w:val="center"/>
-                    <w:jc w:val="center"/>
-                  </w:pPr>
-                  <m:oMath>
-                    <m:r>
-                      <m:rPr>
-                        <m:sty m:val="b"/>
-                      </m:rPr>
-                      <m:t>0</m:t>
-                    </m:r>
-                    <m:r>
-                      <m:rPr>
-                        <m:sty m:val="b"/>
-                      </m:rPr>
-                      <m:t>,</m:t>
-                    </m:r>
-                    <m:r>
-                      <m:rPr>
-                        <m:sty m:val="b"/>
-                      </m:rPr>
-                      <m:t>752</m:t>
-                    </m:r>
-                  </m:oMath>
-                  <w:r>
-                    <w:t xml:space="preserve">​</w:t>
-                  </w:r>
-                </w:p>
-              </w:tc>
-              <w:tc>
-                <w:tcPr/>
-                <w:p>
-                  <w:pPr>
-                    <w:pStyle w:val="Compact"/>
-                    <w:jc w:val="center"/>
-                    <w:jc w:val="center"/>
-                  </w:pPr>
-                  <m:oMath>
-                    <m:r>
-                      <m:t>100</m:t>
+                      <m:t>780</m:t>
+                    </m:r>
+                  </m:oMath>
+                  <w:r>
+                    <w:t xml:space="preserve">​</w:t>
+                  </w:r>
+                </w:p>
+              </w:tc>
+              <w:tc>
+                <w:tcPr/>
+                <w:p>
+                  <w:pPr>
+                    <w:pStyle w:val="Compact"/>
+                    <w:jc w:val="center"/>
+                    <w:jc w:val="center"/>
+                  </w:pPr>
+                  <m:oMath>
+                    <m:r>
+                      <m:t>67</m:t>
                     </m:r>
                     <m:r>
                       <m:rPr>
@@ -11288,25 +12039,25 @@
                   </w:pPr>
                   <m:oMath>
                     <m:r>
-                      <m:t>85</m:t>
-                    </m:r>
-                  </m:oMath>
-                  <w:r>
-                    <w:t xml:space="preserve">​</w:t>
-                  </w:r>
-                </w:p>
-              </w:tc>
-              <w:tc>
-                <w:tcPr/>
-                <w:p>
-                  <w:pPr>
-                    <w:pStyle w:val="Compact"/>
-                    <w:jc w:val="center"/>
-                    <w:jc w:val="center"/>
-                  </w:pPr>
-                  <m:oMath>
-                    <m:r>
-                      <m:t>11</m:t>
+                      <m:t>75.588</m:t>
+                    </m:r>
+                  </m:oMath>
+                  <w:r>
+                    <w:t xml:space="preserve">​</w:t>
+                  </w:r>
+                </w:p>
+              </w:tc>
+              <w:tc>
+                <w:tcPr/>
+                <w:p>
+                  <w:pPr>
+                    <w:pStyle w:val="Compact"/>
+                    <w:jc w:val="center"/>
+                    <w:jc w:val="center"/>
+                  </w:pPr>
+                  <m:oMath>
+                    <m:r>
+                      <m:t>9.870</m:t>
                     </m:r>
                   </m:oMath>
                   <w:r>
@@ -11339,7 +12090,7 @@
                       <m:rPr>
                         <m:sty m:val="b"/>
                       </m:rPr>
-                      <m:t>655</m:t>
+                      <m:t>753</m:t>
                     </m:r>
                   </m:oMath>
                   <w:r>
@@ -11372,25 +12123,25 @@
                       <m:rPr>
                         <m:sty m:val="b"/>
                       </m:rPr>
-                      <m:t>589</m:t>
-                    </m:r>
-                  </m:oMath>
-                  <w:r>
-                    <w:t xml:space="preserve">​</w:t>
-                  </w:r>
-                </w:p>
-              </w:tc>
-              <w:tc>
-                <w:tcPr/>
-                <w:p>
-                  <w:pPr>
-                    <w:pStyle w:val="Compact"/>
-                    <w:jc w:val="center"/>
-                    <w:jc w:val="center"/>
-                  </w:pPr>
-                  <m:oMath>
-                    <m:r>
-                      <m:t>100</m:t>
+                      <m:t>813</m:t>
+                    </m:r>
+                  </m:oMath>
+                  <w:r>
+                    <w:t xml:space="preserve">​</w:t>
+                  </w:r>
+                </w:p>
+              </w:tc>
+              <w:tc>
+                <w:tcPr/>
+                <w:p>
+                  <w:pPr>
+                    <w:pStyle w:val="Compact"/>
+                    <w:jc w:val="center"/>
+                    <w:jc w:val="center"/>
+                  </w:pPr>
+                  <m:oMath>
+                    <m:r>
+                      <m:t>89</m:t>
                     </m:r>
                     <m:r>
                       <m:rPr>
@@ -11399,7 +12150,604 @@
                       <m:t>,</m:t>
                     </m:r>
                     <m:r>
+                      <m:t>3</m:t>
+                    </m:r>
+                    <m:r>
+                      <m:rPr>
+                        <m:nor/>
+                        <m:sty m:val="p"/>
+                      </m:rPr>
+                      <m:t> %</m:t>
+                    </m:r>
+                  </m:oMath>
+                  <w:r>
+                    <w:t xml:space="preserve">​</w:t>
+                  </w:r>
+                </w:p>
+              </w:tc>
+            </w:tr>
+            <w:tr>
+              <w:tc>
+                <w:tcPr/>
+                <w:p>
+                  <w:pPr>
+                    <w:pStyle w:val="Compact"/>
+                    <w:jc w:val="center"/>
+                    <w:jc w:val="center"/>
+                  </w:pPr>
+                  <w:r>
+                    <w:rPr>
+                      <w:b/>
+                      <w:bCs/>
+                    </w:rPr>
+                    <w:t xml:space="preserve">PY-14</w:t>
+                  </w:r>
+                </w:p>
+              </w:tc>
+              <w:tc>
+                <w:tcPr/>
+                <w:p>
+                  <w:pPr>
+                    <w:pStyle w:val="Compact"/>
+                    <w:jc w:val="left"/>
+                    <w:jc w:val="center"/>
+                  </w:pPr>
+                  <w:r>
+                    <w:t xml:space="preserve">Canindeyú</w:t>
+                  </w:r>
+                </w:p>
+              </w:tc>
+              <w:tc>
+                <w:tcPr/>
+                <w:p>
+                  <w:pPr>
+                    <w:pStyle w:val="Compact"/>
+                    <w:jc w:val="left"/>
+                    <w:jc w:val="center"/>
+                  </w:pPr>
+                  <w:r>
+                    <w:t xml:space="preserve">Oriental</w:t>
+                  </w:r>
+                </w:p>
+              </w:tc>
+              <w:tc>
+                <w:tcPr/>
+                <w:p>
+                  <w:pPr>
+                    <w:pStyle w:val="Compact"/>
+                    <w:jc w:val="center"/>
+                    <w:jc w:val="center"/>
+                  </w:pPr>
+                  <m:oMath>
+                    <m:r>
+                      <m:t>15.052</m:t>
+                    </m:r>
+                  </m:oMath>
+                  <w:r>
+                    <w:t xml:space="preserve">​</w:t>
+                  </w:r>
+                </w:p>
+              </w:tc>
+              <w:tc>
+                <w:tcPr/>
+                <w:p>
+                  <w:pPr>
+                    <w:pStyle w:val="Compact"/>
+                    <w:jc w:val="center"/>
+                    <w:jc w:val="center"/>
+                  </w:pPr>
+                  <m:oMath>
+                    <m:r>
+                      <m:t>108.025</m:t>
+                    </m:r>
+                  </m:oMath>
+                  <w:r>
+                    <w:t xml:space="preserve">​</w:t>
+                  </w:r>
+                </w:p>
+              </w:tc>
+              <w:tc>
+                <w:tcPr/>
+                <w:p>
+                  <w:pPr>
+                    <w:pStyle w:val="Compact"/>
+                    <w:jc w:val="center"/>
+                    <w:jc w:val="center"/>
+                  </w:pPr>
+                  <m:oMath>
+                    <m:r>
+                      <m:t>11.721</m:t>
+                    </m:r>
+                  </m:oMath>
+                  <w:r>
+                    <w:t xml:space="preserve">​</w:t>
+                  </w:r>
+                </w:p>
+              </w:tc>
+              <w:tc>
+                <w:tcPr/>
+                <w:p>
+                  <w:pPr>
+                    <w:pStyle w:val="Compact"/>
+                    <w:jc w:val="center"/>
+                    <w:jc w:val="center"/>
+                  </w:pPr>
+                  <m:oMath>
+                    <m:r>
+                      <m:rPr>
+                        <m:sty m:val="b"/>
+                      </m:rPr>
                       <m:t>0</m:t>
+                    </m:r>
+                    <m:r>
+                      <m:rPr>
+                        <m:sty m:val="b"/>
+                      </m:rPr>
+                      <m:t>,</m:t>
+                    </m:r>
+                    <m:r>
+                      <m:rPr>
+                        <m:sty m:val="b"/>
+                      </m:rPr>
+                      <m:t>906</m:t>
+                    </m:r>
+                  </m:oMath>
+                  <w:r>
+                    <w:t xml:space="preserve">​</w:t>
+                  </w:r>
+                </w:p>
+              </w:tc>
+              <w:tc>
+                <w:tcPr/>
+                <w:p>
+                  <w:pPr>
+                    <w:pStyle w:val="Compact"/>
+                    <w:jc w:val="center"/>
+                    <w:jc w:val="center"/>
+                  </w:pPr>
+                  <m:oMath>
+                    <m:r>
+                      <m:rPr>
+                        <m:sty m:val="b"/>
+                      </m:rPr>
+                      <m:t>0</m:t>
+                    </m:r>
+                    <m:r>
+                      <m:rPr>
+                        <m:sty m:val="b"/>
+                      </m:rPr>
+                      <m:t>,</m:t>
+                    </m:r>
+                    <m:r>
+                      <m:rPr>
+                        <m:sty m:val="b"/>
+                      </m:rPr>
+                      <m:t>932</m:t>
+                    </m:r>
+                  </m:oMath>
+                  <w:r>
+                    <w:t xml:space="preserve">​</w:t>
+                  </w:r>
+                </w:p>
+              </w:tc>
+              <w:tc>
+                <w:tcPr/>
+                <w:p>
+                  <w:pPr>
+                    <w:pStyle w:val="Compact"/>
+                    <w:jc w:val="center"/>
+                    <w:jc w:val="center"/>
+                  </w:pPr>
+                  <m:oMath>
+                    <m:r>
+                      <m:t>87</m:t>
+                    </m:r>
+                    <m:r>
+                      <m:rPr>
+                        <m:sty m:val="p"/>
+                      </m:rPr>
+                      <m:t>,</m:t>
+                    </m:r>
+                    <m:r>
+                      <m:t>6</m:t>
+                    </m:r>
+                    <m:r>
+                      <m:rPr>
+                        <m:nor/>
+                        <m:sty m:val="p"/>
+                      </m:rPr>
+                      <m:t> %</m:t>
+                    </m:r>
+                  </m:oMath>
+                  <w:r>
+                    <w:t xml:space="preserve">​</w:t>
+                  </w:r>
+                </w:p>
+              </w:tc>
+            </w:tr>
+            <w:tr>
+              <w:tc>
+                <w:tcPr/>
+                <w:p>
+                  <w:pPr>
+                    <w:pStyle w:val="Compact"/>
+                    <w:jc w:val="center"/>
+                    <w:jc w:val="center"/>
+                  </w:pPr>
+                  <w:r>
+                    <w:rPr>
+                      <w:b/>
+                      <w:bCs/>
+                    </w:rPr>
+                    <w:t xml:space="preserve">PY-10</w:t>
+                  </w:r>
+                </w:p>
+              </w:tc>
+              <w:tc>
+                <w:tcPr/>
+                <w:p>
+                  <w:pPr>
+                    <w:pStyle w:val="Compact"/>
+                    <w:jc w:val="left"/>
+                    <w:jc w:val="center"/>
+                  </w:pPr>
+                  <w:r>
+                    <w:t xml:space="preserve">Alto Paraná</w:t>
+                  </w:r>
+                </w:p>
+              </w:tc>
+              <w:tc>
+                <w:tcPr/>
+                <w:p>
+                  <w:pPr>
+                    <w:pStyle w:val="Compact"/>
+                    <w:jc w:val="left"/>
+                    <w:jc w:val="center"/>
+                  </w:pPr>
+                  <w:r>
+                    <w:t xml:space="preserve">Oriental</w:t>
+                  </w:r>
+                </w:p>
+              </w:tc>
+              <w:tc>
+                <w:tcPr/>
+                <w:p>
+                  <w:pPr>
+                    <w:pStyle w:val="Compact"/>
+                    <w:jc w:val="center"/>
+                    <w:jc w:val="center"/>
+                  </w:pPr>
+                  <m:oMath>
+                    <m:r>
+                      <m:t>14.206</m:t>
+                    </m:r>
+                  </m:oMath>
+                  <w:r>
+                    <w:t xml:space="preserve">​</w:t>
+                  </w:r>
+                </w:p>
+              </w:tc>
+              <w:tc>
+                <w:tcPr/>
+                <w:p>
+                  <w:pPr>
+                    <w:pStyle w:val="Compact"/>
+                    <w:jc w:val="center"/>
+                    <w:jc w:val="center"/>
+                  </w:pPr>
+                  <m:oMath>
+                    <m:r>
+                      <m:t>153.241</m:t>
+                    </m:r>
+                  </m:oMath>
+                  <w:r>
+                    <w:t xml:space="preserve">​</w:t>
+                  </w:r>
+                </w:p>
+              </w:tc>
+              <w:tc>
+                <w:tcPr/>
+                <w:p>
+                  <w:pPr>
+                    <w:pStyle w:val="Compact"/>
+                    <w:jc w:val="center"/>
+                    <w:jc w:val="center"/>
+                  </w:pPr>
+                  <m:oMath>
+                    <m:r>
+                      <m:t>2.878</m:t>
+                    </m:r>
+                  </m:oMath>
+                  <w:r>
+                    <w:t xml:space="preserve">​</w:t>
+                  </w:r>
+                </w:p>
+              </w:tc>
+              <w:tc>
+                <w:tcPr/>
+                <w:p>
+                  <w:pPr>
+                    <w:pStyle w:val="Compact"/>
+                    <w:jc w:val="center"/>
+                    <w:jc w:val="center"/>
+                  </w:pPr>
+                  <m:oMath>
+                    <m:r>
+                      <m:rPr>
+                        <m:sty m:val="b"/>
+                      </m:rPr>
+                      <m:t>0</m:t>
+                    </m:r>
+                    <m:r>
+                      <m:rPr>
+                        <m:sty m:val="b"/>
+                      </m:rPr>
+                      <m:t>,</m:t>
+                    </m:r>
+                    <m:r>
+                      <m:rPr>
+                        <m:sty m:val="b"/>
+                      </m:rPr>
+                      <m:t>895</m:t>
+                    </m:r>
+                  </m:oMath>
+                  <w:r>
+                    <w:t xml:space="preserve">​</w:t>
+                  </w:r>
+                </w:p>
+              </w:tc>
+              <w:tc>
+                <w:tcPr/>
+                <w:p>
+                  <w:pPr>
+                    <w:pStyle w:val="Compact"/>
+                    <w:jc w:val="center"/>
+                    <w:jc w:val="center"/>
+                  </w:pPr>
+                  <m:oMath>
+                    <m:r>
+                      <m:rPr>
+                        <m:sty m:val="b"/>
+                      </m:rPr>
+                      <m:t>0</m:t>
+                    </m:r>
+                    <m:r>
+                      <m:rPr>
+                        <m:sty m:val="b"/>
+                      </m:rPr>
+                      <m:t>,</m:t>
+                    </m:r>
+                    <m:r>
+                      <m:rPr>
+                        <m:sty m:val="b"/>
+                      </m:rPr>
+                      <m:t>904</m:t>
+                    </m:r>
+                  </m:oMath>
+                  <w:r>
+                    <w:t xml:space="preserve">​</w:t>
+                  </w:r>
+                </w:p>
+              </w:tc>
+              <w:tc>
+                <w:tcPr/>
+                <w:p>
+                  <w:pPr>
+                    <w:pStyle w:val="Compact"/>
+                    <w:jc w:val="center"/>
+                    <w:jc w:val="center"/>
+                  </w:pPr>
+                  <m:oMath>
+                    <m:r>
+                      <m:t>83</m:t>
+                    </m:r>
+                    <m:r>
+                      <m:rPr>
+                        <m:sty m:val="p"/>
+                      </m:rPr>
+                      <m:t>,</m:t>
+                    </m:r>
+                    <m:r>
+                      <m:t>2</m:t>
+                    </m:r>
+                    <m:r>
+                      <m:rPr>
+                        <m:nor/>
+                        <m:sty m:val="p"/>
+                      </m:rPr>
+                      <m:t> %</m:t>
+                    </m:r>
+                  </m:oMath>
+                  <w:r>
+                    <w:t xml:space="preserve">​</w:t>
+                  </w:r>
+                </w:p>
+              </w:tc>
+            </w:tr>
+            <w:tr>
+              <w:tc>
+                <w:tcPr/>
+                <w:p>
+                  <w:pPr>
+                    <w:pStyle w:val="Compact"/>
+                    <w:jc w:val="center"/>
+                    <w:jc w:val="center"/>
+                  </w:pPr>
+                  <w:r>
+                    <w:rPr>
+                      <w:b/>
+                      <w:bCs/>
+                    </w:rPr>
+                    <w:t xml:space="preserve">PY-07</w:t>
+                  </w:r>
+                </w:p>
+              </w:tc>
+              <w:tc>
+                <w:tcPr/>
+                <w:p>
+                  <w:pPr>
+                    <w:pStyle w:val="Compact"/>
+                    <w:jc w:val="left"/>
+                    <w:jc w:val="center"/>
+                  </w:pPr>
+                  <w:r>
+                    <w:t xml:space="preserve">Itapúa</w:t>
+                  </w:r>
+                </w:p>
+              </w:tc>
+              <w:tc>
+                <w:tcPr/>
+                <w:p>
+                  <w:pPr>
+                    <w:pStyle w:val="Compact"/>
+                    <w:jc w:val="left"/>
+                    <w:jc w:val="center"/>
+                  </w:pPr>
+                  <w:r>
+                    <w:t xml:space="preserve">Oriental</w:t>
+                  </w:r>
+                </w:p>
+              </w:tc>
+              <w:tc>
+                <w:tcPr/>
+                <w:p>
+                  <w:pPr>
+                    <w:pStyle w:val="Compact"/>
+                    <w:jc w:val="center"/>
+                    <w:jc w:val="center"/>
+                  </w:pPr>
+                  <m:oMath>
+                    <m:r>
+                      <m:t>15.868</m:t>
+                    </m:r>
+                  </m:oMath>
+                  <w:r>
+                    <w:t xml:space="preserve">​</w:t>
+                  </w:r>
+                </w:p>
+              </w:tc>
+              <w:tc>
+                <w:tcPr/>
+                <w:p>
+                  <w:pPr>
+                    <w:pStyle w:val="Compact"/>
+                    <w:jc w:val="center"/>
+                    <w:jc w:val="center"/>
+                  </w:pPr>
+                  <m:oMath>
+                    <m:r>
+                      <m:t>138.121</m:t>
+                    </m:r>
+                  </m:oMath>
+                  <w:r>
+                    <w:t xml:space="preserve">​</w:t>
+                  </w:r>
+                </w:p>
+              </w:tc>
+              <w:tc>
+                <w:tcPr/>
+                <w:p>
+                  <w:pPr>
+                    <w:pStyle w:val="Compact"/>
+                    <w:jc w:val="center"/>
+                    <w:jc w:val="center"/>
+                  </w:pPr>
+                  <m:oMath>
+                    <m:r>
+                      <m:t>5.574</m:t>
+                    </m:r>
+                  </m:oMath>
+                  <w:r>
+                    <w:t xml:space="preserve">​</w:t>
+                  </w:r>
+                </w:p>
+              </w:tc>
+              <w:tc>
+                <w:tcPr/>
+                <w:p>
+                  <w:pPr>
+                    <w:pStyle w:val="Compact"/>
+                    <w:jc w:val="center"/>
+                    <w:jc w:val="center"/>
+                  </w:pPr>
+                  <m:oMath>
+                    <m:r>
+                      <m:rPr>
+                        <m:sty m:val="b"/>
+                      </m:rPr>
+                      <m:t>0</m:t>
+                    </m:r>
+                    <m:r>
+                      <m:rPr>
+                        <m:sty m:val="b"/>
+                      </m:rPr>
+                      <m:t>,</m:t>
+                    </m:r>
+                    <m:r>
+                      <m:rPr>
+                        <m:sty m:val="b"/>
+                      </m:rPr>
+                      <m:t>891</m:t>
+                    </m:r>
+                  </m:oMath>
+                  <w:r>
+                    <w:t xml:space="preserve">​</w:t>
+                  </w:r>
+                </w:p>
+              </w:tc>
+              <w:tc>
+                <w:tcPr/>
+                <w:p>
+                  <w:pPr>
+                    <w:pStyle w:val="Compact"/>
+                    <w:jc w:val="center"/>
+                    <w:jc w:val="center"/>
+                  </w:pPr>
+                  <m:oMath>
+                    <m:r>
+                      <m:rPr>
+                        <m:sty m:val="b"/>
+                      </m:rPr>
+                      <m:t>0</m:t>
+                    </m:r>
+                    <m:r>
+                      <m:rPr>
+                        <m:sty m:val="b"/>
+                      </m:rPr>
+                      <m:t>,</m:t>
+                    </m:r>
+                    <m:r>
+                      <m:rPr>
+                        <m:sty m:val="b"/>
+                      </m:rPr>
+                      <m:t>896</m:t>
+                    </m:r>
+                  </m:oMath>
+                  <w:r>
+                    <w:t xml:space="preserve">​</w:t>
+                  </w:r>
+                </w:p>
+              </w:tc>
+              <w:tc>
+                <w:tcPr/>
+                <w:p>
+                  <w:pPr>
+                    <w:pStyle w:val="Compact"/>
+                    <w:jc w:val="center"/>
+                    <w:jc w:val="center"/>
+                  </w:pPr>
+                  <m:oMath>
+                    <m:r>
+                      <m:t>76</m:t>
+                    </m:r>
+                    <m:r>
+                      <m:rPr>
+                        <m:sty m:val="p"/>
+                      </m:rPr>
+                      <m:t>,</m:t>
+                    </m:r>
+                    <m:r>
+                      <m:t>7</m:t>
                     </m:r>
                     <m:r>
                       <m:rPr>
@@ -11487,69 +12835,308 @@
                   </w:pPr>
                   <m:oMath>
                     <m:r>
-                      <m:t>34</m:t>
-                    </m:r>
-                  </m:oMath>
-                  <w:r>
-                    <w:t xml:space="preserve">​</w:t>
-                  </w:r>
-                </w:p>
-              </w:tc>
-              <w:tc>
-                <w:tcPr/>
-                <w:p>
-                  <w:pPr>
-                    <w:pStyle w:val="Compact"/>
-                    <w:jc w:val="center"/>
-                    <w:jc w:val="center"/>
-                  </w:pPr>
-                  <m:oMath>
-                    <m:r>
+                      <m:t>59.603</m:t>
+                    </m:r>
+                  </m:oMath>
+                  <w:r>
+                    <w:t xml:space="preserve">​</w:t>
+                  </w:r>
+                </w:p>
+              </w:tc>
+              <w:tc>
+                <w:tcPr/>
+                <w:p>
+                  <w:pPr>
+                    <w:pStyle w:val="Compact"/>
+                    <w:jc w:val="center"/>
+                    <w:jc w:val="center"/>
+                  </w:pPr>
+                  <m:oMath>
+                    <m:r>
+                      <m:t>8.395</m:t>
+                    </m:r>
+                  </m:oMath>
+                  <w:r>
+                    <w:t xml:space="preserve">​</w:t>
+                  </w:r>
+                </w:p>
+              </w:tc>
+              <w:tc>
+                <w:tcPr/>
+                <w:p>
+                  <w:pPr>
+                    <w:pStyle w:val="Compact"/>
+                    <w:jc w:val="center"/>
+                    <w:jc w:val="center"/>
+                  </w:pPr>
+                  <m:oMath>
+                    <m:r>
+                      <m:rPr>
+                        <m:sty m:val="b"/>
+                      </m:rPr>
                       <m:t>0</m:t>
                     </m:r>
-                  </m:oMath>
-                  <w:r>
-                    <w:t xml:space="preserve">​</w:t>
-                  </w:r>
-                </w:p>
-              </w:tc>
-              <w:tc>
-                <w:tcPr/>
-                <w:p>
-                  <w:pPr>
-                    <w:pStyle w:val="Compact"/>
-                    <w:jc w:val="center"/>
-                    <w:jc w:val="center"/>
-                  </w:pPr>
-                  <w:r>
-                    <w:t xml:space="preserve">—</w:t>
-                  </w:r>
-                </w:p>
-              </w:tc>
-              <w:tc>
-                <w:tcPr/>
-                <w:p>
-                  <w:pPr>
-                    <w:pStyle w:val="Compact"/>
-                    <w:jc w:val="center"/>
-                    <w:jc w:val="center"/>
-                  </w:pPr>
-                  <w:r>
-                    <w:t xml:space="preserve">—</w:t>
-                  </w:r>
-                </w:p>
-              </w:tc>
-              <w:tc>
-                <w:tcPr/>
-                <w:p>
-                  <w:pPr>
-                    <w:pStyle w:val="Compact"/>
-                    <w:jc w:val="center"/>
-                    <w:jc w:val="center"/>
-                  </w:pPr>
-                  <m:oMath>
-                    <m:r>
-                      <m:t>100</m:t>
+                    <m:r>
+                      <m:rPr>
+                        <m:sty m:val="b"/>
+                      </m:rPr>
+                      <m:t>,</m:t>
+                    </m:r>
+                    <m:r>
+                      <m:rPr>
+                        <m:sty m:val="b"/>
+                      </m:rPr>
+                      <m:t>785</m:t>
+                    </m:r>
+                  </m:oMath>
+                  <w:r>
+                    <w:t xml:space="preserve">​</w:t>
+                  </w:r>
+                </w:p>
+              </w:tc>
+              <w:tc>
+                <w:tcPr/>
+                <w:p>
+                  <w:pPr>
+                    <w:pStyle w:val="Compact"/>
+                    <w:jc w:val="center"/>
+                    <w:jc w:val="center"/>
+                  </w:pPr>
+                  <m:oMath>
+                    <m:r>
+                      <m:rPr>
+                        <m:sty m:val="b"/>
+                      </m:rPr>
+                      <m:t>0</m:t>
+                    </m:r>
+                    <m:r>
+                      <m:rPr>
+                        <m:sty m:val="b"/>
+                      </m:rPr>
+                      <m:t>,</m:t>
+                    </m:r>
+                    <m:r>
+                      <m:rPr>
+                        <m:sty m:val="b"/>
+                      </m:rPr>
+                      <m:t>804</m:t>
+                    </m:r>
+                  </m:oMath>
+                  <w:r>
+                    <w:t xml:space="preserve">​</w:t>
+                  </w:r>
+                </w:p>
+              </w:tc>
+              <w:tc>
+                <w:tcPr/>
+                <w:p>
+                  <w:pPr>
+                    <w:pStyle w:val="Compact"/>
+                    <w:jc w:val="center"/>
+                    <w:jc w:val="center"/>
+                  </w:pPr>
+                  <m:oMath>
+                    <m:r>
+                      <m:t>73</m:t>
+                    </m:r>
+                    <m:r>
+                      <m:rPr>
+                        <m:sty m:val="p"/>
+                      </m:rPr>
+                      <m:t>,</m:t>
+                    </m:r>
+                    <m:r>
+                      <m:t>3</m:t>
+                    </m:r>
+                    <m:r>
+                      <m:rPr>
+                        <m:nor/>
+                        <m:sty m:val="p"/>
+                      </m:rPr>
+                      <m:t> %</m:t>
+                    </m:r>
+                  </m:oMath>
+                  <w:r>
+                    <w:t xml:space="preserve">​</w:t>
+                  </w:r>
+                </w:p>
+              </w:tc>
+            </w:tr>
+            <w:tr>
+              <w:tc>
+                <w:tcPr/>
+                <w:p>
+                  <w:pPr>
+                    <w:pStyle w:val="Compact"/>
+                    <w:jc w:val="center"/>
+                    <w:jc w:val="center"/>
+                  </w:pPr>
+                  <w:r>
+                    <w:rPr>
+                      <w:b/>
+                      <w:bCs/>
+                    </w:rPr>
+                    <w:t xml:space="preserve">PY-06</w:t>
+                  </w:r>
+                </w:p>
+              </w:tc>
+              <w:tc>
+                <w:tcPr/>
+                <w:p>
+                  <w:pPr>
+                    <w:pStyle w:val="Compact"/>
+                    <w:jc w:val="left"/>
+                    <w:jc w:val="center"/>
+                  </w:pPr>
+                  <w:r>
+                    <w:t xml:space="preserve">Caazapá</w:t>
+                  </w:r>
+                </w:p>
+              </w:tc>
+              <w:tc>
+                <w:tcPr/>
+                <w:p>
+                  <w:pPr>
+                    <w:pStyle w:val="Compact"/>
+                    <w:jc w:val="left"/>
+                    <w:jc w:val="center"/>
+                  </w:pPr>
+                  <w:r>
+                    <w:t xml:space="preserve">Oriental</w:t>
+                  </w:r>
+                </w:p>
+              </w:tc>
+              <w:tc>
+                <w:tcPr/>
+                <w:p>
+                  <w:pPr>
+                    <w:pStyle w:val="Compact"/>
+                    <w:jc w:val="center"/>
+                    <w:jc w:val="center"/>
+                  </w:pPr>
+                  <m:oMath>
+                    <m:r>
+                      <m:t>9.554</m:t>
+                    </m:r>
+                  </m:oMath>
+                  <w:r>
+                    <w:t xml:space="preserve">​</w:t>
+                  </w:r>
+                </w:p>
+              </w:tc>
+              <w:tc>
+                <w:tcPr/>
+                <w:p>
+                  <w:pPr>
+                    <w:pStyle w:val="Compact"/>
+                    <w:jc w:val="center"/>
+                    <w:jc w:val="center"/>
+                  </w:pPr>
+                  <m:oMath>
+                    <m:r>
+                      <m:t>42.655</m:t>
+                    </m:r>
+                  </m:oMath>
+                  <w:r>
+                    <w:t xml:space="preserve">​</w:t>
+                  </w:r>
+                </w:p>
+              </w:tc>
+              <w:tc>
+                <w:tcPr/>
+                <w:p>
+                  <w:pPr>
+                    <w:pStyle w:val="Compact"/>
+                    <w:jc w:val="center"/>
+                    <w:jc w:val="center"/>
+                  </w:pPr>
+                  <m:oMath>
+                    <m:r>
+                      <m:t>7.653</m:t>
+                    </m:r>
+                  </m:oMath>
+                  <w:r>
+                    <w:t xml:space="preserve">​</w:t>
+                  </w:r>
+                </w:p>
+              </w:tc>
+              <w:tc>
+                <w:tcPr/>
+                <w:p>
+                  <w:pPr>
+                    <w:pStyle w:val="Compact"/>
+                    <w:jc w:val="center"/>
+                    <w:jc w:val="center"/>
+                  </w:pPr>
+                  <m:oMath>
+                    <m:r>
+                      <m:rPr>
+                        <m:sty m:val="b"/>
+                      </m:rPr>
+                      <m:t>0</m:t>
+                    </m:r>
+                    <m:r>
+                      <m:rPr>
+                        <m:sty m:val="b"/>
+                      </m:rPr>
+                      <m:t>,</m:t>
+                    </m:r>
+                    <m:r>
+                      <m:rPr>
+                        <m:sty m:val="b"/>
+                      </m:rPr>
+                      <m:t>718</m:t>
+                    </m:r>
+                  </m:oMath>
+                  <w:r>
+                    <w:t xml:space="preserve">​</w:t>
+                  </w:r>
+                </w:p>
+              </w:tc>
+              <w:tc>
+                <w:tcPr/>
+                <w:p>
+                  <w:pPr>
+                    <w:pStyle w:val="Compact"/>
+                    <w:jc w:val="center"/>
+                    <w:jc w:val="center"/>
+                  </w:pPr>
+                  <m:oMath>
+                    <m:r>
+                      <m:rPr>
+                        <m:sty m:val="b"/>
+                      </m:rPr>
+                      <m:t>0</m:t>
+                    </m:r>
+                    <m:r>
+                      <m:rPr>
+                        <m:sty m:val="b"/>
+                      </m:rPr>
+                      <m:t>,</m:t>
+                    </m:r>
+                    <m:r>
+                      <m:rPr>
+                        <m:sty m:val="b"/>
+                      </m:rPr>
+                      <m:t>802</m:t>
+                    </m:r>
+                  </m:oMath>
+                  <w:r>
+                    <w:t xml:space="preserve">​</w:t>
+                  </w:r>
+                </w:p>
+              </w:tc>
+              <w:tc>
+                <w:tcPr/>
+                <w:p>
+                  <w:pPr>
+                    <w:pStyle w:val="Compact"/>
+                    <w:jc w:val="center"/>
+                    <w:jc w:val="center"/>
+                  </w:pPr>
+                  <m:oMath>
+                    <m:r>
+                      <m:t>67</m:t>
                     </m:r>
                     <m:r>
                       <m:rPr>
@@ -11646,78 +13233,317 @@
                   </w:pPr>
                   <m:oMath>
                     <m:r>
-                      <m:t>31</m:t>
-                    </m:r>
-                  </m:oMath>
-                  <w:r>
-                    <w:t xml:space="preserve">​</w:t>
-                  </w:r>
-                </w:p>
-              </w:tc>
-              <w:tc>
-                <w:tcPr/>
-                <w:p>
-                  <w:pPr>
-                    <w:pStyle w:val="Compact"/>
-                    <w:jc w:val="center"/>
-                    <w:jc w:val="center"/>
-                  </w:pPr>
-                  <m:oMath>
-                    <m:r>
+                      <m:t>93.221</m:t>
+                    </m:r>
+                  </m:oMath>
+                  <w:r>
+                    <w:t xml:space="preserve">​</w:t>
+                  </w:r>
+                </w:p>
+              </w:tc>
+              <w:tc>
+                <w:tcPr/>
+                <w:p>
+                  <w:pPr>
+                    <w:pStyle w:val="Compact"/>
+                    <w:jc w:val="center"/>
+                    <w:jc w:val="center"/>
+                  </w:pPr>
+                  <m:oMath>
+                    <m:r>
+                      <m:t>7.949</m:t>
+                    </m:r>
+                  </m:oMath>
+                  <w:r>
+                    <w:t xml:space="preserve">​</w:t>
+                  </w:r>
+                </w:p>
+              </w:tc>
+              <w:tc>
+                <w:tcPr/>
+                <w:p>
+                  <w:pPr>
+                    <w:pStyle w:val="Compact"/>
+                    <w:jc w:val="center"/>
+                    <w:jc w:val="center"/>
+                  </w:pPr>
+                  <m:oMath>
+                    <m:r>
+                      <m:rPr>
+                        <m:sty m:val="b"/>
+                      </m:rPr>
                       <m:t>0</m:t>
                     </m:r>
-                  </m:oMath>
-                  <w:r>
-                    <w:t xml:space="preserve">​</w:t>
-                  </w:r>
-                </w:p>
-              </w:tc>
-              <w:tc>
-                <w:tcPr/>
-                <w:p>
-                  <w:pPr>
-                    <w:pStyle w:val="Compact"/>
-                    <w:jc w:val="center"/>
-                    <w:jc w:val="center"/>
-                  </w:pPr>
-                  <w:r>
-                    <w:t xml:space="preserve">—</w:t>
-                  </w:r>
-                </w:p>
-              </w:tc>
-              <w:tc>
-                <w:tcPr/>
-                <w:p>
-                  <w:pPr>
-                    <w:pStyle w:val="Compact"/>
-                    <w:jc w:val="center"/>
-                    <w:jc w:val="center"/>
-                  </w:pPr>
-                  <w:r>
-                    <w:t xml:space="preserve">—</w:t>
-                  </w:r>
-                </w:p>
-              </w:tc>
-              <w:tc>
-                <w:tcPr/>
-                <w:p>
-                  <w:pPr>
-                    <w:pStyle w:val="Compact"/>
-                    <w:jc w:val="center"/>
-                    <w:jc w:val="center"/>
-                  </w:pPr>
-                  <m:oMath>
-                    <m:r>
-                      <m:t>100</m:t>
-                    </m:r>
-                    <m:r>
-                      <m:rPr>
-                        <m:sty m:val="p"/>
+                    <m:r>
+                      <m:rPr>
+                        <m:sty m:val="b"/>
                       </m:rPr>
                       <m:t>,</m:t>
                     </m:r>
                     <m:r>
+                      <m:rPr>
+                        <m:sty m:val="b"/>
+                      </m:rPr>
+                      <m:t>676</m:t>
+                    </m:r>
+                  </m:oMath>
+                  <w:r>
+                    <w:t xml:space="preserve">​</w:t>
+                  </w:r>
+                </w:p>
+              </w:tc>
+              <w:tc>
+                <w:tcPr/>
+                <w:p>
+                  <w:pPr>
+                    <w:pStyle w:val="Compact"/>
+                    <w:jc w:val="center"/>
+                    <w:jc w:val="center"/>
+                  </w:pPr>
+                  <m:oMath>
+                    <m:r>
+                      <m:rPr>
+                        <m:sty m:val="b"/>
+                      </m:rPr>
                       <m:t>0</m:t>
+                    </m:r>
+                    <m:r>
+                      <m:rPr>
+                        <m:sty m:val="b"/>
+                      </m:rPr>
+                      <m:t>,</m:t>
+                    </m:r>
+                    <m:r>
+                      <m:rPr>
+                        <m:sty m:val="b"/>
+                      </m:rPr>
+                      <m:t>802</m:t>
+                    </m:r>
+                  </m:oMath>
+                  <w:r>
+                    <w:t xml:space="preserve">​</w:t>
+                  </w:r>
+                </w:p>
+              </w:tc>
+              <w:tc>
+                <w:tcPr/>
+                <w:p>
+                  <w:pPr>
+                    <w:pStyle w:val="Compact"/>
+                    <w:jc w:val="center"/>
+                    <w:jc w:val="center"/>
+                  </w:pPr>
+                  <m:oMath>
+                    <m:r>
+                      <m:t>72</m:t>
+                    </m:r>
+                    <m:r>
+                      <m:rPr>
+                        <m:sty m:val="p"/>
+                      </m:rPr>
+                      <m:t>,</m:t>
+                    </m:r>
+                    <m:r>
+                      <m:t>6</m:t>
+                    </m:r>
+                    <m:r>
+                      <m:rPr>
+                        <m:nor/>
+                        <m:sty m:val="p"/>
+                      </m:rPr>
+                      <m:t> %</m:t>
+                    </m:r>
+                  </m:oMath>
+                  <w:r>
+                    <w:t xml:space="preserve">​</w:t>
+                  </w:r>
+                </w:p>
+              </w:tc>
+            </w:tr>
+            <w:tr>
+              <w:tc>
+                <w:tcPr/>
+                <w:p>
+                  <w:pPr>
+                    <w:pStyle w:val="Compact"/>
+                    <w:jc w:val="center"/>
+                    <w:jc w:val="center"/>
+                  </w:pPr>
+                  <w:r>
+                    <w:rPr>
+                      <w:b/>
+                      <w:bCs/>
+                    </w:rPr>
+                    <w:t xml:space="preserve">PY-09</w:t>
+                  </w:r>
+                </w:p>
+              </w:tc>
+              <w:tc>
+                <w:tcPr/>
+                <w:p>
+                  <w:pPr>
+                    <w:pStyle w:val="Compact"/>
+                    <w:jc w:val="left"/>
+                    <w:jc w:val="center"/>
+                  </w:pPr>
+                  <w:r>
+                    <w:t xml:space="preserve">Paraguarí</w:t>
+                  </w:r>
+                </w:p>
+              </w:tc>
+              <w:tc>
+                <w:tcPr/>
+                <w:p>
+                  <w:pPr>
+                    <w:pStyle w:val="Compact"/>
+                    <w:jc w:val="left"/>
+                    <w:jc w:val="center"/>
+                  </w:pPr>
+                  <w:r>
+                    <w:t xml:space="preserve">Oriental</w:t>
+                  </w:r>
+                </w:p>
+              </w:tc>
+              <w:tc>
+                <w:tcPr/>
+                <w:p>
+                  <w:pPr>
+                    <w:pStyle w:val="Compact"/>
+                    <w:jc w:val="center"/>
+                    <w:jc w:val="center"/>
+                  </w:pPr>
+                  <m:oMath>
+                    <m:r>
+                      <m:t>8.593</m:t>
+                    </m:r>
+                  </m:oMath>
+                  <w:r>
+                    <w:t xml:space="preserve">​</w:t>
+                  </w:r>
+                </w:p>
+              </w:tc>
+              <w:tc>
+                <w:tcPr/>
+                <w:p>
+                  <w:pPr>
+                    <w:pStyle w:val="Compact"/>
+                    <w:jc w:val="center"/>
+                    <w:jc w:val="center"/>
+                  </w:pPr>
+                  <m:oMath>
+                    <m:r>
+                      <m:t>49.843</m:t>
+                    </m:r>
+                  </m:oMath>
+                  <w:r>
+                    <w:t xml:space="preserve">​</w:t>
+                  </w:r>
+                </w:p>
+              </w:tc>
+              <w:tc>
+                <w:tcPr/>
+                <w:p>
+                  <w:pPr>
+                    <w:pStyle w:val="Compact"/>
+                    <w:jc w:val="center"/>
+                    <w:jc w:val="center"/>
+                  </w:pPr>
+                  <m:oMath>
+                    <m:r>
+                      <m:t>5.072</m:t>
+                    </m:r>
+                  </m:oMath>
+                  <w:r>
+                    <w:t xml:space="preserve">​</w:t>
+                  </w:r>
+                </w:p>
+              </w:tc>
+              <w:tc>
+                <w:tcPr/>
+                <w:p>
+                  <w:pPr>
+                    <w:pStyle w:val="Compact"/>
+                    <w:jc w:val="center"/>
+                    <w:jc w:val="center"/>
+                  </w:pPr>
+                  <m:oMath>
+                    <m:r>
+                      <m:rPr>
+                        <m:sty m:val="b"/>
+                      </m:rPr>
+                      <m:t>0</m:t>
+                    </m:r>
+                    <m:r>
+                      <m:rPr>
+                        <m:sty m:val="b"/>
+                      </m:rPr>
+                      <m:t>,</m:t>
+                    </m:r>
+                    <m:r>
+                      <m:rPr>
+                        <m:sty m:val="b"/>
+                      </m:rPr>
+                      <m:t>589</m:t>
+                    </m:r>
+                  </m:oMath>
+                  <w:r>
+                    <w:t xml:space="preserve">​</w:t>
+                  </w:r>
+                </w:p>
+              </w:tc>
+              <w:tc>
+                <w:tcPr/>
+                <w:p>
+                  <w:pPr>
+                    <w:pStyle w:val="Compact"/>
+                    <w:jc w:val="center"/>
+                    <w:jc w:val="center"/>
+                  </w:pPr>
+                  <m:oMath>
+                    <m:r>
+                      <m:rPr>
+                        <m:sty m:val="b"/>
+                      </m:rPr>
+                      <m:t>0</m:t>
+                    </m:r>
+                    <m:r>
+                      <m:rPr>
+                        <m:sty m:val="b"/>
+                      </m:rPr>
+                      <m:t>,</m:t>
+                    </m:r>
+                    <m:r>
+                      <m:rPr>
+                        <m:sty m:val="b"/>
+                      </m:rPr>
+                      <m:t>708</m:t>
+                    </m:r>
+                  </m:oMath>
+                  <w:r>
+                    <w:t xml:space="preserve">​</w:t>
+                  </w:r>
+                </w:p>
+              </w:tc>
+              <w:tc>
+                <w:tcPr/>
+                <w:p>
+                  <w:pPr>
+                    <w:pStyle w:val="Compact"/>
+                    <w:jc w:val="center"/>
+                    <w:jc w:val="center"/>
+                  </w:pPr>
+                  <m:oMath>
+                    <m:r>
+                      <m:t>59</m:t>
+                    </m:r>
+                    <m:r>
+                      <m:rPr>
+                        <m:sty m:val="p"/>
+                      </m:rPr>
+                      <m:t>,</m:t>
+                    </m:r>
+                    <m:r>
+                      <m:t>6</m:t>
                     </m:r>
                     <m:r>
                       <m:rPr>
@@ -11805,68 +13631,129 @@
                   </w:pPr>
                   <m:oMath>
                     <m:r>
-                      <m:t>1</m:t>
-                    </m:r>
-                  </m:oMath>
-                  <w:r>
-                    <w:t xml:space="preserve">​</w:t>
-                  </w:r>
-                </w:p>
-              </w:tc>
-              <w:tc>
-                <w:tcPr/>
-                <w:p>
-                  <w:pPr>
-                    <w:pStyle w:val="Compact"/>
-                    <w:jc w:val="center"/>
-                    <w:jc w:val="center"/>
-                  </w:pPr>
-                  <m:oMath>
-                    <m:r>
-                      <m:t>1</m:t>
-                    </m:r>
-                  </m:oMath>
-                  <w:r>
-                    <w:t xml:space="preserve">​</w:t>
-                  </w:r>
-                </w:p>
-              </w:tc>
-              <w:tc>
-                <w:tcPr/>
-                <w:p>
-                  <w:pPr>
-                    <w:pStyle w:val="Compact"/>
-                    <w:jc w:val="center"/>
-                    <w:jc w:val="center"/>
-                  </w:pPr>
-                  <w:r>
-                    <w:t xml:space="preserve">—</w:t>
-                  </w:r>
-                </w:p>
-              </w:tc>
-              <w:tc>
-                <w:tcPr/>
-                <w:p>
-                  <w:pPr>
-                    <w:pStyle w:val="Compact"/>
-                    <w:jc w:val="center"/>
-                    <w:jc w:val="center"/>
-                  </w:pPr>
-                  <w:r>
-                    <w:t xml:space="preserve">—</w:t>
-                  </w:r>
-                </w:p>
-              </w:tc>
-              <w:tc>
-                <w:tcPr/>
-                <w:p>
-                  <w:pPr>
-                    <w:pStyle w:val="Compact"/>
-                    <w:jc w:val="center"/>
-                    <w:jc w:val="center"/>
-                  </w:pPr>
-                  <w:r>
-                    <w:t xml:space="preserve">—</w:t>
+                      <m:t>52.090</m:t>
+                    </m:r>
+                  </m:oMath>
+                  <w:r>
+                    <w:t xml:space="preserve">​</w:t>
+                  </w:r>
+                </w:p>
+              </w:tc>
+              <w:tc>
+                <w:tcPr/>
+                <w:p>
+                  <w:pPr>
+                    <w:pStyle w:val="Compact"/>
+                    <w:jc w:val="center"/>
+                    <w:jc w:val="center"/>
+                  </w:pPr>
+                  <m:oMath>
+                    <m:r>
+                      <m:t>4.086</m:t>
+                    </m:r>
+                  </m:oMath>
+                  <w:r>
+                    <w:t xml:space="preserve">​</w:t>
+                  </w:r>
+                </w:p>
+              </w:tc>
+              <w:tc>
+                <w:tcPr/>
+                <w:p>
+                  <w:pPr>
+                    <w:pStyle w:val="Compact"/>
+                    <w:jc w:val="center"/>
+                    <w:jc w:val="center"/>
+                  </w:pPr>
+                  <m:oMath>
+                    <m:r>
+                      <m:rPr>
+                        <m:sty m:val="b"/>
+                      </m:rPr>
+                      <m:t>0</m:t>
+                    </m:r>
+                    <m:r>
+                      <m:rPr>
+                        <m:sty m:val="b"/>
+                      </m:rPr>
+                      <m:t>,</m:t>
+                    </m:r>
+                    <m:r>
+                      <m:rPr>
+                        <m:sty m:val="b"/>
+                      </m:rPr>
+                      <m:t>621</m:t>
+                    </m:r>
+                  </m:oMath>
+                  <w:r>
+                    <w:t xml:space="preserve">​</w:t>
+                  </w:r>
+                </w:p>
+              </w:tc>
+              <w:tc>
+                <w:tcPr/>
+                <w:p>
+                  <w:pPr>
+                    <w:pStyle w:val="Compact"/>
+                    <w:jc w:val="center"/>
+                    <w:jc w:val="center"/>
+                  </w:pPr>
+                  <m:oMath>
+                    <m:r>
+                      <m:rPr>
+                        <m:sty m:val="b"/>
+                      </m:rPr>
+                      <m:t>0</m:t>
+                    </m:r>
+                    <m:r>
+                      <m:rPr>
+                        <m:sty m:val="b"/>
+                      </m:rPr>
+                      <m:t>,</m:t>
+                    </m:r>
+                    <m:r>
+                      <m:rPr>
+                        <m:sty m:val="b"/>
+                      </m:rPr>
+                      <m:t>741</m:t>
+                    </m:r>
+                  </m:oMath>
+                  <w:r>
+                    <w:t xml:space="preserve">​</w:t>
+                  </w:r>
+                </w:p>
+              </w:tc>
+              <w:tc>
+                <w:tcPr/>
+                <w:p>
+                  <w:pPr>
+                    <w:pStyle w:val="Compact"/>
+                    <w:jc w:val="center"/>
+                    <w:jc w:val="center"/>
+                  </w:pPr>
+                  <m:oMath>
+                    <m:r>
+                      <m:t>68</m:t>
+                    </m:r>
+                    <m:r>
+                      <m:rPr>
+                        <m:sty m:val="p"/>
+                      </m:rPr>
+                      <m:t>,</m:t>
+                    </m:r>
+                    <m:r>
+                      <m:t>8</m:t>
+                    </m:r>
+                    <m:r>
+                      <m:rPr>
+                        <m:nor/>
+                        <m:sty m:val="p"/>
+                      </m:rPr>
+                      <m:t> %</m:t>
+                    </m:r>
+                  </m:oMath>
+                  <w:r>
+                    <w:t xml:space="preserve">​</w:t>
                   </w:r>
                 </w:p>
               </w:tc>
@@ -11885,20 +13772,20 @@
                       <w:b/>
                       <w:bCs/>
                     </w:rPr>
-                    <w:t xml:space="preserve">Resto ADM1</w:t>
-                  </w:r>
-                </w:p>
-              </w:tc>
-              <w:tc>
-                <w:tcPr/>
-                <w:p>
-                  <w:pPr>
-                    <w:pStyle w:val="Compact"/>
-                    <w:jc w:val="left"/>
-                    <w:jc w:val="center"/>
-                  </w:pPr>
-                  <w:r>
-                    <w:t xml:space="preserve">Otros 9 Deptos.</w:t>
+                    <w:t xml:space="preserve">PY-03</w:t>
+                  </w:r>
+                </w:p>
+              </w:tc>
+              <w:tc>
+                <w:tcPr/>
+                <w:p>
+                  <w:pPr>
+                    <w:pStyle w:val="Compact"/>
+                    <w:jc w:val="left"/>
+                    <w:jc w:val="center"/>
+                  </w:pPr>
+                  <w:r>
+                    <w:t xml:space="preserve">Cordillera</w:t>
                   </w:r>
                 </w:p>
               </w:tc>
@@ -11925,60 +13812,657 @@
                   </w:pPr>
                   <m:oMath>
                     <m:r>
-                      <m:t>72.100</m:t>
-                    </m:r>
-                  </m:oMath>
-                  <w:r>
-                    <w:t xml:space="preserve">​</w:t>
-                  </w:r>
-                </w:p>
-              </w:tc>
-              <w:tc>
-                <w:tcPr/>
-                <w:p>
-                  <w:pPr>
-                    <w:pStyle w:val="Compact"/>
-                    <w:jc w:val="center"/>
-                    <w:jc w:val="center"/>
-                  </w:pPr>
-                  <m:oMath>
-                    <m:r>
+                      <m:t>4.791</m:t>
+                    </m:r>
+                  </m:oMath>
+                  <w:r>
+                    <w:t xml:space="preserve">​</w:t>
+                  </w:r>
+                </w:p>
+              </w:tc>
+              <w:tc>
+                <w:tcPr/>
+                <w:p>
+                  <w:pPr>
+                    <w:pStyle w:val="Compact"/>
+                    <w:jc w:val="center"/>
+                    <w:jc w:val="center"/>
+                  </w:pPr>
+                  <m:oMath>
+                    <m:r>
+                      <m:t>24.328</m:t>
+                    </m:r>
+                  </m:oMath>
+                  <w:r>
+                    <w:t xml:space="preserve">​</w:t>
+                  </w:r>
+                </w:p>
+              </w:tc>
+              <w:tc>
+                <w:tcPr/>
+                <w:p>
+                  <w:pPr>
+                    <w:pStyle w:val="Compact"/>
+                    <w:jc w:val="center"/>
+                    <w:jc w:val="center"/>
+                  </w:pPr>
+                  <m:oMath>
+                    <m:r>
+                      <m:t>3.695</m:t>
+                    </m:r>
+                  </m:oMath>
+                  <w:r>
+                    <w:t xml:space="preserve">​</w:t>
+                  </w:r>
+                </w:p>
+              </w:tc>
+              <w:tc>
+                <w:tcPr/>
+                <w:p>
+                  <w:pPr>
+                    <w:pStyle w:val="Compact"/>
+                    <w:jc w:val="center"/>
+                    <w:jc w:val="center"/>
+                  </w:pPr>
+                  <m:oMath>
+                    <m:r>
+                      <m:rPr>
+                        <m:sty m:val="b"/>
+                      </m:rPr>
                       <m:t>0</m:t>
                     </m:r>
-                  </m:oMath>
-                  <w:r>
-                    <w:t xml:space="preserve">​</w:t>
-                  </w:r>
-                </w:p>
-              </w:tc>
-              <w:tc>
-                <w:tcPr/>
-                <w:p>
-                  <w:pPr>
-                    <w:pStyle w:val="Compact"/>
-                    <w:jc w:val="center"/>
-                    <w:jc w:val="center"/>
-                  </w:pPr>
-                  <m:oMath>
-                    <m:r>
+                    <m:r>
+                      <m:rPr>
+                        <m:sty m:val="b"/>
+                      </m:rPr>
+                      <m:t>,</m:t>
+                    </m:r>
+                    <m:r>
+                      <m:rPr>
+                        <m:sty m:val="b"/>
+                      </m:rPr>
+                      <m:t>666</m:t>
+                    </m:r>
+                  </m:oMath>
+                  <w:r>
+                    <w:t xml:space="preserve">​</w:t>
+                  </w:r>
+                </w:p>
+              </w:tc>
+              <w:tc>
+                <w:tcPr/>
+                <w:p>
+                  <w:pPr>
+                    <w:pStyle w:val="Compact"/>
+                    <w:jc w:val="center"/>
+                    <w:jc w:val="center"/>
+                  </w:pPr>
+                  <m:oMath>
+                    <m:r>
+                      <m:rPr>
+                        <m:sty m:val="b"/>
+                      </m:rPr>
                       <m:t>0</m:t>
                     </m:r>
-                  </m:oMath>
-                  <w:r>
-                    <w:t xml:space="preserve">​</w:t>
-                  </w:r>
-                </w:p>
-              </w:tc>
-              <w:tc>
-                <w:tcPr/>
-                <w:p>
-                  <w:pPr>
-                    <w:pStyle w:val="Compact"/>
-                    <w:jc w:val="center"/>
-                    <w:jc w:val="center"/>
-                  </w:pPr>
-                  <w:r>
-                    <w:t xml:space="preserve">— (Sin fuegos en test)</w:t>
+                    <m:r>
+                      <m:rPr>
+                        <m:sty m:val="b"/>
+                      </m:rPr>
+                      <m:t>,</m:t>
+                    </m:r>
+                    <m:r>
+                      <m:rPr>
+                        <m:sty m:val="b"/>
+                      </m:rPr>
+                      <m:t>779</m:t>
+                    </m:r>
+                  </m:oMath>
+                  <w:r>
+                    <w:t xml:space="preserve">​</w:t>
+                  </w:r>
+                </w:p>
+              </w:tc>
+              <w:tc>
+                <w:tcPr/>
+                <w:p>
+                  <w:pPr>
+                    <w:pStyle w:val="Compact"/>
+                    <w:jc w:val="center"/>
+                    <w:jc w:val="center"/>
+                  </w:pPr>
+                  <m:oMath>
+                    <m:r>
+                      <m:t>75</m:t>
+                    </m:r>
+                    <m:r>
+                      <m:rPr>
+                        <m:sty m:val="p"/>
+                      </m:rPr>
+                      <m:t>,</m:t>
+                    </m:r>
+                    <m:r>
+                      <m:t>9</m:t>
+                    </m:r>
+                    <m:r>
+                      <m:rPr>
+                        <m:nor/>
+                        <m:sty m:val="p"/>
+                      </m:rPr>
+                      <m:t> %</m:t>
+                    </m:r>
+                  </m:oMath>
+                  <w:r>
+                    <w:t xml:space="preserve">​</w:t>
+                  </w:r>
+                </w:p>
+              </w:tc>
+            </w:tr>
+            <w:tr>
+              <w:tc>
+                <w:tcPr/>
+                <w:p>
+                  <w:pPr>
+                    <w:pStyle w:val="Compact"/>
+                    <w:jc w:val="center"/>
+                    <w:jc w:val="center"/>
+                  </w:pPr>
+                  <w:r>
+                    <w:rPr>
+                      <w:b/>
+                      <w:bCs/>
+                    </w:rPr>
+                    <w:t xml:space="preserve">PY-04</w:t>
+                  </w:r>
+                </w:p>
+              </w:tc>
+              <w:tc>
+                <w:tcPr/>
+                <w:p>
+                  <w:pPr>
+                    <w:pStyle w:val="Compact"/>
+                    <w:jc w:val="left"/>
+                    <w:jc w:val="center"/>
+                  </w:pPr>
+                  <w:r>
+                    <w:t xml:space="preserve">Guairá</w:t>
+                  </w:r>
+                </w:p>
+              </w:tc>
+              <w:tc>
+                <w:tcPr/>
+                <w:p>
+                  <w:pPr>
+                    <w:pStyle w:val="Compact"/>
+                    <w:jc w:val="left"/>
+                    <w:jc w:val="center"/>
+                  </w:pPr>
+                  <w:r>
+                    <w:t xml:space="preserve">Oriental</w:t>
+                  </w:r>
+                </w:p>
+              </w:tc>
+              <w:tc>
+                <w:tcPr/>
+                <w:p>
+                  <w:pPr>
+                    <w:pStyle w:val="Compact"/>
+                    <w:jc w:val="center"/>
+                    <w:jc w:val="center"/>
+                  </w:pPr>
+                  <m:oMath>
+                    <m:r>
+                      <m:t>3.866</m:t>
+                    </m:r>
+                  </m:oMath>
+                  <w:r>
+                    <w:t xml:space="preserve">​</w:t>
+                  </w:r>
+                </w:p>
+              </w:tc>
+              <w:tc>
+                <w:tcPr/>
+                <w:p>
+                  <w:pPr>
+                    <w:pStyle w:val="Compact"/>
+                    <w:jc w:val="center"/>
+                    <w:jc w:val="center"/>
+                  </w:pPr>
+                  <m:oMath>
+                    <m:r>
+                      <m:t>19.350</m:t>
+                    </m:r>
+                  </m:oMath>
+                  <w:r>
+                    <w:t xml:space="preserve">​</w:t>
+                  </w:r>
+                </w:p>
+              </w:tc>
+              <w:tc>
+                <w:tcPr/>
+                <w:p>
+                  <w:pPr>
+                    <w:pStyle w:val="Compact"/>
+                    <w:jc w:val="center"/>
+                    <w:jc w:val="center"/>
+                  </w:pPr>
+                  <m:oMath>
+                    <m:r>
+                      <m:t>1.927</m:t>
+                    </m:r>
+                  </m:oMath>
+                  <w:r>
+                    <w:t xml:space="preserve">​</w:t>
+                  </w:r>
+                </w:p>
+              </w:tc>
+              <w:tc>
+                <w:tcPr/>
+                <w:p>
+                  <w:pPr>
+                    <w:pStyle w:val="Compact"/>
+                    <w:jc w:val="center"/>
+                    <w:jc w:val="center"/>
+                  </w:pPr>
+                  <m:oMath>
+                    <m:r>
+                      <m:rPr>
+                        <m:sty m:val="b"/>
+                      </m:rPr>
+                      <m:t>0</m:t>
+                    </m:r>
+                    <m:r>
+                      <m:rPr>
+                        <m:sty m:val="b"/>
+                      </m:rPr>
+                      <m:t>,</m:t>
+                    </m:r>
+                    <m:r>
+                      <m:rPr>
+                        <m:sty m:val="b"/>
+                      </m:rPr>
+                      <m:t>714</m:t>
+                    </m:r>
+                  </m:oMath>
+                  <w:r>
+                    <w:t xml:space="preserve">​</w:t>
+                  </w:r>
+                </w:p>
+              </w:tc>
+              <w:tc>
+                <w:tcPr/>
+                <w:p>
+                  <w:pPr>
+                    <w:pStyle w:val="Compact"/>
+                    <w:jc w:val="center"/>
+                    <w:jc w:val="center"/>
+                  </w:pPr>
+                  <m:oMath>
+                    <m:r>
+                      <m:rPr>
+                        <m:sty m:val="b"/>
+                      </m:rPr>
+                      <m:t>0</m:t>
+                    </m:r>
+                    <m:r>
+                      <m:rPr>
+                        <m:sty m:val="b"/>
+                      </m:rPr>
+                      <m:t>,</m:t>
+                    </m:r>
+                    <m:r>
+                      <m:rPr>
+                        <m:sty m:val="b"/>
+                      </m:rPr>
+                      <m:t>743</m:t>
+                    </m:r>
+                  </m:oMath>
+                  <w:r>
+                    <w:t xml:space="preserve">​</w:t>
+                  </w:r>
+                </w:p>
+              </w:tc>
+              <w:tc>
+                <w:tcPr/>
+                <w:p>
+                  <w:pPr>
+                    <w:pStyle w:val="Compact"/>
+                    <w:jc w:val="center"/>
+                    <w:jc w:val="center"/>
+                  </w:pPr>
+                  <m:oMath>
+                    <m:r>
+                      <m:t>64</m:t>
+                    </m:r>
+                    <m:r>
+                      <m:rPr>
+                        <m:sty m:val="p"/>
+                      </m:rPr>
+                      <m:t>,</m:t>
+                    </m:r>
+                    <m:r>
+                      <m:t>5</m:t>
+                    </m:r>
+                    <m:r>
+                      <m:rPr>
+                        <m:nor/>
+                        <m:sty m:val="p"/>
+                      </m:rPr>
+                      <m:t> %</m:t>
+                    </m:r>
+                  </m:oMath>
+                  <w:r>
+                    <w:t xml:space="preserve">​</w:t>
+                  </w:r>
+                </w:p>
+              </w:tc>
+            </w:tr>
+            <w:tr>
+              <w:tc>
+                <w:tcPr/>
+                <w:p>
+                  <w:pPr>
+                    <w:pStyle w:val="Compact"/>
+                    <w:jc w:val="center"/>
+                    <w:jc w:val="center"/>
+                  </w:pPr>
+                  <w:r>
+                    <w:rPr>
+                      <w:b/>
+                      <w:bCs/>
+                    </w:rPr>
+                    <w:t xml:space="preserve">PY-11</w:t>
+                  </w:r>
+                </w:p>
+              </w:tc>
+              <w:tc>
+                <w:tcPr/>
+                <w:p>
+                  <w:pPr>
+                    <w:pStyle w:val="Compact"/>
+                    <w:jc w:val="left"/>
+                    <w:jc w:val="center"/>
+                  </w:pPr>
+                  <w:r>
+                    <w:t xml:space="preserve">Central</w:t>
+                  </w:r>
+                </w:p>
+              </w:tc>
+              <w:tc>
+                <w:tcPr/>
+                <w:p>
+                  <w:pPr>
+                    <w:pStyle w:val="Compact"/>
+                    <w:jc w:val="left"/>
+                    <w:jc w:val="center"/>
+                  </w:pPr>
+                  <w:r>
+                    <w:t xml:space="preserve">Oriental</w:t>
+                  </w:r>
+                </w:p>
+              </w:tc>
+              <w:tc>
+                <w:tcPr/>
+                <w:p>
+                  <w:pPr>
+                    <w:pStyle w:val="Compact"/>
+                    <w:jc w:val="center"/>
+                    <w:jc w:val="center"/>
+                  </w:pPr>
+                  <m:oMath>
+                    <m:r>
+                      <m:t>2.406</m:t>
+                    </m:r>
+                  </m:oMath>
+                  <w:r>
+                    <w:t xml:space="preserve">​</w:t>
+                  </w:r>
+                </w:p>
+              </w:tc>
+              <w:tc>
+                <w:tcPr/>
+                <w:p>
+                  <w:pPr>
+                    <w:pStyle w:val="Compact"/>
+                    <w:jc w:val="center"/>
+                    <w:jc w:val="center"/>
+                  </w:pPr>
+                  <m:oMath>
+                    <m:r>
+                      <m:t>16.810</m:t>
+                    </m:r>
+                  </m:oMath>
+                  <w:r>
+                    <w:t xml:space="preserve">​</w:t>
+                  </w:r>
+                </w:p>
+              </w:tc>
+              <w:tc>
+                <w:tcPr/>
+                <w:p>
+                  <w:pPr>
+                    <w:pStyle w:val="Compact"/>
+                    <w:jc w:val="center"/>
+                    <w:jc w:val="center"/>
+                  </w:pPr>
+                  <m:oMath>
+                    <m:r>
+                      <m:t>1.944</m:t>
+                    </m:r>
+                  </m:oMath>
+                  <w:r>
+                    <w:t xml:space="preserve">​</w:t>
+                  </w:r>
+                </w:p>
+              </w:tc>
+              <w:tc>
+                <w:tcPr/>
+                <w:p>
+                  <w:pPr>
+                    <w:pStyle w:val="Compact"/>
+                    <w:jc w:val="center"/>
+                    <w:jc w:val="center"/>
+                  </w:pPr>
+                  <m:oMath>
+                    <m:r>
+                      <m:rPr>
+                        <m:sty m:val="b"/>
+                      </m:rPr>
+                      <m:t>0</m:t>
+                    </m:r>
+                    <m:r>
+                      <m:rPr>
+                        <m:sty m:val="b"/>
+                      </m:rPr>
+                      <m:t>,</m:t>
+                    </m:r>
+                    <m:r>
+                      <m:rPr>
+                        <m:sty m:val="b"/>
+                      </m:rPr>
+                      <m:t>709</m:t>
+                    </m:r>
+                  </m:oMath>
+                  <w:r>
+                    <w:t xml:space="preserve">​</w:t>
+                  </w:r>
+                </w:p>
+              </w:tc>
+              <w:tc>
+                <w:tcPr/>
+                <w:p>
+                  <w:pPr>
+                    <w:pStyle w:val="Compact"/>
+                    <w:jc w:val="center"/>
+                    <w:jc w:val="center"/>
+                  </w:pPr>
+                  <m:oMath>
+                    <m:r>
+                      <m:rPr>
+                        <m:sty m:val="b"/>
+                      </m:rPr>
+                      <m:t>0</m:t>
+                    </m:r>
+                    <m:r>
+                      <m:rPr>
+                        <m:sty m:val="b"/>
+                      </m:rPr>
+                      <m:t>,</m:t>
+                    </m:r>
+                    <m:r>
+                      <m:rPr>
+                        <m:sty m:val="b"/>
+                      </m:rPr>
+                      <m:t>814</m:t>
+                    </m:r>
+                  </m:oMath>
+                  <w:r>
+                    <w:t xml:space="preserve">​</w:t>
+                  </w:r>
+                </w:p>
+              </w:tc>
+              <w:tc>
+                <w:tcPr/>
+                <w:p>
+                  <w:pPr>
+                    <w:pStyle w:val="Compact"/>
+                    <w:jc w:val="center"/>
+                    <w:jc w:val="center"/>
+                  </w:pPr>
+                  <m:oMath>
+                    <m:r>
+                      <m:t>78</m:t>
+                    </m:r>
+                    <m:r>
+                      <m:rPr>
+                        <m:sty m:val="p"/>
+                      </m:rPr>
+                      <m:t>,</m:t>
+                    </m:r>
+                    <m:r>
+                      <m:t>7</m:t>
+                    </m:r>
+                    <m:r>
+                      <m:rPr>
+                        <m:nor/>
+                        <m:sty m:val="p"/>
+                      </m:rPr>
+                      <m:t> %</m:t>
+                    </m:r>
+                  </m:oMath>
+                  <w:r>
+                    <w:t xml:space="preserve">​</w:t>
+                  </w:r>
+                </w:p>
+              </w:tc>
+            </w:tr>
+            <w:tr>
+              <w:tc>
+                <w:tcPr/>
+                <w:p>
+                  <w:pPr>
+                    <w:pStyle w:val="Compact"/>
+                    <w:jc w:val="center"/>
+                    <w:jc w:val="center"/>
+                  </w:pPr>
+                  <w:r>
+                    <w:rPr>
+                      <w:b/>
+                      <w:bCs/>
+                    </w:rPr>
+                    <w:t xml:space="preserve">PY-ASU</w:t>
+                  </w:r>
+                </w:p>
+              </w:tc>
+              <w:tc>
+                <w:tcPr/>
+                <w:p>
+                  <w:pPr>
+                    <w:pStyle w:val="Compact"/>
+                    <w:jc w:val="left"/>
+                    <w:jc w:val="center"/>
+                  </w:pPr>
+                  <w:r>
+                    <w:t xml:space="preserve">Asunción (Distrito Capital)</w:t>
+                  </w:r>
+                </w:p>
+              </w:tc>
+              <w:tc>
+                <w:tcPr/>
+                <w:p>
+                  <w:pPr>
+                    <w:pStyle w:val="Compact"/>
+                    <w:jc w:val="left"/>
+                    <w:jc w:val="center"/>
+                  </w:pPr>
+                  <w:r>
+                    <w:t xml:space="preserve">Oriental</w:t>
+                  </w:r>
+                </w:p>
+              </w:tc>
+              <w:tc>
+                <w:tcPr/>
+                <w:p>
+                  <w:pPr>
+                    <w:pStyle w:val="Compact"/>
+                    <w:jc w:val="center"/>
+                    <w:jc w:val="center"/>
+                  </w:pPr>
+                  <m:oMath>
+                    <m:r>
+                      <m:t>128</m:t>
+                    </m:r>
+                  </m:oMath>
+                  <w:r>
+                    <w:t xml:space="preserve">​</w:t>
+                  </w:r>
+                </w:p>
+              </w:tc>
+              <w:tc>
+                <w:tcPr/>
+                <w:p>
+                  <w:pPr>
+                    <w:pStyle w:val="Compact"/>
+                    <w:jc w:val="center"/>
+                    <w:jc w:val="center"/>
+                  </w:pPr>
+                  <m:oMath>
+                    <m:r>
+                      <m:t>0</m:t>
+                    </m:r>
+                  </m:oMath>
+                  <w:r>
+                    <w:t xml:space="preserve">​</w:t>
+                  </w:r>
+                </w:p>
+              </w:tc>
+              <w:tc>
+                <w:tcPr/>
+                <w:p>
+                  <w:pPr>
+                    <w:pStyle w:val="Compact"/>
+                    <w:jc w:val="center"/>
+                    <w:jc w:val="center"/>
+                  </w:pPr>
+                  <m:oMath>
+                    <m:r>
+                      <m:t>0</m:t>
+                    </m:r>
+                  </m:oMath>
+                  <w:r>
+                    <w:t xml:space="preserve">​</w:t>
+                  </w:r>
+                </w:p>
+              </w:tc>
+              <w:tc>
+                <w:tcPr/>
+                <w:p>
+                  <w:pPr>
+                    <w:pStyle w:val="Compact"/>
+                    <w:jc w:val="center"/>
+                    <w:jc w:val="center"/>
+                  </w:pPr>
+                  <w:r>
+                    <w:t xml:space="preserve">—</w:t>
                   </w:r>
                 </w:p>
               </w:tc>
@@ -12010,7 +14494,7 @@
               </w:tc>
             </w:tr>
           </w:tbl>
-          <w:bookmarkEnd w:id="24"/>
+          <w:bookmarkEnd w:id="22"/>
           <w:p/>
         </w:tc>
       </w:tr>
@@ -12022,8 +14506,8 @@
         </w:pict>
       </w:r>
     </w:p>
-    <w:bookmarkEnd w:id="25"/>
-    <w:bookmarkStart w:id="27" w:name="X251c24646a9a598c480077a4b34d83902f2cb84"/>
+    <w:bookmarkEnd w:id="23"/>
+    <w:bookmarkStart w:id="25" w:name="X251c24646a9a598c480077a4b34d83902f2cb84"/>
     <w:p>
       <w:pPr>
         <w:pStyle w:val="Heading1"/>
@@ -12097,7 +14581,7 @@
       <w:tr>
         <w:tc>
           <w:tcPr/>
-          <w:bookmarkStart w:id="26" w:name="tbl-computo"/>
+          <w:bookmarkStart w:id="24" w:name="tbl-computo"/>
           <w:p>
             <w:pPr>
               <w:jc w:val="center"/>
@@ -12205,7 +14689,7 @@
                     <w:jc w:val="center"/>
                   </w:pPr>
                   <w:r>
-                    <w:t xml:space="preserve">1. Cruce Grilla + MapBiomas + Clima</w:t>
+                    <w:t xml:space="preserve">1. Cruce Grilla + Ingesta MapBiomas/Clima</w:t>
                   </w:r>
                 </w:p>
               </w:tc>
@@ -12266,7 +14750,7 @@
                       <m:t>,</m:t>
                     </m:r>
                     <m:r>
-                      <m:t>85</m:t>
+                      <m:t>15</m:t>
                     </m:r>
                     <m:r>
                       <m:rPr>
@@ -12291,7 +14775,7 @@
                   </w:pPr>
                   <m:oMath>
                     <m:r>
-                      <m:t>1</m:t>
+                      <m:t>0</m:t>
                     </m:r>
                     <m:r>
                       <m:rPr>
@@ -12300,7 +14784,7 @@
                       <m:t>,</m:t>
                     </m:r>
                     <m:r>
-                      <m:t>12</m:t>
+                      <m:t>19</m:t>
                     </m:r>
                     <m:r>
                       <m:rPr>
@@ -12447,7 +14931,7 @@
                     <w:jc w:val="center"/>
                   </w:pPr>
                   <w:r>
-                    <w:t xml:space="preserve">3. Búsqueda KD-Tree y Kernel</w:t>
+                    <w:t xml:space="preserve">3. Inferencia Dual LightGBM y Kernel</w:t>
                   </w:r>
                   <w:r>
                     <w:t xml:space="preserve"> </w:t>
@@ -12477,7 +14961,7 @@
                     <w:jc w:val="center"/>
                   </w:pPr>
                   <w:r>
-                    <w:t xml:space="preserve">SciPy / NumPy</w:t>
+                    <w:t xml:space="preserve">LightGBM C++ / SciPy</w:t>
                   </w:r>
                 </w:p>
               </w:tc>
@@ -12525,7 +15009,7 @@
                       <m:t>,</m:t>
                     </m:r>
                     <m:r>
-                      <m:t>35</m:t>
+                      <m:t>42</m:t>
                     </m:r>
                     <m:r>
                       <m:rPr>
@@ -12559,7 +15043,7 @@
                       <m:t>,</m:t>
                     </m:r>
                     <m:r>
-                      <m:t>42</m:t>
+                      <m:t>54</m:t>
                     </m:r>
                     <m:r>
                       <m:rPr>
@@ -12585,383 +15069,20 @@
                     <w:jc w:val="center"/>
                   </w:pPr>
                   <w:r>
-                    <w:t xml:space="preserve">4. Inferencia LightGBM Ignición (400k)</w:t>
-                  </w:r>
-                </w:p>
-              </w:tc>
-              <w:tc>
-                <w:tcPr/>
-                <w:p>
-                  <w:pPr>
-                    <w:pStyle w:val="Compact"/>
-                    <w:jc w:val="left"/>
-                    <w:jc w:val="center"/>
-                  </w:pPr>
-                  <w:r>
-                    <w:t xml:space="preserve">LightGBM C++ / OpenMP</w:t>
-                  </w:r>
-                </w:p>
-              </w:tc>
-              <w:tc>
-                <w:tcPr/>
-                <w:p>
-                  <w:pPr>
-                    <w:pStyle w:val="Compact"/>
-                    <w:jc w:val="center"/>
-                    <w:jc w:val="center"/>
-                  </w:pPr>
-                  <m:oMath>
-                    <m:r>
-                      <m:t>180</m:t>
-                    </m:r>
-                    <m:r>
-                      <m:rPr>
-                        <m:nor/>
-                        <m:sty m:val="p"/>
-                      </m:rPr>
-                      <m:t> MB</m:t>
-                    </m:r>
-                  </m:oMath>
-                  <w:r>
-                    <w:t xml:space="preserve">​</w:t>
-                  </w:r>
-                </w:p>
-              </w:tc>
-              <w:tc>
-                <w:tcPr/>
-                <w:p>
-                  <w:pPr>
-                    <w:pStyle w:val="Compact"/>
-                    <w:jc w:val="center"/>
-                    <w:jc w:val="center"/>
-                  </w:pPr>
-                  <m:oMath>
-                    <m:r>
-                      <m:t>0</m:t>
-                    </m:r>
-                    <m:r>
-                      <m:rPr>
-                        <m:sty m:val="p"/>
-                      </m:rPr>
-                      <m:t>,</m:t>
-                    </m:r>
-                    <m:r>
-                      <m:t>21</m:t>
-                    </m:r>
-                    <m:r>
-                      <m:rPr>
-                        <m:nor/>
-                        <m:sty m:val="p"/>
-                      </m:rPr>
-                      <m:t> s</m:t>
-                    </m:r>
-                  </m:oMath>
-                  <w:r>
-                    <w:t xml:space="preserve">​</w:t>
-                  </w:r>
-                </w:p>
-              </w:tc>
-              <w:tc>
-                <w:tcPr/>
-                <w:p>
-                  <w:pPr>
-                    <w:pStyle w:val="Compact"/>
-                    <w:jc w:val="center"/>
-                    <w:jc w:val="center"/>
-                  </w:pPr>
-                  <m:oMath>
-                    <m:r>
-                      <m:t>0</m:t>
-                    </m:r>
-                    <m:r>
-                      <m:rPr>
-                        <m:sty m:val="p"/>
-                      </m:rPr>
-                      <m:t>,</m:t>
-                    </m:r>
-                    <m:r>
-                      <m:t>28</m:t>
-                    </m:r>
-                    <m:r>
-                      <m:rPr>
-                        <m:nor/>
-                        <m:sty m:val="p"/>
-                      </m:rPr>
-                      <m:t> s</m:t>
-                    </m:r>
-                  </m:oMath>
-                  <w:r>
-                    <w:t xml:space="preserve">​</w:t>
-                  </w:r>
-                </w:p>
-              </w:tc>
-            </w:tr>
-            <w:tr>
-              <w:tc>
-                <w:tcPr/>
-                <w:p>
-                  <w:pPr>
-                    <w:pStyle w:val="Compact"/>
-                    <w:jc w:val="left"/>
-                    <w:jc w:val="center"/>
-                  </w:pPr>
-                  <w:r>
-                    <w:t xml:space="preserve">5. Inferencia LightGBM Propagación (400k)</w:t>
-                  </w:r>
-                </w:p>
-              </w:tc>
-              <w:tc>
-                <w:tcPr/>
-                <w:p>
-                  <w:pPr>
-                    <w:pStyle w:val="Compact"/>
-                    <w:jc w:val="left"/>
-                    <w:jc w:val="center"/>
-                  </w:pPr>
-                  <w:r>
-                    <w:t xml:space="preserve">LightGBM C++ / OpenMP</w:t>
-                  </w:r>
-                </w:p>
-              </w:tc>
-              <w:tc>
-                <w:tcPr/>
-                <w:p>
-                  <w:pPr>
-                    <w:pStyle w:val="Compact"/>
-                    <w:jc w:val="center"/>
-                    <w:jc w:val="center"/>
-                  </w:pPr>
-                  <m:oMath>
-                    <m:r>
-                      <m:t>190</m:t>
-                    </m:r>
-                    <m:r>
-                      <m:rPr>
-                        <m:nor/>
-                        <m:sty m:val="p"/>
-                      </m:rPr>
-                      <m:t> MB</m:t>
-                    </m:r>
-                  </m:oMath>
-                  <w:r>
-                    <w:t xml:space="preserve">​</w:t>
-                  </w:r>
-                </w:p>
-              </w:tc>
-              <w:tc>
-                <w:tcPr/>
-                <w:p>
-                  <w:pPr>
-                    <w:pStyle w:val="Compact"/>
-                    <w:jc w:val="center"/>
-                    <w:jc w:val="center"/>
-                  </w:pPr>
-                  <m:oMath>
-                    <m:r>
-                      <m:t>0</m:t>
-                    </m:r>
-                    <m:r>
-                      <m:rPr>
-                        <m:sty m:val="p"/>
-                      </m:rPr>
-                      <m:t>,</m:t>
-                    </m:r>
-                    <m:r>
-                      <m:t>21</m:t>
-                    </m:r>
-                    <m:r>
-                      <m:rPr>
-                        <m:nor/>
-                        <m:sty m:val="p"/>
-                      </m:rPr>
-                      <m:t> s</m:t>
-                    </m:r>
-                  </m:oMath>
-                  <w:r>
-                    <w:t xml:space="preserve">​</w:t>
-                  </w:r>
-                </w:p>
-              </w:tc>
-              <w:tc>
-                <w:tcPr/>
-                <w:p>
-                  <w:pPr>
-                    <w:pStyle w:val="Compact"/>
-                    <w:jc w:val="center"/>
-                    <w:jc w:val="center"/>
-                  </w:pPr>
-                  <m:oMath>
-                    <m:r>
-                      <m:t>0</m:t>
-                    </m:r>
-                    <m:r>
-                      <m:rPr>
-                        <m:sty m:val="p"/>
-                      </m:rPr>
-                      <m:t>,</m:t>
-                    </m:r>
-                    <m:r>
-                      <m:t>27</m:t>
-                    </m:r>
-                    <m:r>
-                      <m:rPr>
-                        <m:nor/>
-                        <m:sty m:val="p"/>
-                      </m:rPr>
-                      <m:t> s</m:t>
-                    </m:r>
-                  </m:oMath>
-                  <w:r>
-                    <w:t xml:space="preserve">​</w:t>
-                  </w:r>
-                </w:p>
-              </w:tc>
-            </w:tr>
-            <w:tr>
-              <w:tc>
-                <w:tcPr/>
-                <w:p>
-                  <w:pPr>
-                    <w:pStyle w:val="Compact"/>
-                    <w:jc w:val="left"/>
-                    <w:jc w:val="center"/>
-                  </w:pPr>
-                  <w:r>
-                    <w:t xml:space="preserve">6. Calibración Monótona de Platt</w:t>
-                  </w:r>
-                </w:p>
-              </w:tc>
-              <w:tc>
-                <w:tcPr/>
-                <w:p>
-                  <w:pPr>
-                    <w:pStyle w:val="Compact"/>
-                    <w:jc w:val="left"/>
-                    <w:jc w:val="center"/>
-                  </w:pPr>
-                  <w:r>
-                    <w:t xml:space="preserve">NumPy Vectorizado</w:t>
-                  </w:r>
-                </w:p>
-              </w:tc>
-              <w:tc>
-                <w:tcPr/>
-                <w:p>
-                  <w:pPr>
-                    <w:pStyle w:val="Compact"/>
-                    <w:jc w:val="center"/>
-                    <w:jc w:val="center"/>
-                  </w:pPr>
-                  <m:oMath>
-                    <m:r>
-                      <m:t>60</m:t>
-                    </m:r>
-                    <m:r>
-                      <m:rPr>
-                        <m:nor/>
-                        <m:sty m:val="p"/>
-                      </m:rPr>
-                      <m:t> MB</m:t>
-                    </m:r>
-                  </m:oMath>
-                  <w:r>
-                    <w:t xml:space="preserve">​</w:t>
-                  </w:r>
-                </w:p>
-              </w:tc>
-              <w:tc>
-                <w:tcPr/>
-                <w:p>
-                  <w:pPr>
-                    <w:pStyle w:val="Compact"/>
-                    <w:jc w:val="center"/>
-                    <w:jc w:val="center"/>
-                  </w:pPr>
-                  <m:oMath>
-                    <m:r>
-                      <m:t>0</m:t>
-                    </m:r>
-                    <m:r>
-                      <m:rPr>
-                        <m:sty m:val="p"/>
-                      </m:rPr>
-                      <m:t>,</m:t>
-                    </m:r>
-                    <m:r>
-                      <m:t>02</m:t>
-                    </m:r>
-                    <m:r>
-                      <m:rPr>
-                        <m:nor/>
-                        <m:sty m:val="p"/>
-                      </m:rPr>
-                      <m:t> s</m:t>
-                    </m:r>
-                  </m:oMath>
-                  <w:r>
-                    <w:t xml:space="preserve">​</w:t>
-                  </w:r>
-                </w:p>
-              </w:tc>
-              <w:tc>
-                <w:tcPr/>
-                <w:p>
-                  <w:pPr>
-                    <w:pStyle w:val="Compact"/>
-                    <w:jc w:val="center"/>
-                    <w:jc w:val="center"/>
-                  </w:pPr>
-                  <m:oMath>
-                    <m:r>
-                      <m:t>0</m:t>
-                    </m:r>
-                    <m:r>
-                      <m:rPr>
-                        <m:sty m:val="p"/>
-                      </m:rPr>
-                      <m:t>,</m:t>
-                    </m:r>
-                    <m:r>
-                      <m:t>03</m:t>
-                    </m:r>
-                    <m:r>
-                      <m:rPr>
-                        <m:nor/>
-                        <m:sty m:val="p"/>
-                      </m:rPr>
-                      <m:t> s</m:t>
-                    </m:r>
-                  </m:oMath>
-                  <w:r>
-                    <w:t xml:space="preserve">​</w:t>
-                  </w:r>
-                </w:p>
-              </w:tc>
-            </w:tr>
-            <w:tr>
-              <w:tc>
-                <w:tcPr/>
-                <w:p>
-                  <w:pPr>
-                    <w:pStyle w:val="Compact"/>
-                    <w:jc w:val="left"/>
-                    <w:jc w:val="center"/>
-                  </w:pPr>
-                  <w:r>
-                    <w:t xml:space="preserve">7. Exportación GeoTIFF y Parquet Alerta</w:t>
-                  </w:r>
-                </w:p>
-              </w:tc>
-              <w:tc>
-                <w:tcPr/>
-                <w:p>
-                  <w:pPr>
-                    <w:pStyle w:val="Compact"/>
-                    <w:jc w:val="left"/>
-                    <w:jc w:val="center"/>
-                  </w:pPr>
-                  <w:r>
-                    <w:t xml:space="preserve">Rasterio / Polars</w:t>
+                    <w:t xml:space="preserve">4. Calibración y Exportación GeoTIFF/Parquet</w:t>
+                  </w:r>
+                </w:p>
+              </w:tc>
+              <w:tc>
+                <w:tcPr/>
+                <w:p>
+                  <w:pPr>
+                    <w:pStyle w:val="Compact"/>
+                    <w:jc w:val="left"/>
+                    <w:jc w:val="center"/>
+                  </w:pPr>
+                  <w:r>
+                    <w:t xml:space="preserve">NumPy / Rasterio / Polars</w:t>
                   </w:r>
                 </w:p>
               </w:tc>
@@ -13186,7 +15307,7 @@
               </w:tc>
             </w:tr>
           </w:tbl>
-          <w:bookmarkEnd w:id="26"/>
+          <w:bookmarkEnd w:id="24"/>
           <w:p/>
         </w:tc>
       </w:tr>
@@ -13198,8 +15319,8 @@
         </w:pict>
       </w:r>
     </w:p>
-    <w:bookmarkEnd w:id="27"/>
-    <w:bookmarkStart w:id="31" w:name="referencias-suplementarias"/>
+    <w:bookmarkEnd w:id="25"/>
+    <w:bookmarkStart w:id="29" w:name="referencias-suplementarias"/>
     <w:p>
       <w:pPr>
         <w:pStyle w:val="Heading1"/>
@@ -13208,8 +15329,8 @@
         <w:t xml:space="preserve">Referencias Suplementarias</w:t>
       </w:r>
     </w:p>
-    <w:bookmarkStart w:id="30" w:name="refs"/>
-    <w:bookmarkStart w:id="29" w:name="ref-schroeder2014"/>
+    <w:bookmarkStart w:id="28" w:name="refs"/>
+    <w:bookmarkStart w:id="27" w:name="ref-schroeder2014"/>
     <w:p>
       <w:pPr>
         <w:pStyle w:val="Bibliography"/>
@@ -13258,7 +15379,7 @@
       <w:r>
         <w:t xml:space="preserve"> </w:t>
       </w:r>
-      <w:hyperlink r:id="rId28">
+      <w:hyperlink r:id="rId26">
         <w:r>
           <w:rPr>
             <w:rStyle w:val="Hyperlink"/>
@@ -13267,9 +15388,9 @@
         </w:r>
       </w:hyperlink>
     </w:p>
+    <w:bookmarkEnd w:id="27"/>
+    <w:bookmarkEnd w:id="28"/>
     <w:bookmarkEnd w:id="29"/>
-    <w:bookmarkEnd w:id="30"/>
-    <w:bookmarkEnd w:id="31"/>
     <w:sectPr>
       <w:footnotePr>
         <w:numRestart w:val="eachSect"/>

--- a/material_suplementario.docx
+++ b/material_suplementario.docx
@@ -11101,7 +11101,7 @@
               <w:jc w:val="right"/>
             </w:pPr>
             <w:r>
-              <w:t xml:space="preserve">0.714</w:t>
+              <w:t xml:space="preserve">0.715</w:t>
             </w:r>
           </w:p>
         </w:tc>
@@ -11199,7 +11199,7 @@
               <w:jc w:val="right"/>
             </w:pPr>
             <w:r>
-              <w:t xml:space="preserve">0.704</w:t>
+              <w:t xml:space="preserve">0.705</w:t>
             </w:r>
           </w:p>
         </w:tc>
@@ -11297,7 +11297,7 @@
               <w:jc w:val="right"/>
             </w:pPr>
             <w:r>
-              <w:t xml:space="preserve">0.775</w:t>
+              <w:t xml:space="preserve">0.776</w:t>
             </w:r>
           </w:p>
         </w:tc>
@@ -11591,7 +11591,7 @@
               <w:jc w:val="right"/>
             </w:pPr>
             <w:r>
-              <w:t xml:space="preserve">0.724</w:t>
+              <w:t xml:space="preserve">0.726</w:t>
             </w:r>
           </w:p>
         </w:tc>
@@ -11787,7 +11787,7 @@
               <w:jc w:val="right"/>
             </w:pPr>
             <w:r>
-              <w:t xml:space="preserve">0.637</w:t>
+              <w:t xml:space="preserve">0.638</w:t>
             </w:r>
           </w:p>
         </w:tc>
@@ -12081,7 +12081,7 @@
               <w:jc w:val="right"/>
             </w:pPr>
             <w:r>
-              <w:t xml:space="preserve">0.596</w:t>
+              <w:t xml:space="preserve">0.597</w:t>
             </w:r>
           </w:p>
         </w:tc>
@@ -12179,7 +12179,7 @@
               <w:jc w:val="right"/>
             </w:pPr>
             <w:r>
-              <w:t xml:space="preserve">0.678</w:t>
+              <w:t xml:space="preserve">0.679</w:t>
             </w:r>
           </w:p>
         </w:tc>
@@ -12277,7 +12277,7 @@
               <w:jc w:val="right"/>
             </w:pPr>
             <w:r>
-              <w:t xml:space="preserve">0.687</w:t>
+              <w:t xml:space="preserve">0.688</w:t>
             </w:r>
           </w:p>
         </w:tc>
@@ -12375,7 +12375,7 @@
               <w:jc w:val="right"/>
             </w:pPr>
             <w:r>
-              <w:t xml:space="preserve">0.706</w:t>
+              <w:t xml:space="preserve">0.704</w:t>
             </w:r>
           </w:p>
         </w:tc>
@@ -12473,7 +12473,7 @@
               <w:jc w:val="right"/>
             </w:pPr>
             <w:r>
-              <w:t xml:space="preserve">0.682</w:t>
+              <w:t xml:space="preserve">0.68</w:t>
             </w:r>
           </w:p>
         </w:tc>
@@ -12953,7 +12953,7 @@
               <w:jc w:val="right"/>
             </w:pPr>
             <w:r>
-              <w:t xml:space="preserve">1.154</w:t>
+              <w:t xml:space="preserve">1.129</w:t>
             </w:r>
           </w:p>
         </w:tc>
@@ -13027,7 +13027,7 @@
               <w:jc w:val="right"/>
             </w:pPr>
             <w:r>
-              <w:t xml:space="preserve">0.253</w:t>
+              <w:t xml:space="preserve">0.266</w:t>
             </w:r>
           </w:p>
         </w:tc>
@@ -13163,19 +13163,19 @@
               <w:jc w:val="right"/>
             </w:pPr>
             <w:r>
-              <w:t xml:space="preserve">2200.8</w:t>
-            </w:r>
-          </w:p>
-        </w:tc>
-        <w:tc>
-          <w:tcPr/>
-          <w:p>
-            <w:pPr>
-              <w:pStyle w:val="Compact"/>
-              <w:jc w:val="right"/>
-            </w:pPr>
-            <w:r>
-              <w:t xml:space="preserve">1.425</w:t>
+              <w:t xml:space="preserve">2185.5</w:t>
+            </w:r>
+          </w:p>
+        </w:tc>
+        <w:tc>
+          <w:tcPr/>
+          <w:p>
+            <w:pPr>
+              <w:pStyle w:val="Compact"/>
+              <w:jc w:val="right"/>
+            </w:pPr>
+            <w:r>
+              <w:t xml:space="preserve">1.413</w:t>
             </w:r>
           </w:p>
         </w:tc>
@@ -13324,7 +13324,7 @@
               <w:jc w:val="right"/>
             </w:pPr>
             <w:r>
-              <w:t xml:space="preserve">0.3396</w:t>
+              <w:t xml:space="preserve">0.336</w:t>
             </w:r>
           </w:p>
         </w:tc>
@@ -13336,19 +13336,19 @@
               <w:jc w:val="left"/>
             </w:pPr>
             <w:r>
-              <w:t xml:space="preserve">89.85 %</w:t>
-            </w:r>
-          </w:p>
-        </w:tc>
-        <w:tc>
-          <w:tcPr/>
-          <w:p>
-            <w:pPr>
-              <w:pStyle w:val="Compact"/>
-              <w:jc w:val="right"/>
-            </w:pPr>
-            <w:r>
-              <w:t xml:space="preserve">0.8463</w:t>
+              <w:t xml:space="preserve">89.77 %</w:t>
+            </w:r>
+          </w:p>
+        </w:tc>
+        <w:tc>
+          <w:tcPr/>
+          <w:p>
+            <w:pPr>
+              <w:pStyle w:val="Compact"/>
+              <w:jc w:val="right"/>
+            </w:pPr>
+            <w:r>
+              <w:t xml:space="preserve">0.8457</w:t>
             </w:r>
           </w:p>
         </w:tc>
@@ -13360,7 +13360,7 @@
               <w:jc w:val="left"/>
             </w:pPr>
             <w:r>
-              <w:t xml:space="preserve">95.02 %</w:t>
+              <w:t xml:space="preserve">95.04 %</w:t>
             </w:r>
           </w:p>
         </w:tc>
@@ -13386,7 +13386,7 @@
               <w:jc w:val="right"/>
             </w:pPr>
             <w:r>
-              <w:t xml:space="preserve">0.3768</w:t>
+              <w:t xml:space="preserve">0.3743</w:t>
             </w:r>
           </w:p>
         </w:tc>
@@ -13398,19 +13398,19 @@
               <w:jc w:val="left"/>
             </w:pPr>
             <w:r>
-              <w:t xml:space="preserve">90.19 %</w:t>
-            </w:r>
-          </w:p>
-        </w:tc>
-        <w:tc>
-          <w:tcPr/>
-          <w:p>
-            <w:pPr>
-              <w:pStyle w:val="Compact"/>
-              <w:jc w:val="right"/>
-            </w:pPr>
-            <w:r>
-              <w:t xml:space="preserve">0.8461</w:t>
+              <w:t xml:space="preserve">90.18 %</w:t>
+            </w:r>
+          </w:p>
+        </w:tc>
+        <w:tc>
+          <w:tcPr/>
+          <w:p>
+            <w:pPr>
+              <w:pStyle w:val="Compact"/>
+              <w:jc w:val="right"/>
+            </w:pPr>
+            <w:r>
+              <w:t xml:space="preserve">0.8464</w:t>
             </w:r>
           </w:p>
         </w:tc>
@@ -13764,7 +13764,7 @@
               <w:jc w:val="right"/>
             </w:pPr>
             <w:r>
-              <w:t xml:space="preserve">0.000419</w:t>
+              <w:t xml:space="preserve">0.000417</w:t>
             </w:r>
           </w:p>
         </w:tc>
@@ -13812,7 +13812,7 @@
               <w:jc w:val="right"/>
             </w:pPr>
             <w:r>
-              <w:t xml:space="preserve">27.143</w:t>
+              <w:t xml:space="preserve">27.56</w:t>
             </w:r>
           </w:p>
         </w:tc>
@@ -14418,19 +14418,19 @@
               <w:jc w:val="right"/>
             </w:pPr>
             <w:r>
-              <w:t xml:space="preserve">0.001267</w:t>
-            </w:r>
-          </w:p>
-        </w:tc>
-        <w:tc>
-          <w:tcPr/>
-          <w:p>
-            <w:pPr>
-              <w:pStyle w:val="Compact"/>
-              <w:jc w:val="right"/>
-            </w:pPr>
-            <w:r>
-              <w:t xml:space="preserve">0.7609</w:t>
+              <w:t xml:space="preserve">0.001074</w:t>
+            </w:r>
+          </w:p>
+        </w:tc>
+        <w:tc>
+          <w:tcPr/>
+          <w:p>
+            <w:pPr>
+              <w:pStyle w:val="Compact"/>
+              <w:jc w:val="right"/>
+            </w:pPr>
+            <w:r>
+              <w:t xml:space="preserve">0.7618</w:t>
             </w:r>
           </w:p>
         </w:tc>
@@ -14454,31 +14454,31 @@
               <w:jc w:val="right"/>
             </w:pPr>
             <w:r>
-              <w:t xml:space="preserve">0.242</w:t>
-            </w:r>
-          </w:p>
-        </w:tc>
-        <w:tc>
-          <w:tcPr/>
-          <w:p>
-            <w:pPr>
-              <w:pStyle w:val="Compact"/>
-              <w:jc w:val="right"/>
-            </w:pPr>
-            <w:r>
-              <w:t xml:space="preserve">17.011</w:t>
-            </w:r>
-          </w:p>
-        </w:tc>
-        <w:tc>
-          <w:tcPr/>
-          <w:p>
-            <w:pPr>
-              <w:pStyle w:val="Compact"/>
-              <w:jc w:val="right"/>
-            </w:pPr>
-            <w:r>
-              <w:t xml:space="preserve">0.003</w:t>
+              <w:t xml:space="preserve">0.206</w:t>
+            </w:r>
+          </w:p>
+        </w:tc>
+        <w:tc>
+          <w:tcPr/>
+          <w:p>
+            <w:pPr>
+              <w:pStyle w:val="Compact"/>
+              <w:jc w:val="right"/>
+            </w:pPr>
+            <w:r>
+              <w:t xml:space="preserve">22.777</w:t>
+            </w:r>
+          </w:p>
+        </w:tc>
+        <w:tc>
+          <w:tcPr/>
+          <w:p>
+            <w:pPr>
+              <w:pStyle w:val="Compact"/>
+              <w:jc w:val="right"/>
+            </w:pPr>
+            <w:r>
+              <w:t xml:space="preserve">0.0026</w:t>
             </w:r>
           </w:p>
         </w:tc>
@@ -15031,12 +15031,12 @@
         <w:tblCaption w:val="Bootstrap pareado B=1000 sobre la muestra case-control del test D2."/>
       </w:tblPr>
       <w:tblGrid>
-        <w:gridCol w:w="582"/>
-        <w:gridCol w:w="757"/>
-        <w:gridCol w:w="3727"/>
-        <w:gridCol w:w="757"/>
-        <w:gridCol w:w="1222"/>
-        <w:gridCol w:w="873"/>
+        <w:gridCol w:w="609"/>
+        <w:gridCol w:w="609"/>
+        <w:gridCol w:w="3716"/>
+        <w:gridCol w:w="792"/>
+        <w:gridCol w:w="1279"/>
+        <w:gridCol w:w="913"/>
       </w:tblGrid>
       <w:tr>
         <w:trPr>
@@ -15148,19 +15148,19 @@
               <w:jc w:val="left"/>
             </w:pPr>
             <w:r>
-              <w:t xml:space="preserve">Incendios_PY (Ignición Híbrida M3) vs Canadian FWI (ISI)</w:t>
-            </w:r>
-          </w:p>
-        </w:tc>
-        <w:tc>
-          <w:tcPr/>
-          <w:p>
-            <w:pPr>
-              <w:pStyle w:val="Compact"/>
-              <w:jc w:val="right"/>
-            </w:pPr>
-            <w:r>
-              <w:t xml:space="preserve">0.1875</w:t>
+              <w:t xml:space="preserve">Incendios_PY (Ignición Híbrida M3) vs Canadian FWI completo</w:t>
+            </w:r>
+          </w:p>
+        </w:tc>
+        <w:tc>
+          <w:tcPr/>
+          <w:p>
+            <w:pPr>
+              <w:pStyle w:val="Compact"/>
+              <w:jc w:val="right"/>
+            </w:pPr>
+            <w:r>
+              <w:t xml:space="preserve">0.1916</w:t>
             </w:r>
           </w:p>
         </w:tc>
@@ -15222,19 +15222,19 @@
               <w:jc w:val="left"/>
             </w:pPr>
             <w:r>
-              <w:t xml:space="preserve">Incendios_PY (Ignición Híbrida M3) vs Proxy INPE Risco de Fogo</w:t>
-            </w:r>
-          </w:p>
-        </w:tc>
-        <w:tc>
-          <w:tcPr/>
-          <w:p>
-            <w:pPr>
-              <w:pStyle w:val="Compact"/>
-              <w:jc w:val="right"/>
-            </w:pPr>
-            <w:r>
-              <w:t xml:space="preserve">0.2206</w:t>
+              <w:t xml:space="preserve">Incendios_PY (Ignición Híbrida M3) vs INPE Risco de Fogo</w:t>
+            </w:r>
+          </w:p>
+        </w:tc>
+        <w:tc>
+          <w:tcPr/>
+          <w:p>
+            <w:pPr>
+              <w:pStyle w:val="Compact"/>
+              <w:jc w:val="right"/>
+            </w:pPr>
+            <w:r>
+              <w:t xml:space="preserve">0.2492</w:t>
             </w:r>
           </w:p>
         </w:tc>
@@ -15272,7 +15272,7 @@
               <w:jc w:val="left"/>
             </w:pPr>
             <w:r>
-              <w:t xml:space="preserve">Oriental</w:t>
+              <w:t xml:space="preserve">Chaco</w:t>
             </w:r>
           </w:p>
         </w:tc>
@@ -15284,7 +15284,7 @@
               <w:jc w:val="left"/>
             </w:pPr>
             <w:r>
-              <w:t xml:space="preserve">propagacion</w:t>
+              <w:t xml:space="preserve">ignicion</w:t>
             </w:r>
           </w:p>
         </w:tc>
@@ -15296,19 +15296,19 @@
               <w:jc w:val="left"/>
             </w:pPr>
             <w:r>
-              <w:t xml:space="preserve">Incendios_PY (Propagación Táctica) vs Canadian FWI (ISI)</w:t>
-            </w:r>
-          </w:p>
-        </w:tc>
-        <w:tc>
-          <w:tcPr/>
-          <w:p>
-            <w:pPr>
-              <w:pStyle w:val="Compact"/>
-              <w:jc w:val="right"/>
-            </w:pPr>
-            <w:r>
-              <w:t xml:space="preserve">0.238</w:t>
+              <w:t xml:space="preserve">Incendios_PY (Ignición Híbrida M3) vs Canadian FWI completo</w:t>
+            </w:r>
+          </w:p>
+        </w:tc>
+        <w:tc>
+          <w:tcPr/>
+          <w:p>
+            <w:pPr>
+              <w:pStyle w:val="Compact"/>
+              <w:jc w:val="right"/>
+            </w:pPr>
+            <w:r>
+              <w:t xml:space="preserve">0.2667</w:t>
             </w:r>
           </w:p>
         </w:tc>
@@ -15346,7 +15346,7 @@
               <w:jc w:val="left"/>
             </w:pPr>
             <w:r>
-              <w:t xml:space="preserve">Oriental</w:t>
+              <w:t xml:space="preserve">Chaco</w:t>
             </w:r>
           </w:p>
         </w:tc>
@@ -15358,7 +15358,7 @@
               <w:jc w:val="left"/>
             </w:pPr>
             <w:r>
-              <w:t xml:space="preserve">propagacion</w:t>
+              <w:t xml:space="preserve">ignicion</w:t>
             </w:r>
           </w:p>
         </w:tc>
@@ -15370,315 +15370,19 @@
               <w:jc w:val="left"/>
             </w:pPr>
             <w:r>
-              <w:t xml:space="preserve">Incendios_PY (Propagación Táctica) vs Proxy INPE Risco de Fogo</w:t>
-            </w:r>
-          </w:p>
-        </w:tc>
-        <w:tc>
-          <w:tcPr/>
-          <w:p>
-            <w:pPr>
-              <w:pStyle w:val="Compact"/>
-              <w:jc w:val="right"/>
-            </w:pPr>
-            <w:r>
-              <w:t xml:space="preserve">0.264</w:t>
-            </w:r>
-          </w:p>
-        </w:tc>
-        <w:tc>
-          <w:tcPr/>
-          <w:p>
-            <w:pPr>
-              <w:pStyle w:val="Compact"/>
-              <w:jc w:val="right"/>
-            </w:pPr>
-            <w:r>
-              <w:t xml:space="preserve">0.001</w:t>
-            </w:r>
-          </w:p>
-        </w:tc>
-        <w:tc>
-          <w:tcPr/>
-          <w:p>
-            <w:pPr>
-              <w:pStyle w:val="Compact"/>
-              <w:jc w:val="right"/>
-            </w:pPr>
-            <w:r>
-              <w:t xml:space="preserve">1000</w:t>
-            </w:r>
-          </w:p>
-        </w:tc>
-      </w:tr>
-      <w:tr>
-        <w:tc>
-          <w:tcPr/>
-          <w:p>
-            <w:pPr>
-              <w:pStyle w:val="Compact"/>
-              <w:jc w:val="left"/>
-            </w:pPr>
-            <w:r>
-              <w:t xml:space="preserve">Chaco</w:t>
-            </w:r>
-          </w:p>
-        </w:tc>
-        <w:tc>
-          <w:tcPr/>
-          <w:p>
-            <w:pPr>
-              <w:pStyle w:val="Compact"/>
-              <w:jc w:val="left"/>
-            </w:pPr>
-            <w:r>
-              <w:t xml:space="preserve">ignicion</w:t>
-            </w:r>
-          </w:p>
-        </w:tc>
-        <w:tc>
-          <w:tcPr/>
-          <w:p>
-            <w:pPr>
-              <w:pStyle w:val="Compact"/>
-              <w:jc w:val="left"/>
-            </w:pPr>
-            <w:r>
-              <w:t xml:space="preserve">Incendios_PY (Ignición Híbrida M3) vs Canadian FWI (ISI)</w:t>
-            </w:r>
-          </w:p>
-        </w:tc>
-        <w:tc>
-          <w:tcPr/>
-          <w:p>
-            <w:pPr>
-              <w:pStyle w:val="Compact"/>
-              <w:jc w:val="right"/>
-            </w:pPr>
-            <w:r>
-              <w:t xml:space="preserve">0.2676</w:t>
-            </w:r>
-          </w:p>
-        </w:tc>
-        <w:tc>
-          <w:tcPr/>
-          <w:p>
-            <w:pPr>
-              <w:pStyle w:val="Compact"/>
-              <w:jc w:val="right"/>
-            </w:pPr>
-            <w:r>
-              <w:t xml:space="preserve">0.001</w:t>
-            </w:r>
-          </w:p>
-        </w:tc>
-        <w:tc>
-          <w:tcPr/>
-          <w:p>
-            <w:pPr>
-              <w:pStyle w:val="Compact"/>
-              <w:jc w:val="right"/>
-            </w:pPr>
-            <w:r>
-              <w:t xml:space="preserve">1000</w:t>
-            </w:r>
-          </w:p>
-        </w:tc>
-      </w:tr>
-      <w:tr>
-        <w:tc>
-          <w:tcPr/>
-          <w:p>
-            <w:pPr>
-              <w:pStyle w:val="Compact"/>
-              <w:jc w:val="left"/>
-            </w:pPr>
-            <w:r>
-              <w:t xml:space="preserve">Chaco</w:t>
-            </w:r>
-          </w:p>
-        </w:tc>
-        <w:tc>
-          <w:tcPr/>
-          <w:p>
-            <w:pPr>
-              <w:pStyle w:val="Compact"/>
-              <w:jc w:val="left"/>
-            </w:pPr>
-            <w:r>
-              <w:t xml:space="preserve">ignicion</w:t>
-            </w:r>
-          </w:p>
-        </w:tc>
-        <w:tc>
-          <w:tcPr/>
-          <w:p>
-            <w:pPr>
-              <w:pStyle w:val="Compact"/>
-              <w:jc w:val="left"/>
-            </w:pPr>
-            <w:r>
-              <w:t xml:space="preserve">Incendios_PY (Ignición Híbrida M3) vs Proxy INPE Risco de Fogo</w:t>
-            </w:r>
-          </w:p>
-        </w:tc>
-        <w:tc>
-          <w:tcPr/>
-          <w:p>
-            <w:pPr>
-              <w:pStyle w:val="Compact"/>
-              <w:jc w:val="right"/>
-            </w:pPr>
-            <w:r>
-              <w:t xml:space="preserve">0.2855</w:t>
-            </w:r>
-          </w:p>
-        </w:tc>
-        <w:tc>
-          <w:tcPr/>
-          <w:p>
-            <w:pPr>
-              <w:pStyle w:val="Compact"/>
-              <w:jc w:val="right"/>
-            </w:pPr>
-            <w:r>
-              <w:t xml:space="preserve">0.001</w:t>
-            </w:r>
-          </w:p>
-        </w:tc>
-        <w:tc>
-          <w:tcPr/>
-          <w:p>
-            <w:pPr>
-              <w:pStyle w:val="Compact"/>
-              <w:jc w:val="right"/>
-            </w:pPr>
-            <w:r>
-              <w:t xml:space="preserve">1000</w:t>
-            </w:r>
-          </w:p>
-        </w:tc>
-      </w:tr>
-      <w:tr>
-        <w:tc>
-          <w:tcPr/>
-          <w:p>
-            <w:pPr>
-              <w:pStyle w:val="Compact"/>
-              <w:jc w:val="left"/>
-            </w:pPr>
-            <w:r>
-              <w:t xml:space="preserve">Chaco</w:t>
-            </w:r>
-          </w:p>
-        </w:tc>
-        <w:tc>
-          <w:tcPr/>
-          <w:p>
-            <w:pPr>
-              <w:pStyle w:val="Compact"/>
-              <w:jc w:val="left"/>
-            </w:pPr>
-            <w:r>
-              <w:t xml:space="preserve">propagacion</w:t>
-            </w:r>
-          </w:p>
-        </w:tc>
-        <w:tc>
-          <w:tcPr/>
-          <w:p>
-            <w:pPr>
-              <w:pStyle w:val="Compact"/>
-              <w:jc w:val="left"/>
-            </w:pPr>
-            <w:r>
-              <w:t xml:space="preserve">Incendios_PY (Propagación Táctica) vs Canadian FWI (ISI)</w:t>
-            </w:r>
-          </w:p>
-        </w:tc>
-        <w:tc>
-          <w:tcPr/>
-          <w:p>
-            <w:pPr>
-              <w:pStyle w:val="Compact"/>
-              <w:jc w:val="right"/>
-            </w:pPr>
-            <w:r>
-              <w:t xml:space="preserve">0.3888</w:t>
-            </w:r>
-          </w:p>
-        </w:tc>
-        <w:tc>
-          <w:tcPr/>
-          <w:p>
-            <w:pPr>
-              <w:pStyle w:val="Compact"/>
-              <w:jc w:val="right"/>
-            </w:pPr>
-            <w:r>
-              <w:t xml:space="preserve">0.001</w:t>
-            </w:r>
-          </w:p>
-        </w:tc>
-        <w:tc>
-          <w:tcPr/>
-          <w:p>
-            <w:pPr>
-              <w:pStyle w:val="Compact"/>
-              <w:jc w:val="right"/>
-            </w:pPr>
-            <w:r>
-              <w:t xml:space="preserve">1000</w:t>
-            </w:r>
-          </w:p>
-        </w:tc>
-      </w:tr>
-      <w:tr>
-        <w:tc>
-          <w:tcPr/>
-          <w:p>
-            <w:pPr>
-              <w:pStyle w:val="Compact"/>
-              <w:jc w:val="left"/>
-            </w:pPr>
-            <w:r>
-              <w:t xml:space="preserve">Chaco</w:t>
-            </w:r>
-          </w:p>
-        </w:tc>
-        <w:tc>
-          <w:tcPr/>
-          <w:p>
-            <w:pPr>
-              <w:pStyle w:val="Compact"/>
-              <w:jc w:val="left"/>
-            </w:pPr>
-            <w:r>
-              <w:t xml:space="preserve">propagacion</w:t>
-            </w:r>
-          </w:p>
-        </w:tc>
-        <w:tc>
-          <w:tcPr/>
-          <w:p>
-            <w:pPr>
-              <w:pStyle w:val="Compact"/>
-              <w:jc w:val="left"/>
-            </w:pPr>
-            <w:r>
-              <w:t xml:space="preserve">Incendios_PY (Propagación Táctica) vs Proxy INPE Risco de Fogo</w:t>
-            </w:r>
-          </w:p>
-        </w:tc>
-        <w:tc>
-          <w:tcPr/>
-          <w:p>
-            <w:pPr>
-              <w:pStyle w:val="Compact"/>
-              <w:jc w:val="right"/>
-            </w:pPr>
-            <w:r>
-              <w:t xml:space="preserve">0.377</w:t>
+              <w:t xml:space="preserve">Incendios_PY (Ignición Híbrida M3) vs INPE Risco de Fogo</w:t>
+            </w:r>
+          </w:p>
+        </w:tc>
+        <w:tc>
+          <w:tcPr/>
+          <w:p>
+            <w:pPr>
+              <w:pStyle w:val="Compact"/>
+              <w:jc w:val="right"/>
+            </w:pPr>
+            <w:r>
+              <w:t xml:space="preserve">0.2465</w:t>
             </w:r>
           </w:p>
         </w:tc>

--- a/material_suplementario.docx
+++ b/material_suplementario.docx
@@ -13455,24 +13455,24 @@
         <w:tblCaption w:val="Evaluación poblacional D2 generada por scripts/18_evaluacion_poblacional.py."/>
       </w:tblPr>
       <w:tblGrid>
-        <w:gridCol w:w="201"/>
-        <w:gridCol w:w="261"/>
-        <w:gridCol w:w="483"/>
-        <w:gridCol w:w="604"/>
-        <w:gridCol w:w="564"/>
-        <w:gridCol w:w="523"/>
-        <w:gridCol w:w="463"/>
-        <w:gridCol w:w="443"/>
-        <w:gridCol w:w="584"/>
-        <w:gridCol w:w="523"/>
-        <w:gridCol w:w="382"/>
-        <w:gridCol w:w="423"/>
-        <w:gridCol w:w="382"/>
-        <w:gridCol w:w="382"/>
-        <w:gridCol w:w="403"/>
-        <w:gridCol w:w="483"/>
-        <w:gridCol w:w="362"/>
-        <w:gridCol w:w="443"/>
+        <w:gridCol w:w="439"/>
+        <w:gridCol w:w="439"/>
+        <w:gridCol w:w="439"/>
+        <w:gridCol w:w="439"/>
+        <w:gridCol w:w="439"/>
+        <w:gridCol w:w="439"/>
+        <w:gridCol w:w="439"/>
+        <w:gridCol w:w="439"/>
+        <w:gridCol w:w="439"/>
+        <w:gridCol w:w="439"/>
+        <w:gridCol w:w="439"/>
+        <w:gridCol w:w="439"/>
+        <w:gridCol w:w="439"/>
+        <w:gridCol w:w="439"/>
+        <w:gridCol w:w="439"/>
+        <w:gridCol w:w="439"/>
+        <w:gridCol w:w="439"/>
+        <w:gridCol w:w="439"/>
       </w:tblGrid>
       <w:tr>
         <w:trPr>
@@ -13483,7 +13483,6 @@
           <w:p>
             <w:pPr>
               <w:pStyle w:val="Compact"/>
-              <w:jc w:val="left"/>
             </w:pPr>
             <w:r>
               <w:t xml:space="preserve">region</w:t>
@@ -13495,7 +13494,6 @@
           <w:p>
             <w:pPr>
               <w:pStyle w:val="Compact"/>
-              <w:jc w:val="left"/>
             </w:pPr>
             <w:r>
               <w:t xml:space="preserve">task</w:t>
@@ -13507,7 +13505,6 @@
           <w:p>
             <w:pPr>
               <w:pStyle w:val="Compact"/>
-              <w:jc w:val="left"/>
             </w:pPr>
             <w:r>
               <w:t xml:space="preserve">modelo</w:t>
@@ -13519,7 +13516,6 @@
           <w:p>
             <w:pPr>
               <w:pStyle w:val="Compact"/>
-              <w:jc w:val="right"/>
             </w:pPr>
             <w:r>
               <w:t xml:space="preserve">prevalencia_poblacion_test</w:t>
@@ -13531,7 +13527,6 @@
           <w:p>
             <w:pPr>
               <w:pStyle w:val="Compact"/>
-              <w:jc w:val="right"/>
             </w:pPr>
             <w:r>
               <w:t xml:space="preserve">prevalencia_muestra_test</w:t>
@@ -13543,7 +13538,6 @@
           <w:p>
             <w:pPr>
               <w:pStyle w:val="Compact"/>
-              <w:jc w:val="right"/>
             </w:pPr>
             <w:r>
               <w:t xml:space="preserve">cutoff_f05_poblacional</w:t>
@@ -13555,7 +13549,6 @@
           <w:p>
             <w:pPr>
               <w:pStyle w:val="Compact"/>
-              <w:jc w:val="right"/>
             </w:pPr>
             <w:r>
               <w:t xml:space="preserve">roc_auc_poblacional</w:t>
@@ -13567,7 +13560,6 @@
           <w:p>
             <w:pPr>
               <w:pStyle w:val="Compact"/>
-              <w:jc w:val="right"/>
             </w:pPr>
             <w:r>
               <w:t xml:space="preserve">pr_auc_poblacional</w:t>
@@ -13579,7 +13571,6 @@
           <w:p>
             <w:pPr>
               <w:pStyle w:val="Compact"/>
-              <w:jc w:val="right"/>
             </w:pPr>
             <w:r>
               <w:t xml:space="preserve">precision_poblacional_pct</w:t>
@@ -13591,7 +13582,6 @@
           <w:p>
             <w:pPr>
               <w:pStyle w:val="Compact"/>
-              <w:jc w:val="right"/>
             </w:pPr>
             <w:r>
               <w:t xml:space="preserve">recall_poblacional_pct</w:t>
@@ -13603,7 +13593,6 @@
           <w:p>
             <w:pPr>
               <w:pStyle w:val="Compact"/>
-              <w:jc w:val="right"/>
             </w:pPr>
             <w:r>
               <w:t xml:space="preserve">f05_poblacional</w:t>
@@ -13615,7 +13604,6 @@
           <w:p>
             <w:pPr>
               <w:pStyle w:val="Compact"/>
-              <w:jc w:val="right"/>
             </w:pPr>
             <w:r>
               <w:t xml:space="preserve">brier_poblacional</w:t>
@@ -13627,7 +13615,6 @@
           <w:p>
             <w:pPr>
               <w:pStyle w:val="Compact"/>
-              <w:jc w:val="right"/>
             </w:pPr>
             <w:r>
               <w:t xml:space="preserve">bss_poblacional</w:t>
@@ -13639,7 +13626,6 @@
           <w:p>
             <w:pPr>
               <w:pStyle w:val="Compact"/>
-              <w:jc w:val="right"/>
             </w:pPr>
             <w:r>
               <w:t xml:space="preserve">ece_poblacional</w:t>
@@ -13651,7 +13637,6 @@
           <w:p>
             <w:pPr>
               <w:pStyle w:val="Compact"/>
-              <w:jc w:val="right"/>
             </w:pPr>
             <w:r>
               <w:t xml:space="preserve">n_poblacion_test</w:t>
@@ -13663,7 +13648,6 @@
           <w:p>
             <w:pPr>
               <w:pStyle w:val="Compact"/>
-              <w:jc w:val="right"/>
             </w:pPr>
             <w:r>
               <w:t xml:space="preserve">n_pos_poblacion_test</w:t>
@@ -13675,7 +13659,6 @@
           <w:p>
             <w:pPr>
               <w:pStyle w:val="Compact"/>
-              <w:jc w:val="right"/>
             </w:pPr>
             <w:r>
               <w:t xml:space="preserve">n_muestra_test</w:t>
@@ -13687,7 +13670,6 @@
           <w:p>
             <w:pPr>
               <w:pStyle w:val="Compact"/>
-              <w:jc w:val="right"/>
             </w:pPr>
             <w:r>
               <w:t xml:space="preserve">n_pos_muestra_test</w:t>
@@ -13701,7 +13683,6 @@
           <w:p>
             <w:pPr>
               <w:pStyle w:val="Compact"/>
-              <w:jc w:val="left"/>
             </w:pPr>
             <w:r>
               <w:t xml:space="preserve">Chaco</w:t>
@@ -13713,7 +13694,6 @@
           <w:p>
             <w:pPr>
               <w:pStyle w:val="Compact"/>
-              <w:jc w:val="left"/>
             </w:pPr>
             <w:r>
               <w:t xml:space="preserve">ignicion</w:t>
@@ -13725,7 +13705,6 @@
           <w:p>
             <w:pPr>
               <w:pStyle w:val="Compact"/>
-              <w:jc w:val="left"/>
             </w:pPr>
             <w:r>
               <w:t xml:space="preserve">M3_ignicion_hibrida</w:t>
@@ -13737,7 +13716,6 @@
           <w:p>
             <w:pPr>
               <w:pStyle w:val="Compact"/>
-              <w:jc w:val="right"/>
             </w:pPr>
             <w:r>
               <w:t xml:space="preserve">0.000152948</w:t>
@@ -13749,7 +13727,6 @@
           <w:p>
             <w:pPr>
               <w:pStyle w:val="Compact"/>
-              <w:jc w:val="right"/>
             </w:pPr>
             <w:r>
               <w:t xml:space="preserve">0.0909091</w:t>
@@ -13761,7 +13738,6 @@
           <w:p>
             <w:pPr>
               <w:pStyle w:val="Compact"/>
-              <w:jc w:val="right"/>
             </w:pPr>
             <w:r>
               <w:t xml:space="preserve">0.000417</w:t>
@@ -13773,7 +13749,6 @@
           <w:p>
             <w:pPr>
               <w:pStyle w:val="Compact"/>
-              <w:jc w:val="right"/>
             </w:pPr>
             <w:r>
               <w:t xml:space="preserve">0.7884</w:t>
@@ -13785,7 +13760,6 @@
           <w:p>
             <w:pPr>
               <w:pStyle w:val="Compact"/>
-              <w:jc w:val="right"/>
             </w:pPr>
             <w:r>
               <w:t xml:space="preserve">0.0007</w:t>
@@ -13797,7 +13771,6 @@
           <w:p>
             <w:pPr>
               <w:pStyle w:val="Compact"/>
-              <w:jc w:val="right"/>
             </w:pPr>
             <w:r>
               <w:t xml:space="preserve">0.062</w:t>
@@ -13809,7 +13782,6 @@
           <w:p>
             <w:pPr>
               <w:pStyle w:val="Compact"/>
-              <w:jc w:val="right"/>
             </w:pPr>
             <w:r>
               <w:t xml:space="preserve">27.56</w:t>
@@ -13821,7 +13793,6 @@
           <w:p>
             <w:pPr>
               <w:pStyle w:val="Compact"/>
-              <w:jc w:val="right"/>
             </w:pPr>
             <w:r>
               <w:t xml:space="preserve">0.0008</w:t>
@@ -13833,7 +13804,6 @@
           <w:p>
             <w:pPr>
               <w:pStyle w:val="Compact"/>
-              <w:jc w:val="right"/>
             </w:pPr>
             <w:r>
               <w:t xml:space="preserve">0.000153</w:t>
@@ -13845,7 +13815,6 @@
           <w:p>
             <w:pPr>
               <w:pStyle w:val="Compact"/>
-              <w:jc w:val="right"/>
             </w:pPr>
             <w:r>
               <w:t xml:space="preserve">0.0002</w:t>
@@ -13857,7 +13826,6 @@
           <w:p>
             <w:pPr>
               <w:pStyle w:val="Compact"/>
-              <w:jc w:val="right"/>
             </w:pPr>
             <w:r>
               <w:t xml:space="preserve">0</w:t>
@@ -13869,19 +13837,17 @@
           <w:p>
             <w:pPr>
               <w:pStyle w:val="Compact"/>
-              <w:jc w:val="right"/>
-            </w:pPr>
-            <w:r>
-              <w:t xml:space="preserve">104976526</w:t>
-            </w:r>
-          </w:p>
-        </w:tc>
-        <w:tc>
-          <w:tcPr/>
-          <w:p>
-            <w:pPr>
-              <w:pStyle w:val="Compact"/>
-              <w:jc w:val="right"/>
+            </w:pPr>
+            <w:r>
+              <w:t xml:space="preserve">1.04977e+08</w:t>
+            </w:r>
+          </w:p>
+        </w:tc>
+        <w:tc>
+          <w:tcPr/>
+          <w:p>
+            <w:pPr>
+              <w:pStyle w:val="Compact"/>
             </w:pPr>
             <w:r>
               <w:t xml:space="preserve">16056</w:t>
@@ -13893,7 +13859,6 @@
           <w:p>
             <w:pPr>
               <w:pStyle w:val="Compact"/>
-              <w:jc w:val="right"/>
             </w:pPr>
             <w:r>
               <w:t xml:space="preserve">176616</w:t>
@@ -13905,7 +13870,6 @@
           <w:p>
             <w:pPr>
               <w:pStyle w:val="Compact"/>
-              <w:jc w:val="right"/>
             </w:pPr>
             <w:r>
               <w:t xml:space="preserve">16056</w:t>
@@ -13919,7 +13883,6 @@
           <w:p>
             <w:pPr>
               <w:pStyle w:val="Compact"/>
-              <w:jc w:val="left"/>
             </w:pPr>
             <w:r>
               <w:t xml:space="preserve">Chaco</w:t>
@@ -13931,7 +13894,6 @@
           <w:p>
             <w:pPr>
               <w:pStyle w:val="Compact"/>
-              <w:jc w:val="left"/>
             </w:pPr>
             <w:r>
               <w:t xml:space="preserve">ignicion</w:t>
@@ -13943,7 +13905,6 @@
           <w:p>
             <w:pPr>
               <w:pStyle w:val="Compact"/>
-              <w:jc w:val="left"/>
             </w:pPr>
             <w:r>
               <w:t xml:space="preserve">M2_ignicion_base</w:t>
@@ -13955,7 +13916,6 @@
           <w:p>
             <w:pPr>
               <w:pStyle w:val="Compact"/>
-              <w:jc w:val="right"/>
             </w:pPr>
             <w:r>
               <w:t xml:space="preserve">0.000152948</w:t>
@@ -13967,7 +13927,6 @@
           <w:p>
             <w:pPr>
               <w:pStyle w:val="Compact"/>
-              <w:jc w:val="right"/>
             </w:pPr>
             <w:r>
               <w:t xml:space="preserve">0.0909091</w:t>
@@ -13979,31 +13938,28 @@
           <w:p>
             <w:pPr>
               <w:pStyle w:val="Compact"/>
-              <w:jc w:val="right"/>
-            </w:pPr>
-            <w:r>
-              <w:t xml:space="preserve">0.000301</w:t>
-            </w:r>
-          </w:p>
-        </w:tc>
-        <w:tc>
-          <w:tcPr/>
-          <w:p>
-            <w:pPr>
-              <w:pStyle w:val="Compact"/>
-              <w:jc w:val="right"/>
-            </w:pPr>
-            <w:r>
-              <w:t xml:space="preserve">0.7768</w:t>
-            </w:r>
-          </w:p>
-        </w:tc>
-        <w:tc>
-          <w:tcPr/>
-          <w:p>
-            <w:pPr>
-              <w:pStyle w:val="Compact"/>
-              <w:jc w:val="right"/>
+            </w:pPr>
+            <w:r>
+              <w:t xml:space="preserve">0.000313</w:t>
+            </w:r>
+          </w:p>
+        </w:tc>
+        <w:tc>
+          <w:tcPr/>
+          <w:p>
+            <w:pPr>
+              <w:pStyle w:val="Compact"/>
+            </w:pPr>
+            <w:r>
+              <w:t xml:space="preserve">0.7771</w:t>
+            </w:r>
+          </w:p>
+        </w:tc>
+        <w:tc>
+          <w:tcPr/>
+          <w:p>
+            <w:pPr>
+              <w:pStyle w:val="Compact"/>
             </w:pPr>
             <w:r>
               <w:t xml:space="preserve">0.0005</w:t>
@@ -14015,31 +13971,28 @@
           <w:p>
             <w:pPr>
               <w:pStyle w:val="Compact"/>
-              <w:jc w:val="right"/>
-            </w:pPr>
-            <w:r>
-              <w:t xml:space="preserve">0.047</w:t>
-            </w:r>
-          </w:p>
-        </w:tc>
-        <w:tc>
-          <w:tcPr/>
-          <w:p>
-            <w:pPr>
-              <w:pStyle w:val="Compact"/>
-              <w:jc w:val="right"/>
-            </w:pPr>
-            <w:r>
-              <w:t xml:space="preserve">39.144</w:t>
-            </w:r>
-          </w:p>
-        </w:tc>
-        <w:tc>
-          <w:tcPr/>
-          <w:p>
-            <w:pPr>
-              <w:pStyle w:val="Compact"/>
-              <w:jc w:val="right"/>
+            </w:pPr>
+            <w:r>
+              <w:t xml:space="preserve">0.048</w:t>
+            </w:r>
+          </w:p>
+        </w:tc>
+        <w:tc>
+          <w:tcPr/>
+          <w:p>
+            <w:pPr>
+              <w:pStyle w:val="Compact"/>
+            </w:pPr>
+            <w:r>
+              <w:t xml:space="preserve">38.067</w:t>
+            </w:r>
+          </w:p>
+        </w:tc>
+        <w:tc>
+          <w:tcPr/>
+          <w:p>
+            <w:pPr>
+              <w:pStyle w:val="Compact"/>
             </w:pPr>
             <w:r>
               <w:t xml:space="preserve">0.0006</w:t>
@@ -14051,7 +14004,6 @@
           <w:p>
             <w:pPr>
               <w:pStyle w:val="Compact"/>
-              <w:jc w:val="right"/>
             </w:pPr>
             <w:r>
               <w:t xml:space="preserve">0.000153</w:t>
@@ -14063,7 +14015,6 @@
           <w:p>
             <w:pPr>
               <w:pStyle w:val="Compact"/>
-              <w:jc w:val="right"/>
             </w:pPr>
             <w:r>
               <w:t xml:space="preserve">0.0002</w:t>
@@ -14075,7 +14026,6 @@
           <w:p>
             <w:pPr>
               <w:pStyle w:val="Compact"/>
-              <w:jc w:val="right"/>
             </w:pPr>
             <w:r>
               <w:t xml:space="preserve">0</w:t>
@@ -14087,19 +14037,17 @@
           <w:p>
             <w:pPr>
               <w:pStyle w:val="Compact"/>
-              <w:jc w:val="right"/>
-            </w:pPr>
-            <w:r>
-              <w:t xml:space="preserve">104976526</w:t>
-            </w:r>
-          </w:p>
-        </w:tc>
-        <w:tc>
-          <w:tcPr/>
-          <w:p>
-            <w:pPr>
-              <w:pStyle w:val="Compact"/>
-              <w:jc w:val="right"/>
+            </w:pPr>
+            <w:r>
+              <w:t xml:space="preserve">1.04977e+08</w:t>
+            </w:r>
+          </w:p>
+        </w:tc>
+        <w:tc>
+          <w:tcPr/>
+          <w:p>
+            <w:pPr>
+              <w:pStyle w:val="Compact"/>
             </w:pPr>
             <w:r>
               <w:t xml:space="preserve">16056</w:t>
@@ -14111,7 +14059,6 @@
           <w:p>
             <w:pPr>
               <w:pStyle w:val="Compact"/>
-              <w:jc w:val="right"/>
             </w:pPr>
             <w:r>
               <w:t xml:space="preserve">176616</w:t>
@@ -14123,7 +14070,6 @@
           <w:p>
             <w:pPr>
               <w:pStyle w:val="Compact"/>
-              <w:jc w:val="right"/>
             </w:pPr>
             <w:r>
               <w:t xml:space="preserve">16056</w:t>
@@ -14137,7 +14083,6 @@
           <w:p>
             <w:pPr>
               <w:pStyle w:val="Compact"/>
-              <w:jc w:val="left"/>
             </w:pPr>
             <w:r>
               <w:t xml:space="preserve">Chaco</w:t>
@@ -14149,7 +14094,6 @@
           <w:p>
             <w:pPr>
               <w:pStyle w:val="Compact"/>
-              <w:jc w:val="left"/>
             </w:pPr>
             <w:r>
               <w:t xml:space="preserve">propagacion</w:t>
@@ -14161,7 +14105,6 @@
           <w:p>
             <w:pPr>
               <w:pStyle w:val="Compact"/>
-              <w:jc w:val="left"/>
             </w:pPr>
             <w:r>
               <w:t xml:space="preserve">M2_propagacion_tactica</w:t>
@@ -14173,7 +14116,6 @@
           <w:p>
             <w:pPr>
               <w:pStyle w:val="Compact"/>
-              <w:jc w:val="right"/>
             </w:pPr>
             <w:r>
               <w:t xml:space="preserve">0.00155283</w:t>
@@ -14185,7 +14127,6 @@
           <w:p>
             <w:pPr>
               <w:pStyle w:val="Compact"/>
-              <w:jc w:val="right"/>
             </w:pPr>
             <w:r>
               <w:t xml:space="preserve">0.0909091</w:t>
@@ -14197,79 +14138,72 @@
           <w:p>
             <w:pPr>
               <w:pStyle w:val="Compact"/>
-              <w:jc w:val="right"/>
-            </w:pPr>
-            <w:r>
-              <w:t xml:space="preserve">0.025643</w:t>
-            </w:r>
-          </w:p>
-        </w:tc>
-        <w:tc>
-          <w:tcPr/>
-          <w:p>
-            <w:pPr>
-              <w:pStyle w:val="Compact"/>
-              <w:jc w:val="right"/>
-            </w:pPr>
-            <w:r>
-              <w:t xml:space="preserve">0.9048</w:t>
-            </w:r>
-          </w:p>
-        </w:tc>
-        <w:tc>
-          <w:tcPr/>
-          <w:p>
-            <w:pPr>
-              <w:pStyle w:val="Compact"/>
-              <w:jc w:val="right"/>
-            </w:pPr>
-            <w:r>
-              <w:t xml:space="preserve">0.1104</w:t>
-            </w:r>
-          </w:p>
-        </w:tc>
-        <w:tc>
-          <w:tcPr/>
-          <w:p>
-            <w:pPr>
-              <w:pStyle w:val="Compact"/>
-              <w:jc w:val="right"/>
-            </w:pPr>
-            <w:r>
-              <w:t xml:space="preserve">9.853</w:t>
-            </w:r>
-          </w:p>
-        </w:tc>
-        <w:tc>
-          <w:tcPr/>
-          <w:p>
-            <w:pPr>
-              <w:pStyle w:val="Compact"/>
-              <w:jc w:val="right"/>
-            </w:pPr>
-            <w:r>
-              <w:t xml:space="preserve">49.165</w:t>
-            </w:r>
-          </w:p>
-        </w:tc>
-        <w:tc>
-          <w:tcPr/>
-          <w:p>
-            <w:pPr>
-              <w:pStyle w:val="Compact"/>
-              <w:jc w:val="right"/>
-            </w:pPr>
-            <w:r>
-              <w:t xml:space="preserve">0.1173</w:t>
-            </w:r>
-          </w:p>
-        </w:tc>
-        <w:tc>
-          <w:tcPr/>
-          <w:p>
-            <w:pPr>
-              <w:pStyle w:val="Compact"/>
-              <w:jc w:val="right"/>
+            </w:pPr>
+            <w:r>
+              <w:t xml:space="preserve">0.026484</w:t>
+            </w:r>
+          </w:p>
+        </w:tc>
+        <w:tc>
+          <w:tcPr/>
+          <w:p>
+            <w:pPr>
+              <w:pStyle w:val="Compact"/>
+            </w:pPr>
+            <w:r>
+              <w:t xml:space="preserve">0.905</w:t>
+            </w:r>
+          </w:p>
+        </w:tc>
+        <w:tc>
+          <w:tcPr/>
+          <w:p>
+            <w:pPr>
+              <w:pStyle w:val="Compact"/>
+            </w:pPr>
+            <w:r>
+              <w:t xml:space="preserve">0.112</w:t>
+            </w:r>
+          </w:p>
+        </w:tc>
+        <w:tc>
+          <w:tcPr/>
+          <w:p>
+            <w:pPr>
+              <w:pStyle w:val="Compact"/>
+            </w:pPr>
+            <w:r>
+              <w:t xml:space="preserve">9.96</w:t>
+            </w:r>
+          </w:p>
+        </w:tc>
+        <w:tc>
+          <w:tcPr/>
+          <w:p>
+            <w:pPr>
+              <w:pStyle w:val="Compact"/>
+            </w:pPr>
+            <w:r>
+              <w:t xml:space="preserve">48.909</w:t>
+            </w:r>
+          </w:p>
+        </w:tc>
+        <w:tc>
+          <w:tcPr/>
+          <w:p>
+            <w:pPr>
+              <w:pStyle w:val="Compact"/>
+            </w:pPr>
+            <w:r>
+              <w:t xml:space="preserve">0.1185</w:t>
+            </w:r>
+          </w:p>
+        </w:tc>
+        <w:tc>
+          <w:tcPr/>
+          <w:p>
+            <w:pPr>
+              <w:pStyle w:val="Compact"/>
             </w:pPr>
             <w:r>
               <w:t xml:space="preserve">0.001455</w:t>
@@ -14281,19 +14215,17 @@
           <w:p>
             <w:pPr>
               <w:pStyle w:val="Compact"/>
-              <w:jc w:val="right"/>
-            </w:pPr>
-            <w:r>
-              <w:t xml:space="preserve">0.0615</w:t>
-            </w:r>
-          </w:p>
-        </w:tc>
-        <w:tc>
-          <w:tcPr/>
-          <w:p>
-            <w:pPr>
-              <w:pStyle w:val="Compact"/>
-              <w:jc w:val="right"/>
+            </w:pPr>
+            <w:r>
+              <w:t xml:space="preserve">0.0617</w:t>
+            </w:r>
+          </w:p>
+        </w:tc>
+        <w:tc>
+          <w:tcPr/>
+          <w:p>
+            <w:pPr>
+              <w:pStyle w:val="Compact"/>
             </w:pPr>
             <w:r>
               <w:t xml:space="preserve">0.0002</w:t>
@@ -14305,19 +14237,17 @@
           <w:p>
             <w:pPr>
               <w:pStyle w:val="Compact"/>
-              <w:jc w:val="right"/>
-            </w:pPr>
-            <w:r>
-              <w:t xml:space="preserve">33748163</w:t>
-            </w:r>
-          </w:p>
-        </w:tc>
-        <w:tc>
-          <w:tcPr/>
-          <w:p>
-            <w:pPr>
-              <w:pStyle w:val="Compact"/>
-              <w:jc w:val="right"/>
+            </w:pPr>
+            <w:r>
+              <w:t xml:space="preserve">3.37482e+07</w:t>
+            </w:r>
+          </w:p>
+        </w:tc>
+        <w:tc>
+          <w:tcPr/>
+          <w:p>
+            <w:pPr>
+              <w:pStyle w:val="Compact"/>
             </w:pPr>
             <w:r>
               <w:t xml:space="preserve">52405</w:t>
@@ -14329,7 +14259,6 @@
           <w:p>
             <w:pPr>
               <w:pStyle w:val="Compact"/>
-              <w:jc w:val="right"/>
             </w:pPr>
             <w:r>
               <w:t xml:space="preserve">576455</w:t>
@@ -14341,7 +14270,6 @@
           <w:p>
             <w:pPr>
               <w:pStyle w:val="Compact"/>
-              <w:jc w:val="right"/>
             </w:pPr>
             <w:r>
               <w:t xml:space="preserve">52405</w:t>
@@ -14355,7 +14283,6 @@
           <w:p>
             <w:pPr>
               <w:pStyle w:val="Compact"/>
-              <w:jc w:val="left"/>
             </w:pPr>
             <w:r>
               <w:t xml:space="preserve">Oriental</w:t>
@@ -14367,7 +14294,6 @@
           <w:p>
             <w:pPr>
               <w:pStyle w:val="Compact"/>
-              <w:jc w:val="left"/>
             </w:pPr>
             <w:r>
               <w:t xml:space="preserve">ignicion</w:t>
@@ -14379,7 +14305,6 @@
           <w:p>
             <w:pPr>
               <w:pStyle w:val="Compact"/>
-              <w:jc w:val="left"/>
             </w:pPr>
             <w:r>
               <w:t xml:space="preserve">M3_ignicion_hibrida</w:t>
@@ -14391,7 +14316,6 @@
           <w:p>
             <w:pPr>
               <w:pStyle w:val="Compact"/>
-              <w:jc w:val="right"/>
             </w:pPr>
             <w:r>
               <w:t xml:space="preserve">0.000414151</w:t>
@@ -14403,7 +14327,6 @@
           <w:p>
             <w:pPr>
               <w:pStyle w:val="Compact"/>
-              <w:jc w:val="right"/>
             </w:pPr>
             <w:r>
               <w:t xml:space="preserve">0.0909091</w:t>
@@ -14415,7 +14338,6 @@
           <w:p>
             <w:pPr>
               <w:pStyle w:val="Compact"/>
-              <w:jc w:val="right"/>
             </w:pPr>
             <w:r>
               <w:t xml:space="preserve">0.001074</w:t>
@@ -14427,7 +14349,6 @@
           <w:p>
             <w:pPr>
               <w:pStyle w:val="Compact"/>
-              <w:jc w:val="right"/>
             </w:pPr>
             <w:r>
               <w:t xml:space="preserve">0.7618</w:t>
@@ -14439,7 +14360,6 @@
           <w:p>
             <w:pPr>
               <w:pStyle w:val="Compact"/>
-              <w:jc w:val="right"/>
             </w:pPr>
             <w:r>
               <w:t xml:space="preserve">0.0017</w:t>
@@ -14451,7 +14371,6 @@
           <w:p>
             <w:pPr>
               <w:pStyle w:val="Compact"/>
-              <w:jc w:val="right"/>
             </w:pPr>
             <w:r>
               <w:t xml:space="preserve">0.206</w:t>
@@ -14463,7 +14382,6 @@
           <w:p>
             <w:pPr>
               <w:pStyle w:val="Compact"/>
-              <w:jc w:val="right"/>
             </w:pPr>
             <w:r>
               <w:t xml:space="preserve">22.777</w:t>
@@ -14475,7 +14393,6 @@
           <w:p>
             <w:pPr>
               <w:pStyle w:val="Compact"/>
-              <w:jc w:val="right"/>
             </w:pPr>
             <w:r>
               <w:t xml:space="preserve">0.0026</w:t>
@@ -14487,7 +14404,6 @@
           <w:p>
             <w:pPr>
               <w:pStyle w:val="Compact"/>
-              <w:jc w:val="right"/>
             </w:pPr>
             <w:r>
               <w:t xml:space="preserve">0.000414</w:t>
@@ -14499,7 +14415,6 @@
           <w:p>
             <w:pPr>
               <w:pStyle w:val="Compact"/>
-              <w:jc w:val="right"/>
             </w:pPr>
             <w:r>
               <w:t xml:space="preserve">0.0006</w:t>
@@ -14511,7 +14426,6 @@
           <w:p>
             <w:pPr>
               <w:pStyle w:val="Compact"/>
-              <w:jc w:val="right"/>
             </w:pPr>
             <w:r>
               <w:t xml:space="preserve">0.0001</w:t>
@@ -14523,19 +14437,17 @@
           <w:p>
             <w:pPr>
               <w:pStyle w:val="Compact"/>
-              <w:jc w:val="right"/>
-            </w:pPr>
-            <w:r>
-              <w:t xml:space="preserve">43887357</w:t>
-            </w:r>
-          </w:p>
-        </w:tc>
-        <w:tc>
-          <w:tcPr/>
-          <w:p>
-            <w:pPr>
-              <w:pStyle w:val="Compact"/>
-              <w:jc w:val="right"/>
+            </w:pPr>
+            <w:r>
+              <w:t xml:space="preserve">4.38874e+07</w:t>
+            </w:r>
+          </w:p>
+        </w:tc>
+        <w:tc>
+          <w:tcPr/>
+          <w:p>
+            <w:pPr>
+              <w:pStyle w:val="Compact"/>
             </w:pPr>
             <w:r>
               <w:t xml:space="preserve">18176</w:t>
@@ -14547,7 +14459,6 @@
           <w:p>
             <w:pPr>
               <w:pStyle w:val="Compact"/>
-              <w:jc w:val="right"/>
             </w:pPr>
             <w:r>
               <w:t xml:space="preserve">199936</w:t>
@@ -14559,7 +14470,6 @@
           <w:p>
             <w:pPr>
               <w:pStyle w:val="Compact"/>
-              <w:jc w:val="right"/>
             </w:pPr>
             <w:r>
               <w:t xml:space="preserve">18176</w:t>
@@ -14573,7 +14483,6 @@
           <w:p>
             <w:pPr>
               <w:pStyle w:val="Compact"/>
-              <w:jc w:val="left"/>
             </w:pPr>
             <w:r>
               <w:t xml:space="preserve">Oriental</w:t>
@@ -14585,7 +14494,6 @@
           <w:p>
             <w:pPr>
               <w:pStyle w:val="Compact"/>
-              <w:jc w:val="left"/>
             </w:pPr>
             <w:r>
               <w:t xml:space="preserve">ignicion</w:t>
@@ -14597,7 +14505,6 @@
           <w:p>
             <w:pPr>
               <w:pStyle w:val="Compact"/>
-              <w:jc w:val="left"/>
             </w:pPr>
             <w:r>
               <w:t xml:space="preserve">M2_ignicion_base</w:t>
@@ -14609,7 +14516,6 @@
           <w:p>
             <w:pPr>
               <w:pStyle w:val="Compact"/>
-              <w:jc w:val="right"/>
             </w:pPr>
             <w:r>
               <w:t xml:space="preserve">0.000414151</w:t>
@@ -14621,7 +14527,6 @@
           <w:p>
             <w:pPr>
               <w:pStyle w:val="Compact"/>
-              <w:jc w:val="right"/>
             </w:pPr>
             <w:r>
               <w:t xml:space="preserve">0.0909091</w:t>
@@ -14633,31 +14538,28 @@
           <w:p>
             <w:pPr>
               <w:pStyle w:val="Compact"/>
-              <w:jc w:val="right"/>
-            </w:pPr>
-            <w:r>
-              <w:t xml:space="preserve">0.000905</w:t>
-            </w:r>
-          </w:p>
-        </w:tc>
-        <w:tc>
-          <w:tcPr/>
-          <w:p>
-            <w:pPr>
-              <w:pStyle w:val="Compact"/>
-              <w:jc w:val="right"/>
-            </w:pPr>
-            <w:r>
-              <w:t xml:space="preserve">0.7505</w:t>
-            </w:r>
-          </w:p>
-        </w:tc>
-        <w:tc>
-          <w:tcPr/>
-          <w:p>
-            <w:pPr>
-              <w:pStyle w:val="Compact"/>
-              <w:jc w:val="right"/>
+            </w:pPr>
+            <w:r>
+              <w:t xml:space="preserve">0.000936</w:t>
+            </w:r>
+          </w:p>
+        </w:tc>
+        <w:tc>
+          <w:tcPr/>
+          <w:p>
+            <w:pPr>
+              <w:pStyle w:val="Compact"/>
+            </w:pPr>
+            <w:r>
+              <w:t xml:space="preserve">0.7507</w:t>
+            </w:r>
+          </w:p>
+        </w:tc>
+        <w:tc>
+          <w:tcPr/>
+          <w:p>
+            <w:pPr>
+              <w:pStyle w:val="Compact"/>
             </w:pPr>
             <w:r>
               <w:t xml:space="preserve">0.0014</w:t>
@@ -14669,31 +14571,28 @@
           <w:p>
             <w:pPr>
               <w:pStyle w:val="Compact"/>
-              <w:jc w:val="right"/>
-            </w:pPr>
-            <w:r>
-              <w:t xml:space="preserve">0.165</w:t>
-            </w:r>
-          </w:p>
-        </w:tc>
-        <w:tc>
-          <w:tcPr/>
-          <w:p>
-            <w:pPr>
-              <w:pStyle w:val="Compact"/>
-              <w:jc w:val="right"/>
-            </w:pPr>
-            <w:r>
-              <w:t xml:space="preserve">26.095</w:t>
-            </w:r>
-          </w:p>
-        </w:tc>
-        <w:tc>
-          <w:tcPr/>
-          <w:p>
-            <w:pPr>
-              <w:pStyle w:val="Compact"/>
-              <w:jc w:val="right"/>
+            </w:pPr>
+            <w:r>
+              <w:t xml:space="preserve">0.169</w:t>
+            </w:r>
+          </w:p>
+        </w:tc>
+        <w:tc>
+          <w:tcPr/>
+          <w:p>
+            <w:pPr>
+              <w:pStyle w:val="Compact"/>
+            </w:pPr>
+            <w:r>
+              <w:t xml:space="preserve">24.554</w:t>
+            </w:r>
+          </w:p>
+        </w:tc>
+        <w:tc>
+          <w:tcPr/>
+          <w:p>
+            <w:pPr>
+              <w:pStyle w:val="Compact"/>
             </w:pPr>
             <w:r>
               <w:t xml:space="preserve">0.0021</w:t>
@@ -14705,7 +14604,6 @@
           <w:p>
             <w:pPr>
               <w:pStyle w:val="Compact"/>
-              <w:jc w:val="right"/>
             </w:pPr>
             <w:r>
               <w:t xml:space="preserve">0.000414</w:t>
@@ -14717,7 +14615,6 @@
           <w:p>
             <w:pPr>
               <w:pStyle w:val="Compact"/>
-              <w:jc w:val="right"/>
             </w:pPr>
             <w:r>
               <w:t xml:space="preserve">0.0004</w:t>
@@ -14729,7 +14626,6 @@
           <w:p>
             <w:pPr>
               <w:pStyle w:val="Compact"/>
-              <w:jc w:val="right"/>
             </w:pPr>
             <w:r>
               <w:t xml:space="preserve">0</w:t>
@@ -14741,19 +14637,17 @@
           <w:p>
             <w:pPr>
               <w:pStyle w:val="Compact"/>
-              <w:jc w:val="right"/>
-            </w:pPr>
-            <w:r>
-              <w:t xml:space="preserve">43887357</w:t>
-            </w:r>
-          </w:p>
-        </w:tc>
-        <w:tc>
-          <w:tcPr/>
-          <w:p>
-            <w:pPr>
-              <w:pStyle w:val="Compact"/>
-              <w:jc w:val="right"/>
+            </w:pPr>
+            <w:r>
+              <w:t xml:space="preserve">4.38874e+07</w:t>
+            </w:r>
+          </w:p>
+        </w:tc>
+        <w:tc>
+          <w:tcPr/>
+          <w:p>
+            <w:pPr>
+              <w:pStyle w:val="Compact"/>
             </w:pPr>
             <w:r>
               <w:t xml:space="preserve">18176</w:t>
@@ -14765,7 +14659,6 @@
           <w:p>
             <w:pPr>
               <w:pStyle w:val="Compact"/>
-              <w:jc w:val="right"/>
             </w:pPr>
             <w:r>
               <w:t xml:space="preserve">199936</w:t>
@@ -14777,7 +14670,6 @@
           <w:p>
             <w:pPr>
               <w:pStyle w:val="Compact"/>
-              <w:jc w:val="right"/>
             </w:pPr>
             <w:r>
               <w:t xml:space="preserve">18176</w:t>
@@ -14791,7 +14683,6 @@
           <w:p>
             <w:pPr>
               <w:pStyle w:val="Compact"/>
-              <w:jc w:val="left"/>
             </w:pPr>
             <w:r>
               <w:t xml:space="preserve">Oriental</w:t>
@@ -14803,7 +14694,6 @@
           <w:p>
             <w:pPr>
               <w:pStyle w:val="Compact"/>
-              <w:jc w:val="left"/>
             </w:pPr>
             <w:r>
               <w:t xml:space="preserve">propagacion</w:t>
@@ -14815,7 +14705,6 @@
           <w:p>
             <w:pPr>
               <w:pStyle w:val="Compact"/>
-              <w:jc w:val="left"/>
             </w:pPr>
             <w:r>
               <w:t xml:space="preserve">M2_propagacion_tactica</w:t>
@@ -14827,7 +14716,6 @@
           <w:p>
             <w:pPr>
               <w:pStyle w:val="Compact"/>
-              <w:jc w:val="right"/>
             </w:pPr>
             <w:r>
               <w:t xml:space="preserve">0.00210202</w:t>
@@ -14839,7 +14727,6 @@
           <w:p>
             <w:pPr>
               <w:pStyle w:val="Compact"/>
-              <w:jc w:val="right"/>
             </w:pPr>
             <w:r>
               <w:t xml:space="preserve">0.0909091</w:t>
@@ -14851,19 +14738,17 @@
           <w:p>
             <w:pPr>
               <w:pStyle w:val="Compact"/>
-              <w:jc w:val="right"/>
-            </w:pPr>
-            <w:r>
-              <w:t xml:space="preserve">0.015164</w:t>
-            </w:r>
-          </w:p>
-        </w:tc>
-        <w:tc>
-          <w:tcPr/>
-          <w:p>
-            <w:pPr>
-              <w:pStyle w:val="Compact"/>
-              <w:jc w:val="right"/>
+            </w:pPr>
+            <w:r>
+              <w:t xml:space="preserve">0.016883</w:t>
+            </w:r>
+          </w:p>
+        </w:tc>
+        <w:tc>
+          <w:tcPr/>
+          <w:p>
+            <w:pPr>
+              <w:pStyle w:val="Compact"/>
             </w:pPr>
             <w:r>
               <w:t xml:space="preserve">0.7913</w:t>
@@ -14875,55 +14760,50 @@
           <w:p>
             <w:pPr>
               <w:pStyle w:val="Compact"/>
-              <w:jc w:val="right"/>
-            </w:pPr>
-            <w:r>
-              <w:t xml:space="preserve">0.0281</w:t>
-            </w:r>
-          </w:p>
-        </w:tc>
-        <w:tc>
-          <w:tcPr/>
-          <w:p>
-            <w:pPr>
-              <w:pStyle w:val="Compact"/>
-              <w:jc w:val="right"/>
-            </w:pPr>
-            <w:r>
-              <w:t xml:space="preserve">4.183</w:t>
-            </w:r>
-          </w:p>
-        </w:tc>
-        <w:tc>
-          <w:tcPr/>
-          <w:p>
-            <w:pPr>
-              <w:pStyle w:val="Compact"/>
-              <w:jc w:val="right"/>
-            </w:pPr>
-            <w:r>
-              <w:t xml:space="preserve">20.481</w:t>
-            </w:r>
-          </w:p>
-        </w:tc>
-        <w:tc>
-          <w:tcPr/>
-          <w:p>
-            <w:pPr>
-              <w:pStyle w:val="Compact"/>
-              <w:jc w:val="right"/>
-            </w:pPr>
-            <w:r>
-              <w:t xml:space="preserve">0.0497</w:t>
-            </w:r>
-          </w:p>
-        </w:tc>
-        <w:tc>
-          <w:tcPr/>
-          <w:p>
-            <w:pPr>
-              <w:pStyle w:val="Compact"/>
-              <w:jc w:val="right"/>
+            </w:pPr>
+            <w:r>
+              <w:t xml:space="preserve">0.028</w:t>
+            </w:r>
+          </w:p>
+        </w:tc>
+        <w:tc>
+          <w:tcPr/>
+          <w:p>
+            <w:pPr>
+              <w:pStyle w:val="Compact"/>
+            </w:pPr>
+            <w:r>
+              <w:t xml:space="preserve">4.493</w:t>
+            </w:r>
+          </w:p>
+        </w:tc>
+        <w:tc>
+          <w:tcPr/>
+          <w:p>
+            <w:pPr>
+              <w:pStyle w:val="Compact"/>
+            </w:pPr>
+            <w:r>
+              <w:t xml:space="preserve">19.611</w:t>
+            </w:r>
+          </w:p>
+        </w:tc>
+        <w:tc>
+          <w:tcPr/>
+          <w:p>
+            <w:pPr>
+              <w:pStyle w:val="Compact"/>
+            </w:pPr>
+            <w:r>
+              <w:t xml:space="preserve">0.0531</w:t>
+            </w:r>
+          </w:p>
+        </w:tc>
+        <w:tc>
+          <w:tcPr/>
+          <w:p>
+            <w:pPr>
+              <w:pStyle w:val="Compact"/>
             </w:pPr>
             <w:r>
               <w:t xml:space="preserve">0.002071</w:t>
@@ -14935,19 +14815,17 @@
           <w:p>
             <w:pPr>
               <w:pStyle w:val="Compact"/>
-              <w:jc w:val="right"/>
-            </w:pPr>
-            <w:r>
-              <w:t xml:space="preserve">0.0128</w:t>
-            </w:r>
-          </w:p>
-        </w:tc>
-        <w:tc>
-          <w:tcPr/>
-          <w:p>
-            <w:pPr>
-              <w:pStyle w:val="Compact"/>
-              <w:jc w:val="right"/>
+            </w:pPr>
+            <w:r>
+              <w:t xml:space="preserve">0.0129</w:t>
+            </w:r>
+          </w:p>
+        </w:tc>
+        <w:tc>
+          <w:tcPr/>
+          <w:p>
+            <w:pPr>
+              <w:pStyle w:val="Compact"/>
             </w:pPr>
             <w:r>
               <w:t xml:space="preserve">0.0003</w:t>
@@ -14959,19 +14837,17 @@
           <w:p>
             <w:pPr>
               <w:pStyle w:val="Compact"/>
-              <w:jc w:val="right"/>
-            </w:pPr>
-            <w:r>
-              <w:t xml:space="preserve">37235186</w:t>
-            </w:r>
-          </w:p>
-        </w:tc>
-        <w:tc>
-          <w:tcPr/>
-          <w:p>
-            <w:pPr>
-              <w:pStyle w:val="Compact"/>
-              <w:jc w:val="right"/>
+            </w:pPr>
+            <w:r>
+              <w:t xml:space="preserve">3.72352e+07</w:t>
+            </w:r>
+          </w:p>
+        </w:tc>
+        <w:tc>
+          <w:tcPr/>
+          <w:p>
+            <w:pPr>
+              <w:pStyle w:val="Compact"/>
             </w:pPr>
             <w:r>
               <w:t xml:space="preserve">78269</w:t>
@@ -14983,7 +14859,6 @@
           <w:p>
             <w:pPr>
               <w:pStyle w:val="Compact"/>
-              <w:jc w:val="right"/>
             </w:pPr>
             <w:r>
               <w:t xml:space="preserve">860959</w:t>
@@ -14995,7 +14870,6 @@
           <w:p>
             <w:pPr>
               <w:pStyle w:val="Compact"/>
-              <w:jc w:val="right"/>
             </w:pPr>
             <w:r>
               <w:t xml:space="preserve">78269</w:t>
@@ -15019,7 +14893,7 @@
         <w:pStyle w:val="TableCaption"/>
       </w:pPr>
       <w:r>
-        <w:t xml:space="preserve">Bootstrap pareado B=1000 sobre la muestra case-control del test D2.</w:t>
+        <w:t xml:space="preserve">Bootstrap pareado agrupado por fecha, B=1000, sobre la muestra case-control del test D2.</w:t>
       </w:r>
     </w:p>
     <w:tbl>
@@ -15028,7 +14902,7 @@
         <w:tblW w:type="pct" w:w="5000"/>
         <w:tblLayout w:type="fixed"/>
         <w:tblLook w:firstRow="1" w:lastRow="0" w:firstColumn="0" w:lastColumn="0" w:noHBand="0" w:noVBand="0" w:val="0020"/>
-        <w:tblCaption w:val="Bootstrap pareado B=1000 sobre la muestra case-control del test D2."/>
+        <w:tblCaption w:val="Bootstrap pareado agrupado por fecha, B=1000, sobre la muestra case-control del test D2."/>
       </w:tblPr>
       <w:tblGrid>
         <w:gridCol w:w="609"/>
@@ -15439,26 +15313,26 @@
         <w:tblCaption w:val="Validación espacial generada por scripts/20_validacion_espacial_bloques.py."/>
       </w:tblPr>
       <w:tblGrid>
-        <w:gridCol w:w="363"/>
-        <w:gridCol w:w="508"/>
-        <w:gridCol w:w="690"/>
-        <w:gridCol w:w="290"/>
-        <w:gridCol w:w="326"/>
-        <w:gridCol w:w="544"/>
-        <w:gridCol w:w="399"/>
-        <w:gridCol w:w="617"/>
-        <w:gridCol w:w="363"/>
-        <w:gridCol w:w="326"/>
-        <w:gridCol w:w="326"/>
-        <w:gridCol w:w="290"/>
-        <w:gridCol w:w="508"/>
-        <w:gridCol w:w="472"/>
-        <w:gridCol w:w="363"/>
-        <w:gridCol w:w="290"/>
-        <w:gridCol w:w="254"/>
-        <w:gridCol w:w="254"/>
-        <w:gridCol w:w="399"/>
-        <w:gridCol w:w="326"/>
+        <w:gridCol w:w="395"/>
+        <w:gridCol w:w="395"/>
+        <w:gridCol w:w="395"/>
+        <w:gridCol w:w="395"/>
+        <w:gridCol w:w="395"/>
+        <w:gridCol w:w="395"/>
+        <w:gridCol w:w="395"/>
+        <w:gridCol w:w="395"/>
+        <w:gridCol w:w="395"/>
+        <w:gridCol w:w="395"/>
+        <w:gridCol w:w="395"/>
+        <w:gridCol w:w="395"/>
+        <w:gridCol w:w="395"/>
+        <w:gridCol w:w="395"/>
+        <w:gridCol w:w="395"/>
+        <w:gridCol w:w="395"/>
+        <w:gridCol w:w="395"/>
+        <w:gridCol w:w="395"/>
+        <w:gridCol w:w="395"/>
+        <w:gridCol w:w="395"/>
       </w:tblGrid>
       <w:tr>
         <w:trPr>
@@ -15469,7 +15343,6 @@
           <w:p>
             <w:pPr>
               <w:pStyle w:val="Compact"/>
-              <w:jc w:val="left"/>
             </w:pPr>
             <w:r>
               <w:t xml:space="preserve">region</w:t>
@@ -15481,7 +15354,6 @@
           <w:p>
             <w:pPr>
               <w:pStyle w:val="Compact"/>
-              <w:jc w:val="left"/>
             </w:pPr>
             <w:r>
               <w:t xml:space="preserve">modelo</w:t>
@@ -15493,7 +15365,6 @@
           <w:p>
             <w:pPr>
               <w:pStyle w:val="Compact"/>
-              <w:jc w:val="left"/>
             </w:pPr>
             <w:r>
               <w:t xml:space="preserve">evaluacion</w:t>
@@ -15505,7 +15376,6 @@
           <w:p>
             <w:pPr>
               <w:pStyle w:val="Compact"/>
-              <w:jc w:val="right"/>
             </w:pPr>
             <w:r>
               <w:t xml:space="preserve">n</w:t>
@@ -15517,7 +15387,6 @@
           <w:p>
             <w:pPr>
               <w:pStyle w:val="Compact"/>
-              <w:jc w:val="right"/>
             </w:pPr>
             <w:r>
               <w:t xml:space="preserve">n_pos</w:t>
@@ -15529,7 +15398,6 @@
           <w:p>
             <w:pPr>
               <w:pStyle w:val="Compact"/>
-              <w:jc w:val="right"/>
             </w:pPr>
             <w:r>
               <w:t xml:space="preserve">prevalencia</w:t>
@@ -15541,7 +15409,6 @@
           <w:p>
             <w:pPr>
               <w:pStyle w:val="Compact"/>
-              <w:jc w:val="right"/>
             </w:pPr>
             <w:r>
               <w:t xml:space="preserve">roc_auc</w:t>
@@ -15553,7 +15420,6 @@
           <w:p>
             <w:pPr>
               <w:pStyle w:val="Compact"/>
-              <w:jc w:val="left"/>
             </w:pPr>
             <w:r>
               <w:t xml:space="preserve">roc_ci_95</w:t>
@@ -15565,7 +15431,6 @@
           <w:p>
             <w:pPr>
               <w:pStyle w:val="Compact"/>
-              <w:jc w:val="right"/>
             </w:pPr>
             <w:r>
               <w:t xml:space="preserve">pr_auc</w:t>
@@ -15577,7 +15442,6 @@
           <w:p>
             <w:pPr>
               <w:pStyle w:val="Compact"/>
-              <w:jc w:val="right"/>
             </w:pPr>
             <w:r>
               <w:t xml:space="preserve">brier</w:t>
@@ -15589,7 +15453,6 @@
           <w:p>
             <w:pPr>
               <w:pStyle w:val="Compact"/>
-              <w:jc w:val="right"/>
             </w:pPr>
             <w:r>
               <w:t xml:space="preserve">bss</w:t>
@@ -15601,7 +15464,6 @@
           <w:p>
             <w:pPr>
               <w:pStyle w:val="Compact"/>
-              <w:jc w:val="right"/>
             </w:pPr>
             <w:r>
               <w:t xml:space="preserve">ece</w:t>
@@ -15613,7 +15475,6 @@
           <w:p>
             <w:pPr>
               <w:pStyle w:val="Compact"/>
-              <w:jc w:val="right"/>
             </w:pPr>
             <w:r>
               <w:t xml:space="preserve">cutoff_f05</w:t>
@@ -15625,7 +15486,6 @@
           <w:p>
             <w:pPr>
               <w:pStyle w:val="Compact"/>
-              <w:jc w:val="right"/>
             </w:pPr>
             <w:r>
               <w:t xml:space="preserve">precision</w:t>
@@ -15637,7 +15497,6 @@
           <w:p>
             <w:pPr>
               <w:pStyle w:val="Compact"/>
-              <w:jc w:val="right"/>
             </w:pPr>
             <w:r>
               <w:t xml:space="preserve">recall</w:t>
@@ -15649,7 +15508,6 @@
           <w:p>
             <w:pPr>
               <w:pStyle w:val="Compact"/>
-              <w:jc w:val="right"/>
             </w:pPr>
             <w:r>
               <w:t xml:space="preserve">f05</w:t>
@@ -15661,7 +15519,6 @@
           <w:p>
             <w:pPr>
               <w:pStyle w:val="Compact"/>
-              <w:jc w:val="right"/>
             </w:pPr>
             <w:r>
               <w:t xml:space="preserve">fp</w:t>
@@ -15673,7 +15530,6 @@
           <w:p>
             <w:pPr>
               <w:pStyle w:val="Compact"/>
-              <w:jc w:val="right"/>
             </w:pPr>
             <w:r>
               <w:t xml:space="preserve">fn</w:t>
@@ -15685,7 +15541,6 @@
           <w:p>
             <w:pPr>
               <w:pStyle w:val="Compact"/>
-              <w:jc w:val="right"/>
             </w:pPr>
             <w:r>
               <w:t xml:space="preserve">n_train</w:t>
@@ -15697,7 +15552,6 @@
           <w:p>
             <w:pPr>
               <w:pStyle w:val="Compact"/>
-              <w:jc w:val="right"/>
             </w:pPr>
             <w:r>
               <w:t xml:space="preserve">n_val</w:t>
@@ -15711,7 +15565,6 @@
           <w:p>
             <w:pPr>
               <w:pStyle w:val="Compact"/>
-              <w:jc w:val="left"/>
             </w:pPr>
             <w:r>
               <w:t xml:space="preserve">Chaco</w:t>
@@ -15723,7 +15576,6 @@
           <w:p>
             <w:pPr>
               <w:pStyle w:val="Compact"/>
-              <w:jc w:val="left"/>
             </w:pPr>
             <w:r>
               <w:t xml:space="preserve">M1_biofisico</w:t>
@@ -15735,7 +15587,6 @@
           <w:p>
             <w:pPr>
               <w:pStyle w:val="Compact"/>
-              <w:jc w:val="left"/>
             </w:pPr>
             <w:r>
               <w:t xml:space="preserve">holdout_espacial</w:t>
@@ -15747,7 +15598,6 @@
           <w:p>
             <w:pPr>
               <w:pStyle w:val="Compact"/>
-              <w:jc w:val="right"/>
             </w:pPr>
             <w:r>
               <w:t xml:space="preserve">34219</w:t>
@@ -15759,7 +15609,6 @@
           <w:p>
             <w:pPr>
               <w:pStyle w:val="Compact"/>
-              <w:jc w:val="right"/>
             </w:pPr>
             <w:r>
               <w:t xml:space="preserve">3390</w:t>
@@ -15771,7 +15620,6 @@
           <w:p>
             <w:pPr>
               <w:pStyle w:val="Compact"/>
-              <w:jc w:val="right"/>
             </w:pPr>
             <w:r>
               <w:t xml:space="preserve">0.099068</w:t>
@@ -15783,43 +15631,39 @@
           <w:p>
             <w:pPr>
               <w:pStyle w:val="Compact"/>
-              <w:jc w:val="right"/>
-            </w:pPr>
-            <w:r>
-              <w:t xml:space="preserve">0.6346</w:t>
-            </w:r>
-          </w:p>
-        </w:tc>
-        <w:tc>
-          <w:tcPr/>
-          <w:p>
-            <w:pPr>
-              <w:pStyle w:val="Compact"/>
-              <w:jc w:val="left"/>
-            </w:pPr>
-            <w:r>
-              <w:t xml:space="preserve">[0.626 - 0.644]</w:t>
-            </w:r>
-          </w:p>
-        </w:tc>
-        <w:tc>
-          <w:tcPr/>
-          <w:p>
-            <w:pPr>
-              <w:pStyle w:val="Compact"/>
-              <w:jc w:val="right"/>
-            </w:pPr>
-            <w:r>
-              <w:t xml:space="preserve">0.1614</w:t>
-            </w:r>
-          </w:p>
-        </w:tc>
-        <w:tc>
-          <w:tcPr/>
-          <w:p>
-            <w:pPr>
-              <w:pStyle w:val="Compact"/>
-              <w:jc w:val="right"/>
+            </w:pPr>
+            <w:r>
+              <w:t xml:space="preserve">0.6338</w:t>
+            </w:r>
+          </w:p>
+        </w:tc>
+        <w:tc>
+          <w:tcPr/>
+          <w:p>
+            <w:pPr>
+              <w:pStyle w:val="Compact"/>
+            </w:pPr>
+            <w:r>
+              <w:t xml:space="preserve">[0.620 - 0.649]</w:t>
+            </w:r>
+          </w:p>
+        </w:tc>
+        <w:tc>
+          <w:tcPr/>
+          <w:p>
+            <w:pPr>
+              <w:pStyle w:val="Compact"/>
+            </w:pPr>
+            <w:r>
+              <w:t xml:space="preserve">0.1607</w:t>
+            </w:r>
+          </w:p>
+        </w:tc>
+        <w:tc>
+          <w:tcPr/>
+          <w:p>
+            <w:pPr>
+              <w:pStyle w:val="Compact"/>
             </w:pPr>
             <w:r>
               <w:t xml:space="preserve">0.0873</w:t>
@@ -15831,103 +15675,94 @@
           <w:p>
             <w:pPr>
               <w:pStyle w:val="Compact"/>
-              <w:jc w:val="right"/>
-            </w:pPr>
-            <w:r>
-              <w:t xml:space="preserve">0.0221</w:t>
-            </w:r>
-          </w:p>
-        </w:tc>
-        <w:tc>
-          <w:tcPr/>
-          <w:p>
-            <w:pPr>
-              <w:pStyle w:val="Compact"/>
-              <w:jc w:val="right"/>
-            </w:pPr>
-            <w:r>
-              <w:t xml:space="preserve">0.0032</w:t>
-            </w:r>
-          </w:p>
-        </w:tc>
-        <w:tc>
-          <w:tcPr/>
-          <w:p>
-            <w:pPr>
-              <w:pStyle w:val="Compact"/>
-              <w:jc w:val="right"/>
-            </w:pPr>
-            <w:r>
-              <w:t xml:space="preserve">0.13955</w:t>
-            </w:r>
-          </w:p>
-        </w:tc>
-        <w:tc>
-          <w:tcPr/>
-          <w:p>
-            <w:pPr>
-              <w:pStyle w:val="Compact"/>
-              <w:jc w:val="right"/>
-            </w:pPr>
-            <w:r>
-              <w:t xml:space="preserve">0.1619</w:t>
-            </w:r>
-          </w:p>
-        </w:tc>
-        <w:tc>
-          <w:tcPr/>
-          <w:p>
-            <w:pPr>
-              <w:pStyle w:val="Compact"/>
-              <w:jc w:val="right"/>
-            </w:pPr>
-            <w:r>
-              <w:t xml:space="preserve">0.2386</w:t>
-            </w:r>
-          </w:p>
-        </w:tc>
-        <w:tc>
-          <w:tcPr/>
-          <w:p>
-            <w:pPr>
-              <w:pStyle w:val="Compact"/>
-              <w:jc w:val="right"/>
-            </w:pPr>
-            <w:r>
-              <w:t xml:space="preserve">0.173</w:t>
-            </w:r>
-          </w:p>
-        </w:tc>
-        <w:tc>
-          <w:tcPr/>
-          <w:p>
-            <w:pPr>
-              <w:pStyle w:val="Compact"/>
-              <w:jc w:val="right"/>
-            </w:pPr>
-            <w:r>
-              <w:t xml:space="preserve">4189</w:t>
-            </w:r>
-          </w:p>
-        </w:tc>
-        <w:tc>
-          <w:tcPr/>
-          <w:p>
-            <w:pPr>
-              <w:pStyle w:val="Compact"/>
-              <w:jc w:val="right"/>
-            </w:pPr>
-            <w:r>
-              <w:t xml:space="preserve">2581</w:t>
-            </w:r>
-          </w:p>
-        </w:tc>
-        <w:tc>
-          <w:tcPr/>
-          <w:p>
-            <w:pPr>
-              <w:pStyle w:val="Compact"/>
-              <w:jc w:val="right"/>
+            </w:pPr>
+            <w:r>
+              <w:t xml:space="preserve">0.022</w:t>
+            </w:r>
+          </w:p>
+        </w:tc>
+        <w:tc>
+          <w:tcPr/>
+          <w:p>
+            <w:pPr>
+              <w:pStyle w:val="Compact"/>
+            </w:pPr>
+            <w:r>
+              <w:t xml:space="preserve">0.0035</w:t>
+            </w:r>
+          </w:p>
+        </w:tc>
+        <w:tc>
+          <w:tcPr/>
+          <w:p>
+            <w:pPr>
+              <w:pStyle w:val="Compact"/>
+            </w:pPr>
+            <w:r>
+              <w:t xml:space="preserve">0.1414</w:t>
+            </w:r>
+          </w:p>
+        </w:tc>
+        <w:tc>
+          <w:tcPr/>
+          <w:p>
+            <w:pPr>
+              <w:pStyle w:val="Compact"/>
+            </w:pPr>
+            <w:r>
+              <w:t xml:space="preserve">0.1936</w:t>
+            </w:r>
+          </w:p>
+        </w:tc>
+        <w:tc>
+          <w:tcPr/>
+          <w:p>
+            <w:pPr>
+              <w:pStyle w:val="Compact"/>
+            </w:pPr>
+            <w:r>
+              <w:t xml:space="preserve">0.1466</w:t>
+            </w:r>
+          </w:p>
+        </w:tc>
+        <w:tc>
+          <w:tcPr/>
+          <w:p>
+            <w:pPr>
+              <w:pStyle w:val="Compact"/>
+            </w:pPr>
+            <w:r>
+              <w:t xml:space="preserve">0.1819</w:t>
+            </w:r>
+          </w:p>
+        </w:tc>
+        <w:tc>
+          <w:tcPr/>
+          <w:p>
+            <w:pPr>
+              <w:pStyle w:val="Compact"/>
+            </w:pPr>
+            <w:r>
+              <w:t xml:space="preserve">2070</w:t>
+            </w:r>
+          </w:p>
+        </w:tc>
+        <w:tc>
+          <w:tcPr/>
+          <w:p>
+            <w:pPr>
+              <w:pStyle w:val="Compact"/>
+            </w:pPr>
+            <w:r>
+              <w:t xml:space="preserve">2893</w:t>
+            </w:r>
+          </w:p>
+        </w:tc>
+        <w:tc>
+          <w:tcPr/>
+          <w:p>
+            <w:pPr>
+              <w:pStyle w:val="Compact"/>
             </w:pPr>
             <w:r>
               <w:t xml:space="preserve">288674</w:t>
@@ -15939,7 +15774,6 @@
           <w:p>
             <w:pPr>
               <w:pStyle w:val="Compact"/>
-              <w:jc w:val="right"/>
             </w:pPr>
             <w:r>
               <w:t xml:space="preserve">78403</w:t>
@@ -15953,7 +15787,6 @@
           <w:p>
             <w:pPr>
               <w:pStyle w:val="Compact"/>
-              <w:jc w:val="left"/>
             </w:pPr>
             <w:r>
               <w:t xml:space="preserve">Chaco</w:t>
@@ -15965,7 +15798,6 @@
           <w:p>
             <w:pPr>
               <w:pStyle w:val="Compact"/>
-              <w:jc w:val="left"/>
             </w:pPr>
             <w:r>
               <w:t xml:space="preserve">M1_biofisico</w:t>
@@ -15977,7 +15809,6 @@
           <w:p>
             <w:pPr>
               <w:pStyle w:val="Compact"/>
-              <w:jc w:val="left"/>
             </w:pPr>
             <w:r>
               <w:t xml:space="preserve">heldin_referencia</w:t>
@@ -15989,7 +15820,6 @@
           <w:p>
             <w:pPr>
               <w:pStyle w:val="Compact"/>
-              <w:jc w:val="right"/>
             </w:pPr>
             <w:r>
               <w:t xml:space="preserve">142397</w:t>
@@ -16001,7 +15831,6 @@
           <w:p>
             <w:pPr>
               <w:pStyle w:val="Compact"/>
-              <w:jc w:val="right"/>
             </w:pPr>
             <w:r>
               <w:t xml:space="preserve">12666</w:t>
@@ -16013,7 +15842,6 @@
           <w:p>
             <w:pPr>
               <w:pStyle w:val="Compact"/>
-              <w:jc w:val="right"/>
             </w:pPr>
             <w:r>
               <w:t xml:space="preserve">0.088949</w:t>
@@ -16025,43 +15853,39 @@
           <w:p>
             <w:pPr>
               <w:pStyle w:val="Compact"/>
-              <w:jc w:val="right"/>
-            </w:pPr>
-            <w:r>
-              <w:t xml:space="preserve">0.6201</w:t>
-            </w:r>
-          </w:p>
-        </w:tc>
-        <w:tc>
-          <w:tcPr/>
-          <w:p>
-            <w:pPr>
-              <w:pStyle w:val="Compact"/>
-              <w:jc w:val="left"/>
-            </w:pPr>
-            <w:r>
-              <w:t xml:space="preserve">[0.615 - 0.625]</w:t>
-            </w:r>
-          </w:p>
-        </w:tc>
-        <w:tc>
-          <w:tcPr/>
-          <w:p>
-            <w:pPr>
-              <w:pStyle w:val="Compact"/>
-              <w:jc w:val="right"/>
-            </w:pPr>
-            <w:r>
-              <w:t xml:space="preserve">0.1456</w:t>
-            </w:r>
-          </w:p>
-        </w:tc>
-        <w:tc>
-          <w:tcPr/>
-          <w:p>
-            <w:pPr>
-              <w:pStyle w:val="Compact"/>
-              <w:jc w:val="right"/>
+            </w:pPr>
+            <w:r>
+              <w:t xml:space="preserve">0.6191</w:t>
+            </w:r>
+          </w:p>
+        </w:tc>
+        <w:tc>
+          <w:tcPr/>
+          <w:p>
+            <w:pPr>
+              <w:pStyle w:val="Compact"/>
+            </w:pPr>
+            <w:r>
+              <w:t xml:space="preserve">[0.612 - 0.627]</w:t>
+            </w:r>
+          </w:p>
+        </w:tc>
+        <w:tc>
+          <w:tcPr/>
+          <w:p>
+            <w:pPr>
+              <w:pStyle w:val="Compact"/>
+            </w:pPr>
+            <w:r>
+              <w:t xml:space="preserve">0.1451</w:t>
+            </w:r>
+          </w:p>
+        </w:tc>
+        <w:tc>
+          <w:tcPr/>
+          <w:p>
+            <w:pPr>
+              <w:pStyle w:val="Compact"/>
             </w:pPr>
             <w:r>
               <w:t xml:space="preserve">0.0796</w:t>
@@ -16073,7 +15897,6 @@
           <w:p>
             <w:pPr>
               <w:pStyle w:val="Compact"/>
-              <w:jc w:val="right"/>
             </w:pPr>
             <w:r>
               <w:t xml:space="preserve">0.0172</w:t>
@@ -16085,55 +15908,50 @@
           <w:p>
             <w:pPr>
               <w:pStyle w:val="Compact"/>
-              <w:jc w:val="right"/>
-            </w:pPr>
-            <w:r>
-              <w:t xml:space="preserve">0.0103</w:t>
-            </w:r>
-          </w:p>
-        </w:tc>
-        <w:tc>
-          <w:tcPr/>
-          <w:p>
-            <w:pPr>
-              <w:pStyle w:val="Compact"/>
-              <w:jc w:val="right"/>
-            </w:pPr>
-            <w:r>
-              <w:t xml:space="preserve">0.13955</w:t>
-            </w:r>
-          </w:p>
-        </w:tc>
-        <w:tc>
-          <w:tcPr/>
-          <w:p>
-            <w:pPr>
-              <w:pStyle w:val="Compact"/>
-              <w:jc w:val="right"/>
-            </w:pPr>
-            <w:r>
-              <w:t xml:space="preserve">0.1484</w:t>
-            </w:r>
-          </w:p>
-        </w:tc>
-        <w:tc>
-          <w:tcPr/>
-          <w:p>
-            <w:pPr>
-              <w:pStyle w:val="Compact"/>
-              <w:jc w:val="right"/>
-            </w:pPr>
-            <w:r>
-              <w:t xml:space="preserve">0.2214</w:t>
-            </w:r>
-          </w:p>
-        </w:tc>
-        <w:tc>
-          <w:tcPr/>
-          <w:p>
-            <w:pPr>
-              <w:pStyle w:val="Compact"/>
-              <w:jc w:val="right"/>
+            </w:pPr>
+            <w:r>
+              <w:t xml:space="preserve">0.0097</w:t>
+            </w:r>
+          </w:p>
+        </w:tc>
+        <w:tc>
+          <w:tcPr/>
+          <w:p>
+            <w:pPr>
+              <w:pStyle w:val="Compact"/>
+            </w:pPr>
+            <w:r>
+              <w:t xml:space="preserve">0.1414</w:t>
+            </w:r>
+          </w:p>
+        </w:tc>
+        <w:tc>
+          <w:tcPr/>
+          <w:p>
+            <w:pPr>
+              <w:pStyle w:val="Compact"/>
+            </w:pPr>
+            <w:r>
+              <w:t xml:space="preserve">0.1655</w:t>
+            </w:r>
+          </w:p>
+        </w:tc>
+        <w:tc>
+          <w:tcPr/>
+          <w:p>
+            <w:pPr>
+              <w:pStyle w:val="Compact"/>
+            </w:pPr>
+            <w:r>
+              <w:t xml:space="preserve">0.1366</w:t>
+            </w:r>
+          </w:p>
+        </w:tc>
+        <w:tc>
+          <w:tcPr/>
+          <w:p>
+            <w:pPr>
+              <w:pStyle w:val="Compact"/>
             </w:pPr>
             <w:r>
               <w:t xml:space="preserve">0.1588</w:t>
@@ -16145,31 +15963,28 @@
           <w:p>
             <w:pPr>
               <w:pStyle w:val="Compact"/>
-              <w:jc w:val="right"/>
-            </w:pPr>
-            <w:r>
-              <w:t xml:space="preserve">16096</w:t>
-            </w:r>
-          </w:p>
-        </w:tc>
-        <w:tc>
-          <w:tcPr/>
-          <w:p>
-            <w:pPr>
-              <w:pStyle w:val="Compact"/>
-              <w:jc w:val="right"/>
-            </w:pPr>
-            <w:r>
-              <w:t xml:space="preserve">9862</w:t>
-            </w:r>
-          </w:p>
-        </w:tc>
-        <w:tc>
-          <w:tcPr/>
-          <w:p>
-            <w:pPr>
-              <w:pStyle w:val="Compact"/>
-              <w:jc w:val="right"/>
+            </w:pPr>
+            <w:r>
+              <w:t xml:space="preserve">8723</w:t>
+            </w:r>
+          </w:p>
+        </w:tc>
+        <w:tc>
+          <w:tcPr/>
+          <w:p>
+            <w:pPr>
+              <w:pStyle w:val="Compact"/>
+            </w:pPr>
+            <w:r>
+              <w:t xml:space="preserve">10936</w:t>
+            </w:r>
+          </w:p>
+        </w:tc>
+        <w:tc>
+          <w:tcPr/>
+          <w:p>
+            <w:pPr>
+              <w:pStyle w:val="Compact"/>
             </w:pPr>
             <w:r>
               <w:t xml:space="preserve">288674</w:t>
@@ -16181,7 +15996,6 @@
           <w:p>
             <w:pPr>
               <w:pStyle w:val="Compact"/>
-              <w:jc w:val="right"/>
             </w:pPr>
             <w:r>
               <w:t xml:space="preserve">78403</w:t>
@@ -16195,7 +16009,6 @@
           <w:p>
             <w:pPr>
               <w:pStyle w:val="Compact"/>
-              <w:jc w:val="left"/>
             </w:pPr>
             <w:r>
               <w:t xml:space="preserve">Chaco</w:t>
@@ -16207,7 +16020,6 @@
           <w:p>
             <w:pPr>
               <w:pStyle w:val="Compact"/>
-              <w:jc w:val="left"/>
             </w:pPr>
             <w:r>
               <w:t xml:space="preserve">M2_base</w:t>
@@ -16219,7 +16031,6 @@
           <w:p>
             <w:pPr>
               <w:pStyle w:val="Compact"/>
-              <w:jc w:val="left"/>
             </w:pPr>
             <w:r>
               <w:t xml:space="preserve">holdout_espacial</w:t>
@@ -16231,7 +16042,6 @@
           <w:p>
             <w:pPr>
               <w:pStyle w:val="Compact"/>
-              <w:jc w:val="right"/>
             </w:pPr>
             <w:r>
               <w:t xml:space="preserve">34219</w:t>
@@ -16243,7 +16053,6 @@
           <w:p>
             <w:pPr>
               <w:pStyle w:val="Compact"/>
-              <w:jc w:val="right"/>
             </w:pPr>
             <w:r>
               <w:t xml:space="preserve">3390</w:t>
@@ -16255,7 +16064,6 @@
           <w:p>
             <w:pPr>
               <w:pStyle w:val="Compact"/>
-              <w:jc w:val="right"/>
             </w:pPr>
             <w:r>
               <w:t xml:space="preserve">0.099068</w:t>
@@ -16267,43 +16075,39 @@
           <w:p>
             <w:pPr>
               <w:pStyle w:val="Compact"/>
-              <w:jc w:val="right"/>
-            </w:pPr>
-            <w:r>
-              <w:t xml:space="preserve">0.6331</w:t>
-            </w:r>
-          </w:p>
-        </w:tc>
-        <w:tc>
-          <w:tcPr/>
-          <w:p>
-            <w:pPr>
-              <w:pStyle w:val="Compact"/>
-              <w:jc w:val="left"/>
-            </w:pPr>
-            <w:r>
-              <w:t xml:space="preserve">[0.625 - 0.642]</w:t>
-            </w:r>
-          </w:p>
-        </w:tc>
-        <w:tc>
-          <w:tcPr/>
-          <w:p>
-            <w:pPr>
-              <w:pStyle w:val="Compact"/>
-              <w:jc w:val="right"/>
-            </w:pPr>
-            <w:r>
-              <w:t xml:space="preserve">0.1427</w:t>
-            </w:r>
-          </w:p>
-        </w:tc>
-        <w:tc>
-          <w:tcPr/>
-          <w:p>
-            <w:pPr>
-              <w:pStyle w:val="Compact"/>
-              <w:jc w:val="right"/>
+            </w:pPr>
+            <w:r>
+              <w:t xml:space="preserve">0.6333</w:t>
+            </w:r>
+          </w:p>
+        </w:tc>
+        <w:tc>
+          <w:tcPr/>
+          <w:p>
+            <w:pPr>
+              <w:pStyle w:val="Compact"/>
+            </w:pPr>
+            <w:r>
+              <w:t xml:space="preserve">[0.619 - 0.647]</w:t>
+            </w:r>
+          </w:p>
+        </w:tc>
+        <w:tc>
+          <w:tcPr/>
+          <w:p>
+            <w:pPr>
+              <w:pStyle w:val="Compact"/>
+            </w:pPr>
+            <w:r>
+              <w:t xml:space="preserve">0.1426</w:t>
+            </w:r>
+          </w:p>
+        </w:tc>
+        <w:tc>
+          <w:tcPr/>
+          <w:p>
+            <w:pPr>
+              <w:pStyle w:val="Compact"/>
             </w:pPr>
             <w:r>
               <w:t xml:space="preserve">0.0921</w:t>
@@ -16315,43 +16119,39 @@
           <w:p>
             <w:pPr>
               <w:pStyle w:val="Compact"/>
-              <w:jc w:val="right"/>
-            </w:pPr>
-            <w:r>
-              <w:t xml:space="preserve">-0.0315</w:t>
-            </w:r>
-          </w:p>
-        </w:tc>
-        <w:tc>
-          <w:tcPr/>
-          <w:p>
-            <w:pPr>
-              <w:pStyle w:val="Compact"/>
-              <w:jc w:val="right"/>
-            </w:pPr>
-            <w:r>
-              <w:t xml:space="preserve">0.0631</w:t>
-            </w:r>
-          </w:p>
-        </w:tc>
-        <w:tc>
-          <w:tcPr/>
-          <w:p>
-            <w:pPr>
-              <w:pStyle w:val="Compact"/>
-              <w:jc w:val="right"/>
-            </w:pPr>
-            <w:r>
-              <w:t xml:space="preserve">0.17498</w:t>
-            </w:r>
-          </w:p>
-        </w:tc>
-        <w:tc>
-          <w:tcPr/>
-          <w:p>
-            <w:pPr>
-              <w:pStyle w:val="Compact"/>
-              <w:jc w:val="right"/>
+            </w:pPr>
+            <w:r>
+              <w:t xml:space="preserve">-0.0317</w:t>
+            </w:r>
+          </w:p>
+        </w:tc>
+        <w:tc>
+          <w:tcPr/>
+          <w:p>
+            <w:pPr>
+              <w:pStyle w:val="Compact"/>
+            </w:pPr>
+            <w:r>
+              <w:t xml:space="preserve">0.0633</w:t>
+            </w:r>
+          </w:p>
+        </w:tc>
+        <w:tc>
+          <w:tcPr/>
+          <w:p>
+            <w:pPr>
+              <w:pStyle w:val="Compact"/>
+            </w:pPr>
+            <w:r>
+              <w:t xml:space="preserve">0.23808</w:t>
+            </w:r>
+          </w:p>
+        </w:tc>
+        <w:tc>
+          <w:tcPr/>
+          <w:p>
+            <w:pPr>
+              <w:pStyle w:val="Compact"/>
             </w:pPr>
             <w:r>
               <w:t xml:space="preserve">0</w:t>
@@ -16363,7 +16163,6 @@
           <w:p>
             <w:pPr>
               <w:pStyle w:val="Compact"/>
-              <w:jc w:val="right"/>
             </w:pPr>
             <w:r>
               <w:t xml:space="preserve">0</w:t>
@@ -16375,7 +16174,6 @@
           <w:p>
             <w:pPr>
               <w:pStyle w:val="Compact"/>
-              <w:jc w:val="right"/>
             </w:pPr>
             <w:r>
               <w:t xml:space="preserve">0</w:t>
@@ -16387,19 +16185,17 @@
           <w:p>
             <w:pPr>
               <w:pStyle w:val="Compact"/>
-              <w:jc w:val="right"/>
-            </w:pPr>
-            <w:r>
-              <w:t xml:space="preserve">9</w:t>
-            </w:r>
-          </w:p>
-        </w:tc>
-        <w:tc>
-          <w:tcPr/>
-          <w:p>
-            <w:pPr>
-              <w:pStyle w:val="Compact"/>
-              <w:jc w:val="right"/>
+            </w:pPr>
+            <w:r>
+              <w:t xml:space="preserve">0</w:t>
+            </w:r>
+          </w:p>
+        </w:tc>
+        <w:tc>
+          <w:tcPr/>
+          <w:p>
+            <w:pPr>
+              <w:pStyle w:val="Compact"/>
             </w:pPr>
             <w:r>
               <w:t xml:space="preserve">3390</w:t>
@@ -16411,7 +16207,6 @@
           <w:p>
             <w:pPr>
               <w:pStyle w:val="Compact"/>
-              <w:jc w:val="right"/>
             </w:pPr>
             <w:r>
               <w:t xml:space="preserve">288674</w:t>
@@ -16423,7 +16218,6 @@
           <w:p>
             <w:pPr>
               <w:pStyle w:val="Compact"/>
-              <w:jc w:val="right"/>
             </w:pPr>
             <w:r>
               <w:t xml:space="preserve">78403</w:t>
@@ -16437,7 +16231,6 @@
           <w:p>
             <w:pPr>
               <w:pStyle w:val="Compact"/>
-              <w:jc w:val="left"/>
             </w:pPr>
             <w:r>
               <w:t xml:space="preserve">Chaco</w:t>
@@ -16449,7 +16242,6 @@
           <w:p>
             <w:pPr>
               <w:pStyle w:val="Compact"/>
-              <w:jc w:val="left"/>
             </w:pPr>
             <w:r>
               <w:t xml:space="preserve">M2_base</w:t>
@@ -16461,7 +16253,6 @@
           <w:p>
             <w:pPr>
               <w:pStyle w:val="Compact"/>
-              <w:jc w:val="left"/>
             </w:pPr>
             <w:r>
               <w:t xml:space="preserve">heldin_referencia</w:t>
@@ -16473,7 +16264,6 @@
           <w:p>
             <w:pPr>
               <w:pStyle w:val="Compact"/>
-              <w:jc w:val="right"/>
             </w:pPr>
             <w:r>
               <w:t xml:space="preserve">142397</w:t>
@@ -16485,7 +16275,6 @@
           <w:p>
             <w:pPr>
               <w:pStyle w:val="Compact"/>
-              <w:jc w:val="right"/>
             </w:pPr>
             <w:r>
               <w:t xml:space="preserve">12666</w:t>
@@ -16497,7 +16286,6 @@
           <w:p>
             <w:pPr>
               <w:pStyle w:val="Compact"/>
-              <w:jc w:val="right"/>
             </w:pPr>
             <w:r>
               <w:t xml:space="preserve">0.088949</w:t>
@@ -16509,43 +16297,39 @@
           <w:p>
             <w:pPr>
               <w:pStyle w:val="Compact"/>
-              <w:jc w:val="right"/>
-            </w:pPr>
-            <w:r>
-              <w:t xml:space="preserve">0.7825</w:t>
-            </w:r>
-          </w:p>
-        </w:tc>
-        <w:tc>
-          <w:tcPr/>
-          <w:p>
-            <w:pPr>
-              <w:pStyle w:val="Compact"/>
-              <w:jc w:val="left"/>
-            </w:pPr>
-            <w:r>
-              <w:t xml:space="preserve">[0.779 - 0.786]</w:t>
-            </w:r>
-          </w:p>
-        </w:tc>
-        <w:tc>
-          <w:tcPr/>
-          <w:p>
-            <w:pPr>
-              <w:pStyle w:val="Compact"/>
-              <w:jc w:val="right"/>
-            </w:pPr>
-            <w:r>
-              <w:t xml:space="preserve">0.2247</w:t>
-            </w:r>
-          </w:p>
-        </w:tc>
-        <w:tc>
-          <w:tcPr/>
-          <w:p>
-            <w:pPr>
-              <w:pStyle w:val="Compact"/>
-              <w:jc w:val="right"/>
+            </w:pPr>
+            <w:r>
+              <w:t xml:space="preserve">0.7824</w:t>
+            </w:r>
+          </w:p>
+        </w:tc>
+        <w:tc>
+          <w:tcPr/>
+          <w:p>
+            <w:pPr>
+              <w:pStyle w:val="Compact"/>
+            </w:pPr>
+            <w:r>
+              <w:t xml:space="preserve">[0.776 - 0.788]</w:t>
+            </w:r>
+          </w:p>
+        </w:tc>
+        <w:tc>
+          <w:tcPr/>
+          <w:p>
+            <w:pPr>
+              <w:pStyle w:val="Compact"/>
+            </w:pPr>
+            <w:r>
+              <w:t xml:space="preserve">0.2258</w:t>
+            </w:r>
+          </w:p>
+        </w:tc>
+        <w:tc>
+          <w:tcPr/>
+          <w:p>
+            <w:pPr>
+              <w:pStyle w:val="Compact"/>
             </w:pPr>
             <w:r>
               <w:t xml:space="preserve">0.0743</w:t>
@@ -16557,7 +16341,6 @@
           <w:p>
             <w:pPr>
               <w:pStyle w:val="Compact"/>
-              <w:jc w:val="right"/>
             </w:pPr>
             <w:r>
               <w:t xml:space="preserve">0.0834</w:t>
@@ -16569,91 +16352,83 @@
           <w:p>
             <w:pPr>
               <w:pStyle w:val="Compact"/>
-              <w:jc w:val="right"/>
-            </w:pPr>
-            <w:r>
-              <w:t xml:space="preserve">0.0109</w:t>
-            </w:r>
-          </w:p>
-        </w:tc>
-        <w:tc>
-          <w:tcPr/>
-          <w:p>
-            <w:pPr>
-              <w:pStyle w:val="Compact"/>
-              <w:jc w:val="right"/>
-            </w:pPr>
-            <w:r>
-              <w:t xml:space="preserve">0.17498</w:t>
-            </w:r>
-          </w:p>
-        </w:tc>
-        <w:tc>
-          <w:tcPr/>
-          <w:p>
-            <w:pPr>
-              <w:pStyle w:val="Compact"/>
-              <w:jc w:val="right"/>
-            </w:pPr>
-            <w:r>
-              <w:t xml:space="preserve">0.2403</w:t>
-            </w:r>
-          </w:p>
-        </w:tc>
-        <w:tc>
-          <w:tcPr/>
-          <w:p>
-            <w:pPr>
-              <w:pStyle w:val="Compact"/>
-              <w:jc w:val="right"/>
-            </w:pPr>
-            <w:r>
-              <w:t xml:space="preserve">0.379</w:t>
-            </w:r>
-          </w:p>
-        </w:tc>
-        <w:tc>
-          <w:tcPr/>
-          <w:p>
-            <w:pPr>
-              <w:pStyle w:val="Compact"/>
-              <w:jc w:val="right"/>
-            </w:pPr>
-            <w:r>
-              <w:t xml:space="preserve">0.2593</w:t>
-            </w:r>
-          </w:p>
-        </w:tc>
-        <w:tc>
-          <w:tcPr/>
-          <w:p>
-            <w:pPr>
-              <w:pStyle w:val="Compact"/>
-              <w:jc w:val="right"/>
-            </w:pPr>
-            <w:r>
-              <w:t xml:space="preserve">15180</w:t>
-            </w:r>
-          </w:p>
-        </w:tc>
-        <w:tc>
-          <w:tcPr/>
-          <w:p>
-            <w:pPr>
-              <w:pStyle w:val="Compact"/>
-              <w:jc w:val="right"/>
-            </w:pPr>
-            <w:r>
-              <w:t xml:space="preserve">7865</w:t>
-            </w:r>
-          </w:p>
-        </w:tc>
-        <w:tc>
-          <w:tcPr/>
-          <w:p>
-            <w:pPr>
-              <w:pStyle w:val="Compact"/>
-              <w:jc w:val="right"/>
+            </w:pPr>
+            <w:r>
+              <w:t xml:space="preserve">0.011</w:t>
+            </w:r>
+          </w:p>
+        </w:tc>
+        <w:tc>
+          <w:tcPr/>
+          <w:p>
+            <w:pPr>
+              <w:pStyle w:val="Compact"/>
+            </w:pPr>
+            <w:r>
+              <w:t xml:space="preserve">0.23808</w:t>
+            </w:r>
+          </w:p>
+        </w:tc>
+        <w:tc>
+          <w:tcPr/>
+          <w:p>
+            <w:pPr>
+              <w:pStyle w:val="Compact"/>
+            </w:pPr>
+            <w:r>
+              <w:t xml:space="preserve">0.2587</w:t>
+            </w:r>
+          </w:p>
+        </w:tc>
+        <w:tc>
+          <w:tcPr/>
+          <w:p>
+            <w:pPr>
+              <w:pStyle w:val="Compact"/>
+            </w:pPr>
+            <w:r>
+              <w:t xml:space="preserve">0.1866</w:t>
+            </w:r>
+          </w:p>
+        </w:tc>
+        <w:tc>
+          <w:tcPr/>
+          <w:p>
+            <w:pPr>
+              <w:pStyle w:val="Compact"/>
+            </w:pPr>
+            <w:r>
+              <w:t xml:space="preserve">0.2401</w:t>
+            </w:r>
+          </w:p>
+        </w:tc>
+        <w:tc>
+          <w:tcPr/>
+          <w:p>
+            <w:pPr>
+              <w:pStyle w:val="Compact"/>
+            </w:pPr>
+            <w:r>
+              <w:t xml:space="preserve">6775</w:t>
+            </w:r>
+          </w:p>
+        </w:tc>
+        <w:tc>
+          <w:tcPr/>
+          <w:p>
+            <w:pPr>
+              <w:pStyle w:val="Compact"/>
+            </w:pPr>
+            <w:r>
+              <w:t xml:space="preserve">10302</w:t>
+            </w:r>
+          </w:p>
+        </w:tc>
+        <w:tc>
+          <w:tcPr/>
+          <w:p>
+            <w:pPr>
+              <w:pStyle w:val="Compact"/>
             </w:pPr>
             <w:r>
               <w:t xml:space="preserve">288674</w:t>
@@ -16665,7 +16440,6 @@
           <w:p>
             <w:pPr>
               <w:pStyle w:val="Compact"/>
-              <w:jc w:val="right"/>
             </w:pPr>
             <w:r>
               <w:t xml:space="preserve">78403</w:t>
@@ -16679,7 +16453,6 @@
           <w:p>
             <w:pPr>
               <w:pStyle w:val="Compact"/>
-              <w:jc w:val="left"/>
             </w:pPr>
             <w:r>
               <w:t xml:space="preserve">Chaco</w:t>
@@ -16691,7 +16464,6 @@
           <w:p>
             <w:pPr>
               <w:pStyle w:val="Compact"/>
-              <w:jc w:val="left"/>
             </w:pPr>
             <w:r>
               <w:t xml:space="preserve">M3_hibrido</w:t>
@@ -16703,7 +16475,6 @@
           <w:p>
             <w:pPr>
               <w:pStyle w:val="Compact"/>
-              <w:jc w:val="left"/>
             </w:pPr>
             <w:r>
               <w:t xml:space="preserve">holdout_espacial</w:t>
@@ -16715,7 +16486,6 @@
           <w:p>
             <w:pPr>
               <w:pStyle w:val="Compact"/>
-              <w:jc w:val="right"/>
             </w:pPr>
             <w:r>
               <w:t xml:space="preserve">34219</w:t>
@@ -16727,7 +16497,6 @@
           <w:p>
             <w:pPr>
               <w:pStyle w:val="Compact"/>
-              <w:jc w:val="right"/>
             </w:pPr>
             <w:r>
               <w:t xml:space="preserve">3390</w:t>
@@ -16739,7 +16508,6 @@
           <w:p>
             <w:pPr>
               <w:pStyle w:val="Compact"/>
-              <w:jc w:val="right"/>
             </w:pPr>
             <w:r>
               <w:t xml:space="preserve">0.099068</w:t>
@@ -16751,43 +16519,39 @@
           <w:p>
             <w:pPr>
               <w:pStyle w:val="Compact"/>
-              <w:jc w:val="right"/>
-            </w:pPr>
-            <w:r>
-              <w:t xml:space="preserve">0.6246</w:t>
-            </w:r>
-          </w:p>
-        </w:tc>
-        <w:tc>
-          <w:tcPr/>
-          <w:p>
-            <w:pPr>
-              <w:pStyle w:val="Compact"/>
-              <w:jc w:val="left"/>
-            </w:pPr>
-            <w:r>
-              <w:t xml:space="preserve">[0.617 - 0.634]</w:t>
-            </w:r>
-          </w:p>
-        </w:tc>
-        <w:tc>
-          <w:tcPr/>
-          <w:p>
-            <w:pPr>
-              <w:pStyle w:val="Compact"/>
-              <w:jc w:val="right"/>
-            </w:pPr>
-            <w:r>
-              <w:t xml:space="preserve">0.1408</w:t>
-            </w:r>
-          </w:p>
-        </w:tc>
-        <w:tc>
-          <w:tcPr/>
-          <w:p>
-            <w:pPr>
-              <w:pStyle w:val="Compact"/>
-              <w:jc w:val="right"/>
+            </w:pPr>
+            <w:r>
+              <w:t xml:space="preserve">0.6243</w:t>
+            </w:r>
+          </w:p>
+        </w:tc>
+        <w:tc>
+          <w:tcPr/>
+          <w:p>
+            <w:pPr>
+              <w:pStyle w:val="Compact"/>
+            </w:pPr>
+            <w:r>
+              <w:t xml:space="preserve">[0.611 - 0.638]</w:t>
+            </w:r>
+          </w:p>
+        </w:tc>
+        <w:tc>
+          <w:tcPr/>
+          <w:p>
+            <w:pPr>
+              <w:pStyle w:val="Compact"/>
+            </w:pPr>
+            <w:r>
+              <w:t xml:space="preserve">0.141</w:t>
+            </w:r>
+          </w:p>
+        </w:tc>
+        <w:tc>
+          <w:tcPr/>
+          <w:p>
+            <w:pPr>
+              <w:pStyle w:val="Compact"/>
             </w:pPr>
             <w:r>
               <w:t xml:space="preserve">0.0922</w:t>
@@ -16799,103 +16563,94 @@
           <w:p>
             <w:pPr>
               <w:pStyle w:val="Compact"/>
-              <w:jc w:val="right"/>
-            </w:pPr>
-            <w:r>
-              <w:t xml:space="preserve">-0.0329</w:t>
-            </w:r>
-          </w:p>
-        </w:tc>
-        <w:tc>
-          <w:tcPr/>
-          <w:p>
-            <w:pPr>
-              <w:pStyle w:val="Compact"/>
-              <w:jc w:val="right"/>
-            </w:pPr>
-            <w:r>
-              <w:t xml:space="preserve">0.0635</w:t>
-            </w:r>
-          </w:p>
-        </w:tc>
-        <w:tc>
-          <w:tcPr/>
-          <w:p>
-            <w:pPr>
-              <w:pStyle w:val="Compact"/>
-              <w:jc w:val="right"/>
-            </w:pPr>
-            <w:r>
-              <w:t xml:space="preserve">0.23631</w:t>
-            </w:r>
-          </w:p>
-        </w:tc>
-        <w:tc>
-          <w:tcPr/>
-          <w:p>
-            <w:pPr>
-              <w:pStyle w:val="Compact"/>
-              <w:jc w:val="right"/>
-            </w:pPr>
-            <w:r>
-              <w:t xml:space="preserve">0.16</w:t>
-            </w:r>
-          </w:p>
-        </w:tc>
-        <w:tc>
-          <w:tcPr/>
-          <w:p>
-            <w:pPr>
-              <w:pStyle w:val="Compact"/>
-              <w:jc w:val="right"/>
-            </w:pPr>
-            <w:r>
-              <w:t xml:space="preserve">0.0012</w:t>
-            </w:r>
-          </w:p>
-        </w:tc>
-        <w:tc>
-          <w:tcPr/>
-          <w:p>
-            <w:pPr>
-              <w:pStyle w:val="Compact"/>
-              <w:jc w:val="right"/>
-            </w:pPr>
-            <w:r>
-              <w:t xml:space="preserve">0.0057</w:t>
-            </w:r>
-          </w:p>
-        </w:tc>
-        <w:tc>
-          <w:tcPr/>
-          <w:p>
-            <w:pPr>
-              <w:pStyle w:val="Compact"/>
-              <w:jc w:val="right"/>
-            </w:pPr>
-            <w:r>
-              <w:t xml:space="preserve">21</w:t>
-            </w:r>
-          </w:p>
-        </w:tc>
-        <w:tc>
-          <w:tcPr/>
-          <w:p>
-            <w:pPr>
-              <w:pStyle w:val="Compact"/>
-              <w:jc w:val="right"/>
-            </w:pPr>
-            <w:r>
-              <w:t xml:space="preserve">3386</w:t>
-            </w:r>
-          </w:p>
-        </w:tc>
-        <w:tc>
-          <w:tcPr/>
-          <w:p>
-            <w:pPr>
-              <w:pStyle w:val="Compact"/>
-              <w:jc w:val="right"/>
+            </w:pPr>
+            <w:r>
+              <w:t xml:space="preserve">-0.0327</w:t>
+            </w:r>
+          </w:p>
+        </w:tc>
+        <w:tc>
+          <w:tcPr/>
+          <w:p>
+            <w:pPr>
+              <w:pStyle w:val="Compact"/>
+            </w:pPr>
+            <w:r>
+              <w:t xml:space="preserve">0.0637</w:t>
+            </w:r>
+          </w:p>
+        </w:tc>
+        <w:tc>
+          <w:tcPr/>
+          <w:p>
+            <w:pPr>
+              <w:pStyle w:val="Compact"/>
+            </w:pPr>
+            <w:r>
+              <w:t xml:space="preserve">0.24372</w:t>
+            </w:r>
+          </w:p>
+        </w:tc>
+        <w:tc>
+          <w:tcPr/>
+          <w:p>
+            <w:pPr>
+              <w:pStyle w:val="Compact"/>
+            </w:pPr>
+            <w:r>
+              <w:t xml:space="preserve">0.1667</w:t>
+            </w:r>
+          </w:p>
+        </w:tc>
+        <w:tc>
+          <w:tcPr/>
+          <w:p>
+            <w:pPr>
+              <w:pStyle w:val="Compact"/>
+            </w:pPr>
+            <w:r>
+              <w:t xml:space="preserve">0.0006</w:t>
+            </w:r>
+          </w:p>
+        </w:tc>
+        <w:tc>
+          <w:tcPr/>
+          <w:p>
+            <w:pPr>
+              <w:pStyle w:val="Compact"/>
+            </w:pPr>
+            <w:r>
+              <w:t xml:space="preserve">0.0029</w:t>
+            </w:r>
+          </w:p>
+        </w:tc>
+        <w:tc>
+          <w:tcPr/>
+          <w:p>
+            <w:pPr>
+              <w:pStyle w:val="Compact"/>
+            </w:pPr>
+            <w:r>
+              <w:t xml:space="preserve">10</w:t>
+            </w:r>
+          </w:p>
+        </w:tc>
+        <w:tc>
+          <w:tcPr/>
+          <w:p>
+            <w:pPr>
+              <w:pStyle w:val="Compact"/>
+            </w:pPr>
+            <w:r>
+              <w:t xml:space="preserve">3388</w:t>
+            </w:r>
+          </w:p>
+        </w:tc>
+        <w:tc>
+          <w:tcPr/>
+          <w:p>
+            <w:pPr>
+              <w:pStyle w:val="Compact"/>
             </w:pPr>
             <w:r>
               <w:t xml:space="preserve">288674</w:t>
@@ -16907,7 +16662,6 @@
           <w:p>
             <w:pPr>
               <w:pStyle w:val="Compact"/>
-              <w:jc w:val="right"/>
             </w:pPr>
             <w:r>
               <w:t xml:space="preserve">78403</w:t>
@@ -16921,7 +16675,6 @@
           <w:p>
             <w:pPr>
               <w:pStyle w:val="Compact"/>
-              <w:jc w:val="left"/>
             </w:pPr>
             <w:r>
               <w:t xml:space="preserve">Chaco</w:t>
@@ -16933,7 +16686,6 @@
           <w:p>
             <w:pPr>
               <w:pStyle w:val="Compact"/>
-              <w:jc w:val="left"/>
             </w:pPr>
             <w:r>
               <w:t xml:space="preserve">M3_hibrido</w:t>
@@ -16945,7 +16697,6 @@
           <w:p>
             <w:pPr>
               <w:pStyle w:val="Compact"/>
-              <w:jc w:val="left"/>
             </w:pPr>
             <w:r>
               <w:t xml:space="preserve">heldin_referencia</w:t>
@@ -16957,7 +16708,6 @@
           <w:p>
             <w:pPr>
               <w:pStyle w:val="Compact"/>
-              <w:jc w:val="right"/>
             </w:pPr>
             <w:r>
               <w:t xml:space="preserve">142397</w:t>
@@ -16969,7 +16719,6 @@
           <w:p>
             <w:pPr>
               <w:pStyle w:val="Compact"/>
-              <w:jc w:val="right"/>
             </w:pPr>
             <w:r>
               <w:t xml:space="preserve">12666</w:t>
@@ -16981,7 +16730,6 @@
           <w:p>
             <w:pPr>
               <w:pStyle w:val="Compact"/>
-              <w:jc w:val="right"/>
             </w:pPr>
             <w:r>
               <w:t xml:space="preserve">0.088949</w:t>
@@ -16993,43 +16741,39 @@
           <w:p>
             <w:pPr>
               <w:pStyle w:val="Compact"/>
-              <w:jc w:val="right"/>
-            </w:pPr>
-            <w:r>
-              <w:t xml:space="preserve">0.7912</w:t>
-            </w:r>
-          </w:p>
-        </w:tc>
-        <w:tc>
-          <w:tcPr/>
-          <w:p>
-            <w:pPr>
-              <w:pStyle w:val="Compact"/>
-              <w:jc w:val="left"/>
-            </w:pPr>
-            <w:r>
-              <w:t xml:space="preserve">[0.787 - 0.795]</w:t>
-            </w:r>
-          </w:p>
-        </w:tc>
-        <w:tc>
-          <w:tcPr/>
-          <w:p>
-            <w:pPr>
-              <w:pStyle w:val="Compact"/>
-              <w:jc w:val="right"/>
-            </w:pPr>
-            <w:r>
-              <w:t xml:space="preserve">0.2489</w:t>
-            </w:r>
-          </w:p>
-        </w:tc>
-        <w:tc>
-          <w:tcPr/>
-          <w:p>
-            <w:pPr>
-              <w:pStyle w:val="Compact"/>
-              <w:jc w:val="right"/>
+            </w:pPr>
+            <w:r>
+              <w:t xml:space="preserve">0.7914</w:t>
+            </w:r>
+          </w:p>
+        </w:tc>
+        <w:tc>
+          <w:tcPr/>
+          <w:p>
+            <w:pPr>
+              <w:pStyle w:val="Compact"/>
+            </w:pPr>
+            <w:r>
+              <w:t xml:space="preserve">[0.785 - 0.797]</w:t>
+            </w:r>
+          </w:p>
+        </w:tc>
+        <w:tc>
+          <w:tcPr/>
+          <w:p>
+            <w:pPr>
+              <w:pStyle w:val="Compact"/>
+            </w:pPr>
+            <w:r>
+              <w:t xml:space="preserve">0.2499</w:t>
+            </w:r>
+          </w:p>
+        </w:tc>
+        <w:tc>
+          <w:tcPr/>
+          <w:p>
+            <w:pPr>
+              <w:pStyle w:val="Compact"/>
             </w:pPr>
             <w:r>
               <w:t xml:space="preserve">0.0733</w:t>
@@ -17041,103 +16785,94 @@
           <w:p>
             <w:pPr>
               <w:pStyle w:val="Compact"/>
-              <w:jc w:val="right"/>
-            </w:pPr>
-            <w:r>
-              <w:t xml:space="preserve">0.0949</w:t>
-            </w:r>
-          </w:p>
-        </w:tc>
-        <w:tc>
-          <w:tcPr/>
-          <w:p>
-            <w:pPr>
-              <w:pStyle w:val="Compact"/>
-              <w:jc w:val="right"/>
-            </w:pPr>
-            <w:r>
-              <w:t xml:space="preserve">0.0089</w:t>
-            </w:r>
-          </w:p>
-        </w:tc>
-        <w:tc>
-          <w:tcPr/>
-          <w:p>
-            <w:pPr>
-              <w:pStyle w:val="Compact"/>
-              <w:jc w:val="right"/>
-            </w:pPr>
-            <w:r>
-              <w:t xml:space="preserve">0.23631</w:t>
-            </w:r>
-          </w:p>
-        </w:tc>
-        <w:tc>
-          <w:tcPr/>
-          <w:p>
-            <w:pPr>
-              <w:pStyle w:val="Compact"/>
-              <w:jc w:val="right"/>
-            </w:pPr>
-            <w:r>
-              <w:t xml:space="preserve">0.2973</w:t>
-            </w:r>
-          </w:p>
-        </w:tc>
-        <w:tc>
-          <w:tcPr/>
-          <w:p>
-            <w:pPr>
-              <w:pStyle w:val="Compact"/>
-              <w:jc w:val="right"/>
-            </w:pPr>
-            <w:r>
-              <w:t xml:space="preserve">0.2401</w:t>
-            </w:r>
-          </w:p>
-        </w:tc>
-        <w:tc>
-          <w:tcPr/>
-          <w:p>
-            <w:pPr>
-              <w:pStyle w:val="Compact"/>
-              <w:jc w:val="right"/>
-            </w:pPr>
-            <w:r>
-              <w:t xml:space="preserve">0.2838</w:t>
-            </w:r>
-          </w:p>
-        </w:tc>
-        <w:tc>
-          <w:tcPr/>
-          <w:p>
-            <w:pPr>
-              <w:pStyle w:val="Compact"/>
-              <w:jc w:val="right"/>
-            </w:pPr>
-            <w:r>
-              <w:t xml:space="preserve">7187</w:t>
-            </w:r>
-          </w:p>
-        </w:tc>
-        <w:tc>
-          <w:tcPr/>
-          <w:p>
-            <w:pPr>
-              <w:pStyle w:val="Compact"/>
-              <w:jc w:val="right"/>
-            </w:pPr>
-            <w:r>
-              <w:t xml:space="preserve">9625</w:t>
-            </w:r>
-          </w:p>
-        </w:tc>
-        <w:tc>
-          <w:tcPr/>
-          <w:p>
-            <w:pPr>
-              <w:pStyle w:val="Compact"/>
-              <w:jc w:val="right"/>
+            </w:pPr>
+            <w:r>
+              <w:t xml:space="preserve">0.095</w:t>
+            </w:r>
+          </w:p>
+        </w:tc>
+        <w:tc>
+          <w:tcPr/>
+          <w:p>
+            <w:pPr>
+              <w:pStyle w:val="Compact"/>
+            </w:pPr>
+            <w:r>
+              <w:t xml:space="preserve">0.0088</w:t>
+            </w:r>
+          </w:p>
+        </w:tc>
+        <w:tc>
+          <w:tcPr/>
+          <w:p>
+            <w:pPr>
+              <w:pStyle w:val="Compact"/>
+            </w:pPr>
+            <w:r>
+              <w:t xml:space="preserve">0.24372</w:t>
+            </w:r>
+          </w:p>
+        </w:tc>
+        <w:tc>
+          <w:tcPr/>
+          <w:p>
+            <w:pPr>
+              <w:pStyle w:val="Compact"/>
+            </w:pPr>
+            <w:r>
+              <w:t xml:space="preserve">0.3001</w:t>
+            </w:r>
+          </w:p>
+        </w:tc>
+        <w:tc>
+          <w:tcPr/>
+          <w:p>
+            <w:pPr>
+              <w:pStyle w:val="Compact"/>
+            </w:pPr>
+            <w:r>
+              <w:t xml:space="preserve">0.2174</w:t>
+            </w:r>
+          </w:p>
+        </w:tc>
+        <w:tc>
+          <w:tcPr/>
+          <w:p>
+            <w:pPr>
+              <w:pStyle w:val="Compact"/>
+            </w:pPr>
+            <w:r>
+              <w:t xml:space="preserve">0.2789</w:t>
+            </w:r>
+          </w:p>
+        </w:tc>
+        <w:tc>
+          <w:tcPr/>
+          <w:p>
+            <w:pPr>
+              <w:pStyle w:val="Compact"/>
+            </w:pPr>
+            <w:r>
+              <w:t xml:space="preserve">6423</w:t>
+            </w:r>
+          </w:p>
+        </w:tc>
+        <w:tc>
+          <w:tcPr/>
+          <w:p>
+            <w:pPr>
+              <w:pStyle w:val="Compact"/>
+            </w:pPr>
+            <w:r>
+              <w:t xml:space="preserve">9912</w:t>
+            </w:r>
+          </w:p>
+        </w:tc>
+        <w:tc>
+          <w:tcPr/>
+          <w:p>
+            <w:pPr>
+              <w:pStyle w:val="Compact"/>
             </w:pPr>
             <w:r>
               <w:t xml:space="preserve">288674</w:t>
@@ -17149,7 +16884,6 @@
           <w:p>
             <w:pPr>
               <w:pStyle w:val="Compact"/>
-              <w:jc w:val="right"/>
             </w:pPr>
             <w:r>
               <w:t xml:space="preserve">78403</w:t>
@@ -17163,7 +16897,6 @@
           <w:p>
             <w:pPr>
               <w:pStyle w:val="Compact"/>
-              <w:jc w:val="left"/>
             </w:pPr>
             <w:r>
               <w:t xml:space="preserve">Oriental</w:t>
@@ -17175,7 +16908,6 @@
           <w:p>
             <w:pPr>
               <w:pStyle w:val="Compact"/>
-              <w:jc w:val="left"/>
             </w:pPr>
             <w:r>
               <w:t xml:space="preserve">M1_biofisico</w:t>
@@ -17187,7 +16919,6 @@
           <w:p>
             <w:pPr>
               <w:pStyle w:val="Compact"/>
-              <w:jc w:val="left"/>
             </w:pPr>
             <w:r>
               <w:t xml:space="preserve">holdout_espacial</w:t>
@@ -17199,7 +16930,6 @@
           <w:p>
             <w:pPr>
               <w:pStyle w:val="Compact"/>
-              <w:jc w:val="right"/>
             </w:pPr>
             <w:r>
               <w:t xml:space="preserve">58563</w:t>
@@ -17211,7 +16941,6 @@
           <w:p>
             <w:pPr>
               <w:pStyle w:val="Compact"/>
-              <w:jc w:val="right"/>
             </w:pPr>
             <w:r>
               <w:t xml:space="preserve">4389</w:t>
@@ -17223,7 +16952,6 @@
           <w:p>
             <w:pPr>
               <w:pStyle w:val="Compact"/>
-              <w:jc w:val="right"/>
             </w:pPr>
             <w:r>
               <w:t xml:space="preserve">0.074945</w:t>
@@ -17235,151 +16963,138 @@
           <w:p>
             <w:pPr>
               <w:pStyle w:val="Compact"/>
-              <w:jc w:val="right"/>
-            </w:pPr>
-            <w:r>
-              <w:t xml:space="preserve">0.6195</w:t>
-            </w:r>
-          </w:p>
-        </w:tc>
-        <w:tc>
-          <w:tcPr/>
-          <w:p>
-            <w:pPr>
-              <w:pStyle w:val="Compact"/>
-              <w:jc w:val="left"/>
-            </w:pPr>
-            <w:r>
-              <w:t xml:space="preserve">[0.611 - 0.628]</w:t>
-            </w:r>
-          </w:p>
-        </w:tc>
-        <w:tc>
-          <w:tcPr/>
-          <w:p>
-            <w:pPr>
-              <w:pStyle w:val="Compact"/>
-              <w:jc w:val="right"/>
-            </w:pPr>
-            <w:r>
-              <w:t xml:space="preserve">0.1106</w:t>
-            </w:r>
-          </w:p>
-        </w:tc>
-        <w:tc>
-          <w:tcPr/>
-          <w:p>
-            <w:pPr>
-              <w:pStyle w:val="Compact"/>
-              <w:jc w:val="right"/>
-            </w:pPr>
-            <w:r>
-              <w:t xml:space="preserve">0.0693</w:t>
-            </w:r>
-          </w:p>
-        </w:tc>
-        <w:tc>
-          <w:tcPr/>
-          <w:p>
-            <w:pPr>
-              <w:pStyle w:val="Compact"/>
-              <w:jc w:val="right"/>
-            </w:pPr>
-            <w:r>
-              <w:t xml:space="preserve">-0.0002</w:t>
-            </w:r>
-          </w:p>
-        </w:tc>
-        <w:tc>
-          <w:tcPr/>
-          <w:p>
-            <w:pPr>
-              <w:pStyle w:val="Compact"/>
-              <w:jc w:val="right"/>
-            </w:pPr>
-            <w:r>
-              <w:t xml:space="preserve">0.023</w:t>
-            </w:r>
-          </w:p>
-        </w:tc>
-        <w:tc>
-          <w:tcPr/>
-          <w:p>
-            <w:pPr>
-              <w:pStyle w:val="Compact"/>
-              <w:jc w:val="right"/>
-            </w:pPr>
-            <w:r>
-              <w:t xml:space="preserve">0.15675</w:t>
-            </w:r>
-          </w:p>
-        </w:tc>
-        <w:tc>
-          <w:tcPr/>
-          <w:p>
-            <w:pPr>
-              <w:pStyle w:val="Compact"/>
-              <w:jc w:val="right"/>
-            </w:pPr>
-            <w:r>
-              <w:t xml:space="preserve">0.1278</w:t>
-            </w:r>
-          </w:p>
-        </w:tc>
-        <w:tc>
-          <w:tcPr/>
-          <w:p>
-            <w:pPr>
-              <w:pStyle w:val="Compact"/>
-              <w:jc w:val="right"/>
-            </w:pPr>
-            <w:r>
-              <w:t xml:space="preserve">0.2098</w:t>
-            </w:r>
-          </w:p>
-        </w:tc>
-        <w:tc>
-          <w:tcPr/>
-          <w:p>
-            <w:pPr>
-              <w:pStyle w:val="Compact"/>
-              <w:jc w:val="right"/>
-            </w:pPr>
-            <w:r>
-              <w:t xml:space="preserve">0.1386</w:t>
-            </w:r>
-          </w:p>
-        </w:tc>
-        <w:tc>
-          <w:tcPr/>
-          <w:p>
-            <w:pPr>
-              <w:pStyle w:val="Compact"/>
-              <w:jc w:val="right"/>
-            </w:pPr>
-            <w:r>
-              <w:t xml:space="preserve">6286</w:t>
-            </w:r>
-          </w:p>
-        </w:tc>
-        <w:tc>
-          <w:tcPr/>
-          <w:p>
-            <w:pPr>
-              <w:pStyle w:val="Compact"/>
-              <w:jc w:val="right"/>
-            </w:pPr>
-            <w:r>
-              <w:t xml:space="preserve">3468</w:t>
-            </w:r>
-          </w:p>
-        </w:tc>
-        <w:tc>
-          <w:tcPr/>
-          <w:p>
-            <w:pPr>
-              <w:pStyle w:val="Compact"/>
-              <w:jc w:val="right"/>
+            </w:pPr>
+            <w:r>
+              <w:t xml:space="preserve">0.6176</w:t>
+            </w:r>
+          </w:p>
+        </w:tc>
+        <w:tc>
+          <w:tcPr/>
+          <w:p>
+            <w:pPr>
+              <w:pStyle w:val="Compact"/>
+            </w:pPr>
+            <w:r>
+              <w:t xml:space="preserve">[0.605 - 0.631]</w:t>
+            </w:r>
+          </w:p>
+        </w:tc>
+        <w:tc>
+          <w:tcPr/>
+          <w:p>
+            <w:pPr>
+              <w:pStyle w:val="Compact"/>
+            </w:pPr>
+            <w:r>
+              <w:t xml:space="preserve">0.1098</w:t>
+            </w:r>
+          </w:p>
+        </w:tc>
+        <w:tc>
+          <w:tcPr/>
+          <w:p>
+            <w:pPr>
+              <w:pStyle w:val="Compact"/>
+            </w:pPr>
+            <w:r>
+              <w:t xml:space="preserve">0.0694</w:t>
+            </w:r>
+          </w:p>
+        </w:tc>
+        <w:tc>
+          <w:tcPr/>
+          <w:p>
+            <w:pPr>
+              <w:pStyle w:val="Compact"/>
+            </w:pPr>
+            <w:r>
+              <w:t xml:space="preserve">-0.0008</w:t>
+            </w:r>
+          </w:p>
+        </w:tc>
+        <w:tc>
+          <w:tcPr/>
+          <w:p>
+            <w:pPr>
+              <w:pStyle w:val="Compact"/>
+            </w:pPr>
+            <w:r>
+              <w:t xml:space="preserve">0.0233</w:t>
+            </w:r>
+          </w:p>
+        </w:tc>
+        <w:tc>
+          <w:tcPr/>
+          <w:p>
+            <w:pPr>
+              <w:pStyle w:val="Compact"/>
+            </w:pPr>
+            <w:r>
+              <w:t xml:space="preserve">0.14846</w:t>
+            </w:r>
+          </w:p>
+        </w:tc>
+        <w:tc>
+          <w:tcPr/>
+          <w:p>
+            <w:pPr>
+              <w:pStyle w:val="Compact"/>
+            </w:pPr>
+            <w:r>
+              <w:t xml:space="preserve">0.1228</w:t>
+            </w:r>
+          </w:p>
+        </w:tc>
+        <w:tc>
+          <w:tcPr/>
+          <w:p>
+            <w:pPr>
+              <w:pStyle w:val="Compact"/>
+            </w:pPr>
+            <w:r>
+              <w:t xml:space="preserve">0.2593</w:t>
+            </w:r>
+          </w:p>
+        </w:tc>
+        <w:tc>
+          <w:tcPr/>
+          <w:p>
+            <w:pPr>
+              <w:pStyle w:val="Compact"/>
+            </w:pPr>
+            <w:r>
+              <w:t xml:space="preserve">0.1372</w:t>
+            </w:r>
+          </w:p>
+        </w:tc>
+        <w:tc>
+          <w:tcPr/>
+          <w:p>
+            <w:pPr>
+              <w:pStyle w:val="Compact"/>
+            </w:pPr>
+            <w:r>
+              <w:t xml:space="preserve">8131</w:t>
+            </w:r>
+          </w:p>
+        </w:tc>
+        <w:tc>
+          <w:tcPr/>
+          <w:p>
+            <w:pPr>
+              <w:pStyle w:val="Compact"/>
+            </w:pPr>
+            <w:r>
+              <w:t xml:space="preserve">3251</w:t>
+            </w:r>
+          </w:p>
+        </w:tc>
+        <w:tc>
+          <w:tcPr/>
+          <w:p>
+            <w:pPr>
+              <w:pStyle w:val="Compact"/>
             </w:pPr>
             <w:r>
               <w:t xml:space="preserve">176813</w:t>
@@ -17391,7 +17106,6 @@
           <w:p>
             <w:pPr>
               <w:pStyle w:val="Compact"/>
-              <w:jc w:val="right"/>
             </w:pPr>
             <w:r>
               <w:t xml:space="preserve">65021</w:t>
@@ -17405,7 +17119,6 @@
           <w:p>
             <w:pPr>
               <w:pStyle w:val="Compact"/>
-              <w:jc w:val="left"/>
             </w:pPr>
             <w:r>
               <w:t xml:space="preserve">Oriental</w:t>
@@ -17417,7 +17130,6 @@
           <w:p>
             <w:pPr>
               <w:pStyle w:val="Compact"/>
-              <w:jc w:val="left"/>
             </w:pPr>
             <w:r>
               <w:t xml:space="preserve">M1_biofisico</w:t>
@@ -17429,7 +17141,6 @@
           <w:p>
             <w:pPr>
               <w:pStyle w:val="Compact"/>
-              <w:jc w:val="left"/>
             </w:pPr>
             <w:r>
               <w:t xml:space="preserve">heldin_referencia</w:t>
@@ -17441,7 +17152,6 @@
           <w:p>
             <w:pPr>
               <w:pStyle w:val="Compact"/>
-              <w:jc w:val="right"/>
             </w:pPr>
             <w:r>
               <w:t xml:space="preserve">141373</w:t>
@@ -17453,7 +17163,6 @@
           <w:p>
             <w:pPr>
               <w:pStyle w:val="Compact"/>
-              <w:jc w:val="right"/>
             </w:pPr>
             <w:r>
               <w:t xml:space="preserve">13787</w:t>
@@ -17465,7 +17174,6 @@
           <w:p>
             <w:pPr>
               <w:pStyle w:val="Compact"/>
-              <w:jc w:val="right"/>
             </w:pPr>
             <w:r>
               <w:t xml:space="preserve">0.097522</w:t>
@@ -17477,43 +17185,39 @@
           <w:p>
             <w:pPr>
               <w:pStyle w:val="Compact"/>
-              <w:jc w:val="right"/>
-            </w:pPr>
-            <w:r>
-              <w:t xml:space="preserve">0.6334</w:t>
-            </w:r>
-          </w:p>
-        </w:tc>
-        <w:tc>
-          <w:tcPr/>
-          <w:p>
-            <w:pPr>
-              <w:pStyle w:val="Compact"/>
-              <w:jc w:val="left"/>
-            </w:pPr>
-            <w:r>
-              <w:t xml:space="preserve">[0.629 - 0.638]</w:t>
-            </w:r>
-          </w:p>
-        </w:tc>
-        <w:tc>
-          <w:tcPr/>
-          <w:p>
-            <w:pPr>
-              <w:pStyle w:val="Compact"/>
-              <w:jc w:val="right"/>
-            </w:pPr>
-            <w:r>
-              <w:t xml:space="preserve">0.1486</w:t>
-            </w:r>
-          </w:p>
-        </w:tc>
-        <w:tc>
-          <w:tcPr/>
-          <w:p>
-            <w:pPr>
-              <w:pStyle w:val="Compact"/>
-              <w:jc w:val="right"/>
+            </w:pPr>
+            <w:r>
+              <w:t xml:space="preserve">0.6335</w:t>
+            </w:r>
+          </w:p>
+        </w:tc>
+        <w:tc>
+          <w:tcPr/>
+          <w:p>
+            <w:pPr>
+              <w:pStyle w:val="Compact"/>
+            </w:pPr>
+            <w:r>
+              <w:t xml:space="preserve">[0.626 - 0.642]</w:t>
+            </w:r>
+          </w:p>
+        </w:tc>
+        <w:tc>
+          <w:tcPr/>
+          <w:p>
+            <w:pPr>
+              <w:pStyle w:val="Compact"/>
+            </w:pPr>
+            <w:r>
+              <w:t xml:space="preserve">0.1488</w:t>
+            </w:r>
+          </w:p>
+        </w:tc>
+        <w:tc>
+          <w:tcPr/>
+          <w:p>
+            <w:pPr>
+              <w:pStyle w:val="Compact"/>
             </w:pPr>
             <w:r>
               <w:t xml:space="preserve">0.0864</w:t>
@@ -17525,103 +17229,94 @@
           <w:p>
             <w:pPr>
               <w:pStyle w:val="Compact"/>
-              <w:jc w:val="right"/>
-            </w:pPr>
-            <w:r>
-              <w:t xml:space="preserve">0.0186</w:t>
-            </w:r>
-          </w:p>
-        </w:tc>
-        <w:tc>
-          <w:tcPr/>
-          <w:p>
-            <w:pPr>
-              <w:pStyle w:val="Compact"/>
-              <w:jc w:val="right"/>
-            </w:pPr>
-            <w:r>
-              <w:t xml:space="preserve">0.0048</w:t>
-            </w:r>
-          </w:p>
-        </w:tc>
-        <w:tc>
-          <w:tcPr/>
-          <w:p>
-            <w:pPr>
-              <w:pStyle w:val="Compact"/>
-              <w:jc w:val="right"/>
-            </w:pPr>
-            <w:r>
-              <w:t xml:space="preserve">0.15675</w:t>
-            </w:r>
-          </w:p>
-        </w:tc>
-        <w:tc>
-          <w:tcPr/>
-          <w:p>
-            <w:pPr>
-              <w:pStyle w:val="Compact"/>
-              <w:jc w:val="right"/>
-            </w:pPr>
-            <w:r>
-              <w:t xml:space="preserve">0.1681</w:t>
-            </w:r>
-          </w:p>
-        </w:tc>
-        <w:tc>
-          <w:tcPr/>
-          <w:p>
-            <w:pPr>
-              <w:pStyle w:val="Compact"/>
-              <w:jc w:val="right"/>
-            </w:pPr>
-            <w:r>
-              <w:t xml:space="preserve">0.2328</w:t>
-            </w:r>
-          </w:p>
-        </w:tc>
-        <w:tc>
-          <w:tcPr/>
-          <w:p>
-            <w:pPr>
-              <w:pStyle w:val="Compact"/>
-              <w:jc w:val="right"/>
-            </w:pPr>
-            <w:r>
-              <w:t xml:space="preserve">0.178</w:t>
-            </w:r>
-          </w:p>
-        </w:tc>
-        <w:tc>
-          <w:tcPr/>
-          <w:p>
-            <w:pPr>
-              <w:pStyle w:val="Compact"/>
-              <w:jc w:val="right"/>
-            </w:pPr>
-            <w:r>
-              <w:t xml:space="preserve">15885</w:t>
-            </w:r>
-          </w:p>
-        </w:tc>
-        <w:tc>
-          <w:tcPr/>
-          <w:p>
-            <w:pPr>
-              <w:pStyle w:val="Compact"/>
-              <w:jc w:val="right"/>
-            </w:pPr>
-            <w:r>
-              <w:t xml:space="preserve">10577</w:t>
-            </w:r>
-          </w:p>
-        </w:tc>
-        <w:tc>
-          <w:tcPr/>
-          <w:p>
-            <w:pPr>
-              <w:pStyle w:val="Compact"/>
-              <w:jc w:val="right"/>
+            </w:pPr>
+            <w:r>
+              <w:t xml:space="preserve">0.0187</w:t>
+            </w:r>
+          </w:p>
+        </w:tc>
+        <w:tc>
+          <w:tcPr/>
+          <w:p>
+            <w:pPr>
+              <w:pStyle w:val="Compact"/>
+            </w:pPr>
+            <w:r>
+              <w:t xml:space="preserve">0.0045</w:t>
+            </w:r>
+          </w:p>
+        </w:tc>
+        <w:tc>
+          <w:tcPr/>
+          <w:p>
+            <w:pPr>
+              <w:pStyle w:val="Compact"/>
+            </w:pPr>
+            <w:r>
+              <w:t xml:space="preserve">0.14846</w:t>
+            </w:r>
+          </w:p>
+        </w:tc>
+        <w:tc>
+          <w:tcPr/>
+          <w:p>
+            <w:pPr>
+              <w:pStyle w:val="Compact"/>
+            </w:pPr>
+            <w:r>
+              <w:t xml:space="preserve">0.1647</w:t>
+            </w:r>
+          </w:p>
+        </w:tc>
+        <w:tc>
+          <w:tcPr/>
+          <w:p>
+            <w:pPr>
+              <w:pStyle w:val="Compact"/>
+            </w:pPr>
+            <w:r>
+              <w:t xml:space="preserve">0.284</w:t>
+            </w:r>
+          </w:p>
+        </w:tc>
+        <w:tc>
+          <w:tcPr/>
+          <w:p>
+            <w:pPr>
+              <w:pStyle w:val="Compact"/>
+            </w:pPr>
+            <w:r>
+              <w:t xml:space="preserve">0.1798</w:t>
+            </w:r>
+          </w:p>
+        </w:tc>
+        <w:tc>
+          <w:tcPr/>
+          <w:p>
+            <w:pPr>
+              <w:pStyle w:val="Compact"/>
+            </w:pPr>
+            <w:r>
+              <w:t xml:space="preserve">19855</w:t>
+            </w:r>
+          </w:p>
+        </w:tc>
+        <w:tc>
+          <w:tcPr/>
+          <w:p>
+            <w:pPr>
+              <w:pStyle w:val="Compact"/>
+            </w:pPr>
+            <w:r>
+              <w:t xml:space="preserve">9871</w:t>
+            </w:r>
+          </w:p>
+        </w:tc>
+        <w:tc>
+          <w:tcPr/>
+          <w:p>
+            <w:pPr>
+              <w:pStyle w:val="Compact"/>
             </w:pPr>
             <w:r>
               <w:t xml:space="preserve">176813</w:t>
@@ -17633,7 +17328,6 @@
           <w:p>
             <w:pPr>
               <w:pStyle w:val="Compact"/>
-              <w:jc w:val="right"/>
             </w:pPr>
             <w:r>
               <w:t xml:space="preserve">65021</w:t>
@@ -17647,7 +17341,6 @@
           <w:p>
             <w:pPr>
               <w:pStyle w:val="Compact"/>
-              <w:jc w:val="left"/>
             </w:pPr>
             <w:r>
               <w:t xml:space="preserve">Oriental</w:t>
@@ -17659,7 +17352,6 @@
           <w:p>
             <w:pPr>
               <w:pStyle w:val="Compact"/>
-              <w:jc w:val="left"/>
             </w:pPr>
             <w:r>
               <w:t xml:space="preserve">M2_base</w:t>
@@ -17671,7 +17363,6 @@
           <w:p>
             <w:pPr>
               <w:pStyle w:val="Compact"/>
-              <w:jc w:val="left"/>
             </w:pPr>
             <w:r>
               <w:t xml:space="preserve">holdout_espacial</w:t>
@@ -17683,7 +17374,6 @@
           <w:p>
             <w:pPr>
               <w:pStyle w:val="Compact"/>
-              <w:jc w:val="right"/>
             </w:pPr>
             <w:r>
               <w:t xml:space="preserve">58563</w:t>
@@ -17695,7 +17385,6 @@
           <w:p>
             <w:pPr>
               <w:pStyle w:val="Compact"/>
-              <w:jc w:val="right"/>
             </w:pPr>
             <w:r>
               <w:t xml:space="preserve">4389</w:t>
@@ -17707,7 +17396,6 @@
           <w:p>
             <w:pPr>
               <w:pStyle w:val="Compact"/>
-              <w:jc w:val="right"/>
             </w:pPr>
             <w:r>
               <w:t xml:space="preserve">0.074945</w:t>
@@ -17719,91 +17407,83 @@
           <w:p>
             <w:pPr>
               <w:pStyle w:val="Compact"/>
-              <w:jc w:val="right"/>
-            </w:pPr>
-            <w:r>
-              <w:t xml:space="preserve">0.5999</w:t>
-            </w:r>
-          </w:p>
-        </w:tc>
-        <w:tc>
-          <w:tcPr/>
-          <w:p>
-            <w:pPr>
-              <w:pStyle w:val="Compact"/>
-              <w:jc w:val="left"/>
-            </w:pPr>
-            <w:r>
-              <w:t xml:space="preserve">[0.591 - 0.608]</w:t>
-            </w:r>
-          </w:p>
-        </w:tc>
-        <w:tc>
-          <w:tcPr/>
-          <w:p>
-            <w:pPr>
-              <w:pStyle w:val="Compact"/>
-              <w:jc w:val="right"/>
-            </w:pPr>
-            <w:r>
-              <w:t xml:space="preserve">0.1106</w:t>
-            </w:r>
-          </w:p>
-        </w:tc>
-        <w:tc>
-          <w:tcPr/>
-          <w:p>
-            <w:pPr>
-              <w:pStyle w:val="Compact"/>
-              <w:jc w:val="right"/>
-            </w:pPr>
-            <w:r>
-              <w:t xml:space="preserve">0.0707</w:t>
-            </w:r>
-          </w:p>
-        </w:tc>
-        <w:tc>
-          <w:tcPr/>
-          <w:p>
-            <w:pPr>
-              <w:pStyle w:val="Compact"/>
-              <w:jc w:val="right"/>
-            </w:pPr>
-            <w:r>
-              <w:t xml:space="preserve">-0.0195</w:t>
-            </w:r>
-          </w:p>
-        </w:tc>
-        <w:tc>
-          <w:tcPr/>
-          <w:p>
-            <w:pPr>
-              <w:pStyle w:val="Compact"/>
-              <w:jc w:val="right"/>
-            </w:pPr>
-            <w:r>
-              <w:t xml:space="preserve">0.0443</w:t>
-            </w:r>
-          </w:p>
-        </w:tc>
-        <w:tc>
-          <w:tcPr/>
-          <w:p>
-            <w:pPr>
-              <w:pStyle w:val="Compact"/>
-              <w:jc w:val="right"/>
-            </w:pPr>
-            <w:r>
-              <w:t xml:space="preserve">0.18189</w:t>
-            </w:r>
-          </w:p>
-        </w:tc>
-        <w:tc>
-          <w:tcPr/>
-          <w:p>
-            <w:pPr>
-              <w:pStyle w:val="Compact"/>
-              <w:jc w:val="right"/>
+            </w:pPr>
+            <w:r>
+              <w:t xml:space="preserve">0.601</w:t>
+            </w:r>
+          </w:p>
+        </w:tc>
+        <w:tc>
+          <w:tcPr/>
+          <w:p>
+            <w:pPr>
+              <w:pStyle w:val="Compact"/>
+            </w:pPr>
+            <w:r>
+              <w:t xml:space="preserve">[0.588 - 0.615]</w:t>
+            </w:r>
+          </w:p>
+        </w:tc>
+        <w:tc>
+          <w:tcPr/>
+          <w:p>
+            <w:pPr>
+              <w:pStyle w:val="Compact"/>
+            </w:pPr>
+            <w:r>
+              <w:t xml:space="preserve">0.1099</w:t>
+            </w:r>
+          </w:p>
+        </w:tc>
+        <w:tc>
+          <w:tcPr/>
+          <w:p>
+            <w:pPr>
+              <w:pStyle w:val="Compact"/>
+            </w:pPr>
+            <w:r>
+              <w:t xml:space="preserve">0.0708</w:t>
+            </w:r>
+          </w:p>
+        </w:tc>
+        <w:tc>
+          <w:tcPr/>
+          <w:p>
+            <w:pPr>
+              <w:pStyle w:val="Compact"/>
+            </w:pPr>
+            <w:r>
+              <w:t xml:space="preserve">-0.0205</w:t>
+            </w:r>
+          </w:p>
+        </w:tc>
+        <w:tc>
+          <w:tcPr/>
+          <w:p>
+            <w:pPr>
+              <w:pStyle w:val="Compact"/>
+            </w:pPr>
+            <w:r>
+              <w:t xml:space="preserve">0.0449</w:t>
+            </w:r>
+          </w:p>
+        </w:tc>
+        <w:tc>
+          <w:tcPr/>
+          <w:p>
+            <w:pPr>
+              <w:pStyle w:val="Compact"/>
+            </w:pPr>
+            <w:r>
+              <w:t xml:space="preserve">0.18273</w:t>
+            </w:r>
+          </w:p>
+        </w:tc>
+        <w:tc>
+          <w:tcPr/>
+          <w:p>
+            <w:pPr>
+              <w:pStyle w:val="Compact"/>
             </w:pPr>
             <w:r>
               <w:t xml:space="preserve">0</w:t>
@@ -17815,7 +17495,6 @@
           <w:p>
             <w:pPr>
               <w:pStyle w:val="Compact"/>
-              <w:jc w:val="right"/>
             </w:pPr>
             <w:r>
               <w:t xml:space="preserve">0</w:t>
@@ -17827,7 +17506,6 @@
           <w:p>
             <w:pPr>
               <w:pStyle w:val="Compact"/>
-              <w:jc w:val="right"/>
             </w:pPr>
             <w:r>
               <w:t xml:space="preserve">0</w:t>
@@ -17839,7 +17517,6 @@
           <w:p>
             <w:pPr>
               <w:pStyle w:val="Compact"/>
-              <w:jc w:val="right"/>
             </w:pPr>
             <w:r>
               <w:t xml:space="preserve">0</w:t>
@@ -17851,7 +17528,6 @@
           <w:p>
             <w:pPr>
               <w:pStyle w:val="Compact"/>
-              <w:jc w:val="right"/>
             </w:pPr>
             <w:r>
               <w:t xml:space="preserve">4389</w:t>
@@ -17863,7 +17539,6 @@
           <w:p>
             <w:pPr>
               <w:pStyle w:val="Compact"/>
-              <w:jc w:val="right"/>
             </w:pPr>
             <w:r>
               <w:t xml:space="preserve">176813</w:t>
@@ -17875,7 +17550,6 @@
           <w:p>
             <w:pPr>
               <w:pStyle w:val="Compact"/>
-              <w:jc w:val="right"/>
             </w:pPr>
             <w:r>
               <w:t xml:space="preserve">65021</w:t>
@@ -17889,7 +17563,6 @@
           <w:p>
             <w:pPr>
               <w:pStyle w:val="Compact"/>
-              <w:jc w:val="left"/>
             </w:pPr>
             <w:r>
               <w:t xml:space="preserve">Oriental</w:t>
@@ -17901,7 +17574,6 @@
           <w:p>
             <w:pPr>
               <w:pStyle w:val="Compact"/>
-              <w:jc w:val="left"/>
             </w:pPr>
             <w:r>
               <w:t xml:space="preserve">M2_base</w:t>
@@ -17913,7 +17585,6 @@
           <w:p>
             <w:pPr>
               <w:pStyle w:val="Compact"/>
-              <w:jc w:val="left"/>
             </w:pPr>
             <w:r>
               <w:t xml:space="preserve">heldin_referencia</w:t>
@@ -17925,7 +17596,6 @@
           <w:p>
             <w:pPr>
               <w:pStyle w:val="Compact"/>
-              <w:jc w:val="right"/>
             </w:pPr>
             <w:r>
               <w:t xml:space="preserve">141373</w:t>
@@ -17937,7 +17607,6 @@
           <w:p>
             <w:pPr>
               <w:pStyle w:val="Compact"/>
-              <w:jc w:val="right"/>
             </w:pPr>
             <w:r>
               <w:t xml:space="preserve">13787</w:t>
@@ -17949,7 +17618,6 @@
           <w:p>
             <w:pPr>
               <w:pStyle w:val="Compact"/>
-              <w:jc w:val="right"/>
             </w:pPr>
             <w:r>
               <w:t xml:space="preserve">0.097522</w:t>
@@ -17961,43 +17629,39 @@
           <w:p>
             <w:pPr>
               <w:pStyle w:val="Compact"/>
-              <w:jc w:val="right"/>
-            </w:pPr>
-            <w:r>
-              <w:t xml:space="preserve">0.7237</w:t>
-            </w:r>
-          </w:p>
-        </w:tc>
-        <w:tc>
-          <w:tcPr/>
-          <w:p>
-            <w:pPr>
-              <w:pStyle w:val="Compact"/>
-              <w:jc w:val="left"/>
-            </w:pPr>
-            <w:r>
-              <w:t xml:space="preserve">[0.719 - 0.728]</w:t>
-            </w:r>
-          </w:p>
-        </w:tc>
-        <w:tc>
-          <w:tcPr/>
-          <w:p>
-            <w:pPr>
-              <w:pStyle w:val="Compact"/>
-              <w:jc w:val="right"/>
-            </w:pPr>
-            <w:r>
-              <w:t xml:space="preserve">0.2079</w:t>
-            </w:r>
-          </w:p>
-        </w:tc>
-        <w:tc>
-          <w:tcPr/>
-          <w:p>
-            <w:pPr>
-              <w:pStyle w:val="Compact"/>
-              <w:jc w:val="right"/>
+            </w:pPr>
+            <w:r>
+              <w:t xml:space="preserve">0.7233</w:t>
+            </w:r>
+          </w:p>
+        </w:tc>
+        <w:tc>
+          <w:tcPr/>
+          <w:p>
+            <w:pPr>
+              <w:pStyle w:val="Compact"/>
+            </w:pPr>
+            <w:r>
+              <w:t xml:space="preserve">[0.717 - 0.730]</w:t>
+            </w:r>
+          </w:p>
+        </w:tc>
+        <w:tc>
+          <w:tcPr/>
+          <w:p>
+            <w:pPr>
+              <w:pStyle w:val="Compact"/>
+            </w:pPr>
+            <w:r>
+              <w:t xml:space="preserve">0.2073</w:t>
+            </w:r>
+          </w:p>
+        </w:tc>
+        <w:tc>
+          <w:tcPr/>
+          <w:p>
+            <w:pPr>
+              <w:pStyle w:val="Compact"/>
             </w:pPr>
             <w:r>
               <w:t xml:space="preserve">0.0831</w:t>
@@ -18009,103 +17673,94 @@
           <w:p>
             <w:pPr>
               <w:pStyle w:val="Compact"/>
-              <w:jc w:val="right"/>
-            </w:pPr>
-            <w:r>
-              <w:t xml:space="preserve">0.0562</w:t>
-            </w:r>
-          </w:p>
-        </w:tc>
-        <w:tc>
-          <w:tcPr/>
-          <w:p>
-            <w:pPr>
-              <w:pStyle w:val="Compact"/>
-              <w:jc w:val="right"/>
-            </w:pPr>
-            <w:r>
-              <w:t xml:space="preserve">0.0066</w:t>
-            </w:r>
-          </w:p>
-        </w:tc>
-        <w:tc>
-          <w:tcPr/>
-          <w:p>
-            <w:pPr>
-              <w:pStyle w:val="Compact"/>
-              <w:jc w:val="right"/>
-            </w:pPr>
-            <w:r>
-              <w:t xml:space="preserve">0.18189</w:t>
-            </w:r>
-          </w:p>
-        </w:tc>
-        <w:tc>
-          <w:tcPr/>
-          <w:p>
-            <w:pPr>
-              <w:pStyle w:val="Compact"/>
-              <w:jc w:val="right"/>
-            </w:pPr>
-            <w:r>
-              <w:t xml:space="preserve">0.2395</w:t>
-            </w:r>
-          </w:p>
-        </w:tc>
-        <w:tc>
-          <w:tcPr/>
-          <w:p>
-            <w:pPr>
-              <w:pStyle w:val="Compact"/>
-              <w:jc w:val="right"/>
-            </w:pPr>
-            <w:r>
-              <w:t xml:space="preserve">0.2308</w:t>
-            </w:r>
-          </w:p>
-        </w:tc>
-        <w:tc>
-          <w:tcPr/>
-          <w:p>
-            <w:pPr>
-              <w:pStyle w:val="Compact"/>
-              <w:jc w:val="right"/>
-            </w:pPr>
-            <w:r>
-              <w:t xml:space="preserve">0.2377</w:t>
-            </w:r>
-          </w:p>
-        </w:tc>
-        <w:tc>
-          <w:tcPr/>
-          <w:p>
-            <w:pPr>
-              <w:pStyle w:val="Compact"/>
-              <w:jc w:val="right"/>
-            </w:pPr>
-            <w:r>
-              <w:t xml:space="preserve">10102</w:t>
-            </w:r>
-          </w:p>
-        </w:tc>
-        <w:tc>
-          <w:tcPr/>
-          <w:p>
-            <w:pPr>
-              <w:pStyle w:val="Compact"/>
-              <w:jc w:val="right"/>
-            </w:pPr>
-            <w:r>
-              <w:t xml:space="preserve">10605</w:t>
-            </w:r>
-          </w:p>
-        </w:tc>
-        <w:tc>
-          <w:tcPr/>
-          <w:p>
-            <w:pPr>
-              <w:pStyle w:val="Compact"/>
-              <w:jc w:val="right"/>
+            </w:pPr>
+            <w:r>
+              <w:t xml:space="preserve">0.0561</w:t>
+            </w:r>
+          </w:p>
+        </w:tc>
+        <w:tc>
+          <w:tcPr/>
+          <w:p>
+            <w:pPr>
+              <w:pStyle w:val="Compact"/>
+            </w:pPr>
+            <w:r>
+              <w:t xml:space="preserve">0.0054</w:t>
+            </w:r>
+          </w:p>
+        </w:tc>
+        <w:tc>
+          <w:tcPr/>
+          <w:p>
+            <w:pPr>
+              <w:pStyle w:val="Compact"/>
+            </w:pPr>
+            <w:r>
+              <w:t xml:space="preserve">0.18273</w:t>
+            </w:r>
+          </w:p>
+        </w:tc>
+        <w:tc>
+          <w:tcPr/>
+          <w:p>
+            <w:pPr>
+              <w:pStyle w:val="Compact"/>
+            </w:pPr>
+            <w:r>
+              <w:t xml:space="preserve">0.2379</w:t>
+            </w:r>
+          </w:p>
+        </w:tc>
+        <w:tc>
+          <w:tcPr/>
+          <w:p>
+            <w:pPr>
+              <w:pStyle w:val="Compact"/>
+            </w:pPr>
+            <w:r>
+              <w:t xml:space="preserve">0.2354</w:t>
+            </w:r>
+          </w:p>
+        </w:tc>
+        <w:tc>
+          <w:tcPr/>
+          <w:p>
+            <w:pPr>
+              <w:pStyle w:val="Compact"/>
+            </w:pPr>
+            <w:r>
+              <w:t xml:space="preserve">0.2374</w:t>
+            </w:r>
+          </w:p>
+        </w:tc>
+        <w:tc>
+          <w:tcPr/>
+          <w:p>
+            <w:pPr>
+              <w:pStyle w:val="Compact"/>
+            </w:pPr>
+            <w:r>
+              <w:t xml:space="preserve">10395</w:t>
+            </w:r>
+          </w:p>
+        </w:tc>
+        <w:tc>
+          <w:tcPr/>
+          <w:p>
+            <w:pPr>
+              <w:pStyle w:val="Compact"/>
+            </w:pPr>
+            <w:r>
+              <w:t xml:space="preserve">10542</w:t>
+            </w:r>
+          </w:p>
+        </w:tc>
+        <w:tc>
+          <w:tcPr/>
+          <w:p>
+            <w:pPr>
+              <w:pStyle w:val="Compact"/>
             </w:pPr>
             <w:r>
               <w:t xml:space="preserve">176813</w:t>
@@ -18117,7 +17772,6 @@
           <w:p>
             <w:pPr>
               <w:pStyle w:val="Compact"/>
-              <w:jc w:val="right"/>
             </w:pPr>
             <w:r>
               <w:t xml:space="preserve">65021</w:t>
@@ -18131,7 +17785,6 @@
           <w:p>
             <w:pPr>
               <w:pStyle w:val="Compact"/>
-              <w:jc w:val="left"/>
             </w:pPr>
             <w:r>
               <w:t xml:space="preserve">Oriental</w:t>
@@ -18143,7 +17796,6 @@
           <w:p>
             <w:pPr>
               <w:pStyle w:val="Compact"/>
-              <w:jc w:val="left"/>
             </w:pPr>
             <w:r>
               <w:t xml:space="preserve">M3_hibrido</w:t>
@@ -18155,7 +17807,6 @@
           <w:p>
             <w:pPr>
               <w:pStyle w:val="Compact"/>
-              <w:jc w:val="left"/>
             </w:pPr>
             <w:r>
               <w:t xml:space="preserve">holdout_espacial</w:t>
@@ -18167,7 +17818,6 @@
           <w:p>
             <w:pPr>
               <w:pStyle w:val="Compact"/>
-              <w:jc w:val="right"/>
             </w:pPr>
             <w:r>
               <w:t xml:space="preserve">58563</w:t>
@@ -18179,7 +17829,6 @@
           <w:p>
             <w:pPr>
               <w:pStyle w:val="Compact"/>
-              <w:jc w:val="right"/>
             </w:pPr>
             <w:r>
               <w:t xml:space="preserve">4389</w:t>
@@ -18191,7 +17840,6 @@
           <w:p>
             <w:pPr>
               <w:pStyle w:val="Compact"/>
-              <w:jc w:val="right"/>
             </w:pPr>
             <w:r>
               <w:t xml:space="preserve">0.074945</w:t>
@@ -18203,43 +17851,39 @@
           <w:p>
             <w:pPr>
               <w:pStyle w:val="Compact"/>
-              <w:jc w:val="right"/>
-            </w:pPr>
-            <w:r>
-              <w:t xml:space="preserve">0.5721</w:t>
-            </w:r>
-          </w:p>
-        </w:tc>
-        <w:tc>
-          <w:tcPr/>
-          <w:p>
-            <w:pPr>
-              <w:pStyle w:val="Compact"/>
-              <w:jc w:val="left"/>
-            </w:pPr>
-            <w:r>
-              <w:t xml:space="preserve">[0.563 - 0.581]</w:t>
-            </w:r>
-          </w:p>
-        </w:tc>
-        <w:tc>
-          <w:tcPr/>
-          <w:p>
-            <w:pPr>
-              <w:pStyle w:val="Compact"/>
-              <w:jc w:val="right"/>
-            </w:pPr>
-            <w:r>
-              <w:t xml:space="preserve">0.0988</w:t>
-            </w:r>
-          </w:p>
-        </w:tc>
-        <w:tc>
-          <w:tcPr/>
-          <w:p>
-            <w:pPr>
-              <w:pStyle w:val="Compact"/>
-              <w:jc w:val="right"/>
+            </w:pPr>
+            <w:r>
+              <w:t xml:space="preserve">0.5754</w:t>
+            </w:r>
+          </w:p>
+        </w:tc>
+        <w:tc>
+          <w:tcPr/>
+          <w:p>
+            <w:pPr>
+              <w:pStyle w:val="Compact"/>
+            </w:pPr>
+            <w:r>
+              <w:t xml:space="preserve">[0.562 - 0.589]</w:t>
+            </w:r>
+          </w:p>
+        </w:tc>
+        <w:tc>
+          <w:tcPr/>
+          <w:p>
+            <w:pPr>
+              <w:pStyle w:val="Compact"/>
+            </w:pPr>
+            <w:r>
+              <w:t xml:space="preserve">0.0991</w:t>
+            </w:r>
+          </w:p>
+        </w:tc>
+        <w:tc>
+          <w:tcPr/>
+          <w:p>
+            <w:pPr>
+              <w:pStyle w:val="Compact"/>
             </w:pPr>
             <w:r>
               <w:t xml:space="preserve">0.0713</w:t>
@@ -18251,43 +17895,39 @@
           <w:p>
             <w:pPr>
               <w:pStyle w:val="Compact"/>
-              <w:jc w:val="right"/>
-            </w:pPr>
-            <w:r>
-              <w:t xml:space="preserve">-0.0279</w:t>
-            </w:r>
-          </w:p>
-        </w:tc>
-        <w:tc>
-          <w:tcPr/>
-          <w:p>
-            <w:pPr>
-              <w:pStyle w:val="Compact"/>
-              <w:jc w:val="right"/>
-            </w:pPr>
-            <w:r>
-              <w:t xml:space="preserve">0.0478</w:t>
-            </w:r>
-          </w:p>
-        </w:tc>
-        <w:tc>
-          <w:tcPr/>
-          <w:p>
-            <w:pPr>
-              <w:pStyle w:val="Compact"/>
-              <w:jc w:val="right"/>
-            </w:pPr>
-            <w:r>
-              <w:t xml:space="preserve">0.23068</w:t>
-            </w:r>
-          </w:p>
-        </w:tc>
-        <w:tc>
-          <w:tcPr/>
-          <w:p>
-            <w:pPr>
-              <w:pStyle w:val="Compact"/>
-              <w:jc w:val="right"/>
+            </w:pPr>
+            <w:r>
+              <w:t xml:space="preserve">-0.0289</w:t>
+            </w:r>
+          </w:p>
+        </w:tc>
+        <w:tc>
+          <w:tcPr/>
+          <w:p>
+            <w:pPr>
+              <w:pStyle w:val="Compact"/>
+            </w:pPr>
+            <w:r>
+              <w:t xml:space="preserve">0.0485</w:t>
+            </w:r>
+          </w:p>
+        </w:tc>
+        <w:tc>
+          <w:tcPr/>
+          <w:p>
+            <w:pPr>
+              <w:pStyle w:val="Compact"/>
+            </w:pPr>
+            <w:r>
+              <w:t xml:space="preserve">0.23439</w:t>
+            </w:r>
+          </w:p>
+        </w:tc>
+        <w:tc>
+          <w:tcPr/>
+          <w:p>
+            <w:pPr>
+              <w:pStyle w:val="Compact"/>
             </w:pPr>
             <w:r>
               <w:t xml:space="preserve">0</w:t>
@@ -18299,7 +17939,6 @@
           <w:p>
             <w:pPr>
               <w:pStyle w:val="Compact"/>
-              <w:jc w:val="right"/>
             </w:pPr>
             <w:r>
               <w:t xml:space="preserve">0</w:t>
@@ -18311,7 +17950,6 @@
           <w:p>
             <w:pPr>
               <w:pStyle w:val="Compact"/>
-              <w:jc w:val="right"/>
             </w:pPr>
             <w:r>
               <w:t xml:space="preserve">0</w:t>
@@ -18323,19 +17961,17 @@
           <w:p>
             <w:pPr>
               <w:pStyle w:val="Compact"/>
-              <w:jc w:val="right"/>
-            </w:pPr>
-            <w:r>
-              <w:t xml:space="preserve">2</w:t>
-            </w:r>
-          </w:p>
-        </w:tc>
-        <w:tc>
-          <w:tcPr/>
-          <w:p>
-            <w:pPr>
-              <w:pStyle w:val="Compact"/>
-              <w:jc w:val="right"/>
+            </w:pPr>
+            <w:r>
+              <w:t xml:space="preserve">0</w:t>
+            </w:r>
+          </w:p>
+        </w:tc>
+        <w:tc>
+          <w:tcPr/>
+          <w:p>
+            <w:pPr>
+              <w:pStyle w:val="Compact"/>
             </w:pPr>
             <w:r>
               <w:t xml:space="preserve">4389</w:t>
@@ -18347,7 +17983,6 @@
           <w:p>
             <w:pPr>
               <w:pStyle w:val="Compact"/>
-              <w:jc w:val="right"/>
             </w:pPr>
             <w:r>
               <w:t xml:space="preserve">176813</w:t>
@@ -18359,7 +17994,6 @@
           <w:p>
             <w:pPr>
               <w:pStyle w:val="Compact"/>
-              <w:jc w:val="right"/>
             </w:pPr>
             <w:r>
               <w:t xml:space="preserve">65021</w:t>
@@ -18373,7 +18007,6 @@
           <w:p>
             <w:pPr>
               <w:pStyle w:val="Compact"/>
-              <w:jc w:val="left"/>
             </w:pPr>
             <w:r>
               <w:t xml:space="preserve">Oriental</w:t>
@@ -18385,7 +18018,6 @@
           <w:p>
             <w:pPr>
               <w:pStyle w:val="Compact"/>
-              <w:jc w:val="left"/>
             </w:pPr>
             <w:r>
               <w:t xml:space="preserve">M3_hibrido</w:t>
@@ -18397,7 +18029,6 @@
           <w:p>
             <w:pPr>
               <w:pStyle w:val="Compact"/>
-              <w:jc w:val="left"/>
             </w:pPr>
             <w:r>
               <w:t xml:space="preserve">heldin_referencia</w:t>
@@ -18409,7 +18040,6 @@
           <w:p>
             <w:pPr>
               <w:pStyle w:val="Compact"/>
-              <w:jc w:val="right"/>
             </w:pPr>
             <w:r>
               <w:t xml:space="preserve">141373</w:t>
@@ -18421,7 +18051,6 @@
           <w:p>
             <w:pPr>
               <w:pStyle w:val="Compact"/>
-              <w:jc w:val="right"/>
             </w:pPr>
             <w:r>
               <w:t xml:space="preserve">13787</w:t>
@@ -18433,7 +18062,6 @@
           <w:p>
             <w:pPr>
               <w:pStyle w:val="Compact"/>
-              <w:jc w:val="right"/>
             </w:pPr>
             <w:r>
               <w:t xml:space="preserve">0.097522</w:t>
@@ -18445,43 +18073,39 @@
           <w:p>
             <w:pPr>
               <w:pStyle w:val="Compact"/>
-              <w:jc w:val="right"/>
-            </w:pPr>
-            <w:r>
-              <w:t xml:space="preserve">0.7338</w:t>
-            </w:r>
-          </w:p>
-        </w:tc>
-        <w:tc>
-          <w:tcPr/>
-          <w:p>
-            <w:pPr>
-              <w:pStyle w:val="Compact"/>
-              <w:jc w:val="left"/>
-            </w:pPr>
-            <w:r>
-              <w:t xml:space="preserve">[0.730 - 0.738]</w:t>
-            </w:r>
-          </w:p>
-        </w:tc>
-        <w:tc>
-          <w:tcPr/>
-          <w:p>
-            <w:pPr>
-              <w:pStyle w:val="Compact"/>
-              <w:jc w:val="right"/>
-            </w:pPr>
-            <w:r>
-              <w:t xml:space="preserve">0.231</w:t>
-            </w:r>
-          </w:p>
-        </w:tc>
-        <w:tc>
-          <w:tcPr/>
-          <w:p>
-            <w:pPr>
-              <w:pStyle w:val="Compact"/>
-              <w:jc w:val="right"/>
+            </w:pPr>
+            <w:r>
+              <w:t xml:space="preserve">0.7343</w:t>
+            </w:r>
+          </w:p>
+        </w:tc>
+        <w:tc>
+          <w:tcPr/>
+          <w:p>
+            <w:pPr>
+              <w:pStyle w:val="Compact"/>
+            </w:pPr>
+            <w:r>
+              <w:t xml:space="preserve">[0.727 - 0.741]</w:t>
+            </w:r>
+          </w:p>
+        </w:tc>
+        <w:tc>
+          <w:tcPr/>
+          <w:p>
+            <w:pPr>
+              <w:pStyle w:val="Compact"/>
+            </w:pPr>
+            <w:r>
+              <w:t xml:space="preserve">0.2313</w:t>
+            </w:r>
+          </w:p>
+        </w:tc>
+        <w:tc>
+          <w:tcPr/>
+          <w:p>
+            <w:pPr>
+              <w:pStyle w:val="Compact"/>
             </w:pPr>
             <w:r>
               <w:t xml:space="preserve">0.082</w:t>
@@ -18493,103 +18117,94 @@
           <w:p>
             <w:pPr>
               <w:pStyle w:val="Compact"/>
-              <w:jc w:val="right"/>
-            </w:pPr>
-            <w:r>
-              <w:t xml:space="preserve">0.068</w:t>
-            </w:r>
-          </w:p>
-        </w:tc>
-        <w:tc>
-          <w:tcPr/>
-          <w:p>
-            <w:pPr>
-              <w:pStyle w:val="Compact"/>
-              <w:jc w:val="right"/>
-            </w:pPr>
-            <w:r>
-              <w:t xml:space="preserve">0.0053</w:t>
-            </w:r>
-          </w:p>
-        </w:tc>
-        <w:tc>
-          <w:tcPr/>
-          <w:p>
-            <w:pPr>
-              <w:pStyle w:val="Compact"/>
-              <w:jc w:val="right"/>
-            </w:pPr>
-            <w:r>
-              <w:t xml:space="preserve">0.23068</w:t>
-            </w:r>
-          </w:p>
-        </w:tc>
-        <w:tc>
-          <w:tcPr/>
-          <w:p>
-            <w:pPr>
-              <w:pStyle w:val="Compact"/>
-              <w:jc w:val="right"/>
-            </w:pPr>
-            <w:r>
-              <w:t xml:space="preserve">0.3071</w:t>
-            </w:r>
-          </w:p>
-        </w:tc>
-        <w:tc>
-          <w:tcPr/>
-          <w:p>
-            <w:pPr>
-              <w:pStyle w:val="Compact"/>
-              <w:jc w:val="right"/>
-            </w:pPr>
-            <w:r>
-              <w:t xml:space="preserve">0.1673</w:t>
-            </w:r>
-          </w:p>
-        </w:tc>
-        <w:tc>
-          <w:tcPr/>
-          <w:p>
-            <w:pPr>
-              <w:pStyle w:val="Compact"/>
-              <w:jc w:val="right"/>
-            </w:pPr>
-            <w:r>
-              <w:t xml:space="preserve">0.2632</w:t>
-            </w:r>
-          </w:p>
-        </w:tc>
-        <w:tc>
-          <w:tcPr/>
-          <w:p>
-            <w:pPr>
-              <w:pStyle w:val="Compact"/>
-              <w:jc w:val="right"/>
-            </w:pPr>
-            <w:r>
-              <w:t xml:space="preserve">5204</w:t>
-            </w:r>
-          </w:p>
-        </w:tc>
-        <w:tc>
-          <w:tcPr/>
-          <w:p>
-            <w:pPr>
-              <w:pStyle w:val="Compact"/>
-              <w:jc w:val="right"/>
-            </w:pPr>
-            <w:r>
-              <w:t xml:space="preserve">11480</w:t>
-            </w:r>
-          </w:p>
-        </w:tc>
-        <w:tc>
-          <w:tcPr/>
-          <w:p>
-            <w:pPr>
-              <w:pStyle w:val="Compact"/>
-              <w:jc w:val="right"/>
+            </w:pPr>
+            <w:r>
+              <w:t xml:space="preserve">0.0682</w:t>
+            </w:r>
+          </w:p>
+        </w:tc>
+        <w:tc>
+          <w:tcPr/>
+          <w:p>
+            <w:pPr>
+              <w:pStyle w:val="Compact"/>
+            </w:pPr>
+            <w:r>
+              <w:t xml:space="preserve">0.0057</w:t>
+            </w:r>
+          </w:p>
+        </w:tc>
+        <w:tc>
+          <w:tcPr/>
+          <w:p>
+            <w:pPr>
+              <w:pStyle w:val="Compact"/>
+            </w:pPr>
+            <w:r>
+              <w:t xml:space="preserve">0.23439</w:t>
+            </w:r>
+          </w:p>
+        </w:tc>
+        <w:tc>
+          <w:tcPr/>
+          <w:p>
+            <w:pPr>
+              <w:pStyle w:val="Compact"/>
+            </w:pPr>
+            <w:r>
+              <w:t xml:space="preserve">0.3151</w:t>
+            </w:r>
+          </w:p>
+        </w:tc>
+        <w:tc>
+          <w:tcPr/>
+          <w:p>
+            <w:pPr>
+              <w:pStyle w:val="Compact"/>
+            </w:pPr>
+            <w:r>
+              <w:t xml:space="preserve">0.1643</w:t>
+            </w:r>
+          </w:p>
+        </w:tc>
+        <w:tc>
+          <w:tcPr/>
+          <w:p>
+            <w:pPr>
+              <w:pStyle w:val="Compact"/>
+            </w:pPr>
+            <w:r>
+              <w:t xml:space="preserve">0.2662</w:t>
+            </w:r>
+          </w:p>
+        </w:tc>
+        <w:tc>
+          <w:tcPr/>
+          <w:p>
+            <w:pPr>
+              <w:pStyle w:val="Compact"/>
+            </w:pPr>
+            <w:r>
+              <w:t xml:space="preserve">4924</w:t>
+            </w:r>
+          </w:p>
+        </w:tc>
+        <w:tc>
+          <w:tcPr/>
+          <w:p>
+            <w:pPr>
+              <w:pStyle w:val="Compact"/>
+            </w:pPr>
+            <w:r>
+              <w:t xml:space="preserve">11522</w:t>
+            </w:r>
+          </w:p>
+        </w:tc>
+        <w:tc>
+          <w:tcPr/>
+          <w:p>
+            <w:pPr>
+              <w:pStyle w:val="Compact"/>
             </w:pPr>
             <w:r>
               <w:t xml:space="preserve">176813</w:t>
@@ -18601,7 +18216,6 @@
           <w:p>
             <w:pPr>
               <w:pStyle w:val="Compact"/>
-              <w:jc w:val="right"/>
             </w:pPr>
             <w:r>
               <w:t xml:space="preserve">65021</w:t>
@@ -18637,21 +18251,21 @@
         <w:tblCaption w:val="Evaluación con clima de t-1 generada por scripts/21_evaluacion_lead_time.py."/>
       </w:tblPr>
       <w:tblGrid>
-        <w:gridCol w:w="531"/>
-        <w:gridCol w:w="903"/>
-        <w:gridCol w:w="425"/>
-        <w:gridCol w:w="478"/>
-        <w:gridCol w:w="584"/>
-        <w:gridCol w:w="531"/>
-        <w:gridCol w:w="478"/>
-        <w:gridCol w:w="425"/>
-        <w:gridCol w:w="425"/>
-        <w:gridCol w:w="744"/>
-        <w:gridCol w:w="691"/>
-        <w:gridCol w:w="531"/>
-        <w:gridCol w:w="425"/>
-        <w:gridCol w:w="372"/>
-        <w:gridCol w:w="372"/>
+        <w:gridCol w:w="528"/>
+        <w:gridCol w:w="528"/>
+        <w:gridCol w:w="528"/>
+        <w:gridCol w:w="528"/>
+        <w:gridCol w:w="528"/>
+        <w:gridCol w:w="528"/>
+        <w:gridCol w:w="528"/>
+        <w:gridCol w:w="528"/>
+        <w:gridCol w:w="528"/>
+        <w:gridCol w:w="528"/>
+        <w:gridCol w:w="528"/>
+        <w:gridCol w:w="528"/>
+        <w:gridCol w:w="528"/>
+        <w:gridCol w:w="528"/>
+        <w:gridCol w:w="528"/>
       </w:tblGrid>
       <w:tr>
         <w:trPr>
@@ -18662,7 +18276,6 @@
           <w:p>
             <w:pPr>
               <w:pStyle w:val="Compact"/>
-              <w:jc w:val="left"/>
             </w:pPr>
             <w:r>
               <w:t xml:space="preserve">region</w:t>
@@ -18674,7 +18287,6 @@
           <w:p>
             <w:pPr>
               <w:pStyle w:val="Compact"/>
-              <w:jc w:val="left"/>
             </w:pPr>
             <w:r>
               <w:t xml:space="preserve">modelo</w:t>
@@ -18686,7 +18298,6 @@
           <w:p>
             <w:pPr>
               <w:pStyle w:val="Compact"/>
-              <w:jc w:val="right"/>
             </w:pPr>
             <w:r>
               <w:t xml:space="preserve">n</w:t>
@@ -18698,7 +18309,6 @@
           <w:p>
             <w:pPr>
               <w:pStyle w:val="Compact"/>
-              <w:jc w:val="right"/>
             </w:pPr>
             <w:r>
               <w:t xml:space="preserve">n_pos</w:t>
@@ -18710,7 +18320,6 @@
           <w:p>
             <w:pPr>
               <w:pStyle w:val="Compact"/>
-              <w:jc w:val="right"/>
             </w:pPr>
             <w:r>
               <w:t xml:space="preserve">roc_auc</w:t>
@@ -18722,7 +18331,6 @@
           <w:p>
             <w:pPr>
               <w:pStyle w:val="Compact"/>
-              <w:jc w:val="right"/>
             </w:pPr>
             <w:r>
               <w:t xml:space="preserve">pr_auc</w:t>
@@ -18734,7 +18342,6 @@
           <w:p>
             <w:pPr>
               <w:pStyle w:val="Compact"/>
-              <w:jc w:val="right"/>
             </w:pPr>
             <w:r>
               <w:t xml:space="preserve">brier</w:t>
@@ -18746,7 +18353,6 @@
           <w:p>
             <w:pPr>
               <w:pStyle w:val="Compact"/>
-              <w:jc w:val="right"/>
             </w:pPr>
             <w:r>
               <w:t xml:space="preserve">bss</w:t>
@@ -18758,7 +18364,6 @@
           <w:p>
             <w:pPr>
               <w:pStyle w:val="Compact"/>
-              <w:jc w:val="right"/>
             </w:pPr>
             <w:r>
               <w:t xml:space="preserve">ece</w:t>
@@ -18770,7 +18375,6 @@
           <w:p>
             <w:pPr>
               <w:pStyle w:val="Compact"/>
-              <w:jc w:val="right"/>
             </w:pPr>
             <w:r>
               <w:t xml:space="preserve">cutoff_f05</w:t>
@@ -18782,7 +18386,6 @@
           <w:p>
             <w:pPr>
               <w:pStyle w:val="Compact"/>
-              <w:jc w:val="right"/>
             </w:pPr>
             <w:r>
               <w:t xml:space="preserve">precision</w:t>
@@ -18794,7 +18397,6 @@
           <w:p>
             <w:pPr>
               <w:pStyle w:val="Compact"/>
-              <w:jc w:val="right"/>
             </w:pPr>
             <w:r>
               <w:t xml:space="preserve">recall</w:t>
@@ -18806,7 +18408,6 @@
           <w:p>
             <w:pPr>
               <w:pStyle w:val="Compact"/>
-              <w:jc w:val="right"/>
             </w:pPr>
             <w:r>
               <w:t xml:space="preserve">f05</w:t>
@@ -18818,7 +18419,6 @@
           <w:p>
             <w:pPr>
               <w:pStyle w:val="Compact"/>
-              <w:jc w:val="right"/>
             </w:pPr>
             <w:r>
               <w:t xml:space="preserve">fp</w:t>
@@ -18830,7 +18430,6 @@
           <w:p>
             <w:pPr>
               <w:pStyle w:val="Compact"/>
-              <w:jc w:val="right"/>
             </w:pPr>
             <w:r>
               <w:t xml:space="preserve">fn</w:t>
@@ -18844,7 +18443,6 @@
           <w:p>
             <w:pPr>
               <w:pStyle w:val="Compact"/>
-              <w:jc w:val="left"/>
             </w:pPr>
             <w:r>
               <w:t xml:space="preserve">Chaco</w:t>
@@ -18856,7 +18454,6 @@
           <w:p>
             <w:pPr>
               <w:pStyle w:val="Compact"/>
-              <w:jc w:val="left"/>
             </w:pPr>
             <w:r>
               <w:t xml:space="preserve">M1_biofisico_t1</w:t>
@@ -18868,7 +18465,6 @@
           <w:p>
             <w:pPr>
               <w:pStyle w:val="Compact"/>
-              <w:jc w:val="right"/>
             </w:pPr>
             <w:r>
               <w:t xml:space="preserve">176616</w:t>
@@ -18880,7 +18476,6 @@
           <w:p>
             <w:pPr>
               <w:pStyle w:val="Compact"/>
-              <w:jc w:val="right"/>
             </w:pPr>
             <w:r>
               <w:t xml:space="preserve">16056</w:t>
@@ -18892,31 +18487,28 @@
           <w:p>
             <w:pPr>
               <w:pStyle w:val="Compact"/>
-              <w:jc w:val="right"/>
-            </w:pPr>
-            <w:r>
-              <w:t xml:space="preserve">0.6221</w:t>
-            </w:r>
-          </w:p>
-        </w:tc>
-        <w:tc>
-          <w:tcPr/>
-          <w:p>
-            <w:pPr>
-              <w:pStyle w:val="Compact"/>
-              <w:jc w:val="right"/>
-            </w:pPr>
-            <w:r>
-              <w:t xml:space="preserve">0.1475</w:t>
-            </w:r>
-          </w:p>
-        </w:tc>
-        <w:tc>
-          <w:tcPr/>
-          <w:p>
-            <w:pPr>
-              <w:pStyle w:val="Compact"/>
-              <w:jc w:val="right"/>
+            </w:pPr>
+            <w:r>
+              <w:t xml:space="preserve">0.6222</w:t>
+            </w:r>
+          </w:p>
+        </w:tc>
+        <w:tc>
+          <w:tcPr/>
+          <w:p>
+            <w:pPr>
+              <w:pStyle w:val="Compact"/>
+            </w:pPr>
+            <w:r>
+              <w:t xml:space="preserve">0.1473</w:t>
+            </w:r>
+          </w:p>
+        </w:tc>
+        <w:tc>
+          <w:tcPr/>
+          <w:p>
+            <w:pPr>
+              <w:pStyle w:val="Compact"/>
             </w:pPr>
             <w:r>
               <w:t xml:space="preserve">0.0811</w:t>
@@ -18928,94 +18520,86 @@
           <w:p>
             <w:pPr>
               <w:pStyle w:val="Compact"/>
-              <w:jc w:val="right"/>
-            </w:pPr>
-            <w:r>
-              <w:t xml:space="preserve">0.0187</w:t>
-            </w:r>
-          </w:p>
-        </w:tc>
-        <w:tc>
-          <w:tcPr/>
-          <w:p>
-            <w:pPr>
-              <w:pStyle w:val="Compact"/>
-              <w:jc w:val="right"/>
-            </w:pPr>
-            <w:r>
-              <w:t xml:space="preserve">0.0105</w:t>
-            </w:r>
-          </w:p>
-        </w:tc>
-        <w:tc>
-          <w:tcPr/>
-          <w:p>
-            <w:pPr>
-              <w:pStyle w:val="Compact"/>
-              <w:jc w:val="right"/>
-            </w:pPr>
-            <w:r>
-              <w:t xml:space="preserve">0.13783</w:t>
-            </w:r>
-          </w:p>
-        </w:tc>
-        <w:tc>
-          <w:tcPr/>
-          <w:p>
-            <w:pPr>
-              <w:pStyle w:val="Compact"/>
-              <w:jc w:val="right"/>
-            </w:pPr>
-            <w:r>
-              <w:t xml:space="preserve">0.1454</w:t>
-            </w:r>
-          </w:p>
-        </w:tc>
-        <w:tc>
-          <w:tcPr/>
-          <w:p>
-            <w:pPr>
-              <w:pStyle w:val="Compact"/>
-              <w:jc w:val="right"/>
-            </w:pPr>
-            <w:r>
-              <w:t xml:space="preserve">0.217</w:t>
-            </w:r>
-          </w:p>
-        </w:tc>
-        <w:tc>
-          <w:tcPr/>
-          <w:p>
-            <w:pPr>
-              <w:pStyle w:val="Compact"/>
-              <w:jc w:val="right"/>
-            </w:pPr>
-            <w:r>
-              <w:t xml:space="preserve">0.1557</w:t>
-            </w:r>
-          </w:p>
-        </w:tc>
-        <w:tc>
-          <w:tcPr/>
-          <w:p>
-            <w:pPr>
-              <w:pStyle w:val="Compact"/>
-              <w:jc w:val="right"/>
-            </w:pPr>
-            <w:r>
-              <w:t xml:space="preserve">20472</w:t>
-            </w:r>
-          </w:p>
-        </w:tc>
-        <w:tc>
-          <w:tcPr/>
-          <w:p>
-            <w:pPr>
-              <w:pStyle w:val="Compact"/>
-              <w:jc w:val="right"/>
-            </w:pPr>
-            <w:r>
-              <w:t xml:space="preserve">12572</w:t>
+            </w:pPr>
+            <w:r>
+              <w:t xml:space="preserve">0.0186</w:t>
+            </w:r>
+          </w:p>
+        </w:tc>
+        <w:tc>
+          <w:tcPr/>
+          <w:p>
+            <w:pPr>
+              <w:pStyle w:val="Compact"/>
+            </w:pPr>
+            <w:r>
+              <w:t xml:space="preserve">0.0108</w:t>
+            </w:r>
+          </w:p>
+        </w:tc>
+        <w:tc>
+          <w:tcPr/>
+          <w:p>
+            <w:pPr>
+              <w:pStyle w:val="Compact"/>
+            </w:pPr>
+            <w:r>
+              <w:t xml:space="preserve">0.1376</w:t>
+            </w:r>
+          </w:p>
+        </w:tc>
+        <w:tc>
+          <w:tcPr/>
+          <w:p>
+            <w:pPr>
+              <w:pStyle w:val="Compact"/>
+            </w:pPr>
+            <w:r>
+              <w:t xml:space="preserve">0.1434</w:t>
+            </w:r>
+          </w:p>
+        </w:tc>
+        <w:tc>
+          <w:tcPr/>
+          <w:p>
+            <w:pPr>
+              <w:pStyle w:val="Compact"/>
+            </w:pPr>
+            <w:r>
+              <w:t xml:space="preserve">0.2194</w:t>
+            </w:r>
+          </w:p>
+        </w:tc>
+        <w:tc>
+          <w:tcPr/>
+          <w:p>
+            <w:pPr>
+              <w:pStyle w:val="Compact"/>
+            </w:pPr>
+            <w:r>
+              <w:t xml:space="preserve">0.1541</w:t>
+            </w:r>
+          </w:p>
+        </w:tc>
+        <w:tc>
+          <w:tcPr/>
+          <w:p>
+            <w:pPr>
+              <w:pStyle w:val="Compact"/>
+            </w:pPr>
+            <w:r>
+              <w:t xml:space="preserve">21034</w:t>
+            </w:r>
+          </w:p>
+        </w:tc>
+        <w:tc>
+          <w:tcPr/>
+          <w:p>
+            <w:pPr>
+              <w:pStyle w:val="Compact"/>
+            </w:pPr>
+            <w:r>
+              <w:t xml:space="preserve">12534</w:t>
             </w:r>
           </w:p>
         </w:tc>
@@ -19026,7 +18610,6 @@
           <w:p>
             <w:pPr>
               <w:pStyle w:val="Compact"/>
-              <w:jc w:val="left"/>
             </w:pPr>
             <w:r>
               <w:t xml:space="preserve">Chaco</w:t>
@@ -19038,7 +18621,6 @@
           <w:p>
             <w:pPr>
               <w:pStyle w:val="Compact"/>
-              <w:jc w:val="left"/>
             </w:pPr>
             <w:r>
               <w:t xml:space="preserve">M3_hibrido_t1</w:t>
@@ -19050,7 +18632,6 @@
           <w:p>
             <w:pPr>
               <w:pStyle w:val="Compact"/>
-              <w:jc w:val="right"/>
             </w:pPr>
             <w:r>
               <w:t xml:space="preserve">176616</w:t>
@@ -19062,7 +18643,6 @@
           <w:p>
             <w:pPr>
               <w:pStyle w:val="Compact"/>
-              <w:jc w:val="right"/>
             </w:pPr>
             <w:r>
               <w:t xml:space="preserve">16056</w:t>
@@ -19074,31 +18654,28 @@
           <w:p>
             <w:pPr>
               <w:pStyle w:val="Compact"/>
-              <w:jc w:val="right"/>
-            </w:pPr>
-            <w:r>
-              <w:t xml:space="preserve">0.7834</w:t>
-            </w:r>
-          </w:p>
-        </w:tc>
-        <w:tc>
-          <w:tcPr/>
-          <w:p>
-            <w:pPr>
-              <w:pStyle w:val="Compact"/>
-              <w:jc w:val="right"/>
-            </w:pPr>
-            <w:r>
-              <w:t xml:space="preserve">0.2373</w:t>
-            </w:r>
-          </w:p>
-        </w:tc>
-        <w:tc>
-          <w:tcPr/>
-          <w:p>
-            <w:pPr>
-              <w:pStyle w:val="Compact"/>
-              <w:jc w:val="right"/>
+            </w:pPr>
+            <w:r>
+              <w:t xml:space="preserve">0.7841</w:t>
+            </w:r>
+          </w:p>
+        </w:tc>
+        <w:tc>
+          <w:tcPr/>
+          <w:p>
+            <w:pPr>
+              <w:pStyle w:val="Compact"/>
+            </w:pPr>
+            <w:r>
+              <w:t xml:space="preserve">0.2386</w:t>
+            </w:r>
+          </w:p>
+        </w:tc>
+        <w:tc>
+          <w:tcPr/>
+          <w:p>
+            <w:pPr>
+              <w:pStyle w:val="Compact"/>
             </w:pPr>
             <w:r>
               <w:t xml:space="preserve">0.0754</w:t>
@@ -19110,94 +18687,86 @@
           <w:p>
             <w:pPr>
               <w:pStyle w:val="Compact"/>
-              <w:jc w:val="right"/>
-            </w:pPr>
-            <w:r>
-              <w:t xml:space="preserve">0.0873</w:t>
-            </w:r>
-          </w:p>
-        </w:tc>
-        <w:tc>
-          <w:tcPr/>
-          <w:p>
-            <w:pPr>
-              <w:pStyle w:val="Compact"/>
-              <w:jc w:val="right"/>
-            </w:pPr>
-            <w:r>
-              <w:t xml:space="preserve">0.012</w:t>
-            </w:r>
-          </w:p>
-        </w:tc>
-        <w:tc>
-          <w:tcPr/>
-          <w:p>
-            <w:pPr>
-              <w:pStyle w:val="Compact"/>
-              <w:jc w:val="right"/>
-            </w:pPr>
-            <w:r>
-              <w:t xml:space="preserve">0.18886</w:t>
-            </w:r>
-          </w:p>
-        </w:tc>
-        <w:tc>
-          <w:tcPr/>
-          <w:p>
-            <w:pPr>
-              <w:pStyle w:val="Compact"/>
-              <w:jc w:val="right"/>
-            </w:pPr>
-            <w:r>
-              <w:t xml:space="preserve">0.2655</w:t>
-            </w:r>
-          </w:p>
-        </w:tc>
-        <w:tc>
-          <w:tcPr/>
-          <w:p>
-            <w:pPr>
-              <w:pStyle w:val="Compact"/>
-              <w:jc w:val="right"/>
-            </w:pPr>
-            <w:r>
-              <w:t xml:space="preserve">0.3386</w:t>
-            </w:r>
-          </w:p>
-        </w:tc>
-        <w:tc>
-          <w:tcPr/>
-          <w:p>
-            <w:pPr>
-              <w:pStyle w:val="Compact"/>
-              <w:jc w:val="right"/>
-            </w:pPr>
-            <w:r>
-              <w:t xml:space="preserve">0.2775</w:t>
-            </w:r>
-          </w:p>
-        </w:tc>
-        <w:tc>
-          <w:tcPr/>
-          <w:p>
-            <w:pPr>
-              <w:pStyle w:val="Compact"/>
-              <w:jc w:val="right"/>
-            </w:pPr>
-            <w:r>
-              <w:t xml:space="preserve">15042</w:t>
-            </w:r>
-          </w:p>
-        </w:tc>
-        <w:tc>
-          <w:tcPr/>
-          <w:p>
-            <w:pPr>
-              <w:pStyle w:val="Compact"/>
-              <w:jc w:val="right"/>
-            </w:pPr>
-            <w:r>
-              <w:t xml:space="preserve">10619</w:t>
+            </w:pPr>
+            <w:r>
+              <w:t xml:space="preserve">0.088</w:t>
+            </w:r>
+          </w:p>
+        </w:tc>
+        <w:tc>
+          <w:tcPr/>
+          <w:p>
+            <w:pPr>
+              <w:pStyle w:val="Compact"/>
+            </w:pPr>
+            <w:r>
+              <w:t xml:space="preserve">0.0116</w:t>
+            </w:r>
+          </w:p>
+        </w:tc>
+        <w:tc>
+          <w:tcPr/>
+          <w:p>
+            <w:pPr>
+              <w:pStyle w:val="Compact"/>
+            </w:pPr>
+            <w:r>
+              <w:t xml:space="preserve">0.20866</w:t>
+            </w:r>
+          </w:p>
+        </w:tc>
+        <w:tc>
+          <w:tcPr/>
+          <w:p>
+            <w:pPr>
+              <w:pStyle w:val="Compact"/>
+            </w:pPr>
+            <w:r>
+              <w:t xml:space="preserve">0.2769</w:t>
+            </w:r>
+          </w:p>
+        </w:tc>
+        <w:tc>
+          <w:tcPr/>
+          <w:p>
+            <w:pPr>
+              <w:pStyle w:val="Compact"/>
+            </w:pPr>
+            <w:r>
+              <w:t xml:space="preserve">0.2802</w:t>
+            </w:r>
+          </w:p>
+        </w:tc>
+        <w:tc>
+          <w:tcPr/>
+          <w:p>
+            <w:pPr>
+              <w:pStyle w:val="Compact"/>
+            </w:pPr>
+            <w:r>
+              <w:t xml:space="preserve">0.2776</w:t>
+            </w:r>
+          </w:p>
+        </w:tc>
+        <w:tc>
+          <w:tcPr/>
+          <w:p>
+            <w:pPr>
+              <w:pStyle w:val="Compact"/>
+            </w:pPr>
+            <w:r>
+              <w:t xml:space="preserve">11749</w:t>
+            </w:r>
+          </w:p>
+        </w:tc>
+        <w:tc>
+          <w:tcPr/>
+          <w:p>
+            <w:pPr>
+              <w:pStyle w:val="Compact"/>
+            </w:pPr>
+            <w:r>
+              <w:t xml:space="preserve">11557</w:t>
             </w:r>
           </w:p>
         </w:tc>
@@ -19208,7 +18777,6 @@
           <w:p>
             <w:pPr>
               <w:pStyle w:val="Compact"/>
-              <w:jc w:val="left"/>
             </w:pPr>
             <w:r>
               <w:t xml:space="preserve">Oriental</w:t>
@@ -19220,7 +18788,6 @@
           <w:p>
             <w:pPr>
               <w:pStyle w:val="Compact"/>
-              <w:jc w:val="left"/>
             </w:pPr>
             <w:r>
               <w:t xml:space="preserve">M1_biofisico_t1</w:t>
@@ -19232,7 +18799,6 @@
           <w:p>
             <w:pPr>
               <w:pStyle w:val="Compact"/>
-              <w:jc w:val="right"/>
             </w:pPr>
             <w:r>
               <w:t xml:space="preserve">199936</w:t>
@@ -19244,7 +18810,6 @@
           <w:p>
             <w:pPr>
               <w:pStyle w:val="Compact"/>
-              <w:jc w:val="right"/>
             </w:pPr>
             <w:r>
               <w:t xml:space="preserve">18176</w:t>
@@ -19256,19 +18821,17 @@
           <w:p>
             <w:pPr>
               <w:pStyle w:val="Compact"/>
-              <w:jc w:val="right"/>
-            </w:pPr>
-            <w:r>
-              <w:t xml:space="preserve">0.6339</w:t>
-            </w:r>
-          </w:p>
-        </w:tc>
-        <w:tc>
-          <w:tcPr/>
-          <w:p>
-            <w:pPr>
-              <w:pStyle w:val="Compact"/>
-              <w:jc w:val="right"/>
+            </w:pPr>
+            <w:r>
+              <w:t xml:space="preserve">0.634</w:t>
+            </w:r>
+          </w:p>
+        </w:tc>
+        <w:tc>
+          <w:tcPr/>
+          <w:p>
+            <w:pPr>
+              <w:pStyle w:val="Compact"/>
             </w:pPr>
             <w:r>
               <w:t xml:space="preserve">0.1412</w:t>
@@ -19280,7 +18843,6 @@
           <w:p>
             <w:pPr>
               <w:pStyle w:val="Compact"/>
-              <w:jc w:val="right"/>
             </w:pPr>
             <w:r>
               <w:t xml:space="preserve">0.0812</w:t>
@@ -19292,7 +18854,6 @@
           <w:p>
             <w:pPr>
               <w:pStyle w:val="Compact"/>
-              <w:jc w:val="right"/>
             </w:pPr>
             <w:r>
               <w:t xml:space="preserve">0.018</w:t>
@@ -19304,82 +18865,75 @@
           <w:p>
             <w:pPr>
               <w:pStyle w:val="Compact"/>
-              <w:jc w:val="right"/>
-            </w:pPr>
-            <w:r>
-              <w:t xml:space="preserve">0.0027</w:t>
-            </w:r>
-          </w:p>
-        </w:tc>
-        <w:tc>
-          <w:tcPr/>
-          <w:p>
-            <w:pPr>
-              <w:pStyle w:val="Compact"/>
-              <w:jc w:val="right"/>
-            </w:pPr>
-            <w:r>
-              <w:t xml:space="preserve">0.13496</w:t>
-            </w:r>
-          </w:p>
-        </w:tc>
-        <w:tc>
-          <w:tcPr/>
-          <w:p>
-            <w:pPr>
-              <w:pStyle w:val="Compact"/>
-              <w:jc w:val="right"/>
-            </w:pPr>
-            <w:r>
-              <w:t xml:space="preserve">0.1555</w:t>
-            </w:r>
-          </w:p>
-        </w:tc>
-        <w:tc>
-          <w:tcPr/>
-          <w:p>
-            <w:pPr>
-              <w:pStyle w:val="Compact"/>
-              <w:jc w:val="right"/>
-            </w:pPr>
-            <w:r>
-              <w:t xml:space="preserve">0.2703</w:t>
-            </w:r>
-          </w:p>
-        </w:tc>
-        <w:tc>
-          <w:tcPr/>
-          <w:p>
-            <w:pPr>
-              <w:pStyle w:val="Compact"/>
-              <w:jc w:val="right"/>
-            </w:pPr>
-            <w:r>
-              <w:t xml:space="preserve">0.17</w:t>
-            </w:r>
-          </w:p>
-        </w:tc>
-        <w:tc>
-          <w:tcPr/>
-          <w:p>
-            <w:pPr>
-              <w:pStyle w:val="Compact"/>
-              <w:jc w:val="right"/>
-            </w:pPr>
-            <w:r>
-              <w:t xml:space="preserve">26676</w:t>
-            </w:r>
-          </w:p>
-        </w:tc>
-        <w:tc>
-          <w:tcPr/>
-          <w:p>
-            <w:pPr>
-              <w:pStyle w:val="Compact"/>
-              <w:jc w:val="right"/>
-            </w:pPr>
-            <w:r>
-              <w:t xml:space="preserve">13263</w:t>
+            </w:pPr>
+            <w:r>
+              <w:t xml:space="preserve">0.0028</w:t>
+            </w:r>
+          </w:p>
+        </w:tc>
+        <w:tc>
+          <w:tcPr/>
+          <w:p>
+            <w:pPr>
+              <w:pStyle w:val="Compact"/>
+            </w:pPr>
+            <w:r>
+              <w:t xml:space="preserve">0.13729</w:t>
+            </w:r>
+          </w:p>
+        </w:tc>
+        <w:tc>
+          <w:tcPr/>
+          <w:p>
+            <w:pPr>
+              <w:pStyle w:val="Compact"/>
+            </w:pPr>
+            <w:r>
+              <w:t xml:space="preserve">0.1579</w:t>
+            </w:r>
+          </w:p>
+        </w:tc>
+        <w:tc>
+          <w:tcPr/>
+          <w:p>
+            <w:pPr>
+              <w:pStyle w:val="Compact"/>
+            </w:pPr>
+            <w:r>
+              <w:t xml:space="preserve">0.2556</w:t>
+            </w:r>
+          </w:p>
+        </w:tc>
+        <w:tc>
+          <w:tcPr/>
+          <w:p>
+            <w:pPr>
+              <w:pStyle w:val="Compact"/>
+            </w:pPr>
+            <w:r>
+              <w:t xml:space="preserve">0.171</w:t>
+            </w:r>
+          </w:p>
+        </w:tc>
+        <w:tc>
+          <w:tcPr/>
+          <w:p>
+            <w:pPr>
+              <w:pStyle w:val="Compact"/>
+            </w:pPr>
+            <w:r>
+              <w:t xml:space="preserve">24775</w:t>
+            </w:r>
+          </w:p>
+        </w:tc>
+        <w:tc>
+          <w:tcPr/>
+          <w:p>
+            <w:pPr>
+              <w:pStyle w:val="Compact"/>
+            </w:pPr>
+            <w:r>
+              <w:t xml:space="preserve">13530</w:t>
             </w:r>
           </w:p>
         </w:tc>
@@ -19390,7 +18944,6 @@
           <w:p>
             <w:pPr>
               <w:pStyle w:val="Compact"/>
-              <w:jc w:val="left"/>
             </w:pPr>
             <w:r>
               <w:t xml:space="preserve">Oriental</w:t>
@@ -19402,7 +18955,6 @@
           <w:p>
             <w:pPr>
               <w:pStyle w:val="Compact"/>
-              <w:jc w:val="left"/>
             </w:pPr>
             <w:r>
               <w:t xml:space="preserve">M3_hibrido_t1</w:t>
@@ -19414,7 +18966,6 @@
           <w:p>
             <w:pPr>
               <w:pStyle w:val="Compact"/>
-              <w:jc w:val="right"/>
             </w:pPr>
             <w:r>
               <w:t xml:space="preserve">199936</w:t>
@@ -19426,7 +18977,6 @@
           <w:p>
             <w:pPr>
               <w:pStyle w:val="Compact"/>
-              <w:jc w:val="right"/>
             </w:pPr>
             <w:r>
               <w:t xml:space="preserve">18176</w:t>
@@ -19438,31 +18988,28 @@
           <w:p>
             <w:pPr>
               <w:pStyle w:val="Compact"/>
-              <w:jc w:val="right"/>
-            </w:pPr>
-            <w:r>
-              <w:t xml:space="preserve">0.7462</w:t>
-            </w:r>
-          </w:p>
-        </w:tc>
-        <w:tc>
-          <w:tcPr/>
-          <w:p>
-            <w:pPr>
-              <w:pStyle w:val="Compact"/>
-              <w:jc w:val="right"/>
-            </w:pPr>
-            <w:r>
-              <w:t xml:space="preserve">0.2287</w:t>
-            </w:r>
-          </w:p>
-        </w:tc>
-        <w:tc>
-          <w:tcPr/>
-          <w:p>
-            <w:pPr>
-              <w:pStyle w:val="Compact"/>
-              <w:jc w:val="right"/>
+            </w:pPr>
+            <w:r>
+              <w:t xml:space="preserve">0.7465</w:t>
+            </w:r>
+          </w:p>
+        </w:tc>
+        <w:tc>
+          <w:tcPr/>
+          <w:p>
+            <w:pPr>
+              <w:pStyle w:val="Compact"/>
+            </w:pPr>
+            <w:r>
+              <w:t xml:space="preserve">0.2299</w:t>
+            </w:r>
+          </w:p>
+        </w:tc>
+        <w:tc>
+          <w:tcPr/>
+          <w:p>
+            <w:pPr>
+              <w:pStyle w:val="Compact"/>
             </w:pPr>
             <w:r>
               <w:t xml:space="preserve">0.0767</w:t>
@@ -19474,19 +19021,17 @@
           <w:p>
             <w:pPr>
               <w:pStyle w:val="Compact"/>
-              <w:jc w:val="right"/>
-            </w:pPr>
-            <w:r>
-              <w:t xml:space="preserve">0.072</w:t>
-            </w:r>
-          </w:p>
-        </w:tc>
-        <w:tc>
-          <w:tcPr/>
-          <w:p>
-            <w:pPr>
-              <w:pStyle w:val="Compact"/>
-              <w:jc w:val="right"/>
+            </w:pPr>
+            <w:r>
+              <w:t xml:space="preserve">0.0723</w:t>
+            </w:r>
+          </w:p>
+        </w:tc>
+        <w:tc>
+          <w:tcPr/>
+          <w:p>
+            <w:pPr>
+              <w:pStyle w:val="Compact"/>
             </w:pPr>
             <w:r>
               <w:t xml:space="preserve">0.0057</w:t>
@@ -19498,70 +19043,64 @@
           <w:p>
             <w:pPr>
               <w:pStyle w:val="Compact"/>
-              <w:jc w:val="right"/>
-            </w:pPr>
-            <w:r>
-              <w:t xml:space="preserve">0.205</w:t>
-            </w:r>
-          </w:p>
-        </w:tc>
-        <w:tc>
-          <w:tcPr/>
-          <w:p>
-            <w:pPr>
-              <w:pStyle w:val="Compact"/>
-              <w:jc w:val="right"/>
-            </w:pPr>
-            <w:r>
-              <w:t xml:space="preserve">0.2847</w:t>
-            </w:r>
-          </w:p>
-        </w:tc>
-        <w:tc>
-          <w:tcPr/>
-          <w:p>
-            <w:pPr>
-              <w:pStyle w:val="Compact"/>
-              <w:jc w:val="right"/>
-            </w:pPr>
-            <w:r>
-              <w:t xml:space="preserve">0.213</w:t>
-            </w:r>
-          </w:p>
-        </w:tc>
-        <w:tc>
-          <w:tcPr/>
-          <w:p>
-            <w:pPr>
-              <w:pStyle w:val="Compact"/>
-              <w:jc w:val="right"/>
-            </w:pPr>
-            <w:r>
-              <w:t xml:space="preserve">0.2667</w:t>
-            </w:r>
-          </w:p>
-        </w:tc>
-        <w:tc>
-          <w:tcPr/>
-          <w:p>
-            <w:pPr>
-              <w:pStyle w:val="Compact"/>
-              <w:jc w:val="right"/>
-            </w:pPr>
-            <w:r>
-              <w:t xml:space="preserve">9727</w:t>
-            </w:r>
-          </w:p>
-        </w:tc>
-        <w:tc>
-          <w:tcPr/>
-          <w:p>
-            <w:pPr>
-              <w:pStyle w:val="Compact"/>
-              <w:jc w:val="right"/>
-            </w:pPr>
-            <w:r>
-              <w:t xml:space="preserve">14305</w:t>
+            </w:pPr>
+            <w:r>
+              <w:t xml:space="preserve">0.20458</w:t>
+            </w:r>
+          </w:p>
+        </w:tc>
+        <w:tc>
+          <w:tcPr/>
+          <w:p>
+            <w:pPr>
+              <w:pStyle w:val="Compact"/>
+            </w:pPr>
+            <w:r>
+              <w:t xml:space="preserve">0.2831</w:t>
+            </w:r>
+          </w:p>
+        </w:tc>
+        <w:tc>
+          <w:tcPr/>
+          <w:p>
+            <w:pPr>
+              <w:pStyle w:val="Compact"/>
+            </w:pPr>
+            <w:r>
+              <w:t xml:space="preserve">0.2197</w:t>
+            </w:r>
+          </w:p>
+        </w:tc>
+        <w:tc>
+          <w:tcPr/>
+          <w:p>
+            <w:pPr>
+              <w:pStyle w:val="Compact"/>
+            </w:pPr>
+            <w:r>
+              <w:t xml:space="preserve">0.2677</w:t>
+            </w:r>
+          </w:p>
+        </w:tc>
+        <w:tc>
+          <w:tcPr/>
+          <w:p>
+            <w:pPr>
+              <w:pStyle w:val="Compact"/>
+            </w:pPr>
+            <w:r>
+              <w:t xml:space="preserve">10115</w:t>
+            </w:r>
+          </w:p>
+        </w:tc>
+        <w:tc>
+          <w:tcPr/>
+          <w:p>
+            <w:pPr>
+              <w:pStyle w:val="Compact"/>
+            </w:pPr>
+            <w:r>
+              <w:t xml:space="preserve">14182</w:t>
             </w:r>
           </w:p>
         </w:tc>

--- a/material_suplementario.docx
+++ b/material_suplementario.docx
@@ -237,7 +237,7 @@
         <w:t xml:space="preserve"> </w:t>
       </w:r>
       <w:r>
-        <w:t xml:space="preserve">Buffer de 20 km y estratificación por distancia al foco</w:t>
+        <w:t xml:space="preserve">Muestreo D2 y estratificación por distancia al foco</w:t>
       </w:r>
       <w:r>
         <w:t xml:space="preserve"> </w:t>
@@ -257,7 +257,7 @@
         </m:r>
       </m:oMath>
       <w:r>
-        <w:t xml:space="preserve">; el semivariograma de 18,4 km no está implementado.</w:t>
+        <w:t xml:space="preserve">; el buffer de 20 km solo se usa en el holdout espacial y el semivariograma de 18,4 km no está implementado.</w:t>
       </w:r>
     </w:p>
     <w:p>

--- a/material_suplementario.docx
+++ b/material_suplementario.docx
@@ -7,7 +7,7 @@
         <w:pStyle w:val="Title"/>
       </w:pPr>
       <w:r>
-        <w:t xml:space="preserve">Material Suplementario Electrónico (ESM): Desacoplando el Peligro Biofísico de Ignición y la Propagación Táctica de Incendios Forestales en el Gran Chaco mediante GeoAI Multiescala</w:t>
+        <w:t xml:space="preserve">Material Suplementario Electrónico (ESM): Un marco computacional reproducible para el desacoplamiento y benchmarking de ignición y propagación de incendios en el Gran Chaco</w:t>
       </w:r>
     </w:p>
     <w:p>
@@ -822,7 +822,7 @@
         <w:t xml:space="preserve"> </w:t>
       </w:r>
       <w:r>
-        <w:t xml:space="preserve">en megavatios) sobre un área aparente diez veces mayor; y (3) asignación errónea de celdas en la grilla nacional soberana de 1 km².</w:t>
+        <w:t xml:space="preserve">en megavatios) sobre un área aparente diez veces mayor; y (3) asignación errónea de celdas en la grilla nacional de 1 km².</w:t>
       </w:r>
     </w:p>
     <w:bookmarkStart w:id="10" w:name="X8ff086afd09f71af6acd1b5ed6711c5f513bba8"/>

--- a/material_suplementario.docx
+++ b/material_suplementario.docx
@@ -29272,7 +29272,7 @@
       <w:r>
         <w:drawing>
           <wp:inline>
-            <wp:extent cx="5067300" cy="1948961"/>
+            <wp:extent cx="5067300" cy="2021682"/>
             <wp:effectExtent b="0" l="0" r="0" t="0"/>
             <wp:docPr descr="" title="" id="33" name="Picture"/>
             <a:graphic>
@@ -29293,7 +29293,7 @@
                   <pic:spPr bwMode="auto">
                     <a:xfrm>
                       <a:off x="0" y="0"/>
-                      <a:ext cx="5067300" cy="1948961"/>
+                      <a:ext cx="5067300" cy="2021682"/>
                     </a:xfrm>
                     <a:prstGeom prst="rect">
                       <a:avLst/>
@@ -29327,7 +29327,44 @@
         <w:t xml:space="preserve"> </w:t>
       </w:r>
       <w:r>
-        <w:t xml:space="preserve">Cost-loss curves. The figure complements Table S14.</w:t>
+        <w:t xml:space="preserve">Cost-loss curves. The propagation panel uses the full</w:t>
+      </w:r>
+      <w:r>
+        <w:t xml:space="preserve"> </w:t>
+      </w:r>
+      <m:oMath>
+        <m:r>
+          <m:t>α</m:t>
+        </m:r>
+      </m:oMath>
+      <w:r>
+        <w:t xml:space="preserve"> </w:t>
+      </w:r>
+      <w:r>
+        <w:t xml:space="preserve">range; the ignition panel is truncated at</w:t>
+      </w:r>
+      <w:r>
+        <w:t xml:space="preserve"> </w:t>
+      </w:r>
+      <m:oMath>
+        <m:r>
+          <m:t>α</m:t>
+        </m:r>
+        <m:r>
+          <m:rPr>
+            <m:sty m:val="p"/>
+          </m:rPr>
+          <m:t>=</m:t>
+        </m:r>
+        <m:r>
+          <m:t>0.006</m:t>
+        </m:r>
+      </m:oMath>
+      <w:r>
+        <w:t xml:space="preserve"> </w:t>
+      </w:r>
+      <w:r>
+        <w:t xml:space="preserve">because the decision value is zero or negligible at larger values. The figure complements Table S14.</w:t>
       </w:r>
     </w:p>
     <w:bookmarkEnd w:id="35"/>

--- a/material_suplementario.docx
+++ b/material_suplementario.docx
@@ -23,7 +23,7 @@
         <w:pStyle w:val="Date"/>
       </w:pPr>
       <w:r>
-        <w:t xml:space="preserve">2026-10-26</w:t>
+        <w:t xml:space="preserve">2026-10-27</w:t>
       </w:r>
     </w:p>
     <w:p>
@@ -135,7 +135,7 @@
         <w:t xml:space="preserve"> </w:t>
       </w:r>
       <w:r>
-        <w:t xml:space="preserve">(MIT License; code DOI</w:t>
+        <w:t xml:space="preserve">(MIT License; code concept DOI</w:t>
       </w:r>
       <w:r>
         <w:t xml:space="preserve"> </w:t>
@@ -145,11 +145,11 @@
           <w:rPr>
             <w:rStyle w:val="Hyperlink"/>
           </w:rPr>
-          <w:t xml:space="preserve">10.5281/zenodo.23675105</w:t>
+          <w:t xml:space="preserve">10.5281/zenodo.23675104</w:t>
         </w:r>
       </w:hyperlink>
       <w:r>
-        <w:t xml:space="preserve">).</w:t>
+        <w:t xml:space="preserve">; v2.0.0).</w:t>
       </w:r>
       <w:r>
         <w:br/>
@@ -165,7 +165,7 @@
         <w:t xml:space="preserve"> </w:t>
       </w:r>
       <w:r>
-        <w:t xml:space="preserve">processed data and test predictions will be re-archived in Zenodo under CC BY 4.0 in Phase 3 (current data DOI</w:t>
+        <w:t xml:space="preserve">processed data and test predictions are archived in Zenodo under CC BY 4.0 (data concept DOI</w:t>
       </w:r>
       <w:r>
         <w:t xml:space="preserve"> </w:t>
@@ -175,14 +175,11 @@
           <w:rPr>
             <w:rStyle w:val="Hyperlink"/>
           </w:rPr>
-          <w:t xml:space="preserve">10.5281/zenodo.23675279</w:t>
+          <w:t xml:space="preserve">10.5281/zenodo.23675278</w:t>
         </w:r>
       </w:hyperlink>
       <w:r>
-        <w:t xml:space="preserve"> </w:t>
-      </w:r>
-      <w:r>
-        <w:t xml:space="preserve">is pre-audit).</w:t>
+        <w:t xml:space="preserve">; v2.0.0).</w:t>
       </w:r>
     </w:p>
     <w:bookmarkStart w:id="12" w:name="supplementary-contents"/>
@@ -31682,7 +31679,7 @@
         <w:pStyle w:val="FirstParagraph"/>
       </w:pPr>
       <w:r>
-        <w:t xml:space="preserve">Processed data, test predictions, trained models and derived tables will be archived/updated in Zenodo under CC BY 4.0 in Phase 3:</w:t>
+        <w:t xml:space="preserve">Processed data, test predictions, trained models and derived tables are archived in Zenodo under CC BY 4.0 (concept DOI):</w:t>
       </w:r>
       <w:r>
         <w:t xml:space="preserve"> </w:t>
@@ -31692,7 +31689,7 @@
           <w:rPr>
             <w:rStyle w:val="Hyperlink"/>
           </w:rPr>
-          <w:t xml:space="preserve">10.5281/zenodo.23675279</w:t>
+          <w:t xml:space="preserve">10.5281/zenodo.23675278</w:t>
         </w:r>
       </w:hyperlink>
       <w:r>
@@ -31705,7 +31702,7 @@
         <w:rPr>
           <w:rStyle w:val="VerbatimChar"/>
         </w:rPr>
-        <w:t xml:space="preserve">fuentes/MANIFIESTO_DATOS_v2.csv</w:t>
+        <w:t xml:space="preserve">fuentes/MANIFIESTO_DATOS_v3.csv</w:t>
       </w:r>
       <w:r>
         <w:t xml:space="preserve">. The archived test targets and probabilities are sufficient to regenerate every table and figure in this supplement without downloading the raw multi-terabyte archive.</w:t>
@@ -31900,7 +31897,7 @@
           <w:b/>
           <w:bCs/>
         </w:rPr>
-        <w:t xml:space="preserve">Code DOI:</w:t>
+        <w:t xml:space="preserve">Code concept DOI (v2.0.0):</w:t>
       </w:r>
       <w:r>
         <w:t xml:space="preserve"> </w:t>
@@ -31910,7 +31907,7 @@
           <w:rPr>
             <w:rStyle w:val="Hyperlink"/>
           </w:rPr>
-          <w:t xml:space="preserve">10.5281/zenodo.23675105</w:t>
+          <w:t xml:space="preserve">10.5281/zenodo.23675104</w:t>
         </w:r>
       </w:hyperlink>
       <w:r>
@@ -31927,7 +31924,7 @@
         <w:t xml:space="preserve"> </w:t>
       </w:r>
       <w:r>
-        <w:t xml:space="preserve">71 tests pass with</w:t>
+        <w:t xml:space="preserve">76 tests pass with</w:t>
       </w:r>
       <w:r>
         <w:t xml:space="preserve"> </w:t>

--- a/material_suplementario.docx
+++ b/material_suplementario.docx
@@ -108,7 +108,7 @@
         <w:t xml:space="preserve"> </w:t>
       </w:r>
       <w:r>
-        <w:t xml:space="preserve">— Notes S1–S3, Tables S1–S15 and Figures S1–S3.</w:t>
+        <w:t xml:space="preserve">— Notes S1–S3, Tables S1–S16 and Figures S1–S3.</w:t>
       </w:r>
       <w:r>
         <w:br/>
@@ -278,13 +278,13 @@
           <w:b/>
           <w:bCs/>
         </w:rPr>
-        <w:t xml:space="preserve">Tables S1–S15:</w:t>
+        <w:t xml:space="preserve">Tables S1–S16:</w:t>
       </w:r>
       <w:r>
         <w:t xml:space="preserve"> </w:t>
       </w:r>
       <w:r>
-        <w:t xml:space="preserve">variable dictionary, hyperparameters, departmental results, computational profile, conformal coverage, population evaluation, paired significance, spatial blocks, lead time, sampling, full benchmark, ablation, SHAP, cost-loss and data audit.</w:t>
+        <w:t xml:space="preserve">variable dictionary, hyperparameters, departmental results, computational profile, conformal coverage, population evaluation, paired significance, spatial blocks, lead time, sampling, full benchmark, ablation, M1 baseline, SHAP, cost-loss and data audit.</w:t>
       </w:r>
     </w:p>
     <w:p>
@@ -31639,7 +31639,7 @@
               <w:jc w:val="right"/>
             </w:pPr>
             <w:r>
-              <w:t xml:space="preserve">44</w:t>
+              <w:t xml:space="preserve">69</w:t>
             </w:r>
           </w:p>
         </w:tc>
@@ -31664,6 +31664,378 @@
         </w:tc>
       </w:tr>
     </w:tbl>
+    <w:p>
+      <w:pPr>
+        <w:pStyle w:val="BodyText"/>
+      </w:pPr>
+      <w:r>
+        <w:rPr>
+          <w:b/>
+          <w:bCs/>
+        </w:rPr>
+        <w:t xml:space="preserve">Table S16.</w:t>
+      </w:r>
+      <w:r>
+        <w:t xml:space="preserve"> </w:t>
+      </w:r>
+      <w:r>
+        <w:t xml:space="preserve">M1 biophysical baseline on 2023 validation.</w:t>
+      </w:r>
+    </w:p>
+    <w:tbl>
+      <w:tblPr>
+        <w:tblStyle w:val="Table"/>
+        <w:tblW w:type="pct" w:w="5000"/>
+        <w:tblLayout w:type="fixed"/>
+        <w:tblLook w:firstRow="1" w:lastRow="0" w:firstColumn="0" w:lastColumn="0" w:noHBand="0" w:noVBand="0" w:val="0020"/>
+      </w:tblPr>
+      <w:tblGrid>
+        <w:gridCol w:w="1584"/>
+        <w:gridCol w:w="1584"/>
+        <w:gridCol w:w="1584"/>
+        <w:gridCol w:w="1584"/>
+        <w:gridCol w:w="1584"/>
+      </w:tblGrid>
+      <w:tr>
+        <w:trPr>
+          <w:tblHeader w:val="on"/>
+        </w:trPr>
+        <w:tc>
+          <w:tcPr/>
+          <w:p>
+            <w:pPr>
+              <w:pStyle w:val="Compact"/>
+              <w:jc w:val="left"/>
+            </w:pPr>
+            <w:r>
+              <w:t xml:space="preserve">Region</w:t>
+            </w:r>
+          </w:p>
+        </w:tc>
+        <w:tc>
+          <w:tcPr/>
+          <w:p>
+            <w:pPr>
+              <w:pStyle w:val="Compact"/>
+              <w:jc w:val="left"/>
+            </w:pPr>
+            <w:r>
+              <w:t xml:space="preserve">Evaluation</w:t>
+            </w:r>
+          </w:p>
+        </w:tc>
+        <w:tc>
+          <w:tcPr/>
+          <w:p>
+            <w:pPr>
+              <w:pStyle w:val="Compact"/>
+              <w:jc w:val="right"/>
+            </w:pPr>
+            <w:r>
+              <w:t xml:space="preserve">ROC-AUC</w:t>
+            </w:r>
+          </w:p>
+        </w:tc>
+        <w:tc>
+          <w:tcPr/>
+          <w:p>
+            <w:pPr>
+              <w:pStyle w:val="Compact"/>
+              <w:jc w:val="right"/>
+            </w:pPr>
+            <w:r>
+              <w:t xml:space="preserve">PR-AUC</w:t>
+            </w:r>
+          </w:p>
+        </w:tc>
+        <w:tc>
+          <w:tcPr/>
+          <w:p>
+            <w:pPr>
+              <w:pStyle w:val="Compact"/>
+              <w:jc w:val="right"/>
+            </w:pPr>
+            <w:r>
+              <w:t xml:space="preserve">F0.5</w:t>
+            </w:r>
+          </w:p>
+        </w:tc>
+      </w:tr>
+      <w:tr>
+        <w:tc>
+          <w:tcPr/>
+          <w:p>
+            <w:pPr>
+              <w:pStyle w:val="Compact"/>
+              <w:jc w:val="left"/>
+            </w:pPr>
+            <w:r>
+              <w:t xml:space="preserve">Chaco</w:t>
+            </w:r>
+          </w:p>
+        </w:tc>
+        <w:tc>
+          <w:tcPr/>
+          <w:p>
+            <w:pPr>
+              <w:pStyle w:val="Compact"/>
+              <w:jc w:val="left"/>
+            </w:pPr>
+            <w:r>
+              <w:t xml:space="preserve">Temporal 2023, all cells</w:t>
+            </w:r>
+          </w:p>
+        </w:tc>
+        <w:tc>
+          <w:tcPr/>
+          <w:p>
+            <w:pPr>
+              <w:pStyle w:val="Compact"/>
+              <w:jc w:val="right"/>
+            </w:pPr>
+            <w:r>
+              <w:t xml:space="preserve">0.6354</w:t>
+            </w:r>
+          </w:p>
+        </w:tc>
+        <w:tc>
+          <w:tcPr/>
+          <w:p>
+            <w:pPr>
+              <w:pStyle w:val="Compact"/>
+              <w:jc w:val="right"/>
+            </w:pPr>
+            <w:r>
+              <w:t xml:space="preserve">0.1480</w:t>
+            </w:r>
+          </w:p>
+        </w:tc>
+        <w:tc>
+          <w:tcPr/>
+          <w:p>
+            <w:pPr>
+              <w:pStyle w:val="Compact"/>
+              <w:jc w:val="right"/>
+            </w:pPr>
+            <w:r>
+              <w:t xml:space="preserve">0.1762</w:t>
+            </w:r>
+          </w:p>
+        </w:tc>
+      </w:tr>
+      <w:tr>
+        <w:tc>
+          <w:tcPr/>
+          <w:p>
+            <w:pPr>
+              <w:pStyle w:val="Compact"/>
+              <w:jc w:val="left"/>
+            </w:pPr>
+            <w:r>
+              <w:t xml:space="preserve">Oriental</w:t>
+            </w:r>
+          </w:p>
+        </w:tc>
+        <w:tc>
+          <w:tcPr/>
+          <w:p>
+            <w:pPr>
+              <w:pStyle w:val="Compact"/>
+              <w:jc w:val="left"/>
+            </w:pPr>
+            <w:r>
+              <w:t xml:space="preserve">Temporal 2023, all cells</w:t>
+            </w:r>
+          </w:p>
+        </w:tc>
+        <w:tc>
+          <w:tcPr/>
+          <w:p>
+            <w:pPr>
+              <w:pStyle w:val="Compact"/>
+              <w:jc w:val="right"/>
+            </w:pPr>
+            <w:r>
+              <w:t xml:space="preserve">0.7041</w:t>
+            </w:r>
+          </w:p>
+        </w:tc>
+        <w:tc>
+          <w:tcPr/>
+          <w:p>
+            <w:pPr>
+              <w:pStyle w:val="Compact"/>
+              <w:jc w:val="right"/>
+            </w:pPr>
+            <w:r>
+              <w:t xml:space="preserve">0.1818</w:t>
+            </w:r>
+          </w:p>
+        </w:tc>
+        <w:tc>
+          <w:tcPr/>
+          <w:p>
+            <w:pPr>
+              <w:pStyle w:val="Compact"/>
+              <w:jc w:val="right"/>
+            </w:pPr>
+            <w:r>
+              <w:t xml:space="preserve">0.2301</w:t>
+            </w:r>
+          </w:p>
+        </w:tc>
+      </w:tr>
+      <w:tr>
+        <w:tc>
+          <w:tcPr/>
+          <w:p>
+            <w:pPr>
+              <w:pStyle w:val="Compact"/>
+              <w:jc w:val="left"/>
+            </w:pPr>
+            <w:r>
+              <w:t xml:space="preserve">Chaco</w:t>
+            </w:r>
+          </w:p>
+        </w:tc>
+        <w:tc>
+          <w:tcPr/>
+          <w:p>
+            <w:pPr>
+              <w:pStyle w:val="Compact"/>
+              <w:jc w:val="left"/>
+            </w:pPr>
+            <w:r>
+              <w:t xml:space="preserve">Cells without history (</w:t>
+            </w:r>
+            <w:r>
+              <w:rPr>
+                <w:rStyle w:val="VerbatimChar"/>
+              </w:rPr>
+              <w:t xml:space="preserve">freq_hist_1km = 0</w:t>
+            </w:r>
+            <w:r>
+              <w:t xml:space="preserve">)</w:t>
+            </w:r>
+          </w:p>
+        </w:tc>
+        <w:tc>
+          <w:tcPr/>
+          <w:p>
+            <w:pPr>
+              <w:pStyle w:val="Compact"/>
+              <w:jc w:val="right"/>
+            </w:pPr>
+            <w:r>
+              <w:t xml:space="preserve">0.6650</w:t>
+            </w:r>
+          </w:p>
+        </w:tc>
+        <w:tc>
+          <w:tcPr/>
+          <w:p>
+            <w:pPr>
+              <w:pStyle w:val="Compact"/>
+              <w:jc w:val="right"/>
+            </w:pPr>
+            <w:r>
+              <w:t xml:space="preserve">0.0841</w:t>
+            </w:r>
+          </w:p>
+        </w:tc>
+        <w:tc>
+          <w:tcPr/>
+          <w:p>
+            <w:pPr>
+              <w:pStyle w:val="Compact"/>
+              <w:jc w:val="right"/>
+            </w:pPr>
+            <w:r>
+              <w:t xml:space="preserve">—</w:t>
+            </w:r>
+          </w:p>
+        </w:tc>
+      </w:tr>
+      <w:tr>
+        <w:tc>
+          <w:tcPr/>
+          <w:p>
+            <w:pPr>
+              <w:pStyle w:val="Compact"/>
+              <w:jc w:val="left"/>
+            </w:pPr>
+            <w:r>
+              <w:t xml:space="preserve">Oriental</w:t>
+            </w:r>
+          </w:p>
+        </w:tc>
+        <w:tc>
+          <w:tcPr/>
+          <w:p>
+            <w:pPr>
+              <w:pStyle w:val="Compact"/>
+              <w:jc w:val="left"/>
+            </w:pPr>
+            <w:r>
+              <w:t xml:space="preserve">Cells without history (</w:t>
+            </w:r>
+            <w:r>
+              <w:rPr>
+                <w:rStyle w:val="VerbatimChar"/>
+              </w:rPr>
+              <w:t xml:space="preserve">freq_hist_1km = 0</w:t>
+            </w:r>
+            <w:r>
+              <w:t xml:space="preserve">)</w:t>
+            </w:r>
+          </w:p>
+        </w:tc>
+        <w:tc>
+          <w:tcPr/>
+          <w:p>
+            <w:pPr>
+              <w:pStyle w:val="Compact"/>
+              <w:jc w:val="right"/>
+            </w:pPr>
+            <w:r>
+              <w:t xml:space="preserve">0.7018</w:t>
+            </w:r>
+          </w:p>
+        </w:tc>
+        <w:tc>
+          <w:tcPr/>
+          <w:p>
+            <w:pPr>
+              <w:pStyle w:val="Compact"/>
+              <w:jc w:val="right"/>
+            </w:pPr>
+            <w:r>
+              <w:t xml:space="preserve">0.0740</w:t>
+            </w:r>
+          </w:p>
+        </w:tc>
+        <w:tc>
+          <w:tcPr/>
+          <w:p>
+            <w:pPr>
+              <w:pStyle w:val="Compact"/>
+              <w:jc w:val="right"/>
+            </w:pPr>
+            <w:r>
+              <w:t xml:space="preserve">—</w:t>
+            </w:r>
+          </w:p>
+        </w:tc>
+      </w:tr>
+    </w:tbl>
+    <w:p>
+      <w:pPr>
+        <w:pStyle w:val="BodyText"/>
+      </w:pPr>
+      <w:r>
+        <w:t xml:space="preserve">M1 is a diagnostic biophysical baseline and was not used operationally. Spatial block results are in Table S8, lead-time results in Table S9, and the retrospective 2024–2025 ablation in Table S12.</w:t>
+      </w:r>
+    </w:p>
     <w:bookmarkEnd w:id="24"/>
     <w:bookmarkStart w:id="25" w:name="data-availability"/>
     <w:p>

--- a/material_suplementario.docx
+++ b/material_suplementario.docx
@@ -2147,7 +2147,7 @@
         <w:pStyle w:val="FirstParagraph"/>
       </w:pPr>
       <w:r>
-        <w:t xml:space="preserve">The 1-km² grid is the modeling unit. Fuel fractions come from MapBiomas Collection 2 (2023)</w:t>
+        <w:t xml:space="preserve">The 1-km² grid is the modeling unit. Fuel fractions come from annual MapBiomas Collection 2 maps (2017–2023), joined to each row with the prior-year map; 2024 uses 2023 with lag 1 and 2025 reuses 2023 with lag 2</w:t>
       </w:r>
       <w:r>
         <w:t xml:space="preserve"> </w:t>
@@ -2814,40 +2814,40 @@
               <w:pStyle w:val="Compact"/>
             </w:pPr>
             <w:r>
-              <w:t xml:space="preserve">ffmc</w:t>
-            </w:r>
-          </w:p>
-        </w:tc>
-        <w:tc>
-          <w:tcPr/>
-          <w:p>
-            <w:pPr>
-              <w:pStyle w:val="Compact"/>
-            </w:pPr>
-            <w:r>
-              <w:t xml:space="preserve">Fine Fuel Moisture Code</w:t>
-            </w:r>
-          </w:p>
-        </w:tc>
-        <w:tc>
-          <w:tcPr/>
-          <w:p>
-            <w:pPr>
-              <w:pStyle w:val="Compact"/>
-            </w:pPr>
-            <w:r>
-              <w:t xml:space="preserve">FWI derived</w:t>
-            </w:r>
-          </w:p>
-        </w:tc>
-        <w:tc>
-          <w:tcPr/>
-          <w:p>
-            <w:pPr>
-              <w:pStyle w:val="Compact"/>
-            </w:pPr>
-            <w:r>
-              <w:t xml:space="preserve">Ignition and propagation</w:t>
+              <w:t xml:space="preserve">swvl1_m3m3</w:t>
+            </w:r>
+          </w:p>
+        </w:tc>
+        <w:tc>
+          <w:tcPr/>
+          <w:p>
+            <w:pPr>
+              <w:pStyle w:val="Compact"/>
+            </w:pPr>
+            <w:r>
+              <w:t xml:space="preserve">Topsoil volumetric water content, 0–7 cm (m³/m³)</w:t>
+            </w:r>
+          </w:p>
+        </w:tc>
+        <w:tc>
+          <w:tcPr/>
+          <w:p>
+            <w:pPr>
+              <w:pStyle w:val="Compact"/>
+            </w:pPr>
+            <w:r>
+              <w:t xml:space="preserve">ERA5-Land</w:t>
+            </w:r>
+          </w:p>
+        </w:tc>
+        <w:tc>
+          <w:tcPr/>
+          <w:p>
+            <w:pPr>
+              <w:pStyle w:val="Compact"/>
+            </w:pPr>
+            <w:r>
+              <w:t xml:space="preserve">M1, M2, M3 and propagation</w:t>
             </w:r>
           </w:p>
         </w:tc>
@@ -2860,40 +2860,40 @@
               <w:pStyle w:val="Compact"/>
             </w:pPr>
             <w:r>
-              <w:t xml:space="preserve">isi</w:t>
-            </w:r>
-          </w:p>
-        </w:tc>
-        <w:tc>
-          <w:tcPr/>
-          <w:p>
-            <w:pPr>
-              <w:pStyle w:val="Compact"/>
-            </w:pPr>
-            <w:r>
-              <w:t xml:space="preserve">Initial Spread Index</w:t>
-            </w:r>
-          </w:p>
-        </w:tc>
-        <w:tc>
-          <w:tcPr/>
-          <w:p>
-            <w:pPr>
-              <w:pStyle w:val="Compact"/>
-            </w:pPr>
-            <w:r>
-              <w:t xml:space="preserve">FWI derived</w:t>
-            </w:r>
-          </w:p>
-        </w:tc>
-        <w:tc>
-          <w:tcPr/>
-          <w:p>
-            <w:pPr>
-              <w:pStyle w:val="Compact"/>
-            </w:pPr>
-            <w:r>
-              <w:t xml:space="preserve">Ignition and propagation</w:t>
+              <w:t xml:space="preserve">fdd_heladas_60d</w:t>
+            </w:r>
+          </w:p>
+        </w:tc>
+        <w:tc>
+          <w:tcPr/>
+          <w:p>
+            <w:pPr>
+              <w:pStyle w:val="Compact"/>
+            </w:pPr>
+            <w:r>
+              <w:t xml:space="preserve">Antecedent frost severity over 60 days (°C-days)</w:t>
+            </w:r>
+          </w:p>
+        </w:tc>
+        <w:tc>
+          <w:tcPr/>
+          <w:p>
+            <w:pPr>
+              <w:pStyle w:val="Compact"/>
+            </w:pPr>
+            <w:r>
+              <w:t xml:space="preserve">ERA5-Land; derived</w:t>
+            </w:r>
+          </w:p>
+        </w:tc>
+        <w:tc>
+          <w:tcPr/>
+          <w:p>
+            <w:pPr>
+              <w:pStyle w:val="Compact"/>
+            </w:pPr>
+            <w:r>
+              <w:t xml:space="preserve">M1, M2, M3 and propagation</w:t>
             </w:r>
           </w:p>
         </w:tc>
@@ -2906,40 +2906,40 @@
               <w:pStyle w:val="Compact"/>
             </w:pPr>
             <w:r>
-              <w:t xml:space="preserve">dia_semana</w:t>
-            </w:r>
-          </w:p>
-        </w:tc>
-        <w:tc>
-          <w:tcPr/>
-          <w:p>
-            <w:pPr>
-              <w:pStyle w:val="Compact"/>
-            </w:pPr>
-            <w:r>
-              <w:t xml:space="preserve">Civil weekday (0 = Monday … 6 = Sunday)</w:t>
-            </w:r>
-          </w:p>
-        </w:tc>
-        <w:tc>
-          <w:tcPr/>
-          <w:p>
-            <w:pPr>
-              <w:pStyle w:val="Compact"/>
-            </w:pPr>
-            <w:r>
-              <w:t xml:space="preserve">Calendar</w:t>
-            </w:r>
-          </w:p>
-        </w:tc>
-        <w:tc>
-          <w:tcPr/>
-          <w:p>
-            <w:pPr>
-              <w:pStyle w:val="Compact"/>
-            </w:pPr>
-            <w:r>
-              <w:t xml:space="preserve">Ignition and propagation</w:t>
+              <w:t xml:space="preserve">deficit_hidro_60d</w:t>
+            </w:r>
+          </w:p>
+        </w:tc>
+        <w:tc>
+          <w:tcPr/>
+          <w:p>
+            <w:pPr>
+              <w:pStyle w:val="Compact"/>
+            </w:pPr>
+            <w:r>
+              <w:t xml:space="preserve">Antecedent water deficit over 60 days (mm)</w:t>
+            </w:r>
+          </w:p>
+        </w:tc>
+        <w:tc>
+          <w:tcPr/>
+          <w:p>
+            <w:pPr>
+              <w:pStyle w:val="Compact"/>
+            </w:pPr>
+            <w:r>
+              <w:t xml:space="preserve">ERA5-Land; derived</w:t>
+            </w:r>
+          </w:p>
+        </w:tc>
+        <w:tc>
+          <w:tcPr/>
+          <w:p>
+            <w:pPr>
+              <w:pStyle w:val="Compact"/>
+            </w:pPr>
+            <w:r>
+              <w:t xml:space="preserve">M1, M2, M3 and propagation</w:t>
             </w:r>
           </w:p>
         </w:tc>
@@ -2952,40 +2952,40 @@
               <w:pStyle w:val="Compact"/>
             </w:pPr>
             <w:r>
-              <w:t xml:space="preserve">es_fin_de_semana</w:t>
-            </w:r>
-          </w:p>
-        </w:tc>
-        <w:tc>
-          <w:tcPr/>
-          <w:p>
-            <w:pPr>
-              <w:pStyle w:val="Compact"/>
-            </w:pPr>
-            <w:r>
-              <w:t xml:space="preserve">Weekend indicator (Saturday/Sunday)</w:t>
-            </w:r>
-          </w:p>
-        </w:tc>
-        <w:tc>
-          <w:tcPr/>
-          <w:p>
-            <w:pPr>
-              <w:pStyle w:val="Compact"/>
-            </w:pPr>
-            <w:r>
-              <w:t xml:space="preserve">Calendar</w:t>
-            </w:r>
-          </w:p>
-        </w:tc>
-        <w:tc>
-          <w:tcPr/>
-          <w:p>
-            <w:pPr>
-              <w:pStyle w:val="Compact"/>
-            </w:pPr>
-            <w:r>
-              <w:t xml:space="preserve">Ignition and propagation</w:t>
+              <w:t xml:space="preserve">riesgo_estero_seco</w:t>
+            </w:r>
+          </w:p>
+        </w:tc>
+        <w:tc>
+          <w:tcPr/>
+          <w:p>
+            <w:pPr>
+              <w:pStyle w:val="Compact"/>
+            </w:pPr>
+            <w:r>
+              <w:t xml:space="preserve">Dry estero risk (wetland × 60-day deficit)</w:t>
+            </w:r>
+          </w:p>
+        </w:tc>
+        <w:tc>
+          <w:tcPr/>
+          <w:p>
+            <w:pPr>
+              <w:pStyle w:val="Compact"/>
+            </w:pPr>
+            <w:r>
+              <w:t xml:space="preserve">Derived</w:t>
+            </w:r>
+          </w:p>
+        </w:tc>
+        <w:tc>
+          <w:tcPr/>
+          <w:p>
+            <w:pPr>
+              <w:pStyle w:val="Compact"/>
+            </w:pPr>
+            <w:r>
+              <w:t xml:space="preserve">M1, M2, M3 and propagation</w:t>
             </w:r>
           </w:p>
         </w:tc>
@@ -2998,40 +2998,40 @@
               <w:pStyle w:val="Compact"/>
             </w:pPr>
             <w:r>
-              <w:t xml:space="preserve">mes</w:t>
-            </w:r>
-          </w:p>
-        </w:tc>
-        <w:tc>
-          <w:tcPr/>
-          <w:p>
-            <w:pPr>
-              <w:pStyle w:val="Compact"/>
-            </w:pPr>
-            <w:r>
-              <w:t xml:space="preserve">Month of year (1–12)</w:t>
-            </w:r>
-          </w:p>
-        </w:tc>
-        <w:tc>
-          <w:tcPr/>
-          <w:p>
-            <w:pPr>
-              <w:pStyle w:val="Compact"/>
-            </w:pPr>
-            <w:r>
-              <w:t xml:space="preserve">Calendar</w:t>
-            </w:r>
-          </w:p>
-        </w:tc>
-        <w:tc>
-          <w:tcPr/>
-          <w:p>
-            <w:pPr>
-              <w:pStyle w:val="Compact"/>
-            </w:pPr>
-            <w:r>
-              <w:t xml:space="preserve">Ignition and propagation</w:t>
+              <w:t xml:space="preserve">combustible_curado_helada</w:t>
+            </w:r>
+          </w:p>
+        </w:tc>
+        <w:tc>
+          <w:tcPr/>
+          <w:p>
+            <w:pPr>
+              <w:pStyle w:val="Compact"/>
+            </w:pPr>
+            <w:r>
+              <w:t xml:space="preserve">Frost-cured pasture and grassland fuel</w:t>
+            </w:r>
+          </w:p>
+        </w:tc>
+        <w:tc>
+          <w:tcPr/>
+          <w:p>
+            <w:pPr>
+              <w:pStyle w:val="Compact"/>
+            </w:pPr>
+            <w:r>
+              <w:t xml:space="preserve">Derived</w:t>
+            </w:r>
+          </w:p>
+        </w:tc>
+        <w:tc>
+          <w:tcPr/>
+          <w:p>
+            <w:pPr>
+              <w:pStyle w:val="Compact"/>
+            </w:pPr>
+            <w:r>
+              <w:t xml:space="preserve">M1, M2, M3 and propagation</w:t>
             </w:r>
           </w:p>
         </w:tc>
@@ -3044,29 +3044,29 @@
               <w:pStyle w:val="Compact"/>
             </w:pPr>
             <w:r>
-              <w:t xml:space="preserve">dia_del_anio</w:t>
-            </w:r>
-          </w:p>
-        </w:tc>
-        <w:tc>
-          <w:tcPr/>
-          <w:p>
-            <w:pPr>
-              <w:pStyle w:val="Compact"/>
-            </w:pPr>
-            <w:r>
-              <w:t xml:space="preserve">Ordinal day of year (1–366)</w:t>
-            </w:r>
-          </w:p>
-        </w:tc>
-        <w:tc>
-          <w:tcPr/>
-          <w:p>
-            <w:pPr>
-              <w:pStyle w:val="Compact"/>
-            </w:pPr>
-            <w:r>
-              <w:t xml:space="preserve">Calendar</w:t>
+              <w:t xml:space="preserve">ffmc</w:t>
+            </w:r>
+          </w:p>
+        </w:tc>
+        <w:tc>
+          <w:tcPr/>
+          <w:p>
+            <w:pPr>
+              <w:pStyle w:val="Compact"/>
+            </w:pPr>
+            <w:r>
+              <w:t xml:space="preserve">Fine Fuel Moisture Code</w:t>
+            </w:r>
+          </w:p>
+        </w:tc>
+        <w:tc>
+          <w:tcPr/>
+          <w:p>
+            <w:pPr>
+              <w:pStyle w:val="Compact"/>
+            </w:pPr>
+            <w:r>
+              <w:t xml:space="preserve">FWI derived</w:t>
             </w:r>
           </w:p>
         </w:tc>
@@ -3090,29 +3090,29 @@
               <w:pStyle w:val="Compact"/>
             </w:pPr>
             <w:r>
-              <w:t xml:space="preserve">pct_pastura</w:t>
-            </w:r>
-          </w:p>
-        </w:tc>
-        <w:tc>
-          <w:tcPr/>
-          <w:p>
-            <w:pPr>
-              <w:pStyle w:val="Compact"/>
-            </w:pPr>
-            <w:r>
-              <w:t xml:space="preserve">Cultivated pasture fraction (0–100 %)</w:t>
-            </w:r>
-          </w:p>
-        </w:tc>
-        <w:tc>
-          <w:tcPr/>
-          <w:p>
-            <w:pPr>
-              <w:pStyle w:val="Compact"/>
-            </w:pPr>
-            <w:r>
-              <w:t xml:space="preserve">MapBiomas C2 2023</w:t>
+              <w:t xml:space="preserve">isi</w:t>
+            </w:r>
+          </w:p>
+        </w:tc>
+        <w:tc>
+          <w:tcPr/>
+          <w:p>
+            <w:pPr>
+              <w:pStyle w:val="Compact"/>
+            </w:pPr>
+            <w:r>
+              <w:t xml:space="preserve">Initial Spread Index</w:t>
+            </w:r>
+          </w:p>
+        </w:tc>
+        <w:tc>
+          <w:tcPr/>
+          <w:p>
+            <w:pPr>
+              <w:pStyle w:val="Compact"/>
+            </w:pPr>
+            <w:r>
+              <w:t xml:space="preserve">FWI derived</w:t>
             </w:r>
           </w:p>
         </w:tc>
@@ -3136,29 +3136,29 @@
               <w:pStyle w:val="Compact"/>
             </w:pPr>
             <w:r>
-              <w:t xml:space="preserve">pct_sabana_pastizal</w:t>
-            </w:r>
-          </w:p>
-        </w:tc>
-        <w:tc>
-          <w:tcPr/>
-          <w:p>
-            <w:pPr>
-              <w:pStyle w:val="Compact"/>
-            </w:pPr>
-            <w:r>
-              <w:t xml:space="preserve">Savanna and natural grassland fraction (0–100 %)</w:t>
-            </w:r>
-          </w:p>
-        </w:tc>
-        <w:tc>
-          <w:tcPr/>
-          <w:p>
-            <w:pPr>
-              <w:pStyle w:val="Compact"/>
-            </w:pPr>
-            <w:r>
-              <w:t xml:space="preserve">MapBiomas C2 2023</w:t>
+              <w:t xml:space="preserve">dia_semana</w:t>
+            </w:r>
+          </w:p>
+        </w:tc>
+        <w:tc>
+          <w:tcPr/>
+          <w:p>
+            <w:pPr>
+              <w:pStyle w:val="Compact"/>
+            </w:pPr>
+            <w:r>
+              <w:t xml:space="preserve">Civil weekday (0 = Monday … 6 = Sunday)</w:t>
+            </w:r>
+          </w:p>
+        </w:tc>
+        <w:tc>
+          <w:tcPr/>
+          <w:p>
+            <w:pPr>
+              <w:pStyle w:val="Compact"/>
+            </w:pPr>
+            <w:r>
+              <w:t xml:space="preserve">Calendar</w:t>
             </w:r>
           </w:p>
         </w:tc>
@@ -3182,29 +3182,29 @@
               <w:pStyle w:val="Compact"/>
             </w:pPr>
             <w:r>
-              <w:t xml:space="preserve">pct_humedal_palmar</w:t>
-            </w:r>
-          </w:p>
-        </w:tc>
-        <w:tc>
-          <w:tcPr/>
-          <w:p>
-            <w:pPr>
-              <w:pStyle w:val="Compact"/>
-            </w:pPr>
-            <w:r>
-              <w:t xml:space="preserve">Wetland and palm swamp fraction (0–100 %)</w:t>
-            </w:r>
-          </w:p>
-        </w:tc>
-        <w:tc>
-          <w:tcPr/>
-          <w:p>
-            <w:pPr>
-              <w:pStyle w:val="Compact"/>
-            </w:pPr>
-            <w:r>
-              <w:t xml:space="preserve">MapBiomas C2 2023</w:t>
+              <w:t xml:space="preserve">es_fin_de_semana</w:t>
+            </w:r>
+          </w:p>
+        </w:tc>
+        <w:tc>
+          <w:tcPr/>
+          <w:p>
+            <w:pPr>
+              <w:pStyle w:val="Compact"/>
+            </w:pPr>
+            <w:r>
+              <w:t xml:space="preserve">Weekend indicator (Saturday/Sunday)</w:t>
+            </w:r>
+          </w:p>
+        </w:tc>
+        <w:tc>
+          <w:tcPr/>
+          <w:p>
+            <w:pPr>
+              <w:pStyle w:val="Compact"/>
+            </w:pPr>
+            <w:r>
+              <w:t xml:space="preserve">Calendar</w:t>
             </w:r>
           </w:p>
         </w:tc>
@@ -3228,40 +3228,40 @@
               <w:pStyle w:val="Compact"/>
             </w:pPr>
             <w:r>
-              <w:t xml:space="preserve">pct_bosque_seco</w:t>
-            </w:r>
-          </w:p>
-        </w:tc>
-        <w:tc>
-          <w:tcPr/>
-          <w:p>
-            <w:pPr>
-              <w:pStyle w:val="Compact"/>
-            </w:pPr>
-            <w:r>
-              <w:t xml:space="preserve">Dry Chaco forest fraction (0–100 %)</w:t>
-            </w:r>
-          </w:p>
-        </w:tc>
-        <w:tc>
-          <w:tcPr/>
-          <w:p>
-            <w:pPr>
-              <w:pStyle w:val="Compact"/>
-            </w:pPr>
-            <w:r>
-              <w:t xml:space="preserve">MapBiomas C2 2023</w:t>
-            </w:r>
-          </w:p>
-        </w:tc>
-        <w:tc>
-          <w:tcPr/>
-          <w:p>
-            <w:pPr>
-              <w:pStyle w:val="Compact"/>
-            </w:pPr>
-            <w:r>
-              <w:t xml:space="preserve">Ignition and propagation (Chaco)</w:t>
+              <w:t xml:space="preserve">mes</w:t>
+            </w:r>
+          </w:p>
+        </w:tc>
+        <w:tc>
+          <w:tcPr/>
+          <w:p>
+            <w:pPr>
+              <w:pStyle w:val="Compact"/>
+            </w:pPr>
+            <w:r>
+              <w:t xml:space="preserve">Month of year (1–12)</w:t>
+            </w:r>
+          </w:p>
+        </w:tc>
+        <w:tc>
+          <w:tcPr/>
+          <w:p>
+            <w:pPr>
+              <w:pStyle w:val="Compact"/>
+            </w:pPr>
+            <w:r>
+              <w:t xml:space="preserve">Calendar</w:t>
+            </w:r>
+          </w:p>
+        </w:tc>
+        <w:tc>
+          <w:tcPr/>
+          <w:p>
+            <w:pPr>
+              <w:pStyle w:val="Compact"/>
+            </w:pPr>
+            <w:r>
+              <w:t xml:space="preserve">Ignition and propagation</w:t>
             </w:r>
           </w:p>
         </w:tc>
@@ -3274,40 +3274,40 @@
               <w:pStyle w:val="Compact"/>
             </w:pPr>
             <w:r>
-              <w:t xml:space="preserve">pct_bosque_humedo</w:t>
-            </w:r>
-          </w:p>
-        </w:tc>
-        <w:tc>
-          <w:tcPr/>
-          <w:p>
-            <w:pPr>
-              <w:pStyle w:val="Compact"/>
-            </w:pPr>
-            <w:r>
-              <w:t xml:space="preserve">Atlantic humid forest fraction (0–100 %)</w:t>
-            </w:r>
-          </w:p>
-        </w:tc>
-        <w:tc>
-          <w:tcPr/>
-          <w:p>
-            <w:pPr>
-              <w:pStyle w:val="Compact"/>
-            </w:pPr>
-            <w:r>
-              <w:t xml:space="preserve">MapBiomas C2 2023</w:t>
-            </w:r>
-          </w:p>
-        </w:tc>
-        <w:tc>
-          <w:tcPr/>
-          <w:p>
-            <w:pPr>
-              <w:pStyle w:val="Compact"/>
-            </w:pPr>
-            <w:r>
-              <w:t xml:space="preserve">Ignition and propagation (Oriental)</w:t>
+              <w:t xml:space="preserve">dia_del_anio</w:t>
+            </w:r>
+          </w:p>
+        </w:tc>
+        <w:tc>
+          <w:tcPr/>
+          <w:p>
+            <w:pPr>
+              <w:pStyle w:val="Compact"/>
+            </w:pPr>
+            <w:r>
+              <w:t xml:space="preserve">Ordinal day of year (1–366)</w:t>
+            </w:r>
+          </w:p>
+        </w:tc>
+        <w:tc>
+          <w:tcPr/>
+          <w:p>
+            <w:pPr>
+              <w:pStyle w:val="Compact"/>
+            </w:pPr>
+            <w:r>
+              <w:t xml:space="preserve">Calendar</w:t>
+            </w:r>
+          </w:p>
+        </w:tc>
+        <w:tc>
+          <w:tcPr/>
+          <w:p>
+            <w:pPr>
+              <w:pStyle w:val="Compact"/>
+            </w:pPr>
+            <w:r>
+              <w:t xml:space="preserve">Ignition and propagation</w:t>
             </w:r>
           </w:p>
         </w:tc>
@@ -3320,40 +3320,40 @@
               <w:pStyle w:val="Compact"/>
             </w:pPr>
             <w:r>
-              <w:t xml:space="preserve">indice_ecotono</w:t>
-            </w:r>
-          </w:p>
-        </w:tc>
-        <w:tc>
-          <w:tcPr/>
-          <w:p>
-            <w:pPr>
-              <w:pStyle w:val="Compact"/>
-            </w:pPr>
-            <w:r>
-              <w:t xml:space="preserve">Forest–pasture edge disruption index</w:t>
-            </w:r>
-          </w:p>
-        </w:tc>
-        <w:tc>
-          <w:tcPr/>
-          <w:p>
-            <w:pPr>
-              <w:pStyle w:val="Compact"/>
-            </w:pPr>
-            <w:r>
-              <w:t xml:space="preserve">Derived</w:t>
-            </w:r>
-          </w:p>
-        </w:tc>
-        <w:tc>
-          <w:tcPr/>
-          <w:p>
-            <w:pPr>
-              <w:pStyle w:val="Compact"/>
-            </w:pPr>
-            <w:r>
-              <w:t xml:space="preserve">Ignition and propagation</w:t>
+              <w:t xml:space="preserve">pct_pastura</w:t>
+            </w:r>
+          </w:p>
+        </w:tc>
+        <w:tc>
+          <w:tcPr/>
+          <w:p>
+            <w:pPr>
+              <w:pStyle w:val="Compact"/>
+            </w:pPr>
+            <w:r>
+              <w:t xml:space="preserve">Total pasture, annual agriculture and forest plantation (0–100 %)</w:t>
+            </w:r>
+          </w:p>
+        </w:tc>
+        <w:tc>
+          <w:tcPr/>
+          <w:p>
+            <w:pPr>
+              <w:pStyle w:val="Compact"/>
+            </w:pPr>
+            <w:r>
+              <w:t xml:space="preserve">Derived from MapBiomas C2 annual (Y-1)</w:t>
+            </w:r>
+          </w:p>
+        </w:tc>
+        <w:tc>
+          <w:tcPr/>
+          <w:p>
+            <w:pPr>
+              <w:pStyle w:val="Compact"/>
+            </w:pPr>
+            <w:r>
+              <w:t xml:space="preserve">INPE benchmark only; not a model feature</w:t>
             </w:r>
           </w:p>
         </w:tc>
@@ -3366,40 +3366,40 @@
               <w:pStyle w:val="Compact"/>
             </w:pPr>
             <w:r>
-              <w:t xml:space="preserve">dist_foco_hist_km</w:t>
-            </w:r>
-          </w:p>
-        </w:tc>
-        <w:tc>
-          <w:tcPr/>
-          <w:p>
-            <w:pPr>
-              <w:pStyle w:val="Compact"/>
-            </w:pPr>
-            <w:r>
-              <w:t xml:space="preserve">Minimum distance to training fires (km)</w:t>
-            </w:r>
-          </w:p>
-        </w:tc>
-        <w:tc>
-          <w:tcPr/>
-          <w:p>
-            <w:pPr>
-              <w:pStyle w:val="Compact"/>
-            </w:pPr>
-            <w:r>
-              <w:t xml:space="preserve">FIRMS, causal 3-year window</w:t>
-            </w:r>
-          </w:p>
-        </w:tc>
-        <w:tc>
-          <w:tcPr/>
-          <w:p>
-            <w:pPr>
-              <w:pStyle w:val="Compact"/>
-            </w:pPr>
-            <w:r>
-              <w:t xml:space="preserve">Ignition and propagation</w:t>
+              <w:t xml:space="preserve">pct_pastura_ganadera</w:t>
+            </w:r>
+          </w:p>
+        </w:tc>
+        <w:tc>
+          <w:tcPr/>
+          <w:p>
+            <w:pPr>
+              <w:pStyle w:val="Compact"/>
+            </w:pPr>
+            <w:r>
+              <w:t xml:space="preserve">Cultivated pasture fraction (0–100 %)</w:t>
+            </w:r>
+          </w:p>
+        </w:tc>
+        <w:tc>
+          <w:tcPr/>
+          <w:p>
+            <w:pPr>
+              <w:pStyle w:val="Compact"/>
+            </w:pPr>
+            <w:r>
+              <w:t xml:space="preserve">MapBiomas C2 annual (Y-1)</w:t>
+            </w:r>
+          </w:p>
+        </w:tc>
+        <w:tc>
+          <w:tcPr/>
+          <w:p>
+            <w:pPr>
+              <w:pStyle w:val="Compact"/>
+            </w:pPr>
+            <w:r>
+              <w:t xml:space="preserve">M1, M2, M3 and propagation</w:t>
             </w:r>
           </w:p>
         </w:tc>
@@ -3412,40 +3412,40 @@
               <w:pStyle w:val="Compact"/>
             </w:pPr>
             <w:r>
-              <w:t xml:space="preserve">densidad_hist_25km</w:t>
-            </w:r>
-          </w:p>
-        </w:tc>
-        <w:tc>
-          <w:tcPr/>
-          <w:p>
-            <w:pPr>
-              <w:pStyle w:val="Compact"/>
-            </w:pPr>
-            <w:r>
-              <w:t xml:space="preserve">Cumulative historical fire density within 25 km</w:t>
-            </w:r>
-          </w:p>
-        </w:tc>
-        <w:tc>
-          <w:tcPr/>
-          <w:p>
-            <w:pPr>
-              <w:pStyle w:val="Compact"/>
-            </w:pPr>
-            <w:r>
-              <w:t xml:space="preserve">FIRMS, causal 3-year window</w:t>
-            </w:r>
-          </w:p>
-        </w:tc>
-        <w:tc>
-          <w:tcPr/>
-          <w:p>
-            <w:pPr>
-              <w:pStyle w:val="Compact"/>
-            </w:pPr>
-            <w:r>
-              <w:t xml:space="preserve">Ignition and propagation</w:t>
+              <w:t xml:space="preserve">pct_agricultura_anual</w:t>
+            </w:r>
+          </w:p>
+        </w:tc>
+        <w:tc>
+          <w:tcPr/>
+          <w:p>
+            <w:pPr>
+              <w:pStyle w:val="Compact"/>
+            </w:pPr>
+            <w:r>
+              <w:t xml:space="preserve">Annual agriculture fraction (0–100 %)</w:t>
+            </w:r>
+          </w:p>
+        </w:tc>
+        <w:tc>
+          <w:tcPr/>
+          <w:p>
+            <w:pPr>
+              <w:pStyle w:val="Compact"/>
+            </w:pPr>
+            <w:r>
+              <w:t xml:space="preserve">MapBiomas C2 annual (Y-1)</w:t>
+            </w:r>
+          </w:p>
+        </w:tc>
+        <w:tc>
+          <w:tcPr/>
+          <w:p>
+            <w:pPr>
+              <w:pStyle w:val="Compact"/>
+            </w:pPr>
+            <w:r>
+              <w:t xml:space="preserve">M1, M2, M3 and propagation</w:t>
             </w:r>
           </w:p>
         </w:tc>
@@ -3458,40 +3458,40 @@
               <w:pStyle w:val="Compact"/>
             </w:pPr>
             <w:r>
-              <w:t xml:space="preserve">dist_foco_t1_km</w:t>
-            </w:r>
-          </w:p>
-        </w:tc>
-        <w:tc>
-          <w:tcPr/>
-          <w:p>
-            <w:pPr>
-              <w:pStyle w:val="Compact"/>
-            </w:pPr>
-            <w:r>
-              <w:t xml:space="preserve">Minimum distance to an active t-1 fire (km)</w:t>
-            </w:r>
-          </w:p>
-        </w:tc>
-        <w:tc>
-          <w:tcPr/>
-          <w:p>
-            <w:pPr>
-              <w:pStyle w:val="Compact"/>
-            </w:pPr>
-            <w:r>
-              <w:t xml:space="preserve">Causal spatial kernel</w:t>
-            </w:r>
-          </w:p>
-        </w:tc>
-        <w:tc>
-          <w:tcPr/>
-          <w:p>
-            <w:pPr>
-              <w:pStyle w:val="Compact"/>
-            </w:pPr>
-            <w:r>
-              <w:t xml:space="preserve">Propagation only</w:t>
+              <w:t xml:space="preserve">pct_plantacion_forestal</w:t>
+            </w:r>
+          </w:p>
+        </w:tc>
+        <w:tc>
+          <w:tcPr/>
+          <w:p>
+            <w:pPr>
+              <w:pStyle w:val="Compact"/>
+            </w:pPr>
+            <w:r>
+              <w:t xml:space="preserve">Forest plantation fraction (0–100 %)</w:t>
+            </w:r>
+          </w:p>
+        </w:tc>
+        <w:tc>
+          <w:tcPr/>
+          <w:p>
+            <w:pPr>
+              <w:pStyle w:val="Compact"/>
+            </w:pPr>
+            <w:r>
+              <w:t xml:space="preserve">MapBiomas C2 annual (Y-1)</w:t>
+            </w:r>
+          </w:p>
+        </w:tc>
+        <w:tc>
+          <w:tcPr/>
+          <w:p>
+            <w:pPr>
+              <w:pStyle w:val="Compact"/>
+            </w:pPr>
+            <w:r>
+              <w:t xml:space="preserve">M1, M2, M3 and propagation</w:t>
             </w:r>
           </w:p>
         </w:tc>
@@ -3504,40 +3504,40 @@
               <w:pStyle w:val="Compact"/>
             </w:pPr>
             <w:r>
-              <w:t xml:space="preserve">focos_25km_t1</w:t>
-            </w:r>
-          </w:p>
-        </w:tc>
-        <w:tc>
-          <w:tcPr/>
-          <w:p>
-            <w:pPr>
-              <w:pStyle w:val="Compact"/>
-            </w:pPr>
-            <w:r>
-              <w:t xml:space="preserve">Active t-1 fires within 25 km</w:t>
-            </w:r>
-          </w:p>
-        </w:tc>
-        <w:tc>
-          <w:tcPr/>
-          <w:p>
-            <w:pPr>
-              <w:pStyle w:val="Compact"/>
-            </w:pPr>
-            <w:r>
-              <w:t xml:space="preserve">Causal spatial kernel</w:t>
-            </w:r>
-          </w:p>
-        </w:tc>
-        <w:tc>
-          <w:tcPr/>
-          <w:p>
-            <w:pPr>
-              <w:pStyle w:val="Compact"/>
-            </w:pPr>
-            <w:r>
-              <w:t xml:space="preserve">Propagation only</w:t>
+              <w:t xml:space="preserve">pct_sabana_pastizal</w:t>
+            </w:r>
+          </w:p>
+        </w:tc>
+        <w:tc>
+          <w:tcPr/>
+          <w:p>
+            <w:pPr>
+              <w:pStyle w:val="Compact"/>
+            </w:pPr>
+            <w:r>
+              <w:t xml:space="preserve">Savanna and natural grassland fraction (0–100 %)</w:t>
+            </w:r>
+          </w:p>
+        </w:tc>
+        <w:tc>
+          <w:tcPr/>
+          <w:p>
+            <w:pPr>
+              <w:pStyle w:val="Compact"/>
+            </w:pPr>
+            <w:r>
+              <w:t xml:space="preserve">MapBiomas C2 annual (Y-1)</w:t>
+            </w:r>
+          </w:p>
+        </w:tc>
+        <w:tc>
+          <w:tcPr/>
+          <w:p>
+            <w:pPr>
+              <w:pStyle w:val="Compact"/>
+            </w:pPr>
+            <w:r>
+              <w:t xml:space="preserve">Ignition and propagation</w:t>
             </w:r>
           </w:p>
         </w:tc>
@@ -3550,40 +3550,40 @@
               <w:pStyle w:val="Compact"/>
             </w:pPr>
             <w:r>
-              <w:t xml:space="preserve">frp_25km_t1</w:t>
-            </w:r>
-          </w:p>
-        </w:tc>
-        <w:tc>
-          <w:tcPr/>
-          <w:p>
-            <w:pPr>
-              <w:pStyle w:val="Compact"/>
-            </w:pPr>
-            <w:r>
-              <w:t xml:space="preserve">Accumulated t-1 FRP within 25 km (MW)</w:t>
-            </w:r>
-          </w:p>
-        </w:tc>
-        <w:tc>
-          <w:tcPr/>
-          <w:p>
-            <w:pPr>
-              <w:pStyle w:val="Compact"/>
-            </w:pPr>
-            <w:r>
-              <w:t xml:space="preserve">Causal spatial kernel</w:t>
-            </w:r>
-          </w:p>
-        </w:tc>
-        <w:tc>
-          <w:tcPr/>
-          <w:p>
-            <w:pPr>
-              <w:pStyle w:val="Compact"/>
-            </w:pPr>
-            <w:r>
-              <w:t xml:space="preserve">Propagation only</w:t>
+              <w:t xml:space="preserve">pct_humedal_palmar</w:t>
+            </w:r>
+          </w:p>
+        </w:tc>
+        <w:tc>
+          <w:tcPr/>
+          <w:p>
+            <w:pPr>
+              <w:pStyle w:val="Compact"/>
+            </w:pPr>
+            <w:r>
+              <w:t xml:space="preserve">Wetland and palm swamp fraction (0–100 %)</w:t>
+            </w:r>
+          </w:p>
+        </w:tc>
+        <w:tc>
+          <w:tcPr/>
+          <w:p>
+            <w:pPr>
+              <w:pStyle w:val="Compact"/>
+            </w:pPr>
+            <w:r>
+              <w:t xml:space="preserve">MapBiomas C2 annual (Y-1)</w:t>
+            </w:r>
+          </w:p>
+        </w:tc>
+        <w:tc>
+          <w:tcPr/>
+          <w:p>
+            <w:pPr>
+              <w:pStyle w:val="Compact"/>
+            </w:pPr>
+            <w:r>
+              <w:t xml:space="preserve">Ignition and propagation</w:t>
             </w:r>
           </w:p>
         </w:tc>
@@ -3596,40 +3596,40 @@
               <w:pStyle w:val="Compact"/>
             </w:pPr>
             <w:r>
-              <w:t xml:space="preserve">dist_corredor_antropico_km</w:t>
-            </w:r>
-          </w:p>
-        </w:tc>
-        <w:tc>
-          <w:tcPr/>
-          <w:p>
-            <w:pPr>
-              <w:pStyle w:val="Compact"/>
-            </w:pPr>
-            <w:r>
-              <w:t xml:space="preserve">Distance to chronic-recurrence cells (≥3 events, 2018–2022)</w:t>
-            </w:r>
-          </w:p>
-        </w:tc>
-        <w:tc>
-          <w:tcPr/>
-          <w:p>
-            <w:pPr>
-              <w:pStyle w:val="Compact"/>
-            </w:pPr>
-            <w:r>
-              <w:t xml:space="preserve">Anthropogenic prior</w:t>
-            </w:r>
-          </w:p>
-        </w:tc>
-        <w:tc>
-          <w:tcPr/>
-          <w:p>
-            <w:pPr>
-              <w:pStyle w:val="Compact"/>
-            </w:pPr>
-            <w:r>
-              <w:t xml:space="preserve">M3 only</w:t>
+              <w:t xml:space="preserve">pct_bosque_seco</w:t>
+            </w:r>
+          </w:p>
+        </w:tc>
+        <w:tc>
+          <w:tcPr/>
+          <w:p>
+            <w:pPr>
+              <w:pStyle w:val="Compact"/>
+            </w:pPr>
+            <w:r>
+              <w:t xml:space="preserve">Dry Chaco forest fraction (0–100 %)</w:t>
+            </w:r>
+          </w:p>
+        </w:tc>
+        <w:tc>
+          <w:tcPr/>
+          <w:p>
+            <w:pPr>
+              <w:pStyle w:val="Compact"/>
+            </w:pPr>
+            <w:r>
+              <w:t xml:space="preserve">MapBiomas C2 annual (Y-1)</w:t>
+            </w:r>
+          </w:p>
+        </w:tc>
+        <w:tc>
+          <w:tcPr/>
+          <w:p>
+            <w:pPr>
+              <w:pStyle w:val="Compact"/>
+            </w:pPr>
+            <w:r>
+              <w:t xml:space="preserve">Ignition and propagation (Chaco)</w:t>
             </w:r>
           </w:p>
         </w:tc>
@@ -3642,40 +3642,40 @@
               <w:pStyle w:val="Compact"/>
             </w:pPr>
             <w:r>
-              <w:t xml:space="preserve">densidad_hist_5km</w:t>
-            </w:r>
-          </w:p>
-        </w:tc>
-        <w:tc>
-          <w:tcPr/>
-          <w:p>
-            <w:pPr>
-              <w:pStyle w:val="Compact"/>
-            </w:pPr>
-            <w:r>
-              <w:t xml:space="preserve">Kernel density of historical fires within 5 km</w:t>
-            </w:r>
-          </w:p>
-        </w:tc>
-        <w:tc>
-          <w:tcPr/>
-          <w:p>
-            <w:pPr>
-              <w:pStyle w:val="Compact"/>
-            </w:pPr>
-            <w:r>
-              <w:t xml:space="preserve">Anthropogenic prior</w:t>
-            </w:r>
-          </w:p>
-        </w:tc>
-        <w:tc>
-          <w:tcPr/>
-          <w:p>
-            <w:pPr>
-              <w:pStyle w:val="Compact"/>
-            </w:pPr>
-            <w:r>
-              <w:t xml:space="preserve">M3 only</w:t>
+              <w:t xml:space="preserve">pct_bosque_humedo</w:t>
+            </w:r>
+          </w:p>
+        </w:tc>
+        <w:tc>
+          <w:tcPr/>
+          <w:p>
+            <w:pPr>
+              <w:pStyle w:val="Compact"/>
+            </w:pPr>
+            <w:r>
+              <w:t xml:space="preserve">Atlantic humid forest fraction (0–100 %)</w:t>
+            </w:r>
+          </w:p>
+        </w:tc>
+        <w:tc>
+          <w:tcPr/>
+          <w:p>
+            <w:pPr>
+              <w:pStyle w:val="Compact"/>
+            </w:pPr>
+            <w:r>
+              <w:t xml:space="preserve">MapBiomas C2 annual (Y-1)</w:t>
+            </w:r>
+          </w:p>
+        </w:tc>
+        <w:tc>
+          <w:tcPr/>
+          <w:p>
+            <w:pPr>
+              <w:pStyle w:val="Compact"/>
+            </w:pPr>
+            <w:r>
+              <w:t xml:space="preserve">Ignition and propagation (Oriental)</w:t>
             </w:r>
           </w:p>
         </w:tc>
@@ -3688,40 +3688,40 @@
               <w:pStyle w:val="Compact"/>
             </w:pPr>
             <w:r>
-              <w:t xml:space="preserve">densidad_hist_10km</w:t>
-            </w:r>
-          </w:p>
-        </w:tc>
-        <w:tc>
-          <w:tcPr/>
-          <w:p>
-            <w:pPr>
-              <w:pStyle w:val="Compact"/>
-            </w:pPr>
-            <w:r>
-              <w:t xml:space="preserve">Kernel density of historical fires within 10 km</w:t>
-            </w:r>
-          </w:p>
-        </w:tc>
-        <w:tc>
-          <w:tcPr/>
-          <w:p>
-            <w:pPr>
-              <w:pStyle w:val="Compact"/>
-            </w:pPr>
-            <w:r>
-              <w:t xml:space="preserve">Anthropogenic prior</w:t>
-            </w:r>
-          </w:p>
-        </w:tc>
-        <w:tc>
-          <w:tcPr/>
-          <w:p>
-            <w:pPr>
-              <w:pStyle w:val="Compact"/>
-            </w:pPr>
-            <w:r>
-              <w:t xml:space="preserve">M3 only</w:t>
+              <w:t xml:space="preserve">indice_ecotono</w:t>
+            </w:r>
+          </w:p>
+        </w:tc>
+        <w:tc>
+          <w:tcPr/>
+          <w:p>
+            <w:pPr>
+              <w:pStyle w:val="Compact"/>
+            </w:pPr>
+            <w:r>
+              <w:t xml:space="preserve">Forest–pasture edge disruption index</w:t>
+            </w:r>
+          </w:p>
+        </w:tc>
+        <w:tc>
+          <w:tcPr/>
+          <w:p>
+            <w:pPr>
+              <w:pStyle w:val="Compact"/>
+            </w:pPr>
+            <w:r>
+              <w:t xml:space="preserve">Derived</w:t>
+            </w:r>
+          </w:p>
+        </w:tc>
+        <w:tc>
+          <w:tcPr/>
+          <w:p>
+            <w:pPr>
+              <w:pStyle w:val="Compact"/>
+            </w:pPr>
+            <w:r>
+              <w:t xml:space="preserve">Ignition and propagation</w:t>
             </w:r>
           </w:p>
         </w:tc>
@@ -3734,40 +3734,40 @@
               <w:pStyle w:val="Compact"/>
             </w:pPr>
             <w:r>
-              <w:t xml:space="preserve">freq_hist_1km</w:t>
-            </w:r>
-          </w:p>
-        </w:tc>
-        <w:tc>
-          <w:tcPr/>
-          <w:p>
-            <w:pPr>
-              <w:pStyle w:val="Compact"/>
-            </w:pPr>
-            <w:r>
-              <w:t xml:space="preserve">Point recurrence in the 1-km² cell (2018–2022)</w:t>
-            </w:r>
-          </w:p>
-        </w:tc>
-        <w:tc>
-          <w:tcPr/>
-          <w:p>
-            <w:pPr>
-              <w:pStyle w:val="Compact"/>
-            </w:pPr>
-            <w:r>
-              <w:t xml:space="preserve">Anthropogenic prior</w:t>
-            </w:r>
-          </w:p>
-        </w:tc>
-        <w:tc>
-          <w:tcPr/>
-          <w:p>
-            <w:pPr>
-              <w:pStyle w:val="Compact"/>
-            </w:pPr>
-            <w:r>
-              <w:t xml:space="preserve">M3 Oriental and M2 fallback selector</w:t>
+              <w:t xml:space="preserve">borde_bosque_agro_pct</w:t>
+            </w:r>
+          </w:p>
+        </w:tc>
+        <w:tc>
+          <w:tcPr/>
+          <w:p>
+            <w:pPr>
+              <w:pStyle w:val="Compact"/>
+            </w:pPr>
+            <w:r>
+              <w:t xml:space="preserve">Forest–agriculture edge fraction (0–100 %)</w:t>
+            </w:r>
+          </w:p>
+        </w:tc>
+        <w:tc>
+          <w:tcPr/>
+          <w:p>
+            <w:pPr>
+              <w:pStyle w:val="Compact"/>
+            </w:pPr>
+            <w:r>
+              <w:t xml:space="preserve">Derived from MapBiomas C2 annual (Y-1)</w:t>
+            </w:r>
+          </w:p>
+        </w:tc>
+        <w:tc>
+          <w:tcPr/>
+          <w:p>
+            <w:pPr>
+              <w:pStyle w:val="Compact"/>
+            </w:pPr>
+            <w:r>
+              <w:t xml:space="preserve">M2, M3 and propagation</w:t>
             </w:r>
           </w:p>
         </w:tc>
@@ -3780,40 +3780,40 @@
               <w:pStyle w:val="Compact"/>
             </w:pPr>
             <w:r>
-              <w:t xml:space="preserve">temporada_quema_ganadera</w:t>
-            </w:r>
-          </w:p>
-        </w:tc>
-        <w:tc>
-          <w:tcPr/>
-          <w:p>
-            <w:pPr>
-              <w:pStyle w:val="Compact"/>
-            </w:pPr>
-            <w:r>
-              <w:t xml:space="preserve">Livestock burning season indicator (August–October)</w:t>
-            </w:r>
-          </w:p>
-        </w:tc>
-        <w:tc>
-          <w:tcPr/>
-          <w:p>
-            <w:pPr>
-              <w:pStyle w:val="Compact"/>
-            </w:pPr>
-            <w:r>
-              <w:t xml:space="preserve">Anthropogenic calendar</w:t>
-            </w:r>
-          </w:p>
-        </w:tc>
-        <w:tc>
-          <w:tcPr/>
-          <w:p>
-            <w:pPr>
-              <w:pStyle w:val="Compact"/>
-            </w:pPr>
-            <w:r>
-              <w:t xml:space="preserve">M3 only</w:t>
+              <w:t xml:space="preserve">pct_desmonte_t1</w:t>
+            </w:r>
+          </w:p>
+        </w:tc>
+        <w:tc>
+          <w:tcPr/>
+          <w:p>
+            <w:pPr>
+              <w:pStyle w:val="Compact"/>
+            </w:pPr>
+            <w:r>
+              <w:t xml:space="preserve">Tree-cover loss in the prior year (0–100 %)</w:t>
+            </w:r>
+          </w:p>
+        </w:tc>
+        <w:tc>
+          <w:tcPr/>
+          <w:p>
+            <w:pPr>
+              <w:pStyle w:val="Compact"/>
+            </w:pPr>
+            <w:r>
+              <w:t xml:space="preserve">Hansen GFC-2025 v1.13 (Y-1)</w:t>
+            </w:r>
+          </w:p>
+        </w:tc>
+        <w:tc>
+          <w:tcPr/>
+          <w:p>
+            <w:pPr>
+              <w:pStyle w:val="Compact"/>
+            </w:pPr>
+            <w:r>
+              <w:t xml:space="preserve">M2, M3 and propagation</w:t>
             </w:r>
           </w:p>
         </w:tc>
@@ -3826,40 +3826,40 @@
               <w:pStyle w:val="Compact"/>
             </w:pPr>
             <w:r>
-              <w:t xml:space="preserve">doy_sin</w:t>
-            </w:r>
-          </w:p>
-        </w:tc>
-        <w:tc>
-          <w:tcPr/>
-          <w:p>
-            <w:pPr>
-              <w:pStyle w:val="Compact"/>
-            </w:pPr>
-            <w:r>
-              <w:t xml:space="preserve">Continuous seasonal sine harmonic</w:t>
-            </w:r>
-          </w:p>
-        </w:tc>
-        <w:tc>
-          <w:tcPr/>
-          <w:p>
-            <w:pPr>
-              <w:pStyle w:val="Compact"/>
-            </w:pPr>
-            <w:r>
-              <w:t xml:space="preserve">Derived</w:t>
-            </w:r>
-          </w:p>
-        </w:tc>
-        <w:tc>
-          <w:tcPr/>
-          <w:p>
-            <w:pPr>
-              <w:pStyle w:val="Compact"/>
-            </w:pPr>
-            <w:r>
-              <w:t xml:space="preserve">M3 only</w:t>
+              <w:t xml:space="preserve">pct_desmonte_t2</w:t>
+            </w:r>
+          </w:p>
+        </w:tc>
+        <w:tc>
+          <w:tcPr/>
+          <w:p>
+            <w:pPr>
+              <w:pStyle w:val="Compact"/>
+            </w:pPr>
+            <w:r>
+              <w:t xml:space="preserve">Tree-cover loss two years before (0–100 %)</w:t>
+            </w:r>
+          </w:p>
+        </w:tc>
+        <w:tc>
+          <w:tcPr/>
+          <w:p>
+            <w:pPr>
+              <w:pStyle w:val="Compact"/>
+            </w:pPr>
+            <w:r>
+              <w:t xml:space="preserve">Hansen GFC-2025 v1.13 (Y-2)</w:t>
+            </w:r>
+          </w:p>
+        </w:tc>
+        <w:tc>
+          <w:tcPr/>
+          <w:p>
+            <w:pPr>
+              <w:pStyle w:val="Compact"/>
+            </w:pPr>
+            <w:r>
+              <w:t xml:space="preserve">M2, M3 and propagation</w:t>
             </w:r>
           </w:p>
         </w:tc>
@@ -3872,40 +3872,40 @@
               <w:pStyle w:val="Compact"/>
             </w:pPr>
             <w:r>
-              <w:t xml:space="preserve">doy_cos</w:t>
-            </w:r>
-          </w:p>
-        </w:tc>
-        <w:tc>
-          <w:tcPr/>
-          <w:p>
-            <w:pPr>
-              <w:pStyle w:val="Compact"/>
-            </w:pPr>
-            <w:r>
-              <w:t xml:space="preserve">Continuous seasonal cosine harmonic</w:t>
-            </w:r>
-          </w:p>
-        </w:tc>
-        <w:tc>
-          <w:tcPr/>
-          <w:p>
-            <w:pPr>
-              <w:pStyle w:val="Compact"/>
-            </w:pPr>
-            <w:r>
-              <w:t xml:space="preserve">Derived</w:t>
-            </w:r>
-          </w:p>
-        </w:tc>
-        <w:tc>
-          <w:tcPr/>
-          <w:p>
-            <w:pPr>
-              <w:pStyle w:val="Compact"/>
-            </w:pPr>
-            <w:r>
-              <w:t xml:space="preserve">M3 only</w:t>
+              <w:t xml:space="preserve">presion_desmonte_vpd</w:t>
+            </w:r>
+          </w:p>
+        </w:tc>
+        <w:tc>
+          <w:tcPr/>
+          <w:p>
+            <w:pPr>
+              <w:pStyle w:val="Compact"/>
+            </w:pPr>
+            <w:r>
+              <w:t xml:space="preserve">Deforestation × VPD pressure</w:t>
+            </w:r>
+          </w:p>
+        </w:tc>
+        <w:tc>
+          <w:tcPr/>
+          <w:p>
+            <w:pPr>
+              <w:pStyle w:val="Compact"/>
+            </w:pPr>
+            <w:r>
+              <w:t xml:space="preserve">Derived (Hansen Y-1 × VPD)</w:t>
+            </w:r>
+          </w:p>
+        </w:tc>
+        <w:tc>
+          <w:tcPr/>
+          <w:p>
+            <w:pPr>
+              <w:pStyle w:val="Compact"/>
+            </w:pPr>
+            <w:r>
+              <w:t xml:space="preserve">M2, M3 and propagation</w:t>
             </w:r>
           </w:p>
         </w:tc>
@@ -3918,40 +3918,40 @@
               <w:pStyle w:val="Compact"/>
             </w:pPr>
             <w:r>
-              <w:t xml:space="preserve">presion_quema_pastura</w:t>
-            </w:r>
-          </w:p>
-        </w:tc>
-        <w:tc>
-          <w:tcPr/>
-          <w:p>
-            <w:pPr>
-              <w:pStyle w:val="Compact"/>
-            </w:pPr>
-            <w:r>
-              <w:t xml:space="preserve">Pasture burning pressure (pasture × VPD × month weight)</w:t>
-            </w:r>
-          </w:p>
-        </w:tc>
-        <w:tc>
-          <w:tcPr/>
-          <w:p>
-            <w:pPr>
-              <w:pStyle w:val="Compact"/>
-            </w:pPr>
-            <w:r>
-              <w:t xml:space="preserve">Human–climate interaction</w:t>
-            </w:r>
-          </w:p>
-        </w:tc>
-        <w:tc>
-          <w:tcPr/>
-          <w:p>
-            <w:pPr>
-              <w:pStyle w:val="Compact"/>
-            </w:pPr>
-            <w:r>
-              <w:t xml:space="preserve">M3 only</w:t>
+              <w:t xml:space="preserve">dist_foco_hist_km</w:t>
+            </w:r>
+          </w:p>
+        </w:tc>
+        <w:tc>
+          <w:tcPr/>
+          <w:p>
+            <w:pPr>
+              <w:pStyle w:val="Compact"/>
+            </w:pPr>
+            <w:r>
+              <w:t xml:space="preserve">Minimum distance to training fires (km)</w:t>
+            </w:r>
+          </w:p>
+        </w:tc>
+        <w:tc>
+          <w:tcPr/>
+          <w:p>
+            <w:pPr>
+              <w:pStyle w:val="Compact"/>
+            </w:pPr>
+            <w:r>
+              <w:t xml:space="preserve">FIRMS, causal 3-year window</w:t>
+            </w:r>
+          </w:p>
+        </w:tc>
+        <w:tc>
+          <w:tcPr/>
+          <w:p>
+            <w:pPr>
+              <w:pStyle w:val="Compact"/>
+            </w:pPr>
+            <w:r>
+              <w:t xml:space="preserve">Ignition and propagation</w:t>
             </w:r>
           </w:p>
         </w:tc>
@@ -3964,40 +3964,40 @@
               <w:pStyle w:val="Compact"/>
             </w:pPr>
             <w:r>
-              <w:t xml:space="preserve">focalizacion_antropica_local</w:t>
-            </w:r>
-          </w:p>
-        </w:tc>
-        <w:tc>
-          <w:tcPr/>
-          <w:p>
-            <w:pPr>
-              <w:pStyle w:val="Compact"/>
-            </w:pPr>
-            <w:r>
-              <w:t xml:space="preserve">Local-to-macro concentration ratio (5 km / 25 km)</w:t>
-            </w:r>
-          </w:p>
-        </w:tc>
-        <w:tc>
-          <w:tcPr/>
-          <w:p>
-            <w:pPr>
-              <w:pStyle w:val="Compact"/>
-            </w:pPr>
-            <w:r>
-              <w:t xml:space="preserve">Multiscale ratio</w:t>
-            </w:r>
-          </w:p>
-        </w:tc>
-        <w:tc>
-          <w:tcPr/>
-          <w:p>
-            <w:pPr>
-              <w:pStyle w:val="Compact"/>
-            </w:pPr>
-            <w:r>
-              <w:t xml:space="preserve">M3 only</w:t>
+              <w:t xml:space="preserve">densidad_hist_25km</w:t>
+            </w:r>
+          </w:p>
+        </w:tc>
+        <w:tc>
+          <w:tcPr/>
+          <w:p>
+            <w:pPr>
+              <w:pStyle w:val="Compact"/>
+            </w:pPr>
+            <w:r>
+              <w:t xml:space="preserve">Cumulative historical fire density within 25 km</w:t>
+            </w:r>
+          </w:p>
+        </w:tc>
+        <w:tc>
+          <w:tcPr/>
+          <w:p>
+            <w:pPr>
+              <w:pStyle w:val="Compact"/>
+            </w:pPr>
+            <w:r>
+              <w:t xml:space="preserve">FIRMS, causal 3-year window</w:t>
+            </w:r>
+          </w:p>
+        </w:tc>
+        <w:tc>
+          <w:tcPr/>
+          <w:p>
+            <w:pPr>
+              <w:pStyle w:val="Compact"/>
+            </w:pPr>
+            <w:r>
+              <w:t xml:space="preserve">Ignition and propagation</w:t>
             </w:r>
           </w:p>
         </w:tc>
@@ -4010,40 +4010,40 @@
               <w:pStyle w:val="Compact"/>
             </w:pPr>
             <w:r>
-              <w:t xml:space="preserve">interaccion_acceso_vpd</w:t>
-            </w:r>
-          </w:p>
-        </w:tc>
-        <w:tc>
-          <w:tcPr/>
-          <w:p>
-            <w:pPr>
-              <w:pStyle w:val="Compact"/>
-            </w:pPr>
-            <w:r>
-              <w:t xml:space="preserve">Accessibility–desiccation synergy (exp(−d_hist/5) × VPD)</w:t>
-            </w:r>
-          </w:p>
-        </w:tc>
-        <w:tc>
-          <w:tcPr/>
-          <w:p>
-            <w:pPr>
-              <w:pStyle w:val="Compact"/>
-            </w:pPr>
-            <w:r>
-              <w:t xml:space="preserve">Human–climate interaction</w:t>
-            </w:r>
-          </w:p>
-        </w:tc>
-        <w:tc>
-          <w:tcPr/>
-          <w:p>
-            <w:pPr>
-              <w:pStyle w:val="Compact"/>
-            </w:pPr>
-            <w:r>
-              <w:t xml:space="preserve">M3 only</w:t>
+              <w:t xml:space="preserve">dist_foco_t1_km</w:t>
+            </w:r>
+          </w:p>
+        </w:tc>
+        <w:tc>
+          <w:tcPr/>
+          <w:p>
+            <w:pPr>
+              <w:pStyle w:val="Compact"/>
+            </w:pPr>
+            <w:r>
+              <w:t xml:space="preserve">Minimum distance to an active t-1 fire (km)</w:t>
+            </w:r>
+          </w:p>
+        </w:tc>
+        <w:tc>
+          <w:tcPr/>
+          <w:p>
+            <w:pPr>
+              <w:pStyle w:val="Compact"/>
+            </w:pPr>
+            <w:r>
+              <w:t xml:space="preserve">Causal spatial kernel</w:t>
+            </w:r>
+          </w:p>
+        </w:tc>
+        <w:tc>
+          <w:tcPr/>
+          <w:p>
+            <w:pPr>
+              <w:pStyle w:val="Compact"/>
+            </w:pPr>
+            <w:r>
+              <w:t xml:space="preserve">Propagation only</w:t>
             </w:r>
           </w:p>
         </w:tc>
@@ -4056,6 +4056,558 @@
               <w:pStyle w:val="Compact"/>
             </w:pPr>
             <w:r>
+              <w:t xml:space="preserve">focos_25km_t1</w:t>
+            </w:r>
+          </w:p>
+        </w:tc>
+        <w:tc>
+          <w:tcPr/>
+          <w:p>
+            <w:pPr>
+              <w:pStyle w:val="Compact"/>
+            </w:pPr>
+            <w:r>
+              <w:t xml:space="preserve">Active t-1 fires within 25 km</w:t>
+            </w:r>
+          </w:p>
+        </w:tc>
+        <w:tc>
+          <w:tcPr/>
+          <w:p>
+            <w:pPr>
+              <w:pStyle w:val="Compact"/>
+            </w:pPr>
+            <w:r>
+              <w:t xml:space="preserve">Causal spatial kernel</w:t>
+            </w:r>
+          </w:p>
+        </w:tc>
+        <w:tc>
+          <w:tcPr/>
+          <w:p>
+            <w:pPr>
+              <w:pStyle w:val="Compact"/>
+            </w:pPr>
+            <w:r>
+              <w:t xml:space="preserve">Propagation only</w:t>
+            </w:r>
+          </w:p>
+        </w:tc>
+      </w:tr>
+      <w:tr>
+        <w:tc>
+          <w:tcPr/>
+          <w:p>
+            <w:pPr>
+              <w:pStyle w:val="Compact"/>
+            </w:pPr>
+            <w:r>
+              <w:t xml:space="preserve">frp_25km_t1</w:t>
+            </w:r>
+          </w:p>
+        </w:tc>
+        <w:tc>
+          <w:tcPr/>
+          <w:p>
+            <w:pPr>
+              <w:pStyle w:val="Compact"/>
+            </w:pPr>
+            <w:r>
+              <w:t xml:space="preserve">Accumulated t-1 FRP within 25 km (MW)</w:t>
+            </w:r>
+          </w:p>
+        </w:tc>
+        <w:tc>
+          <w:tcPr/>
+          <w:p>
+            <w:pPr>
+              <w:pStyle w:val="Compact"/>
+            </w:pPr>
+            <w:r>
+              <w:t xml:space="preserve">Causal spatial kernel</w:t>
+            </w:r>
+          </w:p>
+        </w:tc>
+        <w:tc>
+          <w:tcPr/>
+          <w:p>
+            <w:pPr>
+              <w:pStyle w:val="Compact"/>
+            </w:pPr>
+            <w:r>
+              <w:t xml:space="preserve">Propagation only</w:t>
+            </w:r>
+          </w:p>
+        </w:tc>
+      </w:tr>
+      <w:tr>
+        <w:tc>
+          <w:tcPr/>
+          <w:p>
+            <w:pPr>
+              <w:pStyle w:val="Compact"/>
+            </w:pPr>
+            <w:r>
+              <w:t xml:space="preserve">dist_corredor_antropico_km</w:t>
+            </w:r>
+          </w:p>
+        </w:tc>
+        <w:tc>
+          <w:tcPr/>
+          <w:p>
+            <w:pPr>
+              <w:pStyle w:val="Compact"/>
+            </w:pPr>
+            <w:r>
+              <w:t xml:space="preserve">Distance to chronic-recurrence cells (≥3 events, 2018–2022)</w:t>
+            </w:r>
+          </w:p>
+        </w:tc>
+        <w:tc>
+          <w:tcPr/>
+          <w:p>
+            <w:pPr>
+              <w:pStyle w:val="Compact"/>
+            </w:pPr>
+            <w:r>
+              <w:t xml:space="preserve">Anthropogenic prior</w:t>
+            </w:r>
+          </w:p>
+        </w:tc>
+        <w:tc>
+          <w:tcPr/>
+          <w:p>
+            <w:pPr>
+              <w:pStyle w:val="Compact"/>
+            </w:pPr>
+            <w:r>
+              <w:t xml:space="preserve">M3 only</w:t>
+            </w:r>
+          </w:p>
+        </w:tc>
+      </w:tr>
+      <w:tr>
+        <w:tc>
+          <w:tcPr/>
+          <w:p>
+            <w:pPr>
+              <w:pStyle w:val="Compact"/>
+            </w:pPr>
+            <w:r>
+              <w:t xml:space="preserve">densidad_hist_5km</w:t>
+            </w:r>
+          </w:p>
+        </w:tc>
+        <w:tc>
+          <w:tcPr/>
+          <w:p>
+            <w:pPr>
+              <w:pStyle w:val="Compact"/>
+            </w:pPr>
+            <w:r>
+              <w:t xml:space="preserve">Kernel density of historical fires within 5 km</w:t>
+            </w:r>
+          </w:p>
+        </w:tc>
+        <w:tc>
+          <w:tcPr/>
+          <w:p>
+            <w:pPr>
+              <w:pStyle w:val="Compact"/>
+            </w:pPr>
+            <w:r>
+              <w:t xml:space="preserve">Anthropogenic prior</w:t>
+            </w:r>
+          </w:p>
+        </w:tc>
+        <w:tc>
+          <w:tcPr/>
+          <w:p>
+            <w:pPr>
+              <w:pStyle w:val="Compact"/>
+            </w:pPr>
+            <w:r>
+              <w:t xml:space="preserve">M3 only</w:t>
+            </w:r>
+          </w:p>
+        </w:tc>
+      </w:tr>
+      <w:tr>
+        <w:tc>
+          <w:tcPr/>
+          <w:p>
+            <w:pPr>
+              <w:pStyle w:val="Compact"/>
+            </w:pPr>
+            <w:r>
+              <w:t xml:space="preserve">densidad_hist_10km</w:t>
+            </w:r>
+          </w:p>
+        </w:tc>
+        <w:tc>
+          <w:tcPr/>
+          <w:p>
+            <w:pPr>
+              <w:pStyle w:val="Compact"/>
+            </w:pPr>
+            <w:r>
+              <w:t xml:space="preserve">Kernel density of historical fires within 10 km</w:t>
+            </w:r>
+          </w:p>
+        </w:tc>
+        <w:tc>
+          <w:tcPr/>
+          <w:p>
+            <w:pPr>
+              <w:pStyle w:val="Compact"/>
+            </w:pPr>
+            <w:r>
+              <w:t xml:space="preserve">Anthropogenic prior</w:t>
+            </w:r>
+          </w:p>
+        </w:tc>
+        <w:tc>
+          <w:tcPr/>
+          <w:p>
+            <w:pPr>
+              <w:pStyle w:val="Compact"/>
+            </w:pPr>
+            <w:r>
+              <w:t xml:space="preserve">M3 only</w:t>
+            </w:r>
+          </w:p>
+        </w:tc>
+      </w:tr>
+      <w:tr>
+        <w:tc>
+          <w:tcPr/>
+          <w:p>
+            <w:pPr>
+              <w:pStyle w:val="Compact"/>
+            </w:pPr>
+            <w:r>
+              <w:t xml:space="preserve">freq_hist_1km</w:t>
+            </w:r>
+          </w:p>
+        </w:tc>
+        <w:tc>
+          <w:tcPr/>
+          <w:p>
+            <w:pPr>
+              <w:pStyle w:val="Compact"/>
+            </w:pPr>
+            <w:r>
+              <w:t xml:space="preserve">Point recurrence in the 1-km² cell (2018–2022)</w:t>
+            </w:r>
+          </w:p>
+        </w:tc>
+        <w:tc>
+          <w:tcPr/>
+          <w:p>
+            <w:pPr>
+              <w:pStyle w:val="Compact"/>
+            </w:pPr>
+            <w:r>
+              <w:t xml:space="preserve">Anthropogenic prior</w:t>
+            </w:r>
+          </w:p>
+        </w:tc>
+        <w:tc>
+          <w:tcPr/>
+          <w:p>
+            <w:pPr>
+              <w:pStyle w:val="Compact"/>
+            </w:pPr>
+            <w:r>
+              <w:t xml:space="preserve">M3 Oriental and M2 fallback selector</w:t>
+            </w:r>
+          </w:p>
+        </w:tc>
+      </w:tr>
+      <w:tr>
+        <w:tc>
+          <w:tcPr/>
+          <w:p>
+            <w:pPr>
+              <w:pStyle w:val="Compact"/>
+            </w:pPr>
+            <w:r>
+              <w:t xml:space="preserve">temporada_quema_ganadera</w:t>
+            </w:r>
+          </w:p>
+        </w:tc>
+        <w:tc>
+          <w:tcPr/>
+          <w:p>
+            <w:pPr>
+              <w:pStyle w:val="Compact"/>
+            </w:pPr>
+            <w:r>
+              <w:t xml:space="preserve">Livestock burning season indicator (August–October)</w:t>
+            </w:r>
+          </w:p>
+        </w:tc>
+        <w:tc>
+          <w:tcPr/>
+          <w:p>
+            <w:pPr>
+              <w:pStyle w:val="Compact"/>
+            </w:pPr>
+            <w:r>
+              <w:t xml:space="preserve">Anthropogenic calendar</w:t>
+            </w:r>
+          </w:p>
+        </w:tc>
+        <w:tc>
+          <w:tcPr/>
+          <w:p>
+            <w:pPr>
+              <w:pStyle w:val="Compact"/>
+            </w:pPr>
+            <w:r>
+              <w:t xml:space="preserve">M3 only</w:t>
+            </w:r>
+          </w:p>
+        </w:tc>
+      </w:tr>
+      <w:tr>
+        <w:tc>
+          <w:tcPr/>
+          <w:p>
+            <w:pPr>
+              <w:pStyle w:val="Compact"/>
+            </w:pPr>
+            <w:r>
+              <w:t xml:space="preserve">doy_sin</w:t>
+            </w:r>
+          </w:p>
+        </w:tc>
+        <w:tc>
+          <w:tcPr/>
+          <w:p>
+            <w:pPr>
+              <w:pStyle w:val="Compact"/>
+            </w:pPr>
+            <w:r>
+              <w:t xml:space="preserve">Continuous seasonal sine harmonic</w:t>
+            </w:r>
+          </w:p>
+        </w:tc>
+        <w:tc>
+          <w:tcPr/>
+          <w:p>
+            <w:pPr>
+              <w:pStyle w:val="Compact"/>
+            </w:pPr>
+            <w:r>
+              <w:t xml:space="preserve">Derived</w:t>
+            </w:r>
+          </w:p>
+        </w:tc>
+        <w:tc>
+          <w:tcPr/>
+          <w:p>
+            <w:pPr>
+              <w:pStyle w:val="Compact"/>
+            </w:pPr>
+            <w:r>
+              <w:t xml:space="preserve">M3 only</w:t>
+            </w:r>
+          </w:p>
+        </w:tc>
+      </w:tr>
+      <w:tr>
+        <w:tc>
+          <w:tcPr/>
+          <w:p>
+            <w:pPr>
+              <w:pStyle w:val="Compact"/>
+            </w:pPr>
+            <w:r>
+              <w:t xml:space="preserve">doy_cos</w:t>
+            </w:r>
+          </w:p>
+        </w:tc>
+        <w:tc>
+          <w:tcPr/>
+          <w:p>
+            <w:pPr>
+              <w:pStyle w:val="Compact"/>
+            </w:pPr>
+            <w:r>
+              <w:t xml:space="preserve">Continuous seasonal cosine harmonic</w:t>
+            </w:r>
+          </w:p>
+        </w:tc>
+        <w:tc>
+          <w:tcPr/>
+          <w:p>
+            <w:pPr>
+              <w:pStyle w:val="Compact"/>
+            </w:pPr>
+            <w:r>
+              <w:t xml:space="preserve">Derived</w:t>
+            </w:r>
+          </w:p>
+        </w:tc>
+        <w:tc>
+          <w:tcPr/>
+          <w:p>
+            <w:pPr>
+              <w:pStyle w:val="Compact"/>
+            </w:pPr>
+            <w:r>
+              <w:t xml:space="preserve">M3 only</w:t>
+            </w:r>
+          </w:p>
+        </w:tc>
+      </w:tr>
+      <w:tr>
+        <w:tc>
+          <w:tcPr/>
+          <w:p>
+            <w:pPr>
+              <w:pStyle w:val="Compact"/>
+            </w:pPr>
+            <w:r>
+              <w:t xml:space="preserve">presion_quema_pastura</w:t>
+            </w:r>
+          </w:p>
+        </w:tc>
+        <w:tc>
+          <w:tcPr/>
+          <w:p>
+            <w:pPr>
+              <w:pStyle w:val="Compact"/>
+            </w:pPr>
+            <w:r>
+              <w:t xml:space="preserve">Pasture burning pressure (pasture × VPD × month weight)</w:t>
+            </w:r>
+          </w:p>
+        </w:tc>
+        <w:tc>
+          <w:tcPr/>
+          <w:p>
+            <w:pPr>
+              <w:pStyle w:val="Compact"/>
+            </w:pPr>
+            <w:r>
+              <w:t xml:space="preserve">Human–climate interaction</w:t>
+            </w:r>
+          </w:p>
+        </w:tc>
+        <w:tc>
+          <w:tcPr/>
+          <w:p>
+            <w:pPr>
+              <w:pStyle w:val="Compact"/>
+            </w:pPr>
+            <w:r>
+              <w:t xml:space="preserve">M3 only</w:t>
+            </w:r>
+          </w:p>
+        </w:tc>
+      </w:tr>
+      <w:tr>
+        <w:tc>
+          <w:tcPr/>
+          <w:p>
+            <w:pPr>
+              <w:pStyle w:val="Compact"/>
+            </w:pPr>
+            <w:r>
+              <w:t xml:space="preserve">focalizacion_antropica_local</w:t>
+            </w:r>
+          </w:p>
+        </w:tc>
+        <w:tc>
+          <w:tcPr/>
+          <w:p>
+            <w:pPr>
+              <w:pStyle w:val="Compact"/>
+            </w:pPr>
+            <w:r>
+              <w:t xml:space="preserve">Local-to-macro concentration ratio (5 km / 25 km)</w:t>
+            </w:r>
+          </w:p>
+        </w:tc>
+        <w:tc>
+          <w:tcPr/>
+          <w:p>
+            <w:pPr>
+              <w:pStyle w:val="Compact"/>
+            </w:pPr>
+            <w:r>
+              <w:t xml:space="preserve">Multiscale ratio</w:t>
+            </w:r>
+          </w:p>
+        </w:tc>
+        <w:tc>
+          <w:tcPr/>
+          <w:p>
+            <w:pPr>
+              <w:pStyle w:val="Compact"/>
+            </w:pPr>
+            <w:r>
+              <w:t xml:space="preserve">M3 only</w:t>
+            </w:r>
+          </w:p>
+        </w:tc>
+      </w:tr>
+      <w:tr>
+        <w:tc>
+          <w:tcPr/>
+          <w:p>
+            <w:pPr>
+              <w:pStyle w:val="Compact"/>
+            </w:pPr>
+            <w:r>
+              <w:t xml:space="preserve">interaccion_acceso_vpd</w:t>
+            </w:r>
+          </w:p>
+        </w:tc>
+        <w:tc>
+          <w:tcPr/>
+          <w:p>
+            <w:pPr>
+              <w:pStyle w:val="Compact"/>
+            </w:pPr>
+            <w:r>
+              <w:t xml:space="preserve">Accessibility–desiccation synergy (exp(−d_hist/5) × VPD)</w:t>
+            </w:r>
+          </w:p>
+        </w:tc>
+        <w:tc>
+          <w:tcPr/>
+          <w:p>
+            <w:pPr>
+              <w:pStyle w:val="Compact"/>
+            </w:pPr>
+            <w:r>
+              <w:t xml:space="preserve">Human–climate interaction</w:t>
+            </w:r>
+          </w:p>
+        </w:tc>
+        <w:tc>
+          <w:tcPr/>
+          <w:p>
+            <w:pPr>
+              <w:pStyle w:val="Compact"/>
+            </w:pPr>
+            <w:r>
+              <w:t xml:space="preserve">M3 only</w:t>
+            </w:r>
+          </w:p>
+        </w:tc>
+      </w:tr>
+      <w:tr>
+        <w:tc>
+          <w:tcPr/>
+          <w:p>
+            <w:pPr>
+              <w:pStyle w:val="Compact"/>
+            </w:pPr>
+            <w:r>
               <w:t xml:space="preserve">es_combustible</w:t>
             </w:r>
           </w:p>
@@ -4078,7 +4630,7 @@
               <w:pStyle w:val="Compact"/>
             </w:pPr>
             <w:r>
-              <w:t xml:space="preserve">MapBiomas C2 2023</w:t>
+              <w:t xml:space="preserve">MapBiomas C2 annual (Y-1)</w:t>
             </w:r>
           </w:p>
         </w:tc>

--- a/material_suplementario.docx
+++ b/material_suplementario.docx
@@ -149,7 +149,7 @@
         </w:r>
       </w:hyperlink>
       <w:r>
-        <w:t xml:space="preserve">; v2.0.0).</w:t>
+        <w:t xml:space="preserve">; GitHub release v2.0.0).</w:t>
       </w:r>
       <w:r>
         <w:br/>
@@ -165,7 +165,7 @@
         <w:t xml:space="preserve"> </w:t>
       </w:r>
       <w:r>
-        <w:t xml:space="preserve">processed data and test predictions are archived in Zenodo under CC BY 4.0 (data concept DOI</w:t>
+        <w:t xml:space="preserve">processed data and test predictions are available in the v2.0.0 GitHub release under CC BY 4.0 and indexed by the data concept DOI</w:t>
       </w:r>
       <w:r>
         <w:t xml:space="preserve"> </w:t>
@@ -179,7 +179,7 @@
         </w:r>
       </w:hyperlink>
       <w:r>
-        <w:t xml:space="preserve">; v2.0.0).</w:t>
+        <w:t xml:space="preserve">.</w:t>
       </w:r>
     </w:p>
     <w:bookmarkStart w:id="12" w:name="supplementary-contents"/>
@@ -32603,7 +32603,7 @@
         <w:pStyle w:val="FirstParagraph"/>
       </w:pPr>
       <w:r>
-        <w:t xml:space="preserve">Processed data, test predictions, trained models and derived tables are archived in Zenodo under CC BY 4.0 (concept DOI):</w:t>
+        <w:t xml:space="preserve">Processed data, test predictions, trained models and derived tables are available in the v2.0.0 GitHub release under CC BY 4.0 and indexed by the data concept DOI</w:t>
       </w:r>
       <w:r>
         <w:t xml:space="preserve"> </w:t>
@@ -32617,7 +32617,7 @@
         </w:r>
       </w:hyperlink>
       <w:r>
-        <w:t xml:space="preserve">. Raw NASA FIRMS, ERA5-Land/CDS, MapBiomas and geoBoundaries data are obtained from their original providers under their own terms and are documented with SHA-256 hashes in</w:t>
+        <w:t xml:space="preserve">. Raw NASA FIRMS, ERA5-Land/CDS, MapBiomas, Hansen GFC and geoBoundaries data are obtained from their original providers under their own terms and are documented with SHA-256 hashes in</w:t>
       </w:r>
       <w:r>
         <w:t xml:space="preserve"> </w:t>
@@ -32821,7 +32821,7 @@
           <w:b/>
           <w:bCs/>
         </w:rPr>
-        <w:t xml:space="preserve">Code concept DOI (v2.0.0):</w:t>
+        <w:t xml:space="preserve">Code concept DOI:</w:t>
       </w:r>
       <w:r>
         <w:t xml:space="preserve"> </w:t>
